--- a/examples/report_template_output.docx
+++ b/examples/report_template_output.docx
@@ -1,6 +1,239 @@
 
-<file path=word/document.xml>2026-04-2222026-04-2202026-04-2222026-04-2262026-04-22-2026-04-2202026-04-2242026-04-22-2026-04-2222026-04-2222026-04-22<2026-04-2222026-04-2202026-04-2222026-04-2262026-04-22-2026-04-2202026-04-2242026-04-22-2026-04-2222026-04-2222026-04-22?2026-04-2222026-04-2202026-04-2222026-04-2262026-04-22-2026-04-2202026-04-2242026-04-22-2026-04-2222026-04-2222026-04-22x2026-04-2222026-04-2202026-04-2222026-04-2262026-04-22-2026-04-2202026-04-2242026-04-22-2026-04-2222026-04-2222026-04-22m2026-04-2222026-04-2202026-04-2222026-04-2262026-04-22-2026-04-2202026-04-2242026-04-22-2026-04-2222026-04-2222026-04-22l2026-04-2222026-04-2202026-04-2222026-04-2262026-04-22-2026-04-2202026-04-2242026-04-22-2026-04-2222026-04-2222026-04-22 2026-04-2222026-04-2202026-04-2222026-04-2262026-04-22-2026-04-2202026-04-2242026-04-22-2026-04-2222026-04-2222026-04-22v2026-04-2222026-04-2202026-04-2222026-04-2262026-04-22-2026-04-2202026-04-2242026-04-22-2026-04-2222026-04-2222026-04-22e2026-04-2222026-04-2202026-04-2222026-04-2262026-04-22-2026-04-2202026-04-2242026-04-22-2026-04-2222026-04-2222026-04-22r2026-04-2222026-04-2202026-04-2222026-04-2262026-04-22-2026-04-2202026-04-2242026-04-22-2026-04-2222026-04-2222026-04-22s2026-04-2222026-04-2202026-04-2222026-04-2262026-04-22-2026-04-2202026-04-2242026-04-22-2026-04-2222026-04-2222026-04-22i2026-04-2222026-04-2202026-04-2222026-04-2262026-04-22-2026-04-2202026-04-2242026-04-22-2026-04-2222026-04-2222026-04-22o2026-04-2222026-04-2202026-04-2222026-04-2262026-04-22-2026-04-2202026-04-2242026-04-22-2026-04-2222026-04-2222026-04-22n2026-04-2222026-04-2202026-04-2222026-04-2262026-04-22-2026-04-2202026-04-2242026-04-22-2026-04-2222026-04-2222026-04-22=2026-04-2222026-04-2202026-04-2222026-04-2262026-04-22-2026-04-2202026-04-2242026-04-22-2026-04-2222026-04-2222026-04-22'2026-04-2222026-04-2202026-04-2222026-04-2262026-04-22-2026-04-2202026-04-2242026-04-22-2026-04-2222026-04-2222026-04-2212026-04-2222026-04-2202026-04-2222026-04-2262026-04-22-2026-04-2202026-04-2242026-04-22-2026-04-2222026-04-2222026-04-22.2026-04-2222026-04-2202026-04-2222026-04-2262026-04-22-2026-04-2202026-04-2242026-04-22-2026-04-2222026-04-2222026-04-2202026-04-2222026-04-2202026-04-2222026-04-2262026-04-22-2026-04-2202026-04-2242026-04-22-2026-04-2222026-04-2222026-04-22'2026-04-2222026-04-2202026-04-2222026-04-2262026-04-22-2026-04-2202026-04-2242026-04-22-2026-04-2222026-04-2222026-04-22 2026-04-2222026-04-2202026-04-2222026-04-2262026-04-22-2026-04-2202026-04-2242026-04-22-2026-04-2222026-04-2222026-04-22e2026-04-2222026-04-2202026-04-2222026-04-2262026-04-22-2026-04-2202026-04-2242026-04-22-2026-04-2222026-04-2222026-04-22n2026-04-2222026-04-2202026-04-2222026-04-2262026-04-22-2026-04-2202026-04-2242026-04-22-2026-04-2222026-04-2222026-04-22c2026-04-2222026-04-2202026-04-2222026-04-2262026-04-22-2026-04-2202026-04-2242026-04-22-2026-04-2222026-04-2222026-04-22o2026-04-2222026-04-2202026-04-2222026-04-2262026-04-22-2026-04-2202026-04-2242026-04-22-2026-04-2222026-04-2222026-04-22d2026-04-2222026-04-2202026-04-2222026-04-2262026-04-22-2026-04-2202026-04-2242026-04-22-2026-04-2222026-04-2222026-04-22i2026-04-2222026-04-2202026-04-2222026-04-2262026-04-22-2026-04-2202026-04-2242026-04-22-2026-04-2222026-04-2222026-04-22n2026-04-2222026-04-2202026-04-2222026-04-2262026-04-22-2026-04-2202026-04-2242026-04-22-2026-04-2222026-04-2222026-04-22g2026-04-2222026-04-2202026-04-2222026-04-2262026-04-22-2026-04-2202026-04-2242026-04-22-2026-04-2222026-04-2222026-04-22=2026-04-2222026-04-2202026-04-2222026-04-2262026-04-22-2026-04-2202026-04-2242026-04-22-2026-04-2222026-04-2222026-04-22'2026-04-2222026-04-2202026-04-2222026-04-2262026-04-22-2026-04-2202026-04-2242026-04-22-2026-04-2222026-04-2222026-04-22U2026-04-2222026-04-2202026-04-2222026-04-2262026-04-22-2026-04-2202026-04-2242026-04-22-2026-04-2222026-04-2222026-04-22T2026-04-2222026-04-2202026-04-2222026-04-2262026-04-22-2026-04-2202026-04-2242026-04-22-2026-04-2222026-04-2222026-04-22F2026-04-2222026-04-2202026-04-2222026-04-2262026-04-22-2026-04-2202026-04-2242026-04-22-2026-04-2222026-04-2222026-04-22-2026-04-2222026-04-2202026-04-2222026-04-2262026-04-22-2026-04-2202026-04-2242026-04-22-2026-04-2222026-04-2222026-04-2282026-04-2222026-04-2202026-04-2222026-04-2262026-04-22-2026-04-2202026-04-2242026-04-22-2026-04-2222026-04-2222026-04-22'2026-04-2222026-04-2202026-04-2222026-04-2262026-04-22-2026-04-2202026-04-2242026-04-22-2026-04-2222026-04-2222026-04-22 2026-04-2222026-04-2202026-04-2222026-04-2262026-04-22-2026-04-2202026-04-2242026-04-22-2026-04-2222026-04-2222026-04-22s2026-04-2222026-04-2202026-04-2222026-04-2262026-04-22-2026-04-2202026-04-2242026-04-22-2026-04-2222026-04-2222026-04-22t2026-04-2222026-04-2202026-04-2222026-04-2262026-04-22-2026-04-2202026-04-2242026-04-22-2026-04-2222026-04-2222026-04-22a2026-04-2222026-04-2202026-04-2222026-04-2262026-04-22-2026-04-2202026-04-2242026-04-22-2026-04-2222026-04-2222026-04-22n2026-04-2222026-04-2202026-04-2222026-04-2262026-04-22-2026-04-2202026-04-2242026-04-22-2026-04-2222026-04-2222026-04-22d2026-04-2222026-04-2202026-04-2222026-04-2262026-04-22-2026-04-2202026-04-2242026-04-22-2026-04-2222026-04-2222026-04-22a2026-04-2222026-04-2202026-04-2222026-04-2262026-04-22-2026-04-2202026-04-2242026-04-22-2026-04-2222026-04-2222026-04-22l2026-04-2222026-04-2202026-04-2222026-04-2262026-04-22-2026-04-2202026-04-2242026-04-22-2026-04-2222026-04-2222026-04-22o2026-04-2222026-04-2202026-04-2222026-04-2262026-04-22-2026-04-2202026-04-2242026-04-22-2026-04-2222026-04-2222026-04-22n2026-04-2222026-04-2202026-04-2222026-04-2262026-04-22-2026-04-2202026-04-2242026-04-22-2026-04-2222026-04-2222026-04-22e2026-04-2222026-04-2202026-04-2222026-04-2262026-04-22-2026-04-2202026-04-2242026-04-22-2026-04-2222026-04-2222026-04-22=2026-04-2222026-04-2202026-04-2222026-04-2262026-04-22-2026-04-2202026-04-2242026-04-22-2026-04-2222026-04-2222026-04-22'2026-04-2222026-04-2202026-04-2222026-04-2262026-04-22-2026-04-2202026-04-2242026-04-22-2026-04-2222026-04-2222026-04-22y2026-04-2222026-04-2202026-04-2222026-04-2262026-04-22-2026-04-2202026-04-2242026-04-22-2026-04-2222026-04-2222026-04-22e2026-04-2222026-04-2202026-04-2222026-04-2262026-04-22-2026-04-2202026-04-2242026-04-22-2026-04-2222026-04-2222026-04-22s2026-04-2222026-04-2202026-04-2222026-04-2262026-04-22-2026-04-2202026-04-2242026-04-22-2026-04-2222026-04-2222026-04-22'2026-04-2222026-04-2202026-04-2222026-04-2262026-04-22-2026-04-2202026-04-2242026-04-22-2026-04-2222026-04-2222026-04-22?2026-04-2222026-04-2202026-04-2222026-04-2262026-04-22-2026-04-2202026-04-2242026-04-22-2026-04-2222026-04-2222026-04-22>2026-04-2222026-04-2202026-04-2222026-04-2262026-04-22-2026-04-2202026-04-2242026-04-22-2026-04-2222026-04-2222026-04-22
-2026-04-2222026-04-2202026-04-2222026-04-2262026-04-22-2026-04-2202026-04-2242026-04-22-2026-04-2222026-04-2222026-04-22<2026-04-2222026-04-2202026-04-2222026-04-2262026-04-22-2026-04-2202026-04-2242026-04-22-2026-04-2222026-04-2222026-04-22w2026-04-2222026-04-2202026-04-2222026-04-2262026-04-22-2026-04-2202026-04-2242026-04-22-2026-04-2222026-04-2222026-04-22:2026-04-2222026-04-2202026-04-2222026-04-2262026-04-22-2026-04-2202026-04-2242026-04-22-2026-04-2222026-04-2222026-04-22d2026-04-2222026-04-2202026-04-2222026-04-2262026-04-22-2026-04-2202026-04-2242026-04-22-2026-04-2222026-04-2222026-04-22o2026-04-2222026-04-2202026-04-2222026-04-2262026-04-22-2026-04-2202026-04-2242026-04-22-2026-04-2222026-04-2222026-04-22c2026-04-2222026-04-2202026-04-2222026-04-2262026-04-22-2026-04-2202026-04-2242026-04-22-2026-04-2222026-04-2222026-04-22u2026-04-2222026-04-2202026-04-2222026-04-2262026-04-22-2026-04-2202026-04-2242026-04-22-2026-04-2222026-04-2222026-04-22m2026-04-2222026-04-2202026-04-2222026-04-2262026-04-22-2026-04-2202026-04-2242026-04-22-2026-04-2222026-04-2222026-04-22e2026-04-2222026-04-2202026-04-2222026-04-2262026-04-22-2026-04-2202026-04-2242026-04-22-2026-04-2222026-04-2222026-04-22n2026-04-2222026-04-2202026-04-2222026-04-2262026-04-22-2026-04-2202026-04-2242026-04-22-2026-04-2222026-04-2222026-04-22t2026-04-2222026-04-2202026-04-2222026-04-2262026-04-22-2026-04-2202026-04-2242026-04-22-2026-04-2222026-04-2222026-04-22 2026-04-2222026-04-2202026-04-2222026-04-2262026-04-22-2026-04-2202026-04-2242026-04-22-2026-04-2222026-04-2222026-04-22x2026-04-2222026-04-2202026-04-2222026-04-2262026-04-22-2026-04-2202026-04-2242026-04-22-2026-04-2222026-04-2222026-04-22m2026-04-2222026-04-2202026-04-2222026-04-2262026-04-22-2026-04-2202026-04-2242026-04-22-2026-04-2222026-04-2222026-04-22l2026-04-2222026-04-2202026-04-2222026-04-2262026-04-22-2026-04-2202026-04-2242026-04-22-2026-04-2222026-04-2222026-04-22n2026-04-2222026-04-2202026-04-2222026-04-2262026-04-22-2026-04-2202026-04-2242026-04-22-2026-04-2222026-04-2222026-04-22s2026-04-2222026-04-2202026-04-2222026-04-2262026-04-22-2026-04-2202026-04-2242026-04-22-2026-04-2222026-04-2222026-04-22:2026-04-2222026-04-2202026-04-2222026-04-2262026-04-22-2026-04-2202026-04-2242026-04-22-2026-04-2222026-04-2222026-04-22w2026-04-2222026-04-2202026-04-2222026-04-2262026-04-22-2026-04-2202026-04-2242026-04-22-2026-04-2222026-04-2222026-04-22p2026-04-2222026-04-2202026-04-2222026-04-2262026-04-22-2026-04-2202026-04-2242026-04-22-2026-04-2222026-04-2222026-04-22c2026-04-2222026-04-2202026-04-2222026-04-2262026-04-22-2026-04-2202026-04-2242026-04-22-2026-04-2222026-04-2222026-04-22=2026-04-2222026-04-2202026-04-2222026-04-2262026-04-22-2026-04-2202026-04-2242026-04-22-2026-04-2222026-04-2222026-04-22"2026-04-2222026-04-2202026-04-2222026-04-2262026-04-22-2026-04-2202026-04-2242026-04-22-2026-04-2222026-04-2222026-04-22h2026-04-2222026-04-2202026-04-2222026-04-2262026-04-22-2026-04-2202026-04-2242026-04-22-2026-04-2222026-04-2222026-04-22t2026-04-2222026-04-2202026-04-2222026-04-2262026-04-22-2026-04-2202026-04-2242026-04-22-2026-04-2222026-04-2222026-04-22t2026-04-2222026-04-2202026-04-2222026-04-2262026-04-22-2026-04-2202026-04-2242026-04-22-2026-04-2222026-04-2222026-04-22p2026-04-2222026-04-2202026-04-2222026-04-2262026-04-22-2026-04-2202026-04-2242026-04-22-2026-04-2222026-04-2222026-04-22:2026-04-2222026-04-2202026-04-2222026-04-2262026-04-22-2026-04-2202026-04-2242026-04-22-2026-04-2222026-04-2222026-04-22/2026-04-2222026-04-2202026-04-2222026-04-2262026-04-22-2026-04-2202026-04-2242026-04-22-2026-04-2222026-04-2222026-04-22/2026-04-2222026-04-2202026-04-2222026-04-2262026-04-22-2026-04-2202026-04-2242026-04-22-2026-04-2222026-04-2222026-04-22s2026-04-2222026-04-2202026-04-2222026-04-2262026-04-22-2026-04-2202026-04-2242026-04-22-2026-04-2222026-04-2222026-04-22c2026-04-2222026-04-2202026-04-2222026-04-2262026-04-22-2026-04-2202026-04-2242026-04-22-2026-04-2222026-04-2222026-04-22h2026-04-2222026-04-2202026-04-2222026-04-2262026-04-22-2026-04-2202026-04-2242026-04-22-2026-04-2222026-04-2222026-04-22e2026-04-2222026-04-2202026-04-2222026-04-2262026-04-22-2026-04-2202026-04-2242026-04-22-2026-04-2222026-04-2222026-04-22m2026-04-2222026-04-2202026-04-2222026-04-2262026-04-22-2026-04-2202026-04-2242026-04-22-2026-04-2222026-04-2222026-04-22a2026-04-2222026-04-2202026-04-2222026-04-2262026-04-22-2026-04-2202026-04-2242026-04-22-2026-04-2222026-04-2222026-04-22s2026-04-2222026-04-2202026-04-2222026-04-2262026-04-22-2026-04-2202026-04-2242026-04-22-2026-04-2222026-04-2222026-04-22.2026-04-2222026-04-2202026-04-2222026-04-2262026-04-22-2026-04-2202026-04-2242026-04-22-2026-04-2222026-04-2222026-04-22m2026-04-2222026-04-2202026-04-2222026-04-2262026-04-22-2026-04-2202026-04-2242026-04-22-2026-04-2222026-04-2222026-04-22i2026-04-2222026-04-2202026-04-2222026-04-2262026-04-22-2026-04-2202026-04-2242026-04-22-2026-04-2222026-04-2222026-04-22c2026-04-2222026-04-2202026-04-2222026-04-2262026-04-22-2026-04-2202026-04-2242026-04-22-2026-04-2222026-04-2222026-04-22r2026-04-2222026-04-2202026-04-2222026-04-2262026-04-22-2026-04-2202026-04-2242026-04-22-2026-04-2222026-04-2222026-04-22o2026-04-2222026-04-2202026-04-2222026-04-2262026-04-22-2026-04-2202026-04-2242026-04-22-2026-04-2222026-04-2222026-04-22s2026-04-2222026-04-2202026-04-2222026-04-2262026-04-22-2026-04-2202026-04-2242026-04-22-2026-04-2222026-04-2222026-04-22o2026-04-2222026-04-2202026-04-2222026-04-2262026-04-22-2026-04-2202026-04-2242026-04-22-2026-04-2222026-04-2222026-04-22f2026-04-2222026-04-2202026-04-2222026-04-2262026-04-22-2026-04-2202026-04-2242026-04-22-2026-04-2222026-04-2222026-04-22t2026-04-2222026-04-2202026-04-2222026-04-2262026-04-22-2026-04-2202026-04-2242026-04-22-2026-04-2222026-04-2222026-04-22.2026-04-2222026-04-2202026-04-2222026-04-2262026-04-22-2026-04-2202026-04-2242026-04-22-2026-04-2222026-04-2222026-04-22c2026-04-2222026-04-2202026-04-2222026-04-2262026-04-22-2026-04-2202026-04-2242026-04-22-2026-04-2222026-04-2222026-04-22o2026-04-2222026-04-2202026-04-2222026-04-2262026-04-22-2026-04-2202026-04-2242026-04-22-2026-04-2222026-04-2222026-04-22m2026-04-2222026-04-2202026-04-2222026-04-2262026-04-22-2026-04-2202026-04-2242026-04-22-2026-04-2222026-04-2222026-04-22/2026-04-2222026-04-2202026-04-2222026-04-2262026-04-22-2026-04-2202026-04-2242026-04-22-2026-04-2222026-04-2222026-04-22o2026-04-2222026-04-2202026-04-2222026-04-2262026-04-22-2026-04-2202026-04-2242026-04-22-2026-04-2222026-04-2222026-04-22f2026-04-2222026-04-2202026-04-2222026-04-2262026-04-22-2026-04-2202026-04-2242026-04-22-2026-04-2222026-04-2222026-04-22f2026-04-2222026-04-2202026-04-2222026-04-2262026-04-22-2026-04-2202026-04-2242026-04-22-2026-04-2222026-04-2222026-04-22i2026-04-2222026-04-2202026-04-2222026-04-2262026-04-22-2026-04-2202026-04-2242026-04-22-2026-04-2222026-04-2222026-04-22c2026-04-2222026-04-2202026-04-2222026-04-2262026-04-22-2026-04-2202026-04-2242026-04-22-2026-04-2222026-04-2222026-04-22e2026-04-2222026-04-2202026-04-2222026-04-2262026-04-22-2026-04-2202026-04-2242026-04-22-2026-04-2222026-04-2222026-04-22/2026-04-2222026-04-2202026-04-2222026-04-2262026-04-22-2026-04-2202026-04-2242026-04-22-2026-04-2222026-04-2222026-04-22w2026-04-2222026-04-2202026-04-2222026-04-2262026-04-22-2026-04-2202026-04-2242026-04-22-2026-04-2222026-04-2222026-04-22o2026-04-2222026-04-2202026-04-2222026-04-2262026-04-22-2026-04-2202026-04-2242026-04-22-2026-04-2222026-04-2222026-04-22r2026-04-2222026-04-2202026-04-2222026-04-2262026-04-22-2026-04-2202026-04-2242026-04-22-2026-04-2222026-04-2222026-04-22d2026-04-2222026-04-2202026-04-2222026-04-2262026-04-22-2026-04-2202026-04-2242026-04-22-2026-04-2222026-04-2222026-04-22/2026-04-2222026-04-2202026-04-2222026-04-2262026-04-22-2026-04-2202026-04-2242026-04-22-2026-04-2222026-04-2222026-04-2222026-04-2222026-04-2202026-04-2222026-04-2262026-04-22-2026-04-2202026-04-2242026-04-22-2026-04-2222026-04-2222026-04-2202026-04-2222026-04-2202026-04-2222026-04-2262026-04-22-2026-04-2202026-04-2242026-04-22-2026-04-2222026-04-2222026-04-2212026-04-2222026-04-2202026-04-2222026-04-2262026-04-22-2026-04-2202026-04-2242026-04-22-2026-04-2222026-04-2222026-04-2202026-04-2222026-04-2202026-04-2222026-04-2262026-04-22-2026-04-2202026-04-2242026-04-22-2026-04-2222026-04-2222026-04-22/2026-04-2222026-04-2202026-04-2222026-04-2262026-04-22-2026-04-2202026-04-2242026-04-22-2026-04-2222026-04-2222026-04-22w2026-04-2222026-04-2202026-04-2222026-04-2262026-04-22-2026-04-2202026-04-2242026-04-22-2026-04-2222026-04-2222026-04-22o2026-04-2222026-04-2202026-04-2222026-04-2262026-04-22-2026-04-2202026-04-2242026-04-22-2026-04-2222026-04-2222026-04-22r2026-04-2222026-04-2202026-04-2222026-04-2262026-04-22-2026-04-2202026-04-2242026-04-22-2026-04-2222026-04-2222026-04-22d2026-04-2222026-04-2202026-04-2222026-04-2262026-04-22-2026-04-2202026-04-2242026-04-22-2026-04-2222026-04-2222026-04-22p2026-04-2222026-04-2202026-04-2222026-04-2262026-04-22-2026-04-2202026-04-2242026-04-22-2026-04-2222026-04-2222026-04-22r2026-04-2222026-04-2202026-04-2222026-04-2262026-04-22-2026-04-2202026-04-2242026-04-22-2026-04-2222026-04-2222026-04-22o2026-04-2222026-04-2202026-04-2222026-04-2262026-04-22-2026-04-2202026-04-2242026-04-22-2026-04-2222026-04-2222026-04-22c2026-04-2222026-04-2202026-04-2222026-04-2262026-04-22-2026-04-2202026-04-2242026-04-22-2026-04-2222026-04-2222026-04-22e2026-04-2222026-04-2202026-04-2222026-04-2262026-04-22-2026-04-2202026-04-2242026-04-22-2026-04-2222026-04-2222026-04-22s2026-04-2222026-04-2202026-04-2222026-04-2262026-04-22-2026-04-2202026-04-2242026-04-22-2026-04-2222026-04-2222026-04-22s2026-04-2222026-04-2202026-04-2222026-04-2262026-04-22-2026-04-2202026-04-2242026-04-22-2026-04-2222026-04-2222026-04-22i2026-04-2222026-04-2202026-04-2222026-04-2262026-04-22-2026-04-2202026-04-2242026-04-22-2026-04-2222026-04-2222026-04-22n2026-04-2222026-04-2202026-04-2222026-04-2262026-04-22-2026-04-2202026-04-2242026-04-22-2026-04-2222026-04-2222026-04-22g2026-04-2222026-04-2202026-04-2222026-04-2262026-04-22-2026-04-2202026-04-2242026-04-22-2026-04-2222026-04-2222026-04-22C2026-04-2222026-04-2202026-04-2222026-04-2262026-04-22-2026-04-2202026-04-2242026-04-22-2026-04-2222026-04-2222026-04-22a2026-04-2222026-04-2202026-04-2222026-04-2262026-04-22-2026-04-2202026-04-2242026-04-22-2026-04-2222026-04-2222026-04-22n2026-04-2222026-04-2202026-04-2222026-04-2262026-04-22-2026-04-2202026-04-2242026-04-22-2026-04-2222026-04-2222026-04-22v2026-04-2222026-04-2202026-04-2222026-04-2262026-04-22-2026-04-2202026-04-2242026-04-22-2026-04-2222026-04-2222026-04-22a2026-04-2222026-04-2202026-04-2222026-04-2262026-04-22-2026-04-2202026-04-2242026-04-22-2026-04-2222026-04-2222026-04-22s2026-04-2222026-04-2202026-04-2222026-04-2262026-04-22-2026-04-2202026-04-2242026-04-22-2026-04-2222026-04-2222026-04-22"2026-04-2222026-04-2202026-04-2222026-04-2262026-04-22-2026-04-2202026-04-2242026-04-22-2026-04-2222026-04-2222026-04-22 2026-04-2222026-04-2202026-04-2222026-04-2262026-04-22-2026-04-2202026-04-2242026-04-22-2026-04-2222026-04-2222026-04-22x2026-04-2222026-04-2202026-04-2222026-04-2262026-04-22-2026-04-2202026-04-2242026-04-22-2026-04-2222026-04-2222026-04-22m2026-04-2222026-04-2202026-04-2222026-04-2262026-04-22-2026-04-2202026-04-2242026-04-22-2026-04-2222026-04-2222026-04-22l2026-04-2222026-04-2202026-04-2222026-04-2262026-04-22-2026-04-2202026-04-2242026-04-22-2026-04-2222026-04-2222026-04-22n2026-04-2222026-04-2202026-04-2222026-04-2262026-04-22-2026-04-2202026-04-2242026-04-22-2026-04-2222026-04-2222026-04-22s2026-04-2222026-04-2202026-04-2222026-04-2262026-04-22-2026-04-2202026-04-2242026-04-22-2026-04-2222026-04-2222026-04-22:2026-04-2222026-04-2202026-04-2222026-04-2262026-04-22-2026-04-2202026-04-2242026-04-22-2026-04-2222026-04-2222026-04-22m2026-04-2222026-04-2202026-04-2222026-04-2262026-04-22-2026-04-2202026-04-2242026-04-22-2026-04-2222026-04-2222026-04-22o2026-04-2222026-04-2202026-04-2222026-04-2262026-04-22-2026-04-2202026-04-2242026-04-22-2026-04-2222026-04-2222026-04-22=2026-04-2222026-04-2202026-04-2222026-04-2262026-04-22-2026-04-2202026-04-2242026-04-22-2026-04-2222026-04-2222026-04-22"2026-04-2222026-04-2202026-04-2222026-04-2262026-04-22-2026-04-2202026-04-2242026-04-22-2026-04-2222026-04-2222026-04-22h2026-04-2222026-04-2202026-04-2222026-04-2262026-04-22-2026-04-2202026-04-2242026-04-22-2026-04-2222026-04-2222026-04-22t2026-04-2222026-04-2202026-04-2222026-04-2262026-04-22-2026-04-2202026-04-2242026-04-22-2026-04-2222026-04-2222026-04-22t2026-04-2222026-04-2202026-04-2222026-04-2262026-04-22-2026-04-2202026-04-2242026-04-22-2026-04-2222026-04-2222026-04-22p2026-04-2222026-04-2202026-04-2222026-04-2262026-04-22-2026-04-2202026-04-2242026-04-22-2026-04-2222026-04-2222026-04-22:2026-04-2222026-04-2202026-04-2222026-04-2262026-04-22-2026-04-2202026-04-2242026-04-22-2026-04-2222026-04-2222026-04-22/2026-04-2222026-04-2202026-04-2222026-04-2262026-04-22-2026-04-2202026-04-2242026-04-22-2026-04-2222026-04-2222026-04-22/2026-04-2222026-04-2202026-04-2222026-04-2262026-04-22-2026-04-2202026-04-2242026-04-22-2026-04-2222026-04-2222026-04-22s2026-04-2222026-04-2202026-04-2222026-04-2262026-04-22-2026-04-2202026-04-2242026-04-22-2026-04-2222026-04-2222026-04-22c2026-04-2222026-04-2202026-04-2222026-04-2262026-04-22-2026-04-2202026-04-2242026-04-22-2026-04-2222026-04-2222026-04-22h2026-04-2222026-04-2202026-04-2222026-04-2262026-04-22-2026-04-2202026-04-2242026-04-22-2026-04-2222026-04-2222026-04-22e2026-04-2222026-04-2202026-04-2222026-04-2262026-04-22-2026-04-2202026-04-2242026-04-22-2026-04-2222026-04-2222026-04-22m2026-04-2222026-04-2202026-04-2222026-04-2262026-04-22-2026-04-2202026-04-2242026-04-22-2026-04-2222026-04-2222026-04-22a2026-04-2222026-04-2202026-04-2222026-04-2262026-04-22-2026-04-2202026-04-2242026-04-22-2026-04-2222026-04-2222026-04-22s2026-04-2222026-04-2202026-04-2222026-04-2262026-04-22-2026-04-2202026-04-2242026-04-22-2026-04-2222026-04-2222026-04-22.2026-04-2222026-04-2202026-04-2222026-04-2262026-04-22-2026-04-2202026-04-2242026-04-22-2026-04-2222026-04-2222026-04-22m2026-04-2222026-04-2202026-04-2222026-04-2262026-04-22-2026-04-2202026-04-2242026-04-22-2026-04-2222026-04-2222026-04-22i2026-04-2222026-04-2202026-04-2222026-04-2262026-04-22-2026-04-2202026-04-2242026-04-22-2026-04-2222026-04-2222026-04-22c2026-04-2222026-04-2202026-04-2222026-04-2262026-04-22-2026-04-2202026-04-2242026-04-22-2026-04-2222026-04-2222026-04-22r2026-04-2222026-04-2202026-04-2222026-04-2262026-04-22-2026-04-2202026-04-2242026-04-22-2026-04-2222026-04-2222026-04-22o2026-04-2222026-04-2202026-04-2222026-04-2262026-04-22-2026-04-2202026-04-2242026-04-22-2026-04-2222026-04-2222026-04-22s2026-04-2222026-04-2202026-04-2222026-04-2262026-04-22-2026-04-2202026-04-2242026-04-22-2026-04-2222026-04-2222026-04-22o2026-04-2222026-04-2202026-04-2222026-04-2262026-04-22-2026-04-2202026-04-2242026-04-22-2026-04-2222026-04-2222026-04-22f2026-04-2222026-04-2202026-04-2222026-04-2262026-04-22-2026-04-2202026-04-2242026-04-22-2026-04-2222026-04-2222026-04-22t2026-04-2222026-04-2202026-04-2222026-04-2262026-04-22-2026-04-2202026-04-2242026-04-22-2026-04-2222026-04-2222026-04-22.2026-04-2222026-04-2202026-04-2222026-04-2262026-04-22-2026-04-2202026-04-2242026-04-22-2026-04-2222026-04-2222026-04-22c2026-04-2222026-04-2202026-04-2222026-04-2262026-04-22-2026-04-2202026-04-2242026-04-22-2026-04-2222026-04-2222026-04-22o2026-04-2222026-04-2202026-04-2222026-04-2262026-04-22-2026-04-2202026-04-2242026-04-22-2026-04-2222026-04-2222026-04-22m2026-04-2222026-04-2202026-04-2222026-04-2262026-04-22-2026-04-2202026-04-2242026-04-22-2026-04-2222026-04-2222026-04-22/2026-04-2222026-04-2202026-04-2222026-04-2262026-04-22-2026-04-2202026-04-2242026-04-22-2026-04-2222026-04-2222026-04-22o2026-04-2222026-04-2202026-04-2222026-04-2262026-04-22-2026-04-2202026-04-2242026-04-22-2026-04-2222026-04-2222026-04-22f2026-04-2222026-04-2202026-04-2222026-04-2262026-04-22-2026-04-2202026-04-2242026-04-22-2026-04-2222026-04-2222026-04-22f2026-04-2222026-04-2202026-04-2222026-04-2262026-04-22-2026-04-2202026-04-2242026-04-22-2026-04-2222026-04-2222026-04-22i2026-04-2222026-04-2202026-04-2222026-04-2262026-04-22-2026-04-2202026-04-2242026-04-22-2026-04-2222026-04-2222026-04-22c2026-04-2222026-04-2202026-04-2222026-04-2262026-04-22-2026-04-2202026-04-2242026-04-22-2026-04-2222026-04-2222026-04-22e2026-04-2222026-04-2202026-04-2222026-04-2262026-04-22-2026-04-2202026-04-2242026-04-22-2026-04-2222026-04-2222026-04-22/2026-04-2222026-04-2202026-04-2222026-04-2262026-04-22-2026-04-2202026-04-2242026-04-22-2026-04-2222026-04-2222026-04-22m2026-04-2222026-04-2202026-04-2222026-04-2262026-04-22-2026-04-2202026-04-2242026-04-22-2026-04-2222026-04-2222026-04-22a2026-04-2222026-04-2202026-04-2222026-04-2262026-04-22-2026-04-2202026-04-2242026-04-22-2026-04-2222026-04-2222026-04-22c2026-04-2222026-04-2202026-04-2222026-04-2262026-04-22-2026-04-2202026-04-2242026-04-22-2026-04-2222026-04-2222026-04-22/2026-04-2222026-04-2202026-04-2222026-04-2262026-04-22-2026-04-2202026-04-2242026-04-22-2026-04-2222026-04-2222026-04-22o2026-04-2222026-04-2202026-04-2222026-04-2262026-04-22-2026-04-2202026-04-2242026-04-22-2026-04-2222026-04-2222026-04-22f2026-04-2222026-04-2202026-04-2222026-04-2262026-04-22-2026-04-2202026-04-2242026-04-22-2026-04-2222026-04-2222026-04-22f2026-04-2222026-04-2202026-04-2222026-04-2262026-04-22-2026-04-2202026-04-2242026-04-22-2026-04-2222026-04-2222026-04-22i2026-04-2222026-04-2202026-04-2222026-04-2262026-04-22-2026-04-2202026-04-2242026-04-22-2026-04-2222026-04-2222026-04-22c2026-04-2222026-04-2202026-04-2222026-04-2262026-04-22-2026-04-2202026-04-2242026-04-22-2026-04-2222026-04-2222026-04-22e2026-04-2222026-04-2202026-04-2222026-04-2262026-04-22-2026-04-2202026-04-2242026-04-22-2026-04-2222026-04-2222026-04-22/2026-04-2222026-04-2202026-04-2222026-04-2262026-04-22-2026-04-2202026-04-2242026-04-22-2026-04-2222026-04-2222026-04-2222026-04-2222026-04-2202026-04-2222026-04-2262026-04-22-2026-04-2202026-04-2242026-04-22-2026-04-2222026-04-2222026-04-2202026-04-2222026-04-2202026-04-2222026-04-2262026-04-22-2026-04-2202026-04-2242026-04-22-2026-04-2222026-04-2222026-04-2202026-04-2222026-04-2202026-04-2222026-04-2262026-04-22-2026-04-2202026-04-2242026-04-22-2026-04-2222026-04-2222026-04-2282026-04-2222026-04-2202026-04-2222026-04-2262026-04-22-2026-04-2202026-04-2242026-04-22-2026-04-2222026-04-2222026-04-22/2026-04-2222026-04-2202026-04-2222026-04-2262026-04-22-2026-04-2202026-04-2242026-04-22-2026-04-2222026-04-2222026-04-22m2026-04-2222026-04-2202026-04-2222026-04-2262026-04-22-2026-04-2202026-04-2242026-04-22-2026-04-2222026-04-2222026-04-22a2026-04-2222026-04-2202026-04-2222026-04-2262026-04-22-2026-04-2202026-04-2242026-04-22-2026-04-2222026-04-2222026-04-22i2026-04-2222026-04-2202026-04-2222026-04-2262026-04-22-2026-04-2202026-04-2242026-04-22-2026-04-2222026-04-2222026-04-22n2026-04-2222026-04-2202026-04-2222026-04-2262026-04-22-2026-04-2202026-04-2242026-04-22-2026-04-2222026-04-2222026-04-22"2026-04-2222026-04-2202026-04-2222026-04-2262026-04-22-2026-04-2202026-04-2242026-04-22-2026-04-2222026-04-2222026-04-22 2026-04-2222026-04-2202026-04-2222026-04-2262026-04-22-2026-04-2202026-04-2242026-04-22-2026-04-2222026-04-2222026-04-22x2026-04-2222026-04-2202026-04-2222026-04-2262026-04-22-2026-04-2202026-04-2242026-04-22-2026-04-2222026-04-2222026-04-22m2026-04-2222026-04-2202026-04-2222026-04-2262026-04-22-2026-04-2202026-04-2242026-04-22-2026-04-2222026-04-2222026-04-22l2026-04-2222026-04-2202026-04-2222026-04-2262026-04-22-2026-04-2202026-04-2242026-04-22-2026-04-2222026-04-2222026-04-22n2026-04-2222026-04-2202026-04-2222026-04-2262026-04-22-2026-04-2202026-04-2242026-04-22-2026-04-2222026-04-2222026-04-22s2026-04-2222026-04-2202026-04-2222026-04-2262026-04-22-2026-04-2202026-04-2242026-04-22-2026-04-2222026-04-2222026-04-22:2026-04-2222026-04-2202026-04-2222026-04-2262026-04-22-2026-04-2202026-04-2242026-04-22-2026-04-2222026-04-2222026-04-22m2026-04-2222026-04-2202026-04-2222026-04-2262026-04-22-2026-04-2202026-04-2242026-04-22-2026-04-2222026-04-2222026-04-22c2026-04-2222026-04-2202026-04-2222026-04-2262026-04-22-2026-04-2202026-04-2242026-04-22-2026-04-2222026-04-2222026-04-22=2026-04-2222026-04-2202026-04-2222026-04-2262026-04-22-2026-04-2202026-04-2242026-04-22-2026-04-2222026-04-2222026-04-22"2026-04-2222026-04-2202026-04-2222026-04-2262026-04-22-2026-04-2202026-04-2242026-04-22-2026-04-2222026-04-2222026-04-22h2026-04-2222026-04-2202026-04-2222026-04-2262026-04-22-2026-04-2202026-04-2242026-04-22-2026-04-2222026-04-2222026-04-22t2026-04-2222026-04-2202026-04-2222026-04-2262026-04-22-2026-04-2202026-04-2242026-04-22-2026-04-2222026-04-2222026-04-22t2026-04-2222026-04-2202026-04-2222026-04-2262026-04-22-2026-04-2202026-04-2242026-04-22-2026-04-2222026-04-2222026-04-22p2026-04-2222026-04-2202026-04-2222026-04-2262026-04-22-2026-04-2202026-04-2242026-04-22-2026-04-2222026-04-2222026-04-22:2026-04-2222026-04-2202026-04-2222026-04-2262026-04-22-2026-04-2202026-04-2242026-04-22-2026-04-2222026-04-2222026-04-22/2026-04-2222026-04-2202026-04-2222026-04-2262026-04-22-2026-04-2202026-04-2242026-04-22-2026-04-2222026-04-2222026-04-22/2026-04-2222026-04-2202026-04-2222026-04-2262026-04-22-2026-04-2202026-04-2242026-04-22-2026-04-2222026-04-2222026-04-22s2026-04-2222026-04-2202026-04-2222026-04-2262026-04-22-2026-04-2202026-04-2242026-04-22-2026-04-2222026-04-2222026-04-22c2026-04-2222026-04-2202026-04-2222026-04-2262026-04-22-2026-04-2202026-04-2242026-04-22-2026-04-2222026-04-2222026-04-22h2026-04-2222026-04-2202026-04-2222026-04-2262026-04-22-2026-04-2202026-04-2242026-04-22-2026-04-2222026-04-2222026-04-22e2026-04-2222026-04-2202026-04-2222026-04-2262026-04-22-2026-04-2202026-04-2242026-04-22-2026-04-2222026-04-2222026-04-22m2026-04-2222026-04-2202026-04-2222026-04-2262026-04-22-2026-04-2202026-04-2242026-04-22-2026-04-2222026-04-2222026-04-22a2026-04-2222026-04-2202026-04-2222026-04-2262026-04-22-2026-04-2202026-04-2242026-04-22-2026-04-2222026-04-2222026-04-22s2026-04-2222026-04-2202026-04-2222026-04-2262026-04-22-2026-04-2202026-04-2242026-04-22-2026-04-2222026-04-2222026-04-22.2026-04-2222026-04-2202026-04-2222026-04-2262026-04-22-2026-04-2202026-04-2242026-04-22-2026-04-2222026-04-2222026-04-22o2026-04-2222026-04-2202026-04-2222026-04-2262026-04-22-2026-04-2202026-04-2242026-04-22-2026-04-2222026-04-2222026-04-22p2026-04-2222026-04-2202026-04-2222026-04-2262026-04-22-2026-04-2202026-04-2242026-04-22-2026-04-2222026-04-2222026-04-22e2026-04-2222026-04-2202026-04-2222026-04-2262026-04-22-2026-04-2202026-04-2242026-04-22-2026-04-2222026-04-2222026-04-22n2026-04-2222026-04-2202026-04-2222026-04-2262026-04-22-2026-04-2202026-04-2242026-04-22-2026-04-2222026-04-2222026-04-22x2026-04-2222026-04-2202026-04-2222026-04-2262026-04-22-2026-04-2202026-04-2242026-04-22-2026-04-2222026-04-2222026-04-22m2026-04-2222026-04-2202026-04-2222026-04-2262026-04-22-2026-04-2202026-04-2242026-04-22-2026-04-2222026-04-2222026-04-22l2026-04-2222026-04-2202026-04-2222026-04-2262026-04-22-2026-04-2202026-04-2242026-04-22-2026-04-2222026-04-2222026-04-22f2026-04-2222026-04-2202026-04-2222026-04-2262026-04-22-2026-04-2202026-04-2242026-04-22-2026-04-2222026-04-2222026-04-22o2026-04-2222026-04-2202026-04-2222026-04-2262026-04-22-2026-04-2202026-04-2242026-04-22-2026-04-2222026-04-2222026-04-22r2026-04-2222026-04-2202026-04-2222026-04-2262026-04-22-2026-04-2202026-04-2242026-04-22-2026-04-2222026-04-2222026-04-22m2026-04-2222026-04-2202026-04-2222026-04-2262026-04-22-2026-04-2202026-04-2242026-04-22-2026-04-2222026-04-2222026-04-22a2026-04-2222026-04-2202026-04-2222026-04-2262026-04-22-2026-04-2202026-04-2242026-04-22-2026-04-2222026-04-2222026-04-22t2026-04-2222026-04-2202026-04-2222026-04-2262026-04-22-2026-04-2202026-04-2242026-04-22-2026-04-2222026-04-2222026-04-22s2026-04-2222026-04-2202026-04-2222026-04-2262026-04-22-2026-04-2202026-04-2242026-04-22-2026-04-2222026-04-2222026-04-22.2026-04-2222026-04-2202026-04-2222026-04-2262026-04-22-2026-04-2202026-04-2242026-04-22-2026-04-2222026-04-2222026-04-22o2026-04-2222026-04-2202026-04-2222026-04-2262026-04-22-2026-04-2202026-04-2242026-04-22-2026-04-2222026-04-2222026-04-22r2026-04-2222026-04-2202026-04-2222026-04-2262026-04-22-2026-04-2202026-04-2242026-04-22-2026-04-2222026-04-2222026-04-22g2026-04-2222026-04-2202026-04-2222026-04-2262026-04-22-2026-04-2202026-04-2242026-04-22-2026-04-2222026-04-2222026-04-22/2026-04-2222026-04-2202026-04-2222026-04-2262026-04-22-2026-04-2202026-04-2242026-04-22-2026-04-2222026-04-2222026-04-22m2026-04-2222026-04-2202026-04-2222026-04-2262026-04-22-2026-04-2202026-04-2242026-04-22-2026-04-2222026-04-2222026-04-22a2026-04-2222026-04-2202026-04-2222026-04-2262026-04-22-2026-04-2202026-04-2242026-04-22-2026-04-2222026-04-2222026-04-22r2026-04-2222026-04-2202026-04-2222026-04-2262026-04-22-2026-04-2202026-04-2242026-04-22-2026-04-2222026-04-2222026-04-22k2026-04-2222026-04-2202026-04-2222026-04-2262026-04-22-2026-04-2202026-04-2242026-04-22-2026-04-2222026-04-2222026-04-22u2026-04-2222026-04-2202026-04-2222026-04-2262026-04-22-2026-04-2202026-04-2242026-04-22-2026-04-2222026-04-2222026-04-22p2026-04-2222026-04-2202026-04-2222026-04-2262026-04-22-2026-04-2202026-04-2242026-04-22-2026-04-2222026-04-2222026-04-22-2026-04-2222026-04-2202026-04-2222026-04-2262026-04-22-2026-04-2202026-04-2242026-04-22-2026-04-2222026-04-2222026-04-22c2026-04-2222026-04-2202026-04-2222026-04-2262026-04-22-2026-04-2202026-04-2242026-04-22-2026-04-2222026-04-2222026-04-22o2026-04-2222026-04-2202026-04-2222026-04-2262026-04-22-2026-04-2202026-04-2242026-04-22-2026-04-2222026-04-2222026-04-22m2026-04-2222026-04-2202026-04-2222026-04-2262026-04-22-2026-04-2202026-04-2242026-04-22-2026-04-2222026-04-2222026-04-22p2026-04-2222026-04-2202026-04-2222026-04-2262026-04-22-2026-04-2202026-04-2242026-04-22-2026-04-2222026-04-2222026-04-22a2026-04-2222026-04-2202026-04-2222026-04-2262026-04-22-2026-04-2202026-04-2242026-04-22-2026-04-2222026-04-2222026-04-22t2026-04-2222026-04-2202026-04-2222026-04-2262026-04-22-2026-04-2202026-04-2242026-04-22-2026-04-2222026-04-2222026-04-22i2026-04-2222026-04-2202026-04-2222026-04-2262026-04-22-2026-04-2202026-04-2242026-04-22-2026-04-2222026-04-2222026-04-22b2026-04-2222026-04-2202026-04-2222026-04-2262026-04-22-2026-04-2202026-04-2242026-04-22-2026-04-2222026-04-2222026-04-22i2026-04-2222026-04-2202026-04-2222026-04-2262026-04-22-2026-04-2202026-04-2242026-04-22-2026-04-2222026-04-2222026-04-22l2026-04-2222026-04-2202026-04-2222026-04-2262026-04-22-2026-04-2202026-04-2242026-04-22-2026-04-2222026-04-2222026-04-22i2026-04-2222026-04-2202026-04-2222026-04-2262026-04-22-2026-04-2202026-04-2242026-04-22-2026-04-2222026-04-2222026-04-22t2026-04-2222026-04-2202026-04-2222026-04-2262026-04-22-2026-04-2202026-04-2242026-04-22-2026-04-2222026-04-2222026-04-22y2026-04-2222026-04-2202026-04-2222026-04-2262026-04-22-2026-04-2202026-04-2242026-04-22-2026-04-2222026-04-2222026-04-22/2026-04-2222026-04-2202026-04-2222026-04-2262026-04-22-2026-04-2202026-04-2242026-04-22-2026-04-2222026-04-2222026-04-2222026-04-2222026-04-2202026-04-2222026-04-2262026-04-22-2026-04-2202026-04-2242026-04-22-2026-04-2222026-04-2222026-04-2202026-04-2222026-04-2202026-04-2222026-04-2262026-04-22-2026-04-2202026-04-2242026-04-22-2026-04-2222026-04-2222026-04-2202026-04-2222026-04-2202026-04-2222026-04-2262026-04-22-2026-04-2202026-04-2242026-04-22-2026-04-2222026-04-2222026-04-2262026-04-2222026-04-2202026-04-2222026-04-2262026-04-22-2026-04-2202026-04-2242026-04-22-2026-04-2222026-04-2222026-04-22"2026-04-2222026-04-2202026-04-2222026-04-2262026-04-22-2026-04-2202026-04-2242026-04-22-2026-04-2222026-04-2222026-04-22 2026-04-2222026-04-2202026-04-2222026-04-2262026-04-22-2026-04-2202026-04-2242026-04-22-2026-04-2222026-04-2222026-04-22x2026-04-2222026-04-2202026-04-2222026-04-2262026-04-22-2026-04-2202026-04-2242026-04-22-2026-04-2222026-04-2222026-04-22m2026-04-2222026-04-2202026-04-2222026-04-2262026-04-22-2026-04-2202026-04-2242026-04-22-2026-04-2222026-04-2222026-04-22l2026-04-2222026-04-2202026-04-2222026-04-2262026-04-22-2026-04-2202026-04-2242026-04-22-2026-04-2222026-04-2222026-04-22n2026-04-2222026-04-2202026-04-2222026-04-2262026-04-22-2026-04-2202026-04-2242026-04-22-2026-04-2222026-04-2222026-04-22s2026-04-2222026-04-2202026-04-2222026-04-2262026-04-22-2026-04-2202026-04-2242026-04-22-2026-04-2222026-04-2222026-04-22:2026-04-2222026-04-2202026-04-2222026-04-2262026-04-22-2026-04-2202026-04-2242026-04-22-2026-04-2222026-04-2222026-04-22m2026-04-2222026-04-2202026-04-2222026-04-2262026-04-22-2026-04-2202026-04-2242026-04-22-2026-04-2222026-04-2222026-04-22v2026-04-2222026-04-2202026-04-2222026-04-2262026-04-22-2026-04-2202026-04-2242026-04-22-2026-04-2222026-04-2222026-04-22=2026-04-2222026-04-2202026-04-2222026-04-2262026-04-22-2026-04-2202026-04-2242026-04-22-2026-04-2222026-04-2222026-04-22"2026-04-2222026-04-2202026-04-2222026-04-2262026-04-22-2026-04-2202026-04-2242026-04-22-2026-04-2222026-04-2222026-04-22u2026-04-2222026-04-2202026-04-2222026-04-2262026-04-22-2026-04-2202026-04-2242026-04-22-2026-04-2222026-04-2222026-04-22r2026-04-2222026-04-2202026-04-2222026-04-2262026-04-22-2026-04-2202026-04-2242026-04-22-2026-04-2222026-04-2222026-04-22n2026-04-2222026-04-2202026-04-2222026-04-2262026-04-22-2026-04-2202026-04-2242026-04-22-2026-04-2222026-04-2222026-04-22:2026-04-2222026-04-2202026-04-2222026-04-2262026-04-22-2026-04-2202026-04-2242026-04-22-2026-04-2222026-04-2222026-04-22s2026-04-2222026-04-2202026-04-2222026-04-2262026-04-22-2026-04-2202026-04-2242026-04-22-2026-04-2222026-04-2222026-04-22c2026-04-2222026-04-2202026-04-2222026-04-2262026-04-22-2026-04-2202026-04-2242026-04-22-2026-04-2222026-04-2222026-04-22h2026-04-2222026-04-2202026-04-2222026-04-2262026-04-22-2026-04-2202026-04-2242026-04-22-2026-04-2222026-04-2222026-04-22e2026-04-2222026-04-2202026-04-2222026-04-2262026-04-22-2026-04-2202026-04-2242026-04-22-2026-04-2222026-04-2222026-04-22m2026-04-2222026-04-2202026-04-2222026-04-2262026-04-22-2026-04-2202026-04-2242026-04-22-2026-04-2222026-04-2222026-04-22a2026-04-2222026-04-2202026-04-2222026-04-2262026-04-22-2026-04-2202026-04-2242026-04-22-2026-04-2222026-04-2222026-04-22s2026-04-2222026-04-2202026-04-2222026-04-2262026-04-22-2026-04-2202026-04-2242026-04-22-2026-04-2222026-04-2222026-04-22-2026-04-2222026-04-2202026-04-2222026-04-2262026-04-22-2026-04-2202026-04-2242026-04-22-2026-04-2222026-04-2222026-04-22m2026-04-2222026-04-2202026-04-2222026-04-2262026-04-22-2026-04-2202026-04-2242026-04-22-2026-04-2222026-04-2222026-04-22i2026-04-2222026-04-2202026-04-2222026-04-2262026-04-22-2026-04-2202026-04-2242026-04-22-2026-04-2222026-04-2222026-04-22c2026-04-2222026-04-2202026-04-2222026-04-2262026-04-22-2026-04-2202026-04-2242026-04-22-2026-04-2222026-04-2222026-04-22r2026-04-2222026-04-2202026-04-2222026-04-2262026-04-22-2026-04-2202026-04-2242026-04-22-2026-04-2222026-04-2222026-04-22o2026-04-2222026-04-2202026-04-2222026-04-2262026-04-22-2026-04-2202026-04-2242026-04-22-2026-04-2222026-04-2222026-04-22s2026-04-2222026-04-2202026-04-2222026-04-2262026-04-22-2026-04-2202026-04-2242026-04-22-2026-04-2222026-04-2222026-04-22o2026-04-2222026-04-2202026-04-2222026-04-2262026-04-22-2026-04-2202026-04-2242026-04-22-2026-04-2222026-04-2222026-04-22f2026-04-2222026-04-2202026-04-2222026-04-2262026-04-22-2026-04-2202026-04-2242026-04-22-2026-04-2222026-04-2222026-04-22t2026-04-2222026-04-2202026-04-2222026-04-2262026-04-22-2026-04-2202026-04-2242026-04-22-2026-04-2222026-04-2222026-04-22-2026-04-2222026-04-2202026-04-2222026-04-2262026-04-22-2026-04-2202026-04-2242026-04-22-2026-04-2222026-04-2222026-04-22c2026-04-2222026-04-2202026-04-2222026-04-2262026-04-22-2026-04-2202026-04-2242026-04-22-2026-04-2222026-04-2222026-04-22o2026-04-2222026-04-2202026-04-2222026-04-2262026-04-22-2026-04-2202026-04-2242026-04-22-2026-04-2222026-04-2222026-04-22m2026-04-2222026-04-2202026-04-2222026-04-2262026-04-22-2026-04-2202026-04-2242026-04-22-2026-04-2222026-04-2222026-04-22:2026-04-2222026-04-2202026-04-2222026-04-2262026-04-22-2026-04-2202026-04-2242026-04-22-2026-04-2222026-04-2222026-04-22m2026-04-2222026-04-2202026-04-2222026-04-2262026-04-22-2026-04-2202026-04-2242026-04-22-2026-04-2222026-04-2222026-04-22a2026-04-2222026-04-2202026-04-2222026-04-2262026-04-22-2026-04-2202026-04-2242026-04-22-2026-04-2222026-04-2222026-04-22c2026-04-2222026-04-2202026-04-2222026-04-2262026-04-22-2026-04-2202026-04-2242026-04-22-2026-04-2222026-04-2222026-04-22:2026-04-2222026-04-2202026-04-2222026-04-2262026-04-22-2026-04-2202026-04-2242026-04-22-2026-04-2222026-04-2222026-04-22v2026-04-2222026-04-2202026-04-2222026-04-2262026-04-22-2026-04-2202026-04-2242026-04-22-2026-04-2222026-04-2222026-04-22m2026-04-2222026-04-2202026-04-2222026-04-2262026-04-22-2026-04-2202026-04-2242026-04-22-2026-04-2222026-04-2222026-04-22l2026-04-2222026-04-2202026-04-2222026-04-2262026-04-22-2026-04-2202026-04-2242026-04-22-2026-04-2222026-04-2222026-04-22"2026-04-2222026-04-2202026-04-2222026-04-2262026-04-22-2026-04-2202026-04-2242026-04-22-2026-04-2222026-04-2222026-04-22 2026-04-2222026-04-2202026-04-2222026-04-2262026-04-22-2026-04-2202026-04-2242026-04-22-2026-04-2222026-04-2222026-04-22x2026-04-2222026-04-2202026-04-2222026-04-2262026-04-22-2026-04-2202026-04-2242026-04-22-2026-04-2222026-04-2222026-04-22m2026-04-2222026-04-2202026-04-2222026-04-2262026-04-22-2026-04-2202026-04-2242026-04-22-2026-04-2222026-04-2222026-04-22l2026-04-2222026-04-2202026-04-2222026-04-2262026-04-22-2026-04-2202026-04-2242026-04-22-2026-04-2222026-04-2222026-04-22n2026-04-2222026-04-2202026-04-2222026-04-2262026-04-22-2026-04-2202026-04-2242026-04-22-2026-04-2222026-04-2222026-04-22s2026-04-2222026-04-2202026-04-2222026-04-2262026-04-22-2026-04-2202026-04-2242026-04-22-2026-04-2222026-04-2222026-04-22:2026-04-2222026-04-2202026-04-2222026-04-2262026-04-22-2026-04-2202026-04-2242026-04-22-2026-04-2222026-04-2222026-04-22o2026-04-2222026-04-2202026-04-2222026-04-2262026-04-22-2026-04-2202026-04-2242026-04-22-2026-04-2222026-04-2222026-04-22=2026-04-2222026-04-2202026-04-2222026-04-2262026-04-22-2026-04-2202026-04-2242026-04-22-2026-04-2222026-04-2222026-04-22"2026-04-2222026-04-2202026-04-2222026-04-2262026-04-22-2026-04-2202026-04-2242026-04-22-2026-04-2222026-04-2222026-04-22u2026-04-2222026-04-2202026-04-2222026-04-2262026-04-22-2026-04-2202026-04-2242026-04-22-2026-04-2222026-04-2222026-04-22r2026-04-2222026-04-2202026-04-2222026-04-2262026-04-22-2026-04-2202026-04-2242026-04-22-2026-04-2222026-04-2222026-04-22n2026-04-2222026-04-2202026-04-2222026-04-2262026-04-22-2026-04-2202026-04-2242026-04-22-2026-04-2222026-04-2222026-04-22:2026-04-2222026-04-2202026-04-2222026-04-2262026-04-22-2026-04-2202026-04-2242026-04-22-2026-04-2222026-04-2222026-04-22s2026-04-2222026-04-2202026-04-2222026-04-2262026-04-22-2026-04-2202026-04-2242026-04-22-2026-04-2222026-04-2222026-04-22c2026-04-2222026-04-2202026-04-2222026-04-2262026-04-22-2026-04-2202026-04-2242026-04-22-2026-04-2222026-04-2222026-04-22h2026-04-2222026-04-2202026-04-2222026-04-2262026-04-22-2026-04-2202026-04-2242026-04-22-2026-04-2222026-04-2222026-04-22e2026-04-2222026-04-2202026-04-2222026-04-2262026-04-22-2026-04-2202026-04-2242026-04-22-2026-04-2222026-04-2222026-04-22m2026-04-2222026-04-2202026-04-2222026-04-2262026-04-22-2026-04-2202026-04-2242026-04-22-2026-04-2222026-04-2222026-04-22a2026-04-2222026-04-2202026-04-2222026-04-2262026-04-22-2026-04-2202026-04-2242026-04-22-2026-04-2222026-04-2222026-04-22s2026-04-2222026-04-2202026-04-2222026-04-2262026-04-22-2026-04-2202026-04-2242026-04-22-2026-04-2222026-04-2222026-04-22-2026-04-2222026-04-2202026-04-2222026-04-2262026-04-22-2026-04-2202026-04-2242026-04-22-2026-04-2222026-04-2222026-04-22m2026-04-2222026-04-2202026-04-2222026-04-2262026-04-22-2026-04-2202026-04-2242026-04-22-2026-04-2222026-04-2222026-04-22i2026-04-2222026-04-2202026-04-2222026-04-2262026-04-22-2026-04-2202026-04-2242026-04-22-2026-04-2222026-04-2222026-04-22c2026-04-2222026-04-2202026-04-2222026-04-2262026-04-22-2026-04-2202026-04-2242026-04-22-2026-04-2222026-04-2222026-04-22r2026-04-2222026-04-2202026-04-2222026-04-2262026-04-22-2026-04-2202026-04-2242026-04-22-2026-04-2222026-04-2222026-04-22o2026-04-2222026-04-2202026-04-2222026-04-2262026-04-22-2026-04-2202026-04-2242026-04-22-2026-04-2222026-04-2222026-04-22s2026-04-2222026-04-2202026-04-2222026-04-2262026-04-22-2026-04-2202026-04-2242026-04-22-2026-04-2222026-04-2222026-04-22o2026-04-2222026-04-2202026-04-2222026-04-2262026-04-22-2026-04-2202026-04-2242026-04-22-2026-04-2222026-04-2222026-04-22f2026-04-2222026-04-2202026-04-2222026-04-2262026-04-22-2026-04-2202026-04-2242026-04-22-2026-04-2222026-04-2222026-04-22t2026-04-2222026-04-2202026-04-2222026-04-2262026-04-22-2026-04-2202026-04-2242026-04-22-2026-04-2222026-04-2222026-04-22-2026-04-2222026-04-2202026-04-2222026-04-2262026-04-22-2026-04-2202026-04-2242026-04-22-2026-04-2222026-04-2222026-04-22c2026-04-2222026-04-2202026-04-2222026-04-2262026-04-22-2026-04-2202026-04-2242026-04-22-2026-04-2222026-04-2222026-04-22o2026-04-2222026-04-2202026-04-2222026-04-2262026-04-22-2026-04-2202026-04-2242026-04-22-2026-04-2222026-04-2222026-04-22m2026-04-2222026-04-2202026-04-2222026-04-2262026-04-22-2026-04-2202026-04-2242026-04-22-2026-04-2222026-04-2222026-04-22:2026-04-2222026-04-2202026-04-2222026-04-2262026-04-22-2026-04-2202026-04-2242026-04-22-2026-04-2222026-04-2222026-04-22o2026-04-2222026-04-2202026-04-2222026-04-2262026-04-22-2026-04-2202026-04-2242026-04-22-2026-04-2222026-04-2222026-04-22f2026-04-2222026-04-2202026-04-2222026-04-2262026-04-22-2026-04-2202026-04-2242026-04-22-2026-04-2222026-04-2222026-04-22f2026-04-2222026-04-2202026-04-2222026-04-2262026-04-22-2026-04-2202026-04-2242026-04-22-2026-04-2222026-04-2222026-04-22i2026-04-2222026-04-2202026-04-2222026-04-2262026-04-22-2026-04-2202026-04-2242026-04-22-2026-04-2222026-04-2222026-04-22c2026-04-2222026-04-2202026-04-2222026-04-2262026-04-22-2026-04-2202026-04-2242026-04-22-2026-04-2222026-04-2222026-04-22e2026-04-2222026-04-2202026-04-2222026-04-2262026-04-22-2026-04-2202026-04-2242026-04-22-2026-04-2222026-04-2222026-04-22:2026-04-2222026-04-2202026-04-2222026-04-2262026-04-22-2026-04-2202026-04-2242026-04-22-2026-04-2222026-04-2222026-04-22o2026-04-2222026-04-2202026-04-2222026-04-2262026-04-22-2026-04-2202026-04-2242026-04-22-2026-04-2222026-04-2222026-04-22f2026-04-2222026-04-2202026-04-2222026-04-2262026-04-22-2026-04-2202026-04-2242026-04-22-2026-04-2222026-04-2222026-04-22f2026-04-2222026-04-2202026-04-2222026-04-2262026-04-22-2026-04-2202026-04-2242026-04-22-2026-04-2222026-04-2222026-04-22i2026-04-2222026-04-2202026-04-2222026-04-2262026-04-22-2026-04-2202026-04-2242026-04-22-2026-04-2222026-04-2222026-04-22c2026-04-2222026-04-2202026-04-2222026-04-2262026-04-22-2026-04-2202026-04-2242026-04-22-2026-04-2222026-04-2222026-04-22e2026-04-2222026-04-2202026-04-2222026-04-2262026-04-22-2026-04-2202026-04-2242026-04-22-2026-04-2222026-04-2222026-04-22"2026-04-2222026-04-2202026-04-2222026-04-2262026-04-22-2026-04-2202026-04-2242026-04-22-2026-04-2222026-04-2222026-04-22 2026-04-2222026-04-2202026-04-2222026-04-2262026-04-22-2026-04-2202026-04-2242026-04-22-2026-04-2222026-04-2222026-04-22x2026-04-2222026-04-2202026-04-2222026-04-2262026-04-22-2026-04-2202026-04-2242026-04-22-2026-04-2222026-04-2222026-04-22m2026-04-2222026-04-2202026-04-2222026-04-2262026-04-22-2026-04-2202026-04-2242026-04-22-2026-04-2222026-04-2222026-04-22l2026-04-2222026-04-2202026-04-2222026-04-2262026-04-22-2026-04-2202026-04-2242026-04-22-2026-04-2222026-04-2222026-04-22n2026-04-2222026-04-2202026-04-2222026-04-2262026-04-22-2026-04-2202026-04-2242026-04-22-2026-04-2222026-04-2222026-04-22s2026-04-2222026-04-2202026-04-2222026-04-2262026-04-22-2026-04-2202026-04-2242026-04-22-2026-04-2222026-04-2222026-04-22:2026-04-2222026-04-2202026-04-2222026-04-2262026-04-22-2026-04-2202026-04-2242026-04-22-2026-04-2222026-04-2222026-04-22r2026-04-2222026-04-2202026-04-2222026-04-2262026-04-22-2026-04-2202026-04-2242026-04-22-2026-04-2222026-04-2222026-04-22=2026-04-2222026-04-2202026-04-2222026-04-2262026-04-22-2026-04-2202026-04-2242026-04-22-2026-04-2222026-04-2222026-04-22"2026-04-2222026-04-2202026-04-2222026-04-2262026-04-22-2026-04-2202026-04-2242026-04-22-2026-04-2222026-04-2222026-04-22h2026-04-2222026-04-2202026-04-2222026-04-2262026-04-22-2026-04-2202026-04-2242026-04-22-2026-04-2222026-04-2222026-04-22t2026-04-2222026-04-2202026-04-2222026-04-2262026-04-22-2026-04-2202026-04-2242026-04-22-2026-04-2222026-04-2222026-04-22t2026-04-2222026-04-2202026-04-2222026-04-2262026-04-22-2026-04-2202026-04-2242026-04-22-2026-04-2222026-04-2222026-04-22p2026-04-2222026-04-2202026-04-2222026-04-2262026-04-22-2026-04-2202026-04-2242026-04-22-2026-04-2222026-04-2222026-04-22:2026-04-2222026-04-2202026-04-2222026-04-2262026-04-22-2026-04-2202026-04-2242026-04-22-2026-04-2222026-04-2222026-04-22/2026-04-2222026-04-2202026-04-2222026-04-2262026-04-22-2026-04-2202026-04-2242026-04-22-2026-04-2222026-04-2222026-04-22/2026-04-2222026-04-2202026-04-2222026-04-2262026-04-22-2026-04-2202026-04-2242026-04-22-2026-04-2222026-04-2222026-04-22s2026-04-2222026-04-2202026-04-2222026-04-2262026-04-22-2026-04-2202026-04-2242026-04-22-2026-04-2222026-04-2222026-04-22c2026-04-2222026-04-2202026-04-2222026-04-2262026-04-22-2026-04-2202026-04-2242026-04-22-2026-04-2222026-04-2222026-04-22h2026-04-2222026-04-2202026-04-2222026-04-2262026-04-22-2026-04-2202026-04-2242026-04-22-2026-04-2222026-04-2222026-04-22e2026-04-2222026-04-2202026-04-2222026-04-2262026-04-22-2026-04-2202026-04-2242026-04-22-2026-04-2222026-04-2222026-04-22m2026-04-2222026-04-2202026-04-2222026-04-2262026-04-22-2026-04-2202026-04-2242026-04-22-2026-04-2222026-04-2222026-04-22a2026-04-2222026-04-2202026-04-2222026-04-2262026-04-22-2026-04-2202026-04-2242026-04-22-2026-04-2222026-04-2222026-04-22s2026-04-2222026-04-2202026-04-2222026-04-2262026-04-22-2026-04-2202026-04-2242026-04-22-2026-04-2222026-04-2222026-04-22.2026-04-2222026-04-2202026-04-2222026-04-2262026-04-22-2026-04-2202026-04-2242026-04-22-2026-04-2222026-04-2222026-04-22o2026-04-2222026-04-2202026-04-2222026-04-2262026-04-22-2026-04-2202026-04-2242026-04-22-2026-04-2222026-04-2222026-04-22p2026-04-2222026-04-2202026-04-2222026-04-2262026-04-22-2026-04-2202026-04-2242026-04-22-2026-04-2222026-04-2222026-04-22e2026-04-2222026-04-2202026-04-2222026-04-2262026-04-22-2026-04-2202026-04-2242026-04-22-2026-04-2222026-04-2222026-04-22n2026-04-2222026-04-2202026-04-2222026-04-2262026-04-22-2026-04-2202026-04-2242026-04-22-2026-04-2222026-04-2222026-04-22x2026-04-2222026-04-2202026-04-2222026-04-2262026-04-22-2026-04-2202026-04-2242026-04-22-2026-04-2222026-04-2222026-04-22m2026-04-2222026-04-2202026-04-2222026-04-2262026-04-22-2026-04-2202026-04-2242026-04-22-2026-04-2222026-04-2222026-04-22l2026-04-2222026-04-2202026-04-2222026-04-2262026-04-22-2026-04-2202026-04-2242026-04-22-2026-04-2222026-04-2222026-04-22f2026-04-2222026-04-2202026-04-2222026-04-2262026-04-22-2026-04-2202026-04-2242026-04-22-2026-04-2222026-04-2222026-04-22o2026-04-2222026-04-2202026-04-2222026-04-2262026-04-22-2026-04-2202026-04-2242026-04-22-2026-04-2222026-04-2222026-04-22r2026-04-2222026-04-2202026-04-2222026-04-2262026-04-22-2026-04-2202026-04-2242026-04-22-2026-04-2222026-04-2222026-04-22m2026-04-2222026-04-2202026-04-2222026-04-2262026-04-22-2026-04-2202026-04-2242026-04-22-2026-04-2222026-04-2222026-04-22a2026-04-2222026-04-2202026-04-2222026-04-2262026-04-22-2026-04-2202026-04-2242026-04-22-2026-04-2222026-04-2222026-04-22t2026-04-2222026-04-2202026-04-2222026-04-2262026-04-22-2026-04-2202026-04-2242026-04-22-2026-04-2222026-04-2222026-04-22s2026-04-2222026-04-2202026-04-2222026-04-2262026-04-22-2026-04-2202026-04-2242026-04-22-2026-04-2222026-04-2222026-04-22.2026-04-2222026-04-2202026-04-2222026-04-2262026-04-22-2026-04-2202026-04-2242026-04-22-2026-04-2222026-04-2222026-04-22o2026-04-2222026-04-2202026-04-2222026-04-2262026-04-22-2026-04-2202026-04-2242026-04-22-2026-04-2222026-04-2222026-04-22r2026-04-2222026-04-2202026-04-2222026-04-2262026-04-22-2026-04-2202026-04-2242026-04-22-2026-04-2222026-04-2222026-04-22g2026-04-2222026-04-2202026-04-2222026-04-2262026-04-22-2026-04-2202026-04-2242026-04-22-2026-04-2222026-04-2222026-04-22/2026-04-2222026-04-2202026-04-2222026-04-2262026-04-22-2026-04-2202026-04-2242026-04-22-2026-04-2222026-04-2222026-04-22o2026-04-2222026-04-2202026-04-2222026-04-2262026-04-22-2026-04-2202026-04-2242026-04-22-2026-04-2222026-04-2222026-04-22f2026-04-2222026-04-2202026-04-2222026-04-2262026-04-22-2026-04-2202026-04-2242026-04-22-2026-04-2222026-04-2222026-04-22f2026-04-2222026-04-2202026-04-2222026-04-2262026-04-22-2026-04-2202026-04-2242026-04-22-2026-04-2222026-04-2222026-04-22i2026-04-2222026-04-2202026-04-2222026-04-2262026-04-22-2026-04-2202026-04-2242026-04-22-2026-04-2222026-04-2222026-04-22c2026-04-2222026-04-2202026-04-2222026-04-2262026-04-22-2026-04-2202026-04-2242026-04-22-2026-04-2222026-04-2222026-04-22e2026-04-2222026-04-2202026-04-2222026-04-2262026-04-22-2026-04-2202026-04-2242026-04-22-2026-04-2222026-04-2222026-04-22D2026-04-2222026-04-2202026-04-2222026-04-2262026-04-22-2026-04-2202026-04-2242026-04-22-2026-04-2222026-04-2222026-04-22o2026-04-2222026-04-2202026-04-2222026-04-2262026-04-22-2026-04-2202026-04-2242026-04-22-2026-04-2222026-04-2222026-04-22c2026-04-2222026-04-2202026-04-2222026-04-2262026-04-22-2026-04-2202026-04-2242026-04-22-2026-04-2222026-04-2222026-04-22u2026-04-2222026-04-2202026-04-2222026-04-2262026-04-22-2026-04-2202026-04-2242026-04-22-2026-04-2222026-04-2222026-04-22m2026-04-2222026-04-2202026-04-2222026-04-2262026-04-22-2026-04-2202026-04-2242026-04-22-2026-04-2222026-04-2222026-04-22e2026-04-2222026-04-2202026-04-2222026-04-2262026-04-22-2026-04-2202026-04-2242026-04-22-2026-04-2222026-04-2222026-04-22n2026-04-2222026-04-2202026-04-2222026-04-2262026-04-22-2026-04-2202026-04-2242026-04-22-2026-04-2222026-04-2222026-04-22t2026-04-2222026-04-2202026-04-2222026-04-2262026-04-22-2026-04-2202026-04-2242026-04-22-2026-04-2222026-04-2222026-04-22/2026-04-2222026-04-2202026-04-2222026-04-2262026-04-22-2026-04-2202026-04-2242026-04-22-2026-04-2222026-04-2222026-04-2222026-04-2222026-04-2202026-04-2222026-04-2262026-04-22-2026-04-2202026-04-2242026-04-22-2026-04-2222026-04-2222026-04-2202026-04-2222026-04-2202026-04-2222026-04-2262026-04-22-2026-04-2202026-04-2242026-04-22-2026-04-2222026-04-2222026-04-2202026-04-2222026-04-2202026-04-2222026-04-2262026-04-22-2026-04-2202026-04-2242026-04-22-2026-04-2222026-04-2222026-04-2262026-04-2222026-04-2202026-04-2222026-04-2262026-04-22-2026-04-2202026-04-2242026-04-22-2026-04-2222026-04-2222026-04-22/2026-04-2222026-04-2202026-04-2222026-04-2262026-04-22-2026-04-2202026-04-2242026-04-22-2026-04-2222026-04-2222026-04-22r2026-04-2222026-04-2202026-04-2222026-04-2262026-04-22-2026-04-2202026-04-2242026-04-22-2026-04-2222026-04-2222026-04-22e2026-04-2222026-04-2202026-04-2222026-04-2262026-04-22-2026-04-2202026-04-2242026-04-22-2026-04-2222026-04-2222026-04-22l2026-04-2222026-04-2202026-04-2222026-04-2262026-04-22-2026-04-2202026-04-2242026-04-22-2026-04-2222026-04-2222026-04-22a2026-04-2222026-04-2202026-04-2222026-04-2262026-04-22-2026-04-2202026-04-2242026-04-22-2026-04-2222026-04-2222026-04-22t2026-04-2222026-04-2202026-04-2222026-04-2262026-04-22-2026-04-2202026-04-2242026-04-22-2026-04-2222026-04-2222026-04-22i2026-04-2222026-04-2202026-04-2222026-04-2262026-04-22-2026-04-2202026-04-2242026-04-22-2026-04-2222026-04-2222026-04-22o2026-04-2222026-04-2202026-04-2222026-04-2262026-04-22-2026-04-2202026-04-2242026-04-22-2026-04-2222026-04-2222026-04-22n2026-04-2222026-04-2202026-04-2222026-04-2262026-04-22-2026-04-2202026-04-2242026-04-22-2026-04-2222026-04-2222026-04-22s2026-04-2222026-04-2202026-04-2222026-04-2262026-04-22-2026-04-2202026-04-2242026-04-22-2026-04-2222026-04-2222026-04-22h2026-04-2222026-04-2202026-04-2222026-04-2262026-04-22-2026-04-2202026-04-2242026-04-22-2026-04-2222026-04-2222026-04-22i2026-04-2222026-04-2202026-04-2222026-04-2262026-04-22-2026-04-2202026-04-2242026-04-22-2026-04-2222026-04-2222026-04-22p2026-04-2222026-04-2202026-04-2222026-04-2262026-04-22-2026-04-2202026-04-2242026-04-22-2026-04-2222026-04-2222026-04-22s2026-04-2222026-04-2202026-04-2222026-04-2262026-04-22-2026-04-2202026-04-2242026-04-22-2026-04-2222026-04-2222026-04-22"2026-04-2222026-04-2202026-04-2222026-04-2262026-04-22-2026-04-2202026-04-2242026-04-22-2026-04-2222026-04-2222026-04-22 2026-04-2222026-04-2202026-04-2222026-04-2262026-04-22-2026-04-2202026-04-2242026-04-22-2026-04-2222026-04-2222026-04-22x2026-04-2222026-04-2202026-04-2222026-04-2262026-04-22-2026-04-2202026-04-2242026-04-22-2026-04-2222026-04-2222026-04-22m2026-04-2222026-04-2202026-04-2222026-04-2262026-04-22-2026-04-2202026-04-2242026-04-22-2026-04-2222026-04-2222026-04-22l2026-04-2222026-04-2202026-04-2222026-04-2262026-04-22-2026-04-2202026-04-2242026-04-22-2026-04-2222026-04-2222026-04-22n2026-04-2222026-04-2202026-04-2222026-04-2262026-04-22-2026-04-2202026-04-2242026-04-22-2026-04-2222026-04-2222026-04-22s2026-04-2222026-04-2202026-04-2222026-04-2262026-04-22-2026-04-2202026-04-2242026-04-22-2026-04-2222026-04-2222026-04-22:2026-04-2222026-04-2202026-04-2222026-04-2262026-04-22-2026-04-2202026-04-2242026-04-22-2026-04-2222026-04-2222026-04-22m2026-04-2222026-04-2202026-04-2222026-04-2262026-04-22-2026-04-2202026-04-2242026-04-22-2026-04-2222026-04-2222026-04-22=2026-04-2222026-04-2202026-04-2222026-04-2262026-04-22-2026-04-2202026-04-2242026-04-22-2026-04-2222026-04-2222026-04-22"2026-04-2222026-04-2202026-04-2222026-04-2262026-04-22-2026-04-2202026-04-2242026-04-22-2026-04-2222026-04-2222026-04-22h2026-04-2222026-04-2202026-04-2222026-04-2262026-04-22-2026-04-2202026-04-2242026-04-22-2026-04-2222026-04-2222026-04-22t2026-04-2222026-04-2202026-04-2222026-04-2262026-04-22-2026-04-2202026-04-2242026-04-22-2026-04-2222026-04-2222026-04-22t2026-04-2222026-04-2202026-04-2222026-04-2262026-04-22-2026-04-2202026-04-2242026-04-22-2026-04-2222026-04-2222026-04-22p2026-04-2222026-04-2202026-04-2222026-04-2262026-04-22-2026-04-2202026-04-2242026-04-22-2026-04-2222026-04-2222026-04-22:2026-04-2222026-04-2202026-04-2222026-04-2262026-04-22-2026-04-2202026-04-2242026-04-22-2026-04-2222026-04-2222026-04-22/2026-04-2222026-04-2202026-04-2222026-04-2262026-04-22-2026-04-2202026-04-2242026-04-22-2026-04-2222026-04-2222026-04-22/2026-04-2222026-04-2202026-04-2222026-04-2262026-04-22-2026-04-2202026-04-2242026-04-22-2026-04-2222026-04-2222026-04-22s2026-04-2222026-04-2202026-04-2222026-04-2262026-04-22-2026-04-2202026-04-2242026-04-22-2026-04-2222026-04-2222026-04-22c2026-04-2222026-04-2202026-04-2222026-04-2262026-04-22-2026-04-2202026-04-2242026-04-22-2026-04-2222026-04-2222026-04-22h2026-04-2222026-04-2202026-04-2222026-04-2262026-04-22-2026-04-2202026-04-2242026-04-22-2026-04-2222026-04-2222026-04-22e2026-04-2222026-04-2202026-04-2222026-04-2262026-04-22-2026-04-2202026-04-2242026-04-22-2026-04-2222026-04-2222026-04-22m2026-04-2222026-04-2202026-04-2222026-04-2262026-04-22-2026-04-2202026-04-2242026-04-22-2026-04-2222026-04-2222026-04-22a2026-04-2222026-04-2202026-04-2222026-04-2262026-04-22-2026-04-2202026-04-2242026-04-22-2026-04-2222026-04-2222026-04-22s2026-04-2222026-04-2202026-04-2222026-04-2262026-04-22-2026-04-2202026-04-2242026-04-22-2026-04-2222026-04-2222026-04-22.2026-04-2222026-04-2202026-04-2222026-04-2262026-04-22-2026-04-2202026-04-2242026-04-22-2026-04-2222026-04-2222026-04-22o2026-04-2222026-04-2202026-04-2222026-04-2262026-04-22-2026-04-2202026-04-2242026-04-22-2026-04-2222026-04-2222026-04-22p2026-04-2222026-04-2202026-04-2222026-04-2262026-04-22-2026-04-2202026-04-2242026-04-22-2026-04-2222026-04-2222026-04-22e2026-04-2222026-04-2202026-04-2222026-04-2262026-04-22-2026-04-2202026-04-2242026-04-22-2026-04-2222026-04-2222026-04-22n2026-04-2222026-04-2202026-04-2222026-04-2262026-04-22-2026-04-2202026-04-2242026-04-22-2026-04-2222026-04-2222026-04-22x2026-04-2222026-04-2202026-04-2222026-04-2262026-04-22-2026-04-2202026-04-2242026-04-22-2026-04-2222026-04-2222026-04-22m2026-04-2222026-04-2202026-04-2222026-04-2262026-04-22-2026-04-2202026-04-2242026-04-22-2026-04-2222026-04-2222026-04-22l2026-04-2222026-04-2202026-04-2222026-04-2262026-04-22-2026-04-2202026-04-2242026-04-22-2026-04-2222026-04-2222026-04-22f2026-04-2222026-04-2202026-04-2222026-04-2262026-04-22-2026-04-2202026-04-2242026-04-22-2026-04-2222026-04-2222026-04-22o2026-04-2222026-04-2202026-04-2222026-04-2262026-04-22-2026-04-2202026-04-2242026-04-22-2026-04-2222026-04-2222026-04-22r2026-04-2222026-04-2202026-04-2222026-04-2262026-04-22-2026-04-2202026-04-2242026-04-22-2026-04-2222026-04-2222026-04-22m2026-04-2222026-04-2202026-04-2222026-04-2262026-04-22-2026-04-2202026-04-2242026-04-22-2026-04-2222026-04-2222026-04-22a2026-04-2222026-04-2202026-04-2222026-04-2262026-04-22-2026-04-2202026-04-2242026-04-22-2026-04-2222026-04-2222026-04-22t2026-04-2222026-04-2202026-04-2222026-04-2262026-04-22-2026-04-2202026-04-2242026-04-22-2026-04-2222026-04-2222026-04-22s2026-04-2222026-04-2202026-04-2222026-04-2262026-04-22-2026-04-2202026-04-2242026-04-22-2026-04-2222026-04-2222026-04-22.2026-04-2222026-04-2202026-04-2222026-04-2262026-04-22-2026-04-2202026-04-2242026-04-22-2026-04-2222026-04-2222026-04-22o2026-04-2222026-04-2202026-04-2222026-04-2262026-04-22-2026-04-2202026-04-2242026-04-22-2026-04-2222026-04-2222026-04-22r2026-04-2222026-04-2202026-04-2222026-04-2262026-04-22-2026-04-2202026-04-2242026-04-22-2026-04-2222026-04-2222026-04-22g2026-04-2222026-04-2202026-04-2222026-04-2262026-04-22-2026-04-2202026-04-2242026-04-22-2026-04-2222026-04-2222026-04-22/2026-04-2222026-04-2202026-04-2222026-04-2262026-04-22-2026-04-2202026-04-2242026-04-22-2026-04-2222026-04-2222026-04-22o2026-04-2222026-04-2202026-04-2222026-04-2262026-04-22-2026-04-2202026-04-2242026-04-22-2026-04-2222026-04-2222026-04-22f2026-04-2222026-04-2202026-04-2222026-04-2262026-04-22-2026-04-2202026-04-2242026-04-22-2026-04-2222026-04-2222026-04-22f2026-04-2222026-04-2202026-04-2222026-04-2262026-04-22-2026-04-2202026-04-2242026-04-22-2026-04-2222026-04-2222026-04-22i2026-04-2222026-04-2202026-04-2222026-04-2262026-04-22-2026-04-2202026-04-2242026-04-22-2026-04-2222026-04-2222026-04-22c2026-04-2222026-04-2202026-04-2222026-04-2262026-04-22-2026-04-2202026-04-2242026-04-22-2026-04-2222026-04-2222026-04-22e2026-04-2222026-04-2202026-04-2222026-04-2262026-04-22-2026-04-2202026-04-2242026-04-22-2026-04-2222026-04-2222026-04-22D2026-04-2222026-04-2202026-04-2222026-04-2262026-04-22-2026-04-2202026-04-2242026-04-22-2026-04-2222026-04-2222026-04-22o2026-04-2222026-04-2202026-04-2222026-04-2262026-04-22-2026-04-2202026-04-2242026-04-22-2026-04-2222026-04-2222026-04-22c2026-04-2222026-04-2202026-04-2222026-04-2262026-04-22-2026-04-2202026-04-2242026-04-22-2026-04-2222026-04-2222026-04-22u2026-04-2222026-04-2202026-04-2222026-04-2262026-04-22-2026-04-2202026-04-2242026-04-22-2026-04-2222026-04-2222026-04-22m2026-04-2222026-04-2202026-04-2222026-04-2262026-04-22-2026-04-2202026-04-2242026-04-22-2026-04-2222026-04-2222026-04-22e2026-04-2222026-04-2202026-04-2222026-04-2262026-04-22-2026-04-2202026-04-2242026-04-22-2026-04-2222026-04-2222026-04-22n2026-04-2222026-04-2202026-04-2222026-04-2262026-04-22-2026-04-2202026-04-2242026-04-22-2026-04-2222026-04-2222026-04-22t2026-04-2222026-04-2202026-04-2222026-04-2262026-04-22-2026-04-2202026-04-2242026-04-22-2026-04-2222026-04-2222026-04-22/2026-04-2222026-04-2202026-04-2222026-04-2262026-04-22-2026-04-2202026-04-2242026-04-22-2026-04-2222026-04-2222026-04-2222026-04-2222026-04-2202026-04-2222026-04-2262026-04-22-2026-04-2202026-04-2242026-04-22-2026-04-2222026-04-2222026-04-2202026-04-2222026-04-2202026-04-2222026-04-2262026-04-22-2026-04-2202026-04-2242026-04-22-2026-04-2222026-04-2222026-04-2202026-04-2222026-04-2202026-04-2222026-04-2262026-04-22-2026-04-2202026-04-2242026-04-22-2026-04-2222026-04-2222026-04-2262026-04-2222026-04-2202026-04-2222026-04-2262026-04-22-2026-04-2202026-04-2242026-04-22-2026-04-2222026-04-2222026-04-22/2026-04-2222026-04-2202026-04-2222026-04-2262026-04-22-2026-04-2202026-04-2242026-04-22-2026-04-2222026-04-2222026-04-22m2026-04-2222026-04-2202026-04-2222026-04-2262026-04-22-2026-04-2202026-04-2242026-04-22-2026-04-2222026-04-2222026-04-22a2026-04-2222026-04-2202026-04-2222026-04-2262026-04-22-2026-04-2202026-04-2242026-04-22-2026-04-2222026-04-2222026-04-22t2026-04-2222026-04-2202026-04-2222026-04-2262026-04-22-2026-04-2202026-04-2242026-04-22-2026-04-2222026-04-2222026-04-22h2026-04-2222026-04-2202026-04-2222026-04-2262026-04-22-2026-04-2202026-04-2242026-04-22-2026-04-2222026-04-2222026-04-22"2026-04-2222026-04-2202026-04-2222026-04-2262026-04-22-2026-04-2202026-04-2242026-04-22-2026-04-2222026-04-2222026-04-22 2026-04-2222026-04-2202026-04-2222026-04-2262026-04-22-2026-04-2202026-04-2242026-04-22-2026-04-2222026-04-2222026-04-22x2026-04-2222026-04-2202026-04-2222026-04-2262026-04-22-2026-04-2202026-04-2242026-04-22-2026-04-2222026-04-2222026-04-22m2026-04-2222026-04-2202026-04-2222026-04-2262026-04-22-2026-04-2202026-04-2242026-04-22-2026-04-2222026-04-2222026-04-22l2026-04-2222026-04-2202026-04-2222026-04-2262026-04-22-2026-04-2202026-04-2242026-04-22-2026-04-2222026-04-2222026-04-22n2026-04-2222026-04-2202026-04-2222026-04-2262026-04-22-2026-04-2202026-04-2242026-04-22-2026-04-2222026-04-2222026-04-22s2026-04-2222026-04-2202026-04-2222026-04-2262026-04-22-2026-04-2202026-04-2242026-04-22-2026-04-2222026-04-2222026-04-22:2026-04-2222026-04-2202026-04-2222026-04-2262026-04-22-2026-04-2202026-04-2242026-04-22-2026-04-2222026-04-2222026-04-22v2026-04-2222026-04-2202026-04-2222026-04-2262026-04-22-2026-04-2202026-04-2242026-04-22-2026-04-2222026-04-2222026-04-22=2026-04-2222026-04-2202026-04-2222026-04-2262026-04-22-2026-04-2202026-04-2242026-04-22-2026-04-2222026-04-2222026-04-22"2026-04-2222026-04-2202026-04-2222026-04-2262026-04-22-2026-04-2202026-04-2242026-04-22-2026-04-2222026-04-2222026-04-22u2026-04-2222026-04-2202026-04-2222026-04-2262026-04-22-2026-04-2202026-04-2242026-04-22-2026-04-2222026-04-2222026-04-22r2026-04-2222026-04-2202026-04-2222026-04-2262026-04-22-2026-04-2202026-04-2242026-04-22-2026-04-2222026-04-2222026-04-22n2026-04-2222026-04-2202026-04-2222026-04-2262026-04-22-2026-04-2202026-04-2242026-04-22-2026-04-2222026-04-2222026-04-22:2026-04-2222026-04-2202026-04-2222026-04-2262026-04-22-2026-04-2202026-04-2242026-04-22-2026-04-2222026-04-2222026-04-22s2026-04-2222026-04-2202026-04-2222026-04-2262026-04-22-2026-04-2202026-04-2242026-04-22-2026-04-2222026-04-2222026-04-22c2026-04-2222026-04-2202026-04-2222026-04-2262026-04-22-2026-04-2202026-04-2242026-04-22-2026-04-2222026-04-2222026-04-22h2026-04-2222026-04-2202026-04-2222026-04-2262026-04-22-2026-04-2202026-04-2242026-04-22-2026-04-2222026-04-2222026-04-22e2026-04-2222026-04-2202026-04-2222026-04-2262026-04-22-2026-04-2202026-04-2242026-04-22-2026-04-2222026-04-2222026-04-22m2026-04-2222026-04-2202026-04-2222026-04-2262026-04-22-2026-04-2202026-04-2242026-04-22-2026-04-2222026-04-2222026-04-22a2026-04-2222026-04-2202026-04-2222026-04-2262026-04-22-2026-04-2202026-04-2242026-04-22-2026-04-2222026-04-2222026-04-22s2026-04-2222026-04-2202026-04-2222026-04-2262026-04-22-2026-04-2202026-04-2242026-04-22-2026-04-2222026-04-2222026-04-22-2026-04-2222026-04-2202026-04-2222026-04-2262026-04-22-2026-04-2202026-04-2242026-04-22-2026-04-2222026-04-2222026-04-22m2026-04-2222026-04-2202026-04-2222026-04-2262026-04-22-2026-04-2202026-04-2242026-04-22-2026-04-2222026-04-2222026-04-22i2026-04-2222026-04-2202026-04-2222026-04-2262026-04-22-2026-04-2202026-04-2242026-04-22-2026-04-2222026-04-2222026-04-22c2026-04-2222026-04-2202026-04-2222026-04-2262026-04-22-2026-04-2202026-04-2242026-04-22-2026-04-2222026-04-2222026-04-22r2026-04-2222026-04-2202026-04-2222026-04-2262026-04-22-2026-04-2202026-04-2242026-04-22-2026-04-2222026-04-2222026-04-22o2026-04-2222026-04-2202026-04-2222026-04-2262026-04-22-2026-04-2202026-04-2242026-04-22-2026-04-2222026-04-2222026-04-22s2026-04-2222026-04-2202026-04-2222026-04-2262026-04-22-2026-04-2202026-04-2242026-04-22-2026-04-2222026-04-2222026-04-22o2026-04-2222026-04-2202026-04-2222026-04-2262026-04-22-2026-04-2202026-04-2242026-04-22-2026-04-2222026-04-2222026-04-22f2026-04-2222026-04-2202026-04-2222026-04-2262026-04-22-2026-04-2202026-04-2242026-04-22-2026-04-2222026-04-2222026-04-22t2026-04-2222026-04-2202026-04-2222026-04-2262026-04-22-2026-04-2202026-04-2242026-04-22-2026-04-2222026-04-2222026-04-22-2026-04-2222026-04-2202026-04-2222026-04-2262026-04-22-2026-04-2202026-04-2242026-04-22-2026-04-2222026-04-2222026-04-22c2026-04-2222026-04-2202026-04-2222026-04-2262026-04-22-2026-04-2202026-04-2242026-04-22-2026-04-2222026-04-2222026-04-22o2026-04-2222026-04-2202026-04-2222026-04-2262026-04-22-2026-04-2202026-04-2242026-04-22-2026-04-2222026-04-2222026-04-22m2026-04-2222026-04-2202026-04-2222026-04-2262026-04-22-2026-04-2202026-04-2242026-04-22-2026-04-2222026-04-2222026-04-22:2026-04-2222026-04-2202026-04-2222026-04-2262026-04-22-2026-04-2202026-04-2242026-04-22-2026-04-2222026-04-2222026-04-22v2026-04-2222026-04-2202026-04-2222026-04-2262026-04-22-2026-04-2202026-04-2242026-04-22-2026-04-2222026-04-2222026-04-22m2026-04-2222026-04-2202026-04-2222026-04-2262026-04-22-2026-04-2202026-04-2242026-04-22-2026-04-2222026-04-2222026-04-22l2026-04-2222026-04-2202026-04-2222026-04-2262026-04-22-2026-04-2202026-04-2242026-04-22-2026-04-2222026-04-2222026-04-22"2026-04-2222026-04-2202026-04-2222026-04-2262026-04-22-2026-04-2202026-04-2242026-04-22-2026-04-2222026-04-2222026-04-22 2026-04-2222026-04-2202026-04-2222026-04-2262026-04-22-2026-04-2202026-04-2242026-04-22-2026-04-2222026-04-2222026-04-22x2026-04-2222026-04-2202026-04-2222026-04-2262026-04-22-2026-04-2202026-04-2242026-04-22-2026-04-2222026-04-2222026-04-22m2026-04-2222026-04-2202026-04-2222026-04-2262026-04-22-2026-04-2202026-04-2242026-04-22-2026-04-2222026-04-2222026-04-22l2026-04-2222026-04-2202026-04-2222026-04-2262026-04-22-2026-04-2202026-04-2242026-04-22-2026-04-2222026-04-2222026-04-22n2026-04-2222026-04-2202026-04-2222026-04-2262026-04-22-2026-04-2202026-04-2242026-04-22-2026-04-2222026-04-2222026-04-22s2026-04-2222026-04-2202026-04-2222026-04-2262026-04-22-2026-04-2202026-04-2242026-04-22-2026-04-2222026-04-2222026-04-22:2026-04-2222026-04-2202026-04-2222026-04-2262026-04-22-2026-04-2202026-04-2242026-04-22-2026-04-2222026-04-2222026-04-22w2026-04-2222026-04-2202026-04-2222026-04-2262026-04-22-2026-04-2202026-04-2242026-04-22-2026-04-2222026-04-2222026-04-22p2026-04-2222026-04-2202026-04-2222026-04-2262026-04-22-2026-04-2202026-04-2242026-04-22-2026-04-2222026-04-2222026-04-2212026-04-2222026-04-2202026-04-2222026-04-2262026-04-22-2026-04-2202026-04-2242026-04-22-2026-04-2222026-04-2222026-04-2242026-04-2222026-04-2202026-04-2222026-04-2262026-04-22-2026-04-2202026-04-2242026-04-22-2026-04-2222026-04-2222026-04-22=2026-04-2222026-04-2202026-04-2222026-04-2262026-04-22-2026-04-2202026-04-2242026-04-22-2026-04-2222026-04-2222026-04-22"2026-04-2222026-04-2202026-04-2222026-04-2262026-04-22-2026-04-2202026-04-2242026-04-22-2026-04-2222026-04-2222026-04-22h2026-04-2222026-04-2202026-04-2222026-04-2262026-04-22-2026-04-2202026-04-2242026-04-22-2026-04-2222026-04-2222026-04-22t2026-04-2222026-04-2202026-04-2222026-04-2262026-04-22-2026-04-2202026-04-2242026-04-22-2026-04-2222026-04-2222026-04-22t2026-04-2222026-04-2202026-04-2222026-04-2262026-04-22-2026-04-2202026-04-2242026-04-22-2026-04-2222026-04-2222026-04-22p2026-04-2222026-04-2202026-04-2222026-04-2262026-04-22-2026-04-2202026-04-2242026-04-22-2026-04-2222026-04-2222026-04-22:2026-04-2222026-04-2202026-04-2222026-04-2262026-04-22-2026-04-2202026-04-2242026-04-22-2026-04-2222026-04-2222026-04-22/2026-04-2222026-04-2202026-04-2222026-04-2262026-04-22-2026-04-2202026-04-2242026-04-22-2026-04-2222026-04-2222026-04-22/2026-04-2222026-04-2202026-04-2222026-04-2262026-04-22-2026-04-2202026-04-2242026-04-22-2026-04-2222026-04-2222026-04-22s2026-04-2222026-04-2202026-04-2222026-04-2262026-04-22-2026-04-2202026-04-2242026-04-22-2026-04-2222026-04-2222026-04-22c2026-04-2222026-04-2202026-04-2222026-04-2262026-04-22-2026-04-2202026-04-2242026-04-22-2026-04-2222026-04-2222026-04-22h2026-04-2222026-04-2202026-04-2222026-04-2262026-04-22-2026-04-2202026-04-2242026-04-22-2026-04-2222026-04-2222026-04-22e2026-04-2222026-04-2202026-04-2222026-04-2262026-04-22-2026-04-2202026-04-2242026-04-22-2026-04-2222026-04-2222026-04-22m2026-04-2222026-04-2202026-04-2222026-04-2262026-04-22-2026-04-2202026-04-2242026-04-22-2026-04-2222026-04-2222026-04-22a2026-04-2222026-04-2202026-04-2222026-04-2262026-04-22-2026-04-2202026-04-2242026-04-22-2026-04-2222026-04-2222026-04-22s2026-04-2222026-04-2202026-04-2222026-04-2262026-04-22-2026-04-2202026-04-2242026-04-22-2026-04-2222026-04-2222026-04-22.2026-04-2222026-04-2202026-04-2222026-04-2262026-04-22-2026-04-2202026-04-2242026-04-22-2026-04-2222026-04-2222026-04-22m2026-04-2222026-04-2202026-04-2222026-04-2262026-04-22-2026-04-2202026-04-2242026-04-22-2026-04-2222026-04-2222026-04-22i2026-04-2222026-04-2202026-04-2222026-04-2262026-04-22-2026-04-2202026-04-2242026-04-22-2026-04-2222026-04-2222026-04-22c2026-04-2222026-04-2202026-04-2222026-04-2262026-04-22-2026-04-2202026-04-2242026-04-22-2026-04-2222026-04-2222026-04-22r2026-04-2222026-04-2202026-04-2222026-04-2262026-04-22-2026-04-2202026-04-2242026-04-22-2026-04-2222026-04-2222026-04-22o2026-04-2222026-04-2202026-04-2222026-04-2262026-04-22-2026-04-2202026-04-2242026-04-22-2026-04-2222026-04-2222026-04-22s2026-04-2222026-04-2202026-04-2222026-04-2262026-04-22-2026-04-2202026-04-2242026-04-22-2026-04-2222026-04-2222026-04-22o2026-04-2222026-04-2202026-04-2222026-04-2262026-04-22-2026-04-2202026-04-2242026-04-22-2026-04-2222026-04-2222026-04-22f2026-04-2222026-04-2202026-04-2222026-04-2262026-04-22-2026-04-2202026-04-2242026-04-22-2026-04-2222026-04-2222026-04-22t2026-04-2222026-04-2202026-04-2222026-04-2262026-04-22-2026-04-2202026-04-2242026-04-22-2026-04-2222026-04-2222026-04-22.2026-04-2222026-04-2202026-04-2222026-04-2262026-04-22-2026-04-2202026-04-2242026-04-22-2026-04-2222026-04-2222026-04-22c2026-04-2222026-04-2202026-04-2222026-04-2262026-04-22-2026-04-2202026-04-2242026-04-22-2026-04-2222026-04-2222026-04-22o2026-04-2222026-04-2202026-04-2222026-04-2262026-04-22-2026-04-2202026-04-2242026-04-22-2026-04-2222026-04-2222026-04-22m2026-04-2222026-04-2202026-04-2222026-04-2262026-04-22-2026-04-2202026-04-2242026-04-22-2026-04-2222026-04-2222026-04-22/2026-04-2222026-04-2202026-04-2222026-04-2262026-04-22-2026-04-2202026-04-2242026-04-22-2026-04-2222026-04-2222026-04-22o2026-04-2222026-04-2202026-04-2222026-04-2262026-04-22-2026-04-2202026-04-2242026-04-22-2026-04-2222026-04-2222026-04-22f2026-04-2222026-04-2202026-04-2222026-04-2262026-04-22-2026-04-2202026-04-2242026-04-22-2026-04-2222026-04-2222026-04-22f2026-04-2222026-04-2202026-04-2222026-04-2262026-04-22-2026-04-2202026-04-2242026-04-22-2026-04-2222026-04-2222026-04-22i2026-04-2222026-04-2202026-04-2222026-04-2262026-04-22-2026-04-2202026-04-2242026-04-22-2026-04-2222026-04-2222026-04-22c2026-04-2222026-04-2202026-04-2222026-04-2262026-04-22-2026-04-2202026-04-2242026-04-22-2026-04-2222026-04-2222026-04-22e2026-04-2222026-04-2202026-04-2222026-04-2262026-04-22-2026-04-2202026-04-2242026-04-22-2026-04-2222026-04-2222026-04-22/2026-04-2222026-04-2202026-04-2222026-04-2262026-04-22-2026-04-2202026-04-2242026-04-22-2026-04-2222026-04-2222026-04-22w2026-04-2222026-04-2202026-04-2222026-04-2262026-04-22-2026-04-2202026-04-2242026-04-22-2026-04-2222026-04-2222026-04-22o2026-04-2222026-04-2202026-04-2222026-04-2262026-04-22-2026-04-2202026-04-2242026-04-22-2026-04-2222026-04-2222026-04-22r2026-04-2222026-04-2202026-04-2222026-04-2262026-04-22-2026-04-2202026-04-2242026-04-22-2026-04-2222026-04-2222026-04-22d2026-04-2222026-04-2202026-04-2222026-04-2262026-04-22-2026-04-2202026-04-2242026-04-22-2026-04-2222026-04-2222026-04-22/2026-04-2222026-04-2202026-04-2222026-04-2262026-04-22-2026-04-2202026-04-2242026-04-22-2026-04-2222026-04-2222026-04-2222026-04-2222026-04-2202026-04-2222026-04-2262026-04-22-2026-04-2202026-04-2242026-04-22-2026-04-2222026-04-2222026-04-2202026-04-2222026-04-2202026-04-2222026-04-2262026-04-22-2026-04-2202026-04-2242026-04-22-2026-04-2222026-04-2222026-04-2212026-04-2222026-04-2202026-04-2222026-04-2262026-04-22-2026-04-2202026-04-2242026-04-22-2026-04-2222026-04-2222026-04-2202026-04-2222026-04-2202026-04-2222026-04-2262026-04-22-2026-04-2202026-04-2242026-04-22-2026-04-2222026-04-2222026-04-22/2026-04-2222026-04-2202026-04-2222026-04-2262026-04-22-2026-04-2202026-04-2242026-04-22-2026-04-2222026-04-2222026-04-22w2026-04-2222026-04-2202026-04-2222026-04-2262026-04-22-2026-04-2202026-04-2242026-04-22-2026-04-2222026-04-2222026-04-22o2026-04-2222026-04-2202026-04-2222026-04-2262026-04-22-2026-04-2202026-04-2242026-04-22-2026-04-2222026-04-2222026-04-22r2026-04-2222026-04-2202026-04-2222026-04-2262026-04-22-2026-04-2202026-04-2242026-04-22-2026-04-2222026-04-2222026-04-22d2026-04-2222026-04-2202026-04-2222026-04-2262026-04-22-2026-04-2202026-04-2242026-04-22-2026-04-2222026-04-2222026-04-22p2026-04-2222026-04-2202026-04-2222026-04-2262026-04-22-2026-04-2202026-04-2242026-04-22-2026-04-2222026-04-2222026-04-22r2026-04-2222026-04-2202026-04-2222026-04-2262026-04-22-2026-04-2202026-04-2242026-04-22-2026-04-2222026-04-2222026-04-22o2026-04-2222026-04-2202026-04-2222026-04-2262026-04-22-2026-04-2202026-04-2242026-04-22-2026-04-2222026-04-2222026-04-22c2026-04-2222026-04-2202026-04-2222026-04-2262026-04-22-2026-04-2202026-04-2242026-04-22-2026-04-2222026-04-2222026-04-22e2026-04-2222026-04-2202026-04-2222026-04-2262026-04-22-2026-04-2202026-04-2242026-04-22-2026-04-2222026-04-2222026-04-22s2026-04-2222026-04-2202026-04-2222026-04-2262026-04-22-2026-04-2202026-04-2242026-04-22-2026-04-2222026-04-2222026-04-22s2026-04-2222026-04-2202026-04-2222026-04-2262026-04-22-2026-04-2202026-04-2242026-04-22-2026-04-2222026-04-2222026-04-22i2026-04-2222026-04-2202026-04-2222026-04-2262026-04-22-2026-04-2202026-04-2242026-04-22-2026-04-2222026-04-2222026-04-22n2026-04-2222026-04-2202026-04-2222026-04-2262026-04-22-2026-04-2202026-04-2242026-04-22-2026-04-2222026-04-2222026-04-22g2026-04-2222026-04-2202026-04-2222026-04-2262026-04-22-2026-04-2202026-04-2242026-04-22-2026-04-2222026-04-2222026-04-22D2026-04-2222026-04-2202026-04-2222026-04-2262026-04-22-2026-04-2202026-04-2242026-04-22-2026-04-2222026-04-2222026-04-22r2026-04-2222026-04-2202026-04-2222026-04-2262026-04-22-2026-04-2202026-04-2242026-04-22-2026-04-2222026-04-2222026-04-22a2026-04-2222026-04-2202026-04-2222026-04-2262026-04-22-2026-04-2202026-04-2242026-04-22-2026-04-2222026-04-2222026-04-22w2026-04-2222026-04-2202026-04-2222026-04-2262026-04-22-2026-04-2202026-04-2242026-04-22-2026-04-2222026-04-2222026-04-22i2026-04-2222026-04-2202026-04-2222026-04-2262026-04-22-2026-04-2202026-04-2242026-04-22-2026-04-2222026-04-2222026-04-22n2026-04-2222026-04-2202026-04-2222026-04-2262026-04-22-2026-04-2202026-04-2242026-04-22-2026-04-2222026-04-2222026-04-22g2026-04-2222026-04-2202026-04-2222026-04-2262026-04-22-2026-04-2202026-04-2242026-04-22-2026-04-2222026-04-2222026-04-22"2026-04-2222026-04-2202026-04-2222026-04-2262026-04-22-2026-04-2202026-04-2242026-04-22-2026-04-2222026-04-2222026-04-22 2026-04-2222026-04-2202026-04-2222026-04-2262026-04-22-2026-04-2202026-04-2242026-04-22-2026-04-2222026-04-2222026-04-22x2026-04-2222026-04-2202026-04-2222026-04-2262026-04-22-2026-04-2202026-04-2242026-04-22-2026-04-2222026-04-2222026-04-22m2026-04-2222026-04-2202026-04-2222026-04-2262026-04-22-2026-04-2202026-04-2242026-04-22-2026-04-2222026-04-2222026-04-22l2026-04-2222026-04-2202026-04-2222026-04-2262026-04-22-2026-04-2202026-04-2242026-04-22-2026-04-2222026-04-2222026-04-22n2026-04-2222026-04-2202026-04-2222026-04-2262026-04-22-2026-04-2202026-04-2242026-04-22-2026-04-2222026-04-2222026-04-22s2026-04-2222026-04-2202026-04-2222026-04-2262026-04-22-2026-04-2202026-04-2242026-04-22-2026-04-2222026-04-2222026-04-22:2026-04-2222026-04-2202026-04-2222026-04-2262026-04-22-2026-04-2202026-04-2242026-04-22-2026-04-2222026-04-2222026-04-22w2026-04-2222026-04-2202026-04-2222026-04-2262026-04-22-2026-04-2202026-04-2242026-04-22-2026-04-2222026-04-2222026-04-22p2026-04-2222026-04-2202026-04-2222026-04-2262026-04-22-2026-04-2202026-04-2242026-04-22-2026-04-2222026-04-2222026-04-22=2026-04-2222026-04-2202026-04-2222026-04-2262026-04-22-2026-04-2202026-04-2242026-04-22-2026-04-2222026-04-2222026-04-22"2026-04-2222026-04-2202026-04-2222026-04-2262026-04-22-2026-04-2202026-04-2242026-04-22-2026-04-2222026-04-2222026-04-22h2026-04-2222026-04-2202026-04-2222026-04-2262026-04-22-2026-04-2202026-04-2242026-04-22-2026-04-2222026-04-2222026-04-22t2026-04-2222026-04-2202026-04-2222026-04-2262026-04-22-2026-04-2202026-04-2242026-04-22-2026-04-2222026-04-2222026-04-22t2026-04-2222026-04-2202026-04-2222026-04-2262026-04-22-2026-04-2202026-04-2242026-04-22-2026-04-2222026-04-2222026-04-22p2026-04-2222026-04-2202026-04-2222026-04-2262026-04-22-2026-04-2202026-04-2242026-04-22-2026-04-2222026-04-2222026-04-22:2026-04-2222026-04-2202026-04-2222026-04-2262026-04-22-2026-04-2202026-04-2242026-04-22-2026-04-2222026-04-2222026-04-22/2026-04-2222026-04-2202026-04-2222026-04-2262026-04-22-2026-04-2202026-04-2242026-04-22-2026-04-2222026-04-2222026-04-22/2026-04-2222026-04-2202026-04-2222026-04-2262026-04-22-2026-04-2202026-04-2242026-04-22-2026-04-2222026-04-2222026-04-22s2026-04-2222026-04-2202026-04-2222026-04-2262026-04-22-2026-04-2202026-04-2242026-04-22-2026-04-2222026-04-2222026-04-22c2026-04-2222026-04-2202026-04-2222026-04-2262026-04-22-2026-04-2202026-04-2242026-04-22-2026-04-2222026-04-2222026-04-22h2026-04-2222026-04-2202026-04-2222026-04-2262026-04-22-2026-04-2202026-04-2242026-04-22-2026-04-2222026-04-2222026-04-22e2026-04-2222026-04-2202026-04-2222026-04-2262026-04-22-2026-04-2202026-04-2242026-04-22-2026-04-2222026-04-2222026-04-22m2026-04-2222026-04-2202026-04-2222026-04-2262026-04-22-2026-04-2202026-04-2242026-04-22-2026-04-2222026-04-2222026-04-22a2026-04-2222026-04-2202026-04-2222026-04-2262026-04-22-2026-04-2202026-04-2242026-04-22-2026-04-2222026-04-2222026-04-22s2026-04-2222026-04-2202026-04-2222026-04-2262026-04-22-2026-04-2202026-04-2242026-04-22-2026-04-2222026-04-2222026-04-22.2026-04-2222026-04-2202026-04-2222026-04-2262026-04-22-2026-04-2202026-04-2242026-04-22-2026-04-2222026-04-2222026-04-22o2026-04-2222026-04-2202026-04-2222026-04-2262026-04-22-2026-04-2202026-04-2242026-04-22-2026-04-2222026-04-2222026-04-22p2026-04-2222026-04-2202026-04-2222026-04-2262026-04-22-2026-04-2202026-04-2242026-04-22-2026-04-2222026-04-2222026-04-22e2026-04-2222026-04-2202026-04-2222026-04-2262026-04-22-2026-04-2202026-04-2242026-04-22-2026-04-2222026-04-2222026-04-22n2026-04-2222026-04-2202026-04-2222026-04-2262026-04-22-2026-04-2202026-04-2242026-04-22-2026-04-2222026-04-2222026-04-22x2026-04-2222026-04-2202026-04-2222026-04-2262026-04-22-2026-04-2202026-04-2242026-04-22-2026-04-2222026-04-2222026-04-22m2026-04-2222026-04-2202026-04-2222026-04-2262026-04-22-2026-04-2202026-04-2242026-04-22-2026-04-2222026-04-2222026-04-22l2026-04-2222026-04-2202026-04-2222026-04-2262026-04-22-2026-04-2202026-04-2242026-04-22-2026-04-2222026-04-2222026-04-22f2026-04-2222026-04-2202026-04-2222026-04-2262026-04-22-2026-04-2202026-04-2242026-04-22-2026-04-2222026-04-2222026-04-22o2026-04-2222026-04-2202026-04-2222026-04-2262026-04-22-2026-04-2202026-04-2242026-04-22-2026-04-2222026-04-2222026-04-22r2026-04-2222026-04-2202026-04-2222026-04-2262026-04-22-2026-04-2202026-04-2242026-04-22-2026-04-2222026-04-2222026-04-22m2026-04-2222026-04-2202026-04-2222026-04-2262026-04-22-2026-04-2202026-04-2242026-04-22-2026-04-2222026-04-2222026-04-22a2026-04-2222026-04-2202026-04-2222026-04-2262026-04-22-2026-04-2202026-04-2242026-04-22-2026-04-2222026-04-2222026-04-22t2026-04-2222026-04-2202026-04-2222026-04-2262026-04-22-2026-04-2202026-04-2242026-04-22-2026-04-2222026-04-2222026-04-22s2026-04-2222026-04-2202026-04-2222026-04-2262026-04-22-2026-04-2202026-04-2242026-04-22-2026-04-2222026-04-2222026-04-22.2026-04-2222026-04-2202026-04-2222026-04-2262026-04-22-2026-04-2202026-04-2242026-04-22-2026-04-2222026-04-2222026-04-22o2026-04-2222026-04-2202026-04-2222026-04-2262026-04-22-2026-04-2202026-04-2242026-04-22-2026-04-2222026-04-2222026-04-22r2026-04-2222026-04-2202026-04-2222026-04-2262026-04-22-2026-04-2202026-04-2242026-04-22-2026-04-2222026-04-2222026-04-22g2026-04-2222026-04-2202026-04-2222026-04-2262026-04-22-2026-04-2202026-04-2242026-04-22-2026-04-2222026-04-2222026-04-22/2026-04-2222026-04-2202026-04-2222026-04-2262026-04-22-2026-04-2202026-04-2242026-04-22-2026-04-2222026-04-2222026-04-22d2026-04-2222026-04-2202026-04-2222026-04-2262026-04-22-2026-04-2202026-04-2242026-04-22-2026-04-2222026-04-2222026-04-22r2026-04-2222026-04-2202026-04-2222026-04-2262026-04-22-2026-04-2202026-04-2242026-04-22-2026-04-2222026-04-2222026-04-22a2026-04-2222026-04-2202026-04-2222026-04-2262026-04-22-2026-04-2202026-04-2242026-04-22-2026-04-2222026-04-2222026-04-22w2026-04-2222026-04-2202026-04-2222026-04-2262026-04-22-2026-04-2202026-04-2242026-04-22-2026-04-2222026-04-2222026-04-22i2026-04-2222026-04-2202026-04-2222026-04-2262026-04-22-2026-04-2202026-04-2242026-04-22-2026-04-2222026-04-2222026-04-22n2026-04-2222026-04-2202026-04-2222026-04-2262026-04-22-2026-04-2202026-04-2242026-04-22-2026-04-2222026-04-2222026-04-22g2026-04-2222026-04-2202026-04-2222026-04-2262026-04-22-2026-04-2202026-04-2242026-04-22-2026-04-2222026-04-2222026-04-22m2026-04-2222026-04-2202026-04-2222026-04-2262026-04-22-2026-04-2202026-04-2242026-04-22-2026-04-2222026-04-2222026-04-22l2026-04-2222026-04-2202026-04-2222026-04-2262026-04-22-2026-04-2202026-04-2242026-04-22-2026-04-2222026-04-2222026-04-22/2026-04-2222026-04-2202026-04-2222026-04-2262026-04-22-2026-04-2202026-04-2242026-04-22-2026-04-2222026-04-2222026-04-2222026-04-2222026-04-2202026-04-2222026-04-2262026-04-22-2026-04-2202026-04-2242026-04-22-2026-04-2222026-04-2222026-04-2202026-04-2222026-04-2202026-04-2222026-04-2262026-04-22-2026-04-2202026-04-2242026-04-22-2026-04-2222026-04-2222026-04-2202026-04-2222026-04-2202026-04-2222026-04-2262026-04-22-2026-04-2202026-04-2242026-04-22-2026-04-2222026-04-2222026-04-2262026-04-2222026-04-2202026-04-2222026-04-2262026-04-22-2026-04-2202026-04-2242026-04-22-2026-04-2222026-04-2222026-04-22/2026-04-2222026-04-2202026-04-2222026-04-2262026-04-22-2026-04-2202026-04-2242026-04-22-2026-04-2222026-04-2222026-04-22w2026-04-2222026-04-2202026-04-2222026-04-2262026-04-22-2026-04-2202026-04-2242026-04-22-2026-04-2222026-04-2222026-04-22o2026-04-2222026-04-2202026-04-2222026-04-2262026-04-22-2026-04-2202026-04-2242026-04-22-2026-04-2222026-04-2222026-04-22r2026-04-2222026-04-2202026-04-2222026-04-2262026-04-22-2026-04-2202026-04-2242026-04-22-2026-04-2222026-04-2222026-04-22d2026-04-2222026-04-2202026-04-2222026-04-2262026-04-22-2026-04-2202026-04-2242026-04-22-2026-04-2222026-04-2222026-04-22p2026-04-2222026-04-2202026-04-2222026-04-2262026-04-22-2026-04-2202026-04-2242026-04-22-2026-04-2222026-04-2222026-04-22r2026-04-2222026-04-2202026-04-2222026-04-2262026-04-22-2026-04-2202026-04-2242026-04-22-2026-04-2222026-04-2222026-04-22o2026-04-2222026-04-2202026-04-2222026-04-2262026-04-22-2026-04-2202026-04-2242026-04-22-2026-04-2222026-04-2222026-04-22c2026-04-2222026-04-2202026-04-2222026-04-2262026-04-22-2026-04-2202026-04-2242026-04-22-2026-04-2222026-04-2222026-04-22e2026-04-2222026-04-2202026-04-2222026-04-2262026-04-22-2026-04-2202026-04-2242026-04-22-2026-04-2222026-04-2222026-04-22s2026-04-2222026-04-2202026-04-2222026-04-2262026-04-22-2026-04-2202026-04-2242026-04-22-2026-04-2222026-04-2222026-04-22s2026-04-2222026-04-2202026-04-2222026-04-2262026-04-22-2026-04-2202026-04-2242026-04-22-2026-04-2222026-04-2222026-04-22i2026-04-2222026-04-2202026-04-2222026-04-2262026-04-22-2026-04-2202026-04-2242026-04-22-2026-04-2222026-04-2222026-04-22n2026-04-2222026-04-2202026-04-2222026-04-2262026-04-22-2026-04-2202026-04-2242026-04-22-2026-04-2222026-04-2222026-04-22g2026-04-2222026-04-2202026-04-2222026-04-2262026-04-22-2026-04-2202026-04-2242026-04-22-2026-04-2222026-04-2222026-04-22D2026-04-2222026-04-2202026-04-2222026-04-2262026-04-22-2026-04-2202026-04-2242026-04-22-2026-04-2222026-04-2222026-04-22r2026-04-2222026-04-2202026-04-2222026-04-2262026-04-22-2026-04-2202026-04-2242026-04-22-2026-04-2222026-04-2222026-04-22a2026-04-2222026-04-2202026-04-2222026-04-2262026-04-22-2026-04-2202026-04-2242026-04-22-2026-04-2222026-04-2222026-04-22w2026-04-2222026-04-2202026-04-2222026-04-2262026-04-22-2026-04-2202026-04-2242026-04-22-2026-04-2222026-04-2222026-04-22i2026-04-2222026-04-2202026-04-2222026-04-2262026-04-22-2026-04-2202026-04-2242026-04-22-2026-04-2222026-04-2222026-04-22n2026-04-2222026-04-2202026-04-2222026-04-2262026-04-22-2026-04-2202026-04-2242026-04-22-2026-04-2222026-04-2222026-04-22g2026-04-2222026-04-2202026-04-2222026-04-2262026-04-22-2026-04-2202026-04-2242026-04-22-2026-04-2222026-04-2222026-04-22"2026-04-2222026-04-2202026-04-2222026-04-2262026-04-22-2026-04-2202026-04-2242026-04-22-2026-04-2222026-04-2222026-04-22 2026-04-2222026-04-2202026-04-2222026-04-2262026-04-22-2026-04-2202026-04-2242026-04-22-2026-04-2222026-04-2222026-04-22x2026-04-2222026-04-2202026-04-2222026-04-2262026-04-22-2026-04-2202026-04-2242026-04-22-2026-04-2222026-04-2222026-04-22m2026-04-2222026-04-2202026-04-2222026-04-2262026-04-22-2026-04-2202026-04-2242026-04-22-2026-04-2222026-04-2222026-04-22l2026-04-2222026-04-2202026-04-2222026-04-2262026-04-22-2026-04-2202026-04-2242026-04-22-2026-04-2222026-04-2222026-04-22n2026-04-2222026-04-2202026-04-2222026-04-2262026-04-22-2026-04-2202026-04-2242026-04-22-2026-04-2222026-04-2222026-04-22s2026-04-2222026-04-2202026-04-2222026-04-2262026-04-22-2026-04-2202026-04-2242026-04-22-2026-04-2222026-04-2222026-04-22:2026-04-2222026-04-2202026-04-2222026-04-2262026-04-22-2026-04-2202026-04-2242026-04-22-2026-04-2222026-04-2222026-04-22w2026-04-2222026-04-2202026-04-2222026-04-2262026-04-22-2026-04-2202026-04-2242026-04-22-2026-04-2222026-04-2222026-04-2212026-04-2222026-04-2202026-04-2222026-04-2262026-04-22-2026-04-2202026-04-2242026-04-22-2026-04-2222026-04-2222026-04-2202026-04-2222026-04-2202026-04-2222026-04-2262026-04-22-2026-04-2202026-04-2242026-04-22-2026-04-2222026-04-2222026-04-22=2026-04-2222026-04-2202026-04-2222026-04-2262026-04-22-2026-04-2202026-04-2242026-04-22-2026-04-2222026-04-2222026-04-22"2026-04-2222026-04-2202026-04-2222026-04-2262026-04-22-2026-04-2202026-04-2242026-04-22-2026-04-2222026-04-2222026-04-22u2026-04-2222026-04-2202026-04-2222026-04-2262026-04-22-2026-04-2202026-04-2242026-04-22-2026-04-2222026-04-2222026-04-22r2026-04-2222026-04-2202026-04-2222026-04-2262026-04-22-2026-04-2202026-04-2242026-04-22-2026-04-2222026-04-2222026-04-22n2026-04-2222026-04-2202026-04-2222026-04-2262026-04-22-2026-04-2202026-04-2242026-04-22-2026-04-2222026-04-2222026-04-22:2026-04-2222026-04-2202026-04-2222026-04-2262026-04-22-2026-04-2202026-04-2242026-04-22-2026-04-2222026-04-2222026-04-22s2026-04-2222026-04-2202026-04-2222026-04-2262026-04-22-2026-04-2202026-04-2242026-04-22-2026-04-2222026-04-2222026-04-22c2026-04-2222026-04-2202026-04-2222026-04-2262026-04-22-2026-04-2202026-04-2242026-04-22-2026-04-2222026-04-2222026-04-22h2026-04-2222026-04-2202026-04-2222026-04-2262026-04-22-2026-04-2202026-04-2242026-04-22-2026-04-2222026-04-2222026-04-22e2026-04-2222026-04-2202026-04-2222026-04-2262026-04-22-2026-04-2202026-04-2242026-04-22-2026-04-2222026-04-2222026-04-22m2026-04-2222026-04-2202026-04-2222026-04-2262026-04-22-2026-04-2202026-04-2242026-04-22-2026-04-2222026-04-2222026-04-22a2026-04-2222026-04-2202026-04-2222026-04-2262026-04-22-2026-04-2202026-04-2242026-04-22-2026-04-2222026-04-2222026-04-22s2026-04-2222026-04-2202026-04-2222026-04-2262026-04-22-2026-04-2202026-04-2242026-04-22-2026-04-2222026-04-2222026-04-22-2026-04-2222026-04-2202026-04-2222026-04-2262026-04-22-2026-04-2202026-04-2242026-04-22-2026-04-2222026-04-2222026-04-22m2026-04-2222026-04-2202026-04-2222026-04-2262026-04-22-2026-04-2202026-04-2242026-04-22-2026-04-2222026-04-2222026-04-22i2026-04-2222026-04-2202026-04-2222026-04-2262026-04-22-2026-04-2202026-04-2242026-04-22-2026-04-2222026-04-2222026-04-22c2026-04-2222026-04-2202026-04-2222026-04-2262026-04-22-2026-04-2202026-04-2242026-04-22-2026-04-2222026-04-2222026-04-22r2026-04-2222026-04-2202026-04-2222026-04-2262026-04-22-2026-04-2202026-04-2242026-04-22-2026-04-2222026-04-2222026-04-22o2026-04-2222026-04-2202026-04-2222026-04-2262026-04-22-2026-04-2202026-04-2242026-04-22-2026-04-2222026-04-2222026-04-22s2026-04-2222026-04-2202026-04-2222026-04-2262026-04-22-2026-04-2202026-04-2242026-04-22-2026-04-2222026-04-2222026-04-22o2026-04-2222026-04-2202026-04-2222026-04-2262026-04-22-2026-04-2202026-04-2242026-04-22-2026-04-2222026-04-2222026-04-22f2026-04-2222026-04-2202026-04-2222026-04-2262026-04-22-2026-04-2202026-04-2242026-04-22-2026-04-2222026-04-2222026-04-22t2026-04-2222026-04-2202026-04-2222026-04-2262026-04-22-2026-04-2202026-04-2242026-04-22-2026-04-2222026-04-2222026-04-22-2026-04-2222026-04-2202026-04-2222026-04-2262026-04-22-2026-04-2202026-04-2242026-04-22-2026-04-2222026-04-2222026-04-22c2026-04-2222026-04-2202026-04-2222026-04-2262026-04-22-2026-04-2202026-04-2242026-04-22-2026-04-2222026-04-2222026-04-22o2026-04-2222026-04-2202026-04-2222026-04-2262026-04-22-2026-04-2202026-04-2242026-04-22-2026-04-2222026-04-2222026-04-22m2026-04-2222026-04-2202026-04-2222026-04-2262026-04-22-2026-04-2202026-04-2242026-04-22-2026-04-2222026-04-2222026-04-22:2026-04-2222026-04-2202026-04-2222026-04-2262026-04-22-2026-04-2202026-04-2242026-04-22-2026-04-2222026-04-2222026-04-22o2026-04-2222026-04-2202026-04-2222026-04-2262026-04-22-2026-04-2202026-04-2242026-04-22-2026-04-2222026-04-2222026-04-22f2026-04-2222026-04-2202026-04-2222026-04-2262026-04-22-2026-04-2202026-04-2242026-04-22-2026-04-2222026-04-2222026-04-22f2026-04-2222026-04-2202026-04-2222026-04-2262026-04-22-2026-04-2202026-04-2242026-04-22-2026-04-2222026-04-2222026-04-22i2026-04-2222026-04-2202026-04-2222026-04-2262026-04-22-2026-04-2202026-04-2242026-04-22-2026-04-2222026-04-2222026-04-22c2026-04-2222026-04-2202026-04-2222026-04-2262026-04-22-2026-04-2202026-04-2242026-04-22-2026-04-2222026-04-2222026-04-22e2026-04-2222026-04-2202026-04-2222026-04-2262026-04-22-2026-04-2202026-04-2242026-04-22-2026-04-2222026-04-2222026-04-22:2026-04-2222026-04-2202026-04-2222026-04-2262026-04-22-2026-04-2202026-04-2242026-04-22-2026-04-2222026-04-2222026-04-22w2026-04-2222026-04-2202026-04-2222026-04-2262026-04-22-2026-04-2202026-04-2242026-04-22-2026-04-2222026-04-2222026-04-22o2026-04-2222026-04-2202026-04-2222026-04-2262026-04-22-2026-04-2202026-04-2242026-04-22-2026-04-2222026-04-2222026-04-22r2026-04-2222026-04-2202026-04-2222026-04-2262026-04-22-2026-04-2202026-04-2242026-04-22-2026-04-2222026-04-2222026-04-22d2026-04-2222026-04-2202026-04-2222026-04-2262026-04-22-2026-04-2202026-04-2242026-04-22-2026-04-2222026-04-2222026-04-22"2026-04-2222026-04-2202026-04-2222026-04-2262026-04-22-2026-04-2202026-04-2242026-04-22-2026-04-2222026-04-2222026-04-22 2026-04-2222026-04-2202026-04-2222026-04-2262026-04-22-2026-04-2202026-04-2242026-04-22-2026-04-2222026-04-2222026-04-22x2026-04-2222026-04-2202026-04-2222026-04-2262026-04-22-2026-04-2202026-04-2242026-04-22-2026-04-2222026-04-2222026-04-22m2026-04-2222026-04-2202026-04-2222026-04-2262026-04-22-2026-04-2202026-04-2242026-04-22-2026-04-2222026-04-2222026-04-22l2026-04-2222026-04-2202026-04-2222026-04-2262026-04-22-2026-04-2202026-04-2242026-04-22-2026-04-2222026-04-2222026-04-22n2026-04-2222026-04-2202026-04-2222026-04-2262026-04-22-2026-04-2202026-04-2242026-04-22-2026-04-2222026-04-2222026-04-22s2026-04-2222026-04-2202026-04-2222026-04-2262026-04-22-2026-04-2202026-04-2242026-04-22-2026-04-2222026-04-2222026-04-22:2026-04-2222026-04-2202026-04-2222026-04-2262026-04-22-2026-04-2202026-04-2242026-04-22-2026-04-2222026-04-2222026-04-22w2026-04-2222026-04-2202026-04-2222026-04-2262026-04-22-2026-04-2202026-04-2242026-04-22-2026-04-2222026-04-2222026-04-22=2026-04-2222026-04-2202026-04-2222026-04-2262026-04-22-2026-04-2202026-04-2242026-04-22-2026-04-2222026-04-2222026-04-22"2026-04-2222026-04-2202026-04-2222026-04-2262026-04-22-2026-04-2202026-04-2242026-04-22-2026-04-2222026-04-2222026-04-22h2026-04-2222026-04-2202026-04-2222026-04-2262026-04-22-2026-04-2202026-04-2242026-04-22-2026-04-2222026-04-2222026-04-22t2026-04-2222026-04-2202026-04-2222026-04-2262026-04-22-2026-04-2202026-04-2242026-04-22-2026-04-2222026-04-2222026-04-22t2026-04-2222026-04-2202026-04-2222026-04-2262026-04-22-2026-04-2202026-04-2242026-04-22-2026-04-2222026-04-2222026-04-22p2026-04-2222026-04-2202026-04-2222026-04-2262026-04-22-2026-04-2202026-04-2242026-04-22-2026-04-2222026-04-2222026-04-22:2026-04-2222026-04-2202026-04-2222026-04-2262026-04-22-2026-04-2202026-04-2242026-04-22-2026-04-2222026-04-2222026-04-22/2026-04-2222026-04-2202026-04-2222026-04-2262026-04-22-2026-04-2202026-04-2242026-04-22-2026-04-2222026-04-2222026-04-22/2026-04-2222026-04-2202026-04-2222026-04-2262026-04-22-2026-04-2202026-04-2242026-04-22-2026-04-2222026-04-2222026-04-22s2026-04-2222026-04-2202026-04-2222026-04-2262026-04-22-2026-04-2202026-04-2242026-04-22-2026-04-2222026-04-2222026-04-22c2026-04-2222026-04-2202026-04-2222026-04-2262026-04-22-2026-04-2202026-04-2242026-04-22-2026-04-2222026-04-2222026-04-22h2026-04-2222026-04-2202026-04-2222026-04-2262026-04-22-2026-04-2202026-04-2242026-04-22-2026-04-2222026-04-2222026-04-22e2026-04-2222026-04-2202026-04-2222026-04-2262026-04-22-2026-04-2202026-04-2242026-04-22-2026-04-2222026-04-2222026-04-22m2026-04-2222026-04-2202026-04-2222026-04-2262026-04-22-2026-04-2202026-04-2242026-04-22-2026-04-2222026-04-2222026-04-22a2026-04-2222026-04-2202026-04-2222026-04-2262026-04-22-2026-04-2202026-04-2242026-04-22-2026-04-2222026-04-2222026-04-22s2026-04-2222026-04-2202026-04-2222026-04-2262026-04-22-2026-04-2202026-04-2242026-04-22-2026-04-2222026-04-2222026-04-22.2026-04-2222026-04-2202026-04-2222026-04-2262026-04-22-2026-04-2202026-04-2242026-04-22-2026-04-2222026-04-2222026-04-22o2026-04-2222026-04-2202026-04-2222026-04-2262026-04-22-2026-04-2202026-04-2242026-04-22-2026-04-2222026-04-2222026-04-22p2026-04-2222026-04-2202026-04-2222026-04-2262026-04-22-2026-04-2202026-04-2242026-04-22-2026-04-2222026-04-2222026-04-22e2026-04-2222026-04-2202026-04-2222026-04-2262026-04-22-2026-04-2202026-04-2242026-04-22-2026-04-2222026-04-2222026-04-22n2026-04-2222026-04-2202026-04-2222026-04-2262026-04-22-2026-04-2202026-04-2242026-04-22-2026-04-2222026-04-2222026-04-22x2026-04-2222026-04-2202026-04-2222026-04-2262026-04-22-2026-04-2202026-04-2242026-04-22-2026-04-2222026-04-2222026-04-22m2026-04-2222026-04-2202026-04-2222026-04-2262026-04-22-2026-04-2202026-04-2242026-04-22-2026-04-2222026-04-2222026-04-22l2026-04-2222026-04-2202026-04-2222026-04-2262026-04-22-2026-04-2202026-04-2242026-04-22-2026-04-2222026-04-2222026-04-22f2026-04-2222026-04-2202026-04-2222026-04-2262026-04-22-2026-04-2202026-04-2242026-04-22-2026-04-2222026-04-2222026-04-22o2026-04-2222026-04-2202026-04-2222026-04-2262026-04-22-2026-04-2202026-04-2242026-04-22-2026-04-2222026-04-2222026-04-22r2026-04-2222026-04-2202026-04-2222026-04-2262026-04-22-2026-04-2202026-04-2242026-04-22-2026-04-2222026-04-2222026-04-22m2026-04-2222026-04-2202026-04-2222026-04-2262026-04-22-2026-04-2202026-04-2242026-04-22-2026-04-2222026-04-2222026-04-22a2026-04-2222026-04-2202026-04-2222026-04-2262026-04-22-2026-04-2202026-04-2242026-04-22-2026-04-2222026-04-2222026-04-22t2026-04-2222026-04-2202026-04-2222026-04-2262026-04-22-2026-04-2202026-04-2242026-04-22-2026-04-2222026-04-2222026-04-22s2026-04-2222026-04-2202026-04-2222026-04-2262026-04-22-2026-04-2202026-04-2242026-04-22-2026-04-2222026-04-2222026-04-22.2026-04-2222026-04-2202026-04-2222026-04-2262026-04-22-2026-04-2202026-04-2242026-04-22-2026-04-2222026-04-2222026-04-22o2026-04-2222026-04-2202026-04-2222026-04-2262026-04-22-2026-04-2202026-04-2242026-04-22-2026-04-2222026-04-2222026-04-22r2026-04-2222026-04-2202026-04-2222026-04-2262026-04-22-2026-04-2202026-04-2242026-04-22-2026-04-2222026-04-2222026-04-22g2026-04-2222026-04-2202026-04-2222026-04-2262026-04-22-2026-04-2202026-04-2242026-04-22-2026-04-2222026-04-2222026-04-22/2026-04-2222026-04-2202026-04-2222026-04-2262026-04-22-2026-04-2202026-04-2242026-04-22-2026-04-2222026-04-2222026-04-22w2026-04-2222026-04-2202026-04-2222026-04-2262026-04-22-2026-04-2202026-04-2242026-04-22-2026-04-2222026-04-2222026-04-22o2026-04-2222026-04-2202026-04-2222026-04-2262026-04-22-2026-04-2202026-04-2242026-04-22-2026-04-2222026-04-2222026-04-22r2026-04-2222026-04-2202026-04-2222026-04-2262026-04-22-2026-04-2202026-04-2242026-04-22-2026-04-2222026-04-2222026-04-22d2026-04-2222026-04-2202026-04-2222026-04-2262026-04-22-2026-04-2202026-04-2242026-04-22-2026-04-2222026-04-2222026-04-22p2026-04-2222026-04-2202026-04-2222026-04-2262026-04-22-2026-04-2202026-04-2242026-04-22-2026-04-2222026-04-2222026-04-22r2026-04-2222026-04-2202026-04-2222026-04-2262026-04-22-2026-04-2202026-04-2242026-04-22-2026-04-2222026-04-2222026-04-22o2026-04-2222026-04-2202026-04-2222026-04-2262026-04-22-2026-04-2202026-04-2242026-04-22-2026-04-2222026-04-2222026-04-22c2026-04-2222026-04-2202026-04-2222026-04-2262026-04-22-2026-04-2202026-04-2242026-04-22-2026-04-2222026-04-2222026-04-22e2026-04-2222026-04-2202026-04-2222026-04-2262026-04-22-2026-04-2202026-04-2242026-04-22-2026-04-2222026-04-2222026-04-22s2026-04-2222026-04-2202026-04-2222026-04-2262026-04-22-2026-04-2202026-04-2242026-04-22-2026-04-2222026-04-2222026-04-22s2026-04-2222026-04-2202026-04-2222026-04-2262026-04-22-2026-04-2202026-04-2242026-04-22-2026-04-2222026-04-2222026-04-22i2026-04-2222026-04-2202026-04-2222026-04-2262026-04-22-2026-04-2202026-04-2242026-04-22-2026-04-2222026-04-2222026-04-22n2026-04-2222026-04-2202026-04-2222026-04-2262026-04-22-2026-04-2202026-04-2242026-04-22-2026-04-2222026-04-2222026-04-22g2026-04-2222026-04-2202026-04-2222026-04-2262026-04-22-2026-04-2202026-04-2242026-04-22-2026-04-2222026-04-2222026-04-22m2026-04-2222026-04-2202026-04-2222026-04-2262026-04-22-2026-04-2202026-04-2242026-04-22-2026-04-2222026-04-2222026-04-22l2026-04-2222026-04-2202026-04-2222026-04-2262026-04-22-2026-04-2202026-04-2242026-04-22-2026-04-2222026-04-2222026-04-22/2026-04-2222026-04-2202026-04-2222026-04-2262026-04-22-2026-04-2202026-04-2242026-04-22-2026-04-2222026-04-2222026-04-2222026-04-2222026-04-2202026-04-2222026-04-2262026-04-22-2026-04-2202026-04-2242026-04-22-2026-04-2222026-04-2222026-04-2202026-04-2222026-04-2202026-04-2222026-04-2262026-04-22-2026-04-2202026-04-2242026-04-22-2026-04-2222026-04-2222026-04-2202026-04-2222026-04-2202026-04-2222026-04-2262026-04-22-2026-04-2202026-04-2242026-04-22-2026-04-2222026-04-2222026-04-2262026-04-2222026-04-2202026-04-2222026-04-2262026-04-22-2026-04-2202026-04-2242026-04-22-2026-04-2222026-04-2222026-04-22/2026-04-2222026-04-2202026-04-2222026-04-2262026-04-22-2026-04-2202026-04-2242026-04-22-2026-04-2222026-04-2222026-04-22m2026-04-2222026-04-2202026-04-2222026-04-2262026-04-22-2026-04-2202026-04-2242026-04-22-2026-04-2222026-04-2222026-04-22a2026-04-2222026-04-2202026-04-2222026-04-2262026-04-22-2026-04-2202026-04-2242026-04-22-2026-04-2222026-04-2222026-04-22i2026-04-2222026-04-2202026-04-2222026-04-2262026-04-22-2026-04-2202026-04-2242026-04-22-2026-04-2222026-04-2222026-04-22n2026-04-2222026-04-2202026-04-2222026-04-2262026-04-22-2026-04-2202026-04-2242026-04-22-2026-04-2222026-04-2222026-04-22"2026-04-2222026-04-2202026-04-2222026-04-2262026-04-22-2026-04-2202026-04-2242026-04-22-2026-04-2222026-04-2222026-04-22 2026-04-2222026-04-2202026-04-2222026-04-2262026-04-22-2026-04-2202026-04-2242026-04-22-2026-04-2222026-04-2222026-04-22x2026-04-2222026-04-2202026-04-2222026-04-2262026-04-22-2026-04-2202026-04-2242026-04-22-2026-04-2222026-04-2222026-04-22m2026-04-2222026-04-2202026-04-2222026-04-2262026-04-22-2026-04-2202026-04-2242026-04-22-2026-04-2222026-04-2222026-04-22l2026-04-2222026-04-2202026-04-2222026-04-2262026-04-22-2026-04-2202026-04-2242026-04-22-2026-04-2222026-04-2222026-04-22n2026-04-2222026-04-2202026-04-2222026-04-2262026-04-22-2026-04-2202026-04-2242026-04-22-2026-04-2222026-04-2222026-04-22s2026-04-2222026-04-2202026-04-2222026-04-2262026-04-22-2026-04-2202026-04-2242026-04-22-2026-04-2222026-04-2222026-04-22:2026-04-2222026-04-2202026-04-2222026-04-2262026-04-22-2026-04-2202026-04-2242026-04-22-2026-04-2222026-04-2222026-04-22w2026-04-2222026-04-2202026-04-2222026-04-2262026-04-22-2026-04-2202026-04-2242026-04-22-2026-04-2222026-04-2222026-04-2212026-04-2222026-04-2202026-04-2222026-04-2262026-04-22-2026-04-2202026-04-2242026-04-22-2026-04-2222026-04-2222026-04-2242026-04-2222026-04-2202026-04-2222026-04-2262026-04-22-2026-04-2202026-04-2242026-04-22-2026-04-2222026-04-2222026-04-22=2026-04-2222026-04-2202026-04-2222026-04-2262026-04-22-2026-04-2202026-04-2242026-04-22-2026-04-2222026-04-2222026-04-22"2026-04-2222026-04-2202026-04-2222026-04-2262026-04-22-2026-04-2202026-04-2242026-04-22-2026-04-2222026-04-2222026-04-22h2026-04-2222026-04-2202026-04-2222026-04-2262026-04-22-2026-04-2202026-04-2242026-04-22-2026-04-2222026-04-2222026-04-22t2026-04-2222026-04-2202026-04-2222026-04-2262026-04-22-2026-04-2202026-04-2242026-04-22-2026-04-2222026-04-2222026-04-22t2026-04-2222026-04-2202026-04-2222026-04-2262026-04-22-2026-04-2202026-04-2242026-04-22-2026-04-2222026-04-2222026-04-22p2026-04-2222026-04-2202026-04-2222026-04-2262026-04-22-2026-04-2202026-04-2242026-04-22-2026-04-2222026-04-2222026-04-22:2026-04-2222026-04-2202026-04-2222026-04-2262026-04-22-2026-04-2202026-04-2242026-04-22-2026-04-2222026-04-2222026-04-22/2026-04-2222026-04-2202026-04-2222026-04-2262026-04-22-2026-04-2202026-04-2242026-04-22-2026-04-2222026-04-2222026-04-22/2026-04-2222026-04-2202026-04-2222026-04-2262026-04-22-2026-04-2202026-04-2242026-04-22-2026-04-2222026-04-2222026-04-22s2026-04-2222026-04-2202026-04-2222026-04-2262026-04-22-2026-04-2202026-04-2242026-04-22-2026-04-2222026-04-2222026-04-22c2026-04-2222026-04-2202026-04-2222026-04-2262026-04-22-2026-04-2202026-04-2242026-04-22-2026-04-2222026-04-2222026-04-22h2026-04-2222026-04-2202026-04-2222026-04-2262026-04-22-2026-04-2202026-04-2242026-04-22-2026-04-2222026-04-2222026-04-22e2026-04-2222026-04-2202026-04-2222026-04-2262026-04-22-2026-04-2202026-04-2242026-04-22-2026-04-2222026-04-2222026-04-22m2026-04-2222026-04-2202026-04-2222026-04-2262026-04-22-2026-04-2202026-04-2242026-04-22-2026-04-2222026-04-2222026-04-22a2026-04-2222026-04-2202026-04-2222026-04-2262026-04-22-2026-04-2202026-04-2242026-04-22-2026-04-2222026-04-2222026-04-22s2026-04-2222026-04-2202026-04-2222026-04-2262026-04-22-2026-04-2202026-04-2242026-04-22-2026-04-2222026-04-2222026-04-22.2026-04-2222026-04-2202026-04-2222026-04-2262026-04-22-2026-04-2202026-04-2242026-04-22-2026-04-2222026-04-2222026-04-22m2026-04-2222026-04-2202026-04-2222026-04-2262026-04-22-2026-04-2202026-04-2242026-04-22-2026-04-2222026-04-2222026-04-22i2026-04-2222026-04-2202026-04-2222026-04-2262026-04-22-2026-04-2202026-04-2242026-04-22-2026-04-2222026-04-2222026-04-22c2026-04-2222026-04-2202026-04-2222026-04-2262026-04-22-2026-04-2202026-04-2242026-04-22-2026-04-2222026-04-2222026-04-22r2026-04-2222026-04-2202026-04-2222026-04-2262026-04-22-2026-04-2202026-04-2242026-04-22-2026-04-2222026-04-2222026-04-22o2026-04-2222026-04-2202026-04-2222026-04-2262026-04-22-2026-04-2202026-04-2242026-04-22-2026-04-2222026-04-2222026-04-22s2026-04-2222026-04-2202026-04-2222026-04-2262026-04-22-2026-04-2202026-04-2242026-04-22-2026-04-2222026-04-2222026-04-22o2026-04-2222026-04-2202026-04-2222026-04-2262026-04-22-2026-04-2202026-04-2242026-04-22-2026-04-2222026-04-2222026-04-22f2026-04-2222026-04-2202026-04-2222026-04-2262026-04-22-2026-04-2202026-04-2242026-04-22-2026-04-2222026-04-2222026-04-22t2026-04-2222026-04-2202026-04-2222026-04-2262026-04-22-2026-04-2202026-04-2242026-04-22-2026-04-2222026-04-2222026-04-22.2026-04-2222026-04-2202026-04-2222026-04-2262026-04-22-2026-04-2202026-04-2242026-04-22-2026-04-2222026-04-2222026-04-22c2026-04-2222026-04-2202026-04-2222026-04-2262026-04-22-2026-04-2202026-04-2242026-04-22-2026-04-2222026-04-2222026-04-22o2026-04-2222026-04-2202026-04-2222026-04-2262026-04-22-2026-04-2202026-04-2242026-04-22-2026-04-2222026-04-2222026-04-22m2026-04-2222026-04-2202026-04-2222026-04-2262026-04-22-2026-04-2202026-04-2242026-04-22-2026-04-2222026-04-2222026-04-22/2026-04-2222026-04-2202026-04-2222026-04-2262026-04-22-2026-04-2202026-04-2242026-04-22-2026-04-2222026-04-2222026-04-22o2026-04-2222026-04-2202026-04-2222026-04-2262026-04-22-2026-04-2202026-04-2242026-04-22-2026-04-2222026-04-2222026-04-22f2026-04-2222026-04-2202026-04-2222026-04-2262026-04-22-2026-04-2202026-04-2242026-04-22-2026-04-2222026-04-2222026-04-22f2026-04-2222026-04-2202026-04-2222026-04-2262026-04-22-2026-04-2202026-04-2242026-04-22-2026-04-2222026-04-2222026-04-22i2026-04-2222026-04-2202026-04-2222026-04-2262026-04-22-2026-04-2202026-04-2242026-04-22-2026-04-2222026-04-2222026-04-22c2026-04-2222026-04-2202026-04-2222026-04-2262026-04-22-2026-04-2202026-04-2242026-04-22-2026-04-2222026-04-2222026-04-22e2026-04-2222026-04-2202026-04-2222026-04-2262026-04-22-2026-04-2202026-04-2242026-04-22-2026-04-2222026-04-2222026-04-22/2026-04-2222026-04-2202026-04-2222026-04-2262026-04-22-2026-04-2202026-04-2242026-04-22-2026-04-2222026-04-2222026-04-22w2026-04-2222026-04-2202026-04-2222026-04-2262026-04-22-2026-04-2202026-04-2242026-04-22-2026-04-2222026-04-2222026-04-22o2026-04-2222026-04-2202026-04-2222026-04-2262026-04-22-2026-04-2202026-04-2242026-04-22-2026-04-2222026-04-2222026-04-22r2026-04-2222026-04-2202026-04-2222026-04-2262026-04-22-2026-04-2202026-04-2242026-04-22-2026-04-2222026-04-2222026-04-22d2026-04-2222026-04-2202026-04-2222026-04-2262026-04-22-2026-04-2202026-04-2242026-04-22-2026-04-2222026-04-2222026-04-22/2026-04-2222026-04-2202026-04-2222026-04-2262026-04-22-2026-04-2202026-04-2242026-04-22-2026-04-2222026-04-2222026-04-2222026-04-2222026-04-2202026-04-2222026-04-2262026-04-22-2026-04-2202026-04-2242026-04-22-2026-04-2222026-04-2222026-04-2202026-04-2222026-04-2202026-04-2222026-04-2262026-04-22-2026-04-2202026-04-2242026-04-22-2026-04-2222026-04-2222026-04-2212026-04-2222026-04-2202026-04-2222026-04-2262026-04-22-2026-04-2202026-04-2242026-04-22-2026-04-2222026-04-2222026-04-2202026-04-2222026-04-2202026-04-2222026-04-2262026-04-22-2026-04-2202026-04-2242026-04-22-2026-04-2222026-04-2222026-04-22/2026-04-2222026-04-2202026-04-2222026-04-2262026-04-22-2026-04-2202026-04-2242026-04-22-2026-04-2222026-04-2222026-04-22w2026-04-2222026-04-2202026-04-2222026-04-2262026-04-22-2026-04-2202026-04-2242026-04-22-2026-04-2222026-04-2222026-04-22o2026-04-2222026-04-2202026-04-2222026-04-2262026-04-22-2026-04-2202026-04-2242026-04-22-2026-04-2222026-04-2222026-04-22r2026-04-2222026-04-2202026-04-2222026-04-2262026-04-22-2026-04-2202026-04-2242026-04-22-2026-04-2222026-04-2222026-04-22d2026-04-2222026-04-2202026-04-2222026-04-2262026-04-22-2026-04-2202026-04-2242026-04-22-2026-04-2222026-04-2222026-04-22m2026-04-2222026-04-2202026-04-2222026-04-2262026-04-22-2026-04-2202026-04-2242026-04-22-2026-04-2222026-04-2222026-04-22l2026-04-2222026-04-2202026-04-2222026-04-2262026-04-22-2026-04-2202026-04-2242026-04-22-2026-04-2222026-04-2222026-04-22"2026-04-2222026-04-2202026-04-2222026-04-2262026-04-22-2026-04-2202026-04-2242026-04-22-2026-04-2222026-04-2222026-04-22 2026-04-2222026-04-2202026-04-2222026-04-2262026-04-22-2026-04-2202026-04-2242026-04-22-2026-04-2222026-04-2222026-04-22x2026-04-2222026-04-2202026-04-2222026-04-2262026-04-22-2026-04-2202026-04-2242026-04-22-2026-04-2222026-04-2222026-04-22m2026-04-2222026-04-2202026-04-2222026-04-2262026-04-22-2026-04-2202026-04-2242026-04-22-2026-04-2222026-04-2222026-04-22l2026-04-2222026-04-2202026-04-2222026-04-2262026-04-22-2026-04-2202026-04-2242026-04-22-2026-04-2222026-04-2222026-04-22n2026-04-2222026-04-2202026-04-2222026-04-2262026-04-22-2026-04-2202026-04-2242026-04-22-2026-04-2222026-04-2222026-04-22s2026-04-2222026-04-2202026-04-2222026-04-2262026-04-22-2026-04-2202026-04-2242026-04-22-2026-04-2222026-04-2222026-04-22:2026-04-2222026-04-2202026-04-2222026-04-2262026-04-22-2026-04-2202026-04-2242026-04-22-2026-04-2222026-04-2222026-04-22w2026-04-2222026-04-2202026-04-2222026-04-2262026-04-22-2026-04-2202026-04-2242026-04-22-2026-04-2222026-04-2222026-04-22p2026-04-2222026-04-2202026-04-2222026-04-2262026-04-22-2026-04-2202026-04-2242026-04-22-2026-04-2222026-04-2222026-04-22g2026-04-2222026-04-2202026-04-2222026-04-2262026-04-22-2026-04-2202026-04-2242026-04-22-2026-04-2222026-04-2222026-04-22=2026-04-2222026-04-2202026-04-2222026-04-2262026-04-22-2026-04-2202026-04-2242026-04-22-2026-04-2222026-04-2222026-04-22"2026-04-2222026-04-2202026-04-2222026-04-2262026-04-22-2026-04-2202026-04-2242026-04-22-2026-04-2222026-04-2222026-04-22h2026-04-2222026-04-2202026-04-2222026-04-2262026-04-22-2026-04-2202026-04-2242026-04-22-2026-04-2222026-04-2222026-04-22t2026-04-2222026-04-2202026-04-2222026-04-2262026-04-22-2026-04-2202026-04-2242026-04-22-2026-04-2222026-04-2222026-04-22t2026-04-2222026-04-2202026-04-2222026-04-2262026-04-22-2026-04-2202026-04-2242026-04-22-2026-04-2222026-04-2222026-04-22p2026-04-2222026-04-2202026-04-2222026-04-2262026-04-22-2026-04-2202026-04-2242026-04-22-2026-04-2222026-04-2222026-04-22:2026-04-2222026-04-2202026-04-2222026-04-2262026-04-22-2026-04-2202026-04-2242026-04-22-2026-04-2222026-04-2222026-04-22/2026-04-2222026-04-2202026-04-2222026-04-2262026-04-22-2026-04-2202026-04-2242026-04-22-2026-04-2222026-04-2222026-04-22/2026-04-2222026-04-2202026-04-2222026-04-2262026-04-22-2026-04-2202026-04-2242026-04-22-2026-04-2222026-04-2222026-04-22s2026-04-2222026-04-2202026-04-2222026-04-2262026-04-22-2026-04-2202026-04-2242026-04-22-2026-04-2222026-04-2222026-04-22c2026-04-2222026-04-2202026-04-2222026-04-2262026-04-22-2026-04-2202026-04-2242026-04-22-2026-04-2222026-04-2222026-04-22h2026-04-2222026-04-2202026-04-2222026-04-2262026-04-22-2026-04-2202026-04-2242026-04-22-2026-04-2222026-04-2222026-04-22e2026-04-2222026-04-2202026-04-2222026-04-2262026-04-22-2026-04-2202026-04-2242026-04-22-2026-04-2222026-04-2222026-04-22m2026-04-2222026-04-2202026-04-2222026-04-2262026-04-22-2026-04-2202026-04-2242026-04-22-2026-04-2222026-04-2222026-04-22a2026-04-2222026-04-2202026-04-2222026-04-2262026-04-22-2026-04-2202026-04-2242026-04-22-2026-04-2222026-04-2222026-04-22s2026-04-2222026-04-2202026-04-2222026-04-2262026-04-22-2026-04-2202026-04-2242026-04-22-2026-04-2222026-04-2222026-04-22.2026-04-2222026-04-2202026-04-2222026-04-2262026-04-22-2026-04-2202026-04-2242026-04-22-2026-04-2222026-04-2222026-04-22m2026-04-2222026-04-2202026-04-2222026-04-2262026-04-22-2026-04-2202026-04-2242026-04-22-2026-04-2222026-04-2222026-04-22i2026-04-2222026-04-2202026-04-2222026-04-2262026-04-22-2026-04-2202026-04-2242026-04-22-2026-04-2222026-04-2222026-04-22c2026-04-2222026-04-2202026-04-2222026-04-2262026-04-22-2026-04-2202026-04-2242026-04-22-2026-04-2222026-04-2222026-04-22r2026-04-2222026-04-2202026-04-2222026-04-2262026-04-22-2026-04-2202026-04-2242026-04-22-2026-04-2222026-04-2222026-04-22o2026-04-2222026-04-2202026-04-2222026-04-2262026-04-22-2026-04-2202026-04-2242026-04-22-2026-04-2222026-04-2222026-04-22s2026-04-2222026-04-2202026-04-2222026-04-2262026-04-22-2026-04-2202026-04-2242026-04-22-2026-04-2222026-04-2222026-04-22o2026-04-2222026-04-2202026-04-2222026-04-2262026-04-22-2026-04-2202026-04-2242026-04-22-2026-04-2222026-04-2222026-04-22f2026-04-2222026-04-2202026-04-2222026-04-2262026-04-22-2026-04-2202026-04-2242026-04-22-2026-04-2222026-04-2222026-04-22t2026-04-2222026-04-2202026-04-2222026-04-2262026-04-22-2026-04-2202026-04-2242026-04-22-2026-04-2222026-04-2222026-04-22.2026-04-2222026-04-2202026-04-2222026-04-2262026-04-22-2026-04-2202026-04-2242026-04-22-2026-04-2222026-04-2222026-04-22c2026-04-2222026-04-2202026-04-2222026-04-2262026-04-22-2026-04-2202026-04-2242026-04-22-2026-04-2222026-04-2222026-04-22o2026-04-2222026-04-2202026-04-2222026-04-2262026-04-22-2026-04-2202026-04-2242026-04-22-2026-04-2222026-04-2222026-04-22m2026-04-2222026-04-2202026-04-2222026-04-2262026-04-22-2026-04-2202026-04-2242026-04-22-2026-04-2222026-04-2222026-04-22/2026-04-2222026-04-2202026-04-2222026-04-2262026-04-22-2026-04-2202026-04-2242026-04-22-2026-04-2222026-04-2222026-04-22o2026-04-2222026-04-2202026-04-2222026-04-2262026-04-22-2026-04-2202026-04-2242026-04-22-2026-04-2222026-04-2222026-04-22f2026-04-2222026-04-2202026-04-2222026-04-2262026-04-22-2026-04-2202026-04-2242026-04-22-2026-04-2222026-04-2222026-04-22f2026-04-2222026-04-2202026-04-2222026-04-2262026-04-22-2026-04-2202026-04-2242026-04-22-2026-04-2222026-04-2222026-04-22i2026-04-2222026-04-2202026-04-2222026-04-2262026-04-22-2026-04-2202026-04-2242026-04-22-2026-04-2222026-04-2222026-04-22c2026-04-2222026-04-2202026-04-2222026-04-2262026-04-22-2026-04-2202026-04-2242026-04-22-2026-04-2222026-04-2222026-04-22e2026-04-2222026-04-2202026-04-2222026-04-2262026-04-22-2026-04-2202026-04-2242026-04-22-2026-04-2222026-04-2222026-04-22/2026-04-2222026-04-2202026-04-2222026-04-2262026-04-22-2026-04-2202026-04-2242026-04-22-2026-04-2222026-04-2222026-04-22w2026-04-2222026-04-2202026-04-2222026-04-2262026-04-22-2026-04-2202026-04-2242026-04-22-2026-04-2222026-04-2222026-04-22o2026-04-2222026-04-2202026-04-2222026-04-2262026-04-22-2026-04-2202026-04-2242026-04-22-2026-04-2222026-04-2222026-04-22r2026-04-2222026-04-2202026-04-2222026-04-2262026-04-22-2026-04-2202026-04-2242026-04-22-2026-04-2222026-04-2222026-04-22d2026-04-2222026-04-2202026-04-2222026-04-2262026-04-22-2026-04-2202026-04-2242026-04-22-2026-04-2222026-04-2222026-04-22/2026-04-2222026-04-2202026-04-2222026-04-2262026-04-22-2026-04-2202026-04-2242026-04-22-2026-04-2222026-04-2222026-04-2222026-04-2222026-04-2202026-04-2222026-04-2262026-04-22-2026-04-2202026-04-2242026-04-22-2026-04-2222026-04-2222026-04-2202026-04-2222026-04-2202026-04-2222026-04-2262026-04-22-2026-04-2202026-04-2242026-04-22-2026-04-2222026-04-2222026-04-2212026-04-2222026-04-2202026-04-2222026-04-2262026-04-22-2026-04-2202026-04-2242026-04-22-2026-04-2222026-04-2222026-04-2202026-04-2222026-04-2202026-04-2222026-04-2262026-04-22-2026-04-2202026-04-2242026-04-22-2026-04-2222026-04-2222026-04-22/2026-04-2222026-04-2202026-04-2222026-04-2262026-04-22-2026-04-2202026-04-2242026-04-22-2026-04-2222026-04-2222026-04-22w2026-04-2222026-04-2202026-04-2222026-04-2262026-04-22-2026-04-2202026-04-2242026-04-22-2026-04-2222026-04-2222026-04-22o2026-04-2222026-04-2202026-04-2222026-04-2262026-04-22-2026-04-2202026-04-2242026-04-22-2026-04-2222026-04-2222026-04-22r2026-04-2222026-04-2202026-04-2222026-04-2262026-04-22-2026-04-2202026-04-2242026-04-22-2026-04-2222026-04-2222026-04-22d2026-04-2222026-04-2202026-04-2222026-04-2262026-04-22-2026-04-2202026-04-2242026-04-22-2026-04-2222026-04-2222026-04-22p2026-04-2222026-04-2202026-04-2222026-04-2262026-04-22-2026-04-2202026-04-2242026-04-22-2026-04-2222026-04-2222026-04-22r2026-04-2222026-04-2202026-04-2222026-04-2262026-04-22-2026-04-2202026-04-2242026-04-22-2026-04-2222026-04-2222026-04-22o2026-04-2222026-04-2202026-04-2222026-04-2262026-04-22-2026-04-2202026-04-2242026-04-22-2026-04-2222026-04-2222026-04-22c2026-04-2222026-04-2202026-04-2222026-04-2262026-04-22-2026-04-2202026-04-2242026-04-22-2026-04-2222026-04-2222026-04-22e2026-04-2222026-04-2202026-04-2222026-04-2262026-04-22-2026-04-2202026-04-2242026-04-22-2026-04-2222026-04-2222026-04-22s2026-04-2222026-04-2202026-04-2222026-04-2262026-04-22-2026-04-2202026-04-2242026-04-22-2026-04-2222026-04-2222026-04-22s2026-04-2222026-04-2202026-04-2222026-04-2262026-04-22-2026-04-2202026-04-2242026-04-22-2026-04-2222026-04-2222026-04-22i2026-04-2222026-04-2202026-04-2222026-04-2262026-04-22-2026-04-2202026-04-2242026-04-22-2026-04-2222026-04-2222026-04-22n2026-04-2222026-04-2202026-04-2222026-04-2262026-04-22-2026-04-2202026-04-2242026-04-22-2026-04-2222026-04-2222026-04-22g2026-04-2222026-04-2202026-04-2222026-04-2262026-04-22-2026-04-2202026-04-2242026-04-22-2026-04-2222026-04-2222026-04-22G2026-04-2222026-04-2202026-04-2222026-04-2262026-04-22-2026-04-2202026-04-2242026-04-22-2026-04-2222026-04-2222026-04-22r2026-04-2222026-04-2202026-04-2222026-04-2262026-04-22-2026-04-2202026-04-2242026-04-22-2026-04-2222026-04-2222026-04-22o2026-04-2222026-04-2202026-04-2222026-04-2262026-04-22-2026-04-2202026-04-2242026-04-22-2026-04-2222026-04-2222026-04-22u2026-04-2222026-04-2202026-04-2222026-04-2262026-04-22-2026-04-2202026-04-2242026-04-22-2026-04-2222026-04-2222026-04-22p2026-04-2222026-04-2202026-04-2222026-04-2262026-04-22-2026-04-2202026-04-2242026-04-22-2026-04-2222026-04-2222026-04-22"2026-04-2222026-04-2202026-04-2222026-04-2262026-04-22-2026-04-2202026-04-2242026-04-22-2026-04-2222026-04-2222026-04-22 2026-04-2222026-04-2202026-04-2222026-04-2262026-04-22-2026-04-2202026-04-2242026-04-22-2026-04-2222026-04-2222026-04-22x2026-04-2222026-04-2202026-04-2222026-04-2262026-04-22-2026-04-2202026-04-2242026-04-22-2026-04-2222026-04-2222026-04-22m2026-04-2222026-04-2202026-04-2222026-04-2262026-04-22-2026-04-2202026-04-2242026-04-22-2026-04-2222026-04-2222026-04-22l2026-04-2222026-04-2202026-04-2222026-04-2262026-04-22-2026-04-2202026-04-2242026-04-22-2026-04-2222026-04-2222026-04-22n2026-04-2222026-04-2202026-04-2222026-04-2262026-04-22-2026-04-2202026-04-2242026-04-22-2026-04-2222026-04-2222026-04-22s2026-04-2222026-04-2202026-04-2222026-04-2262026-04-22-2026-04-2202026-04-2242026-04-22-2026-04-2222026-04-2222026-04-22:2026-04-2222026-04-2202026-04-2222026-04-2262026-04-22-2026-04-2202026-04-2242026-04-22-2026-04-2222026-04-2222026-04-22w2026-04-2222026-04-2202026-04-2222026-04-2262026-04-22-2026-04-2202026-04-2242026-04-22-2026-04-2222026-04-2222026-04-22p2026-04-2222026-04-2202026-04-2222026-04-2262026-04-22-2026-04-2202026-04-2242026-04-22-2026-04-2222026-04-2222026-04-22i2026-04-2222026-04-2202026-04-2222026-04-2262026-04-22-2026-04-2202026-04-2242026-04-22-2026-04-2222026-04-2222026-04-22=2026-04-2222026-04-2202026-04-2222026-04-2262026-04-22-2026-04-2202026-04-2242026-04-22-2026-04-2222026-04-2222026-04-22"2026-04-2222026-04-2202026-04-2222026-04-2262026-04-22-2026-04-2202026-04-2242026-04-22-2026-04-2222026-04-2222026-04-22h2026-04-2222026-04-2202026-04-2222026-04-2262026-04-22-2026-04-2202026-04-2242026-04-22-2026-04-2222026-04-2222026-04-22t2026-04-2222026-04-2202026-04-2222026-04-2262026-04-22-2026-04-2202026-04-2242026-04-22-2026-04-2222026-04-2222026-04-22t2026-04-2222026-04-2202026-04-2222026-04-2262026-04-22-2026-04-2202026-04-2242026-04-22-2026-04-2222026-04-2222026-04-22p2026-04-2222026-04-2202026-04-2222026-04-2262026-04-22-2026-04-2202026-04-2242026-04-22-2026-04-2222026-04-2222026-04-22:2026-04-2222026-04-2202026-04-2222026-04-2262026-04-22-2026-04-2202026-04-2242026-04-22-2026-04-2222026-04-2222026-04-22/2026-04-2222026-04-2202026-04-2222026-04-2262026-04-22-2026-04-2202026-04-2242026-04-22-2026-04-2222026-04-2222026-04-22/2026-04-2222026-04-2202026-04-2222026-04-2262026-04-22-2026-04-2202026-04-2242026-04-22-2026-04-2222026-04-2222026-04-22s2026-04-2222026-04-2202026-04-2222026-04-2262026-04-22-2026-04-2202026-04-2242026-04-22-2026-04-2222026-04-2222026-04-22c2026-04-2222026-04-2202026-04-2222026-04-2262026-04-22-2026-04-2202026-04-2242026-04-22-2026-04-2222026-04-2222026-04-22h2026-04-2222026-04-2202026-04-2222026-04-2262026-04-22-2026-04-2202026-04-2242026-04-22-2026-04-2222026-04-2222026-04-22e2026-04-2222026-04-2202026-04-2222026-04-2262026-04-22-2026-04-2202026-04-2242026-04-22-2026-04-2222026-04-2222026-04-22m2026-04-2222026-04-2202026-04-2222026-04-2262026-04-22-2026-04-2202026-04-2242026-04-22-2026-04-2222026-04-2222026-04-22a2026-04-2222026-04-2202026-04-2222026-04-2262026-04-22-2026-04-2202026-04-2242026-04-22-2026-04-2222026-04-2222026-04-22s2026-04-2222026-04-2202026-04-2222026-04-2262026-04-22-2026-04-2202026-04-2242026-04-22-2026-04-2222026-04-2222026-04-22.2026-04-2222026-04-2202026-04-2222026-04-2262026-04-22-2026-04-2202026-04-2242026-04-22-2026-04-2222026-04-2222026-04-22m2026-04-2222026-04-2202026-04-2222026-04-2262026-04-22-2026-04-2202026-04-2242026-04-22-2026-04-2222026-04-2222026-04-22i2026-04-2222026-04-2202026-04-2222026-04-2262026-04-22-2026-04-2202026-04-2242026-04-22-2026-04-2222026-04-2222026-04-22c2026-04-2222026-04-2202026-04-2222026-04-2262026-04-22-2026-04-2202026-04-2242026-04-22-2026-04-2222026-04-2222026-04-22r2026-04-2222026-04-2202026-04-2222026-04-2262026-04-22-2026-04-2202026-04-2242026-04-22-2026-04-2222026-04-2222026-04-22o2026-04-2222026-04-2202026-04-2222026-04-2262026-04-22-2026-04-2202026-04-2242026-04-22-2026-04-2222026-04-2222026-04-22s2026-04-2222026-04-2202026-04-2222026-04-2262026-04-22-2026-04-2202026-04-2242026-04-22-2026-04-2222026-04-2222026-04-22o2026-04-2222026-04-2202026-04-2222026-04-2262026-04-22-2026-04-2202026-04-2242026-04-22-2026-04-2222026-04-2222026-04-22f2026-04-2222026-04-2202026-04-2222026-04-2262026-04-22-2026-04-2202026-04-2242026-04-22-2026-04-2222026-04-2222026-04-22t2026-04-2222026-04-2202026-04-2222026-04-2262026-04-22-2026-04-2202026-04-2242026-04-22-2026-04-2222026-04-2222026-04-22.2026-04-2222026-04-2202026-04-2222026-04-2262026-04-22-2026-04-2202026-04-2242026-04-22-2026-04-2222026-04-2222026-04-22c2026-04-2222026-04-2202026-04-2222026-04-2262026-04-22-2026-04-2202026-04-2242026-04-22-2026-04-2222026-04-2222026-04-22o2026-04-2222026-04-2202026-04-2222026-04-2262026-04-22-2026-04-2202026-04-2242026-04-22-2026-04-2222026-04-2222026-04-22m2026-04-2222026-04-2202026-04-2222026-04-2262026-04-22-2026-04-2202026-04-2242026-04-22-2026-04-2222026-04-2222026-04-22/2026-04-2222026-04-2202026-04-2222026-04-2262026-04-22-2026-04-2202026-04-2242026-04-22-2026-04-2222026-04-2222026-04-22o2026-04-2222026-04-2202026-04-2222026-04-2262026-04-22-2026-04-2202026-04-2242026-04-22-2026-04-2222026-04-2222026-04-22f2026-04-2222026-04-2202026-04-2222026-04-2262026-04-22-2026-04-2202026-04-2242026-04-22-2026-04-2222026-04-2222026-04-22f2026-04-2222026-04-2202026-04-2222026-04-2262026-04-22-2026-04-2202026-04-2242026-04-22-2026-04-2222026-04-2222026-04-22i2026-04-2222026-04-2202026-04-2222026-04-2262026-04-22-2026-04-2202026-04-2242026-04-22-2026-04-2222026-04-2222026-04-22c2026-04-2222026-04-2202026-04-2222026-04-2262026-04-22-2026-04-2202026-04-2242026-04-22-2026-04-2222026-04-2222026-04-22e2026-04-2222026-04-2202026-04-2222026-04-2262026-04-22-2026-04-2202026-04-2242026-04-22-2026-04-2222026-04-2222026-04-22/2026-04-2222026-04-2202026-04-2222026-04-2262026-04-22-2026-04-2202026-04-2242026-04-22-2026-04-2222026-04-2222026-04-22w2026-04-2222026-04-2202026-04-2222026-04-2262026-04-22-2026-04-2202026-04-2242026-04-22-2026-04-2222026-04-2222026-04-22o2026-04-2222026-04-2202026-04-2222026-04-2262026-04-22-2026-04-2202026-04-2242026-04-22-2026-04-2222026-04-2222026-04-22r2026-04-2222026-04-2202026-04-2222026-04-2262026-04-22-2026-04-2202026-04-2242026-04-22-2026-04-2222026-04-2222026-04-22d2026-04-2222026-04-2202026-04-2222026-04-2262026-04-22-2026-04-2202026-04-2242026-04-22-2026-04-2222026-04-2222026-04-22/2026-04-2222026-04-2202026-04-2222026-04-2262026-04-22-2026-04-2202026-04-2242026-04-22-2026-04-2222026-04-2222026-04-2222026-04-2222026-04-2202026-04-2222026-04-2262026-04-22-2026-04-2202026-04-2242026-04-22-2026-04-2222026-04-2222026-04-2202026-04-2222026-04-2202026-04-2222026-04-2262026-04-22-2026-04-2202026-04-2242026-04-22-2026-04-2222026-04-2222026-04-2212026-04-2222026-04-2202026-04-2222026-04-2262026-04-22-2026-04-2202026-04-2242026-04-22-2026-04-2222026-04-2222026-04-2202026-04-2222026-04-2202026-04-2222026-04-2262026-04-22-2026-04-2202026-04-2242026-04-22-2026-04-2222026-04-2222026-04-22/2026-04-2222026-04-2202026-04-2222026-04-2262026-04-22-2026-04-2202026-04-2242026-04-22-2026-04-2222026-04-2222026-04-22w2026-04-2222026-04-2202026-04-2222026-04-2262026-04-22-2026-04-2202026-04-2242026-04-22-2026-04-2222026-04-2222026-04-22o2026-04-2222026-04-2202026-04-2222026-04-2262026-04-22-2026-04-2202026-04-2242026-04-22-2026-04-2222026-04-2222026-04-22r2026-04-2222026-04-2202026-04-2222026-04-2262026-04-22-2026-04-2202026-04-2242026-04-22-2026-04-2222026-04-2222026-04-22d2026-04-2222026-04-2202026-04-2222026-04-2262026-04-22-2026-04-2202026-04-2242026-04-22-2026-04-2222026-04-2222026-04-22p2026-04-2222026-04-2202026-04-2222026-04-2262026-04-22-2026-04-2202026-04-2242026-04-22-2026-04-2222026-04-2222026-04-22r2026-04-2222026-04-2202026-04-2222026-04-2262026-04-22-2026-04-2202026-04-2242026-04-22-2026-04-2222026-04-2222026-04-22o2026-04-2222026-04-2202026-04-2222026-04-2262026-04-22-2026-04-2202026-04-2242026-04-22-2026-04-2222026-04-2222026-04-22c2026-04-2222026-04-2202026-04-2222026-04-2262026-04-22-2026-04-2202026-04-2242026-04-22-2026-04-2222026-04-2222026-04-22e2026-04-2222026-04-2202026-04-2222026-04-2262026-04-22-2026-04-2202026-04-2242026-04-22-2026-04-2222026-04-2222026-04-22s2026-04-2222026-04-2202026-04-2222026-04-2262026-04-22-2026-04-2202026-04-2242026-04-22-2026-04-2222026-04-2222026-04-22s2026-04-2222026-04-2202026-04-2222026-04-2262026-04-22-2026-04-2202026-04-2242026-04-22-2026-04-2222026-04-2222026-04-22i2026-04-2222026-04-2202026-04-2222026-04-2262026-04-22-2026-04-2202026-04-2242026-04-22-2026-04-2222026-04-2222026-04-22n2026-04-2222026-04-2202026-04-2222026-04-2262026-04-22-2026-04-2202026-04-2242026-04-22-2026-04-2222026-04-2222026-04-22g2026-04-2222026-04-2202026-04-2222026-04-2262026-04-22-2026-04-2202026-04-2242026-04-22-2026-04-2222026-04-2222026-04-22I2026-04-2222026-04-2202026-04-2222026-04-2262026-04-22-2026-04-2202026-04-2242026-04-22-2026-04-2222026-04-2222026-04-22n2026-04-2222026-04-2202026-04-2222026-04-2262026-04-22-2026-04-2202026-04-2242026-04-22-2026-04-2222026-04-2222026-04-22k2026-04-2222026-04-2202026-04-2222026-04-2262026-04-22-2026-04-2202026-04-2242026-04-22-2026-04-2222026-04-2222026-04-22"2026-04-2222026-04-2202026-04-2222026-04-2262026-04-22-2026-04-2202026-04-2242026-04-22-2026-04-2222026-04-2222026-04-22 2026-04-2222026-04-2202026-04-2222026-04-2262026-04-22-2026-04-2202026-04-2242026-04-22-2026-04-2222026-04-2222026-04-22x2026-04-2222026-04-2202026-04-2222026-04-2262026-04-22-2026-04-2202026-04-2242026-04-22-2026-04-2222026-04-2222026-04-22m2026-04-2222026-04-2202026-04-2222026-04-2262026-04-22-2026-04-2202026-04-2242026-04-22-2026-04-2222026-04-2222026-04-22l2026-04-2222026-04-2202026-04-2222026-04-2262026-04-22-2026-04-2202026-04-2242026-04-22-2026-04-2222026-04-2222026-04-22n2026-04-2222026-04-2202026-04-2222026-04-2262026-04-22-2026-04-2202026-04-2242026-04-22-2026-04-2222026-04-2222026-04-22s2026-04-2222026-04-2202026-04-2222026-04-2262026-04-22-2026-04-2202026-04-2242026-04-22-2026-04-2222026-04-2222026-04-22:2026-04-2222026-04-2202026-04-2222026-04-2262026-04-22-2026-04-2202026-04-2242026-04-22-2026-04-2222026-04-2222026-04-22w2026-04-2222026-04-2202026-04-2222026-04-2262026-04-22-2026-04-2202026-04-2242026-04-22-2026-04-2222026-04-2222026-04-22n2026-04-2222026-04-2202026-04-2222026-04-2262026-04-22-2026-04-2202026-04-2242026-04-22-2026-04-2222026-04-2222026-04-22e2026-04-2222026-04-2202026-04-2222026-04-2262026-04-22-2026-04-2202026-04-2242026-04-22-2026-04-2222026-04-2222026-04-22=2026-04-2222026-04-2202026-04-2222026-04-2262026-04-22-2026-04-2202026-04-2242026-04-22-2026-04-2222026-04-2222026-04-22"2026-04-2222026-04-2202026-04-2222026-04-2262026-04-22-2026-04-2202026-04-2242026-04-22-2026-04-2222026-04-2222026-04-22h2026-04-2222026-04-2202026-04-2222026-04-2262026-04-22-2026-04-2202026-04-2242026-04-22-2026-04-2222026-04-2222026-04-22t2026-04-2222026-04-2202026-04-2222026-04-2262026-04-22-2026-04-2202026-04-2242026-04-22-2026-04-2222026-04-2222026-04-22t2026-04-2222026-04-2202026-04-2222026-04-2262026-04-22-2026-04-2202026-04-2242026-04-22-2026-04-2222026-04-2222026-04-22p2026-04-2222026-04-2202026-04-2222026-04-2262026-04-22-2026-04-2202026-04-2242026-04-22-2026-04-2222026-04-2222026-04-22:2026-04-2222026-04-2202026-04-2222026-04-2262026-04-22-2026-04-2202026-04-2242026-04-22-2026-04-2222026-04-2222026-04-22/2026-04-2222026-04-2202026-04-2222026-04-2262026-04-22-2026-04-2202026-04-2242026-04-22-2026-04-2222026-04-2222026-04-22/2026-04-2222026-04-2202026-04-2222026-04-2262026-04-22-2026-04-2202026-04-2242026-04-22-2026-04-2222026-04-2222026-04-22s2026-04-2222026-04-2202026-04-2222026-04-2262026-04-22-2026-04-2202026-04-2242026-04-22-2026-04-2222026-04-2222026-04-22c2026-04-2222026-04-2202026-04-2222026-04-2262026-04-22-2026-04-2202026-04-2242026-04-22-2026-04-2222026-04-2222026-04-22h2026-04-2222026-04-2202026-04-2222026-04-2262026-04-22-2026-04-2202026-04-2242026-04-22-2026-04-2222026-04-2222026-04-22e2026-04-2222026-04-2202026-04-2222026-04-2262026-04-22-2026-04-2202026-04-2242026-04-22-2026-04-2222026-04-2222026-04-22m2026-04-2222026-04-2202026-04-2222026-04-2262026-04-22-2026-04-2202026-04-2242026-04-22-2026-04-2222026-04-2222026-04-22a2026-04-2222026-04-2202026-04-2222026-04-2262026-04-22-2026-04-2202026-04-2242026-04-22-2026-04-2222026-04-2222026-04-22s2026-04-2222026-04-2202026-04-2222026-04-2262026-04-22-2026-04-2202026-04-2242026-04-22-2026-04-2222026-04-2222026-04-22.2026-04-2222026-04-2202026-04-2222026-04-2262026-04-22-2026-04-2202026-04-2242026-04-22-2026-04-2222026-04-2222026-04-22m2026-04-2222026-04-2202026-04-2222026-04-2262026-04-22-2026-04-2202026-04-2242026-04-22-2026-04-2222026-04-2222026-04-22i2026-04-2222026-04-2202026-04-2222026-04-2262026-04-22-2026-04-2202026-04-2242026-04-22-2026-04-2222026-04-2222026-04-22c2026-04-2222026-04-2202026-04-2222026-04-2262026-04-22-2026-04-2202026-04-2242026-04-22-2026-04-2222026-04-2222026-04-22r2026-04-2222026-04-2202026-04-2222026-04-2262026-04-22-2026-04-2202026-04-2242026-04-22-2026-04-2222026-04-2222026-04-22o2026-04-2222026-04-2202026-04-2222026-04-2262026-04-22-2026-04-2202026-04-2242026-04-22-2026-04-2222026-04-2222026-04-22s2026-04-2222026-04-2202026-04-2222026-04-2262026-04-22-2026-04-2202026-04-2242026-04-22-2026-04-2222026-04-2222026-04-22o2026-04-2222026-04-2202026-04-2222026-04-2262026-04-22-2026-04-2202026-04-2242026-04-22-2026-04-2222026-04-2222026-04-22f2026-04-2222026-04-2202026-04-2222026-04-2262026-04-22-2026-04-2202026-04-2242026-04-22-2026-04-2222026-04-2222026-04-22t2026-04-2222026-04-2202026-04-2222026-04-2262026-04-22-2026-04-2202026-04-2242026-04-22-2026-04-2222026-04-2222026-04-22.2026-04-2222026-04-2202026-04-2222026-04-2262026-04-22-2026-04-2202026-04-2242026-04-22-2026-04-2222026-04-2222026-04-22c2026-04-2222026-04-2202026-04-2222026-04-2262026-04-22-2026-04-2202026-04-2242026-04-22-2026-04-2222026-04-2222026-04-22o2026-04-2222026-04-2202026-04-2222026-04-2262026-04-22-2026-04-2202026-04-2242026-04-22-2026-04-2222026-04-2222026-04-22m2026-04-2222026-04-2202026-04-2222026-04-2262026-04-22-2026-04-2202026-04-2242026-04-22-2026-04-2222026-04-2222026-04-22/2026-04-2222026-04-2202026-04-2222026-04-2262026-04-22-2026-04-2202026-04-2242026-04-22-2026-04-2222026-04-2222026-04-22o2026-04-2222026-04-2202026-04-2222026-04-2262026-04-22-2026-04-2202026-04-2242026-04-22-2026-04-2222026-04-2222026-04-22f2026-04-2222026-04-2202026-04-2222026-04-2262026-04-22-2026-04-2202026-04-2242026-04-22-2026-04-2222026-04-2222026-04-22f2026-04-2222026-04-2202026-04-2222026-04-2262026-04-22-2026-04-2202026-04-2242026-04-22-2026-04-2222026-04-2222026-04-22i2026-04-2222026-04-2202026-04-2222026-04-2262026-04-22-2026-04-2202026-04-2242026-04-22-2026-04-2222026-04-2222026-04-22c2026-04-2222026-04-2202026-04-2222026-04-2262026-04-22-2026-04-2202026-04-2242026-04-22-2026-04-2222026-04-2222026-04-22e2026-04-2222026-04-2202026-04-2222026-04-2262026-04-22-2026-04-2202026-04-2242026-04-22-2026-04-2222026-04-2222026-04-22/2026-04-2222026-04-2202026-04-2222026-04-2262026-04-22-2026-04-2202026-04-2242026-04-22-2026-04-2222026-04-2222026-04-22w2026-04-2222026-04-2202026-04-2222026-04-2262026-04-22-2026-04-2202026-04-2242026-04-22-2026-04-2222026-04-2222026-04-22o2026-04-2222026-04-2202026-04-2222026-04-2262026-04-22-2026-04-2202026-04-2242026-04-22-2026-04-2222026-04-2222026-04-22r2026-04-2222026-04-2202026-04-2222026-04-2262026-04-22-2026-04-2202026-04-2242026-04-22-2026-04-2222026-04-2222026-04-22d2026-04-2222026-04-2202026-04-2222026-04-2262026-04-22-2026-04-2202026-04-2242026-04-22-2026-04-2222026-04-2222026-04-22/2026-04-2222026-04-2202026-04-2222026-04-2262026-04-22-2026-04-2202026-04-2242026-04-22-2026-04-2222026-04-2222026-04-2222026-04-2222026-04-2202026-04-2222026-04-2262026-04-22-2026-04-2202026-04-2242026-04-22-2026-04-2222026-04-2222026-04-2202026-04-2222026-04-2202026-04-2222026-04-2262026-04-22-2026-04-2202026-04-2242026-04-22-2026-04-2222026-04-2222026-04-2202026-04-2222026-04-2202026-04-2222026-04-2262026-04-22-2026-04-2202026-04-2242026-04-22-2026-04-2222026-04-2222026-04-2262026-04-2222026-04-2202026-04-2222026-04-2262026-04-22-2026-04-2202026-04-2242026-04-22-2026-04-2222026-04-2222026-04-22/2026-04-2222026-04-2202026-04-2222026-04-2262026-04-22-2026-04-2202026-04-2242026-04-22-2026-04-2222026-04-2222026-04-22w2026-04-2222026-04-2202026-04-2222026-04-2262026-04-22-2026-04-2202026-04-2242026-04-22-2026-04-2222026-04-2222026-04-22o2026-04-2222026-04-2202026-04-2222026-04-2262026-04-22-2026-04-2202026-04-2242026-04-22-2026-04-2222026-04-2222026-04-22r2026-04-2222026-04-2202026-04-2222026-04-2262026-04-22-2026-04-2202026-04-2242026-04-22-2026-04-2222026-04-2222026-04-22d2026-04-2222026-04-2202026-04-2222026-04-2262026-04-22-2026-04-2202026-04-2242026-04-22-2026-04-2222026-04-2222026-04-22m2026-04-2222026-04-2202026-04-2222026-04-2262026-04-22-2026-04-2202026-04-2242026-04-22-2026-04-2222026-04-2222026-04-22l2026-04-2222026-04-2202026-04-2222026-04-2262026-04-22-2026-04-2202026-04-2242026-04-22-2026-04-2222026-04-2222026-04-22"2026-04-2222026-04-2202026-04-2222026-04-2262026-04-22-2026-04-2202026-04-2242026-04-22-2026-04-2222026-04-2222026-04-22 2026-04-2222026-04-2202026-04-2222026-04-2262026-04-22-2026-04-2202026-04-2242026-04-22-2026-04-2222026-04-2222026-04-22x2026-04-2222026-04-2202026-04-2222026-04-2262026-04-22-2026-04-2202026-04-2242026-04-22-2026-04-2222026-04-2222026-04-22m2026-04-2222026-04-2202026-04-2222026-04-2262026-04-22-2026-04-2202026-04-2242026-04-22-2026-04-2222026-04-2222026-04-22l2026-04-2222026-04-2202026-04-2222026-04-2262026-04-22-2026-04-2202026-04-2242026-04-22-2026-04-2222026-04-2222026-04-22n2026-04-2222026-04-2202026-04-2222026-04-2262026-04-22-2026-04-2202026-04-2242026-04-22-2026-04-2222026-04-2222026-04-22s2026-04-2222026-04-2202026-04-2222026-04-2262026-04-22-2026-04-2202026-04-2242026-04-22-2026-04-2222026-04-2222026-04-22:2026-04-2222026-04-2202026-04-2222026-04-2262026-04-22-2026-04-2202026-04-2242026-04-22-2026-04-2222026-04-2222026-04-22w2026-04-2222026-04-2202026-04-2222026-04-2262026-04-22-2026-04-2202026-04-2242026-04-22-2026-04-2222026-04-2222026-04-22p2026-04-2222026-04-2202026-04-2222026-04-2262026-04-22-2026-04-2202026-04-2242026-04-22-2026-04-2222026-04-2222026-04-22s2026-04-2222026-04-2202026-04-2222026-04-2262026-04-22-2026-04-2202026-04-2242026-04-22-2026-04-2222026-04-2222026-04-22=2026-04-2222026-04-2202026-04-2222026-04-2262026-04-22-2026-04-2202026-04-2242026-04-22-2026-04-2222026-04-2222026-04-22"2026-04-2222026-04-2202026-04-2222026-04-2262026-04-22-2026-04-2202026-04-2242026-04-22-2026-04-2222026-04-2222026-04-22h2026-04-2222026-04-2202026-04-2222026-04-2262026-04-22-2026-04-2202026-04-2242026-04-22-2026-04-2222026-04-2222026-04-22t2026-04-2222026-04-2202026-04-2222026-04-2262026-04-22-2026-04-2202026-04-2242026-04-22-2026-04-2222026-04-2222026-04-22t2026-04-2222026-04-2202026-04-2222026-04-2262026-04-22-2026-04-2202026-04-2242026-04-22-2026-04-2222026-04-2222026-04-22p2026-04-2222026-04-2202026-04-2222026-04-2262026-04-22-2026-04-2202026-04-2242026-04-22-2026-04-2222026-04-2222026-04-22:2026-04-2222026-04-2202026-04-2222026-04-2262026-04-22-2026-04-2202026-04-2242026-04-22-2026-04-2222026-04-2222026-04-22/2026-04-2222026-04-2202026-04-2222026-04-2262026-04-22-2026-04-2202026-04-2242026-04-22-2026-04-2222026-04-2222026-04-22/2026-04-2222026-04-2202026-04-2222026-04-2262026-04-22-2026-04-2202026-04-2242026-04-22-2026-04-2222026-04-2222026-04-22s2026-04-2222026-04-2202026-04-2222026-04-2262026-04-22-2026-04-2202026-04-2242026-04-22-2026-04-2222026-04-2222026-04-22c2026-04-2222026-04-2202026-04-2222026-04-2262026-04-22-2026-04-2202026-04-2242026-04-22-2026-04-2222026-04-2222026-04-22h2026-04-2222026-04-2202026-04-2222026-04-2262026-04-22-2026-04-2202026-04-2242026-04-22-2026-04-2222026-04-2222026-04-22e2026-04-2222026-04-2202026-04-2222026-04-2262026-04-22-2026-04-2202026-04-2242026-04-22-2026-04-2222026-04-2222026-04-22m2026-04-2222026-04-2202026-04-2222026-04-2262026-04-22-2026-04-2202026-04-2242026-04-22-2026-04-2222026-04-2222026-04-22a2026-04-2222026-04-2202026-04-2222026-04-2262026-04-22-2026-04-2202026-04-2242026-04-22-2026-04-2222026-04-2222026-04-22s2026-04-2222026-04-2202026-04-2222026-04-2262026-04-22-2026-04-2202026-04-2242026-04-22-2026-04-2222026-04-2222026-04-22.2026-04-2222026-04-2202026-04-2222026-04-2262026-04-22-2026-04-2202026-04-2242026-04-22-2026-04-2222026-04-2222026-04-22m2026-04-2222026-04-2202026-04-2222026-04-2262026-04-22-2026-04-2202026-04-2242026-04-22-2026-04-2222026-04-2222026-04-22i2026-04-2222026-04-2202026-04-2222026-04-2262026-04-22-2026-04-2202026-04-2242026-04-22-2026-04-2222026-04-2222026-04-22c2026-04-2222026-04-2202026-04-2222026-04-2262026-04-22-2026-04-2202026-04-2242026-04-22-2026-04-2222026-04-2222026-04-22r2026-04-2222026-04-2202026-04-2222026-04-2262026-04-22-2026-04-2202026-04-2242026-04-22-2026-04-2222026-04-2222026-04-22o2026-04-2222026-04-2202026-04-2222026-04-2262026-04-22-2026-04-2202026-04-2242026-04-22-2026-04-2222026-04-2222026-04-22s2026-04-2222026-04-2202026-04-2222026-04-2262026-04-22-2026-04-2202026-04-2242026-04-22-2026-04-2222026-04-2222026-04-22o2026-04-2222026-04-2202026-04-2222026-04-2262026-04-22-2026-04-2202026-04-2242026-04-22-2026-04-2222026-04-2222026-04-22f2026-04-2222026-04-2202026-04-2222026-04-2262026-04-22-2026-04-2202026-04-2242026-04-22-2026-04-2222026-04-2222026-04-22t2026-04-2222026-04-2202026-04-2222026-04-2262026-04-22-2026-04-2202026-04-2242026-04-22-2026-04-2222026-04-2222026-04-22.2026-04-2222026-04-2202026-04-2222026-04-2262026-04-22-2026-04-2202026-04-2242026-04-22-2026-04-2222026-04-2222026-04-22c2026-04-2222026-04-2202026-04-2222026-04-2262026-04-22-2026-04-2202026-04-2242026-04-22-2026-04-2222026-04-2222026-04-22o2026-04-2222026-04-2202026-04-2222026-04-2262026-04-22-2026-04-2202026-04-2242026-04-22-2026-04-2222026-04-2222026-04-22m2026-04-2222026-04-2202026-04-2222026-04-2262026-04-22-2026-04-2202026-04-2242026-04-22-2026-04-2222026-04-2222026-04-22/2026-04-2222026-04-2202026-04-2222026-04-2262026-04-22-2026-04-2202026-04-2242026-04-22-2026-04-2222026-04-2222026-04-22o2026-04-2222026-04-2202026-04-2222026-04-2262026-04-22-2026-04-2202026-04-2242026-04-22-2026-04-2222026-04-2222026-04-22f2026-04-2222026-04-2202026-04-2222026-04-2262026-04-22-2026-04-2202026-04-2242026-04-22-2026-04-2222026-04-2222026-04-22f2026-04-2222026-04-2202026-04-2222026-04-2262026-04-22-2026-04-2202026-04-2242026-04-22-2026-04-2222026-04-2222026-04-22i2026-04-2222026-04-2202026-04-2222026-04-2262026-04-22-2026-04-2202026-04-2242026-04-22-2026-04-2222026-04-2222026-04-22c2026-04-2222026-04-2202026-04-2222026-04-2262026-04-22-2026-04-2202026-04-2242026-04-22-2026-04-2222026-04-2222026-04-22e2026-04-2222026-04-2202026-04-2222026-04-2262026-04-22-2026-04-2202026-04-2242026-04-22-2026-04-2222026-04-2222026-04-22/2026-04-2222026-04-2202026-04-2222026-04-2262026-04-22-2026-04-2202026-04-2242026-04-22-2026-04-2222026-04-2222026-04-22w2026-04-2222026-04-2202026-04-2222026-04-2262026-04-22-2026-04-2202026-04-2242026-04-22-2026-04-2222026-04-2222026-04-22o2026-04-2222026-04-2202026-04-2222026-04-2262026-04-22-2026-04-2202026-04-2242026-04-22-2026-04-2222026-04-2222026-04-22r2026-04-2222026-04-2202026-04-2222026-04-2262026-04-22-2026-04-2202026-04-2242026-04-22-2026-04-2222026-04-2222026-04-22d2026-04-2222026-04-2202026-04-2222026-04-2262026-04-22-2026-04-2202026-04-2242026-04-22-2026-04-2222026-04-2222026-04-22/2026-04-2222026-04-2202026-04-2222026-04-2262026-04-22-2026-04-2202026-04-2242026-04-22-2026-04-2222026-04-2222026-04-2222026-04-2222026-04-2202026-04-2222026-04-2262026-04-22-2026-04-2202026-04-2242026-04-22-2026-04-2222026-04-2222026-04-2202026-04-2222026-04-2202026-04-2222026-04-2262026-04-22-2026-04-2202026-04-2242026-04-22-2026-04-2222026-04-2222026-04-2212026-04-2222026-04-2202026-04-2222026-04-2262026-04-22-2026-04-2202026-04-2242026-04-22-2026-04-2222026-04-2222026-04-2202026-04-2222026-04-2202026-04-2222026-04-2262026-04-22-2026-04-2202026-04-2242026-04-22-2026-04-2222026-04-2222026-04-22/2026-04-2222026-04-2202026-04-2222026-04-2262026-04-22-2026-04-2202026-04-2242026-04-22-2026-04-2222026-04-2222026-04-22w2026-04-2222026-04-2202026-04-2222026-04-2262026-04-22-2026-04-2202026-04-2242026-04-22-2026-04-2222026-04-2222026-04-22o2026-04-2222026-04-2202026-04-2222026-04-2262026-04-22-2026-04-2202026-04-2242026-04-22-2026-04-2222026-04-2222026-04-22r2026-04-2222026-04-2202026-04-2222026-04-2262026-04-22-2026-04-2202026-04-2242026-04-22-2026-04-2222026-04-2222026-04-22d2026-04-2222026-04-2202026-04-2222026-04-2262026-04-22-2026-04-2202026-04-2242026-04-22-2026-04-2222026-04-2222026-04-22p2026-04-2222026-04-2202026-04-2222026-04-2262026-04-22-2026-04-2202026-04-2242026-04-22-2026-04-2222026-04-2222026-04-22r2026-04-2222026-04-2202026-04-2222026-04-2262026-04-22-2026-04-2202026-04-2242026-04-22-2026-04-2222026-04-2222026-04-22o2026-04-2222026-04-2202026-04-2222026-04-2262026-04-22-2026-04-2202026-04-2242026-04-22-2026-04-2222026-04-2222026-04-22c2026-04-2222026-04-2202026-04-2222026-04-2262026-04-22-2026-04-2202026-04-2242026-04-22-2026-04-2222026-04-2222026-04-22e2026-04-2222026-04-2202026-04-2222026-04-2262026-04-22-2026-04-2202026-04-2242026-04-22-2026-04-2222026-04-2222026-04-22s2026-04-2222026-04-2202026-04-2222026-04-2262026-04-22-2026-04-2202026-04-2242026-04-22-2026-04-2222026-04-2222026-04-22s2026-04-2222026-04-2202026-04-2222026-04-2262026-04-22-2026-04-2202026-04-2242026-04-22-2026-04-2222026-04-2222026-04-22i2026-04-2222026-04-2202026-04-2222026-04-2262026-04-22-2026-04-2202026-04-2242026-04-22-2026-04-2222026-04-2222026-04-22n2026-04-2222026-04-2202026-04-2222026-04-2262026-04-22-2026-04-2202026-04-2242026-04-22-2026-04-2222026-04-2222026-04-22g2026-04-2222026-04-2202026-04-2222026-04-2262026-04-22-2026-04-2202026-04-2242026-04-22-2026-04-2222026-04-2222026-04-22S2026-04-2222026-04-2202026-04-2222026-04-2262026-04-22-2026-04-2202026-04-2242026-04-22-2026-04-2222026-04-2222026-04-22h2026-04-2222026-04-2202026-04-2222026-04-2262026-04-22-2026-04-2202026-04-2242026-04-22-2026-04-2222026-04-2222026-04-22a2026-04-2222026-04-2202026-04-2222026-04-2262026-04-22-2026-04-2202026-04-2242026-04-22-2026-04-2222026-04-2222026-04-22p2026-04-2222026-04-2202026-04-2222026-04-2262026-04-22-2026-04-2202026-04-2242026-04-22-2026-04-2222026-04-2222026-04-22e2026-04-2222026-04-2202026-04-2222026-04-2262026-04-22-2026-04-2202026-04-2242026-04-22-2026-04-2222026-04-2222026-04-22"2026-04-2222026-04-2202026-04-2222026-04-2262026-04-22-2026-04-2202026-04-2242026-04-22-2026-04-2222026-04-2222026-04-22 2026-04-2222026-04-2202026-04-2222026-04-2262026-04-22-2026-04-2202026-04-2242026-04-22-2026-04-2222026-04-2222026-04-22m2026-04-2222026-04-2202026-04-2222026-04-2262026-04-22-2026-04-2202026-04-2242026-04-22-2026-04-2222026-04-2222026-04-22c2026-04-2222026-04-2202026-04-2222026-04-2262026-04-22-2026-04-2202026-04-2242026-04-22-2026-04-2222026-04-2222026-04-22:2026-04-2222026-04-2202026-04-2222026-04-2262026-04-22-2026-04-2202026-04-2242026-04-22-2026-04-2222026-04-2222026-04-22I2026-04-2222026-04-2202026-04-2222026-04-2262026-04-22-2026-04-2202026-04-2242026-04-22-2026-04-2222026-04-2222026-04-22g2026-04-2222026-04-2202026-04-2222026-04-2262026-04-22-2026-04-2202026-04-2242026-04-22-2026-04-2222026-04-2222026-04-22n2026-04-2222026-04-2202026-04-2222026-04-2262026-04-22-2026-04-2202026-04-2242026-04-22-2026-04-2222026-04-2222026-04-22o2026-04-2222026-04-2202026-04-2222026-04-2262026-04-22-2026-04-2202026-04-2242026-04-22-2026-04-2222026-04-2222026-04-22r2026-04-2222026-04-2202026-04-2222026-04-2262026-04-22-2026-04-2202026-04-2242026-04-22-2026-04-2222026-04-2222026-04-22a2026-04-2222026-04-2202026-04-2222026-04-2262026-04-22-2026-04-2202026-04-2242026-04-22-2026-04-2222026-04-2222026-04-22b2026-04-2222026-04-2202026-04-2222026-04-2262026-04-22-2026-04-2202026-04-2242026-04-22-2026-04-2222026-04-2222026-04-22l2026-04-2222026-04-2202026-04-2222026-04-2262026-04-22-2026-04-2202026-04-2242026-04-22-2026-04-2222026-04-2222026-04-22e2026-04-2222026-04-2202026-04-2222026-04-2262026-04-22-2026-04-2202026-04-2242026-04-22-2026-04-2222026-04-2222026-04-22=2026-04-2222026-04-2202026-04-2222026-04-2262026-04-22-2026-04-2202026-04-2242026-04-22-2026-04-2222026-04-2222026-04-22"2026-04-2222026-04-2202026-04-2222026-04-2262026-04-22-2026-04-2202026-04-2242026-04-22-2026-04-2222026-04-2222026-04-22w2026-04-2222026-04-2202026-04-2222026-04-2262026-04-22-2026-04-2202026-04-2242026-04-22-2026-04-2222026-04-2222026-04-2212026-04-2222026-04-2202026-04-2222026-04-2262026-04-22-2026-04-2202026-04-2242026-04-22-2026-04-2222026-04-2222026-04-2242026-04-2222026-04-2202026-04-2222026-04-2262026-04-22-2026-04-2202026-04-2242026-04-22-2026-04-2222026-04-2222026-04-22 2026-04-2222026-04-2202026-04-2222026-04-2262026-04-22-2026-04-2202026-04-2242026-04-22-2026-04-2222026-04-2222026-04-22w2026-04-2222026-04-2202026-04-2222026-04-2262026-04-22-2026-04-2202026-04-2242026-04-22-2026-04-2222026-04-2222026-04-22p2026-04-2222026-04-2202026-04-2222026-04-2262026-04-22-2026-04-2202026-04-2242026-04-22-2026-04-2222026-04-2222026-04-2212026-04-2222026-04-2202026-04-2222026-04-2262026-04-22-2026-04-2202026-04-2242026-04-22-2026-04-2222026-04-2222026-04-2242026-04-2222026-04-2202026-04-2222026-04-2262026-04-22-2026-04-2202026-04-2242026-04-22-2026-04-2222026-04-2222026-04-22"2026-04-2222026-04-2202026-04-2222026-04-2262026-04-22-2026-04-2202026-04-2242026-04-22-2026-04-2222026-04-2222026-04-22>2026-04-2222026-04-2202026-04-2222026-04-2262026-04-22-2026-04-2202026-04-2242026-04-22-2026-04-2222026-04-2222026-04-22<2026-04-2222026-04-2202026-04-2222026-04-2262026-04-22-2026-04-2202026-04-2242026-04-22-2026-04-2222026-04-2222026-04-22w2026-04-2222026-04-2202026-04-2222026-04-2262026-04-22-2026-04-2202026-04-2242026-04-22-2026-04-2222026-04-2222026-04-22:2026-04-2222026-04-2202026-04-2222026-04-2262026-04-22-2026-04-2202026-04-2242026-04-22-2026-04-2222026-04-2222026-04-22b2026-04-2222026-04-2202026-04-2222026-04-2262026-04-22-2026-04-2202026-04-2242026-04-22-2026-04-2222026-04-2222026-04-22o2026-04-2222026-04-2202026-04-2222026-04-2262026-04-22-2026-04-2202026-04-2242026-04-22-2026-04-2222026-04-2222026-04-22d2026-04-2222026-04-2202026-04-2222026-04-2262026-04-22-2026-04-2202026-04-2242026-04-22-2026-04-2222026-04-2222026-04-22y2026-04-2222026-04-2202026-04-2222026-04-2262026-04-22-2026-04-2202026-04-2242026-04-22-2026-04-2222026-04-2222026-04-22>2026-04-2222026-04-2202026-04-2222026-04-2262026-04-22-2026-04-2202026-04-2242026-04-22-2026-04-2222026-04-2222026-04-22<2026-04-2222026-04-2202026-04-2222026-04-2262026-04-22-2026-04-2202026-04-2242026-04-22-2026-04-2222026-04-2222026-04-22w2026-04-2222026-04-2202026-04-2222026-04-2262026-04-22-2026-04-2202026-04-2242026-04-22-2026-04-2222026-04-2222026-04-22:2026-04-2222026-04-2202026-04-2222026-04-2262026-04-22-2026-04-2202026-04-2242026-04-22-2026-04-2222026-04-2222026-04-22p2026-04-2222026-04-2202026-04-2222026-04-2262026-04-22-2026-04-2202026-04-2242026-04-22-2026-04-2222026-04-2222026-04-22>2026-04-2222026-04-2202026-04-2222026-04-2262026-04-22-2026-04-2202026-04-2242026-04-22-2026-04-2222026-04-2222026-04-22<2026-04-2222026-04-2202026-04-2222026-04-2262026-04-22-2026-04-2202026-04-2242026-04-22-2026-04-2222026-04-2222026-04-22w2026-04-2222026-04-2202026-04-2222026-04-2262026-04-22-2026-04-2202026-04-2242026-04-22-2026-04-2222026-04-2222026-04-22:2026-04-2222026-04-2202026-04-2222026-04-2262026-04-22-2026-04-2202026-04-2242026-04-22-2026-04-2222026-04-2222026-04-22p2026-04-2222026-04-2202026-04-2222026-04-2262026-04-22-2026-04-2202026-04-2242026-04-22-2026-04-2222026-04-2222026-04-22P2026-04-2222026-04-2202026-04-2222026-04-2262026-04-22-2026-04-2202026-04-2242026-04-22-2026-04-2222026-04-2222026-04-22r2026-04-2222026-04-2202026-04-2222026-04-2262026-04-22-2026-04-2202026-04-2242026-04-22-2026-04-2222026-04-2222026-04-22>2026-04-2222026-04-2202026-04-2222026-04-2262026-04-22-2026-04-2202026-04-2242026-04-22-2026-04-2222026-04-2222026-04-22<2026-04-2222026-04-2202026-04-2222026-04-2262026-04-22-2026-04-2202026-04-2242026-04-22-2026-04-2222026-04-2222026-04-22w2026-04-2222026-04-2202026-04-2222026-04-2262026-04-22-2026-04-2202026-04-2242026-04-22-2026-04-2222026-04-2222026-04-22:2026-04-2222026-04-2202026-04-2222026-04-2262026-04-22-2026-04-2202026-04-2242026-04-22-2026-04-2222026-04-2222026-04-22p2026-04-2222026-04-2202026-04-2222026-04-2262026-04-22-2026-04-2202026-04-2242026-04-22-2026-04-2222026-04-2222026-04-22S2026-04-2222026-04-2202026-04-2222026-04-2262026-04-22-2026-04-2202026-04-2242026-04-22-2026-04-2222026-04-2222026-04-22t2026-04-2222026-04-2202026-04-2222026-04-2262026-04-22-2026-04-2202026-04-2242026-04-22-2026-04-2222026-04-2222026-04-22y2026-04-2222026-04-2202026-04-2222026-04-2262026-04-22-2026-04-2202026-04-2242026-04-22-2026-04-2222026-04-2222026-04-22l2026-04-2222026-04-2202026-04-2222026-04-2262026-04-22-2026-04-2202026-04-2242026-04-22-2026-04-2222026-04-2222026-04-22e2026-04-2222026-04-2202026-04-2222026-04-2262026-04-22-2026-04-2202026-04-2242026-04-22-2026-04-2222026-04-2222026-04-22 2026-04-2222026-04-2202026-04-2222026-04-2262026-04-22-2026-04-2202026-04-2242026-04-22-2026-04-2222026-04-2222026-04-22w2026-04-2222026-04-2202026-04-2222026-04-2262026-04-22-2026-04-2202026-04-2242026-04-22-2026-04-2222026-04-2222026-04-22:2026-04-2222026-04-2202026-04-2222026-04-2262026-04-22-2026-04-2202026-04-2242026-04-22-2026-04-2222026-04-2222026-04-22v2026-04-2222026-04-2202026-04-2222026-04-2262026-04-22-2026-04-2202026-04-2242026-04-22-2026-04-2222026-04-2222026-04-22a2026-04-2222026-04-2202026-04-2222026-04-2262026-04-22-2026-04-2202026-04-2242026-04-22-2026-04-2222026-04-2222026-04-22l2026-04-2222026-04-2202026-04-2222026-04-2262026-04-22-2026-04-2202026-04-2242026-04-22-2026-04-2222026-04-2222026-04-22=2026-04-2222026-04-2202026-04-2222026-04-2262026-04-22-2026-04-2202026-04-2242026-04-22-2026-04-2222026-04-2222026-04-22"2026-04-2222026-04-2202026-04-2222026-04-2262026-04-22-2026-04-2202026-04-2242026-04-22-2026-04-2222026-04-2222026-04-22H2026-04-2222026-04-2202026-04-2222026-04-2262026-04-22-2026-04-2202026-04-2242026-04-22-2026-04-2222026-04-2222026-04-22e2026-04-2222026-04-2202026-04-2222026-04-2262026-04-22-2026-04-2202026-04-2242026-04-22-2026-04-2222026-04-2222026-04-22a2026-04-2222026-04-2202026-04-2222026-04-2262026-04-22-2026-04-2202026-04-2242026-04-22-2026-04-2222026-04-2222026-04-22d2026-04-2222026-04-2202026-04-2222026-04-2262026-04-22-2026-04-2202026-04-2242026-04-22-2026-04-2222026-04-2222026-04-22i2026-04-2222026-04-2202026-04-2222026-04-2262026-04-22-2026-04-2202026-04-2242026-04-22-2026-04-2222026-04-2222026-04-22n2026-04-2222026-04-2202026-04-2222026-04-2262026-04-22-2026-04-2202026-04-2242026-04-22-2026-04-2222026-04-2222026-04-22g2026-04-2222026-04-2202026-04-2222026-04-2262026-04-22-2026-04-2202026-04-2242026-04-22-2026-04-2222026-04-2222026-04-2212026-04-2222026-04-2202026-04-2222026-04-2262026-04-22-2026-04-2202026-04-2242026-04-22-2026-04-2222026-04-2222026-04-22"2026-04-2222026-04-2202026-04-2222026-04-2262026-04-22-2026-04-2202026-04-2242026-04-22-2026-04-2222026-04-2222026-04-22/2026-04-2222026-04-2202026-04-2222026-04-2262026-04-22-2026-04-2202026-04-2242026-04-22-2026-04-2222026-04-2222026-04-22>2026-04-2222026-04-2202026-04-2222026-04-2262026-04-22-2026-04-2202026-04-2242026-04-22-2026-04-2222026-04-2222026-04-22<2026-04-2222026-04-2202026-04-2222026-04-2262026-04-22-2026-04-2202026-04-2242026-04-22-2026-04-2222026-04-2222026-04-22/2026-04-2222026-04-2202026-04-2222026-04-2262026-04-22-2026-04-2202026-04-2242026-04-22-2026-04-2222026-04-2222026-04-22w2026-04-2222026-04-2202026-04-2222026-04-2262026-04-22-2026-04-2202026-04-2242026-04-22-2026-04-2222026-04-2222026-04-22:2026-04-2222026-04-2202026-04-2222026-04-2262026-04-22-2026-04-2202026-04-2242026-04-22-2026-04-2222026-04-2222026-04-22p2026-04-2222026-04-2202026-04-2222026-04-2262026-04-22-2026-04-2202026-04-2242026-04-22-2026-04-2222026-04-2222026-04-22P2026-04-2222026-04-2202026-04-2222026-04-2262026-04-22-2026-04-2202026-04-2242026-04-22-2026-04-2222026-04-2222026-04-22r2026-04-2222026-04-2202026-04-2222026-04-2262026-04-22-2026-04-2202026-04-2242026-04-22-2026-04-2222026-04-2222026-04-22>2026-04-2222026-04-2202026-04-2222026-04-2262026-04-22-2026-04-2202026-04-2242026-04-22-2026-04-2222026-04-2222026-04-22<2026-04-2222026-04-2202026-04-2222026-04-2262026-04-22-2026-04-2202026-04-2242026-04-22-2026-04-2222026-04-2222026-04-22w2026-04-2222026-04-2202026-04-2222026-04-2262026-04-22-2026-04-2202026-04-2242026-04-22-2026-04-2222026-04-2222026-04-22:2026-04-2222026-04-2202026-04-2222026-04-2262026-04-22-2026-04-2202026-04-2242026-04-22-2026-04-2222026-04-2222026-04-22r2026-04-2222026-04-2202026-04-2222026-04-2262026-04-22-2026-04-2202026-04-2242026-04-22-2026-04-2222026-04-2222026-04-22>2026-04-2222026-04-2202026-04-2222026-04-2262026-04-22-2026-04-2202026-04-2242026-04-22-2026-04-2222026-04-2222026-04-22<2026-04-2222026-04-2202026-04-2222026-04-2262026-04-22-2026-04-2202026-04-2242026-04-22-2026-04-2222026-04-2222026-04-22w2026-04-2222026-04-2202026-04-2222026-04-2262026-04-22-2026-04-2202026-04-2242026-04-22-2026-04-2222026-04-2222026-04-22:2026-04-2222026-04-2202026-04-2222026-04-2262026-04-22-2026-04-2202026-04-2242026-04-22-2026-04-2222026-04-2222026-04-22t2026-04-2222026-04-2202026-04-2222026-04-2262026-04-22-2026-04-2202026-04-2242026-04-22-2026-04-2222026-04-2222026-04-22>2026-04-2222026-04-2202026-04-2222026-04-2262026-04-22-2026-04-2202026-04-2242026-04-22-2026-04-2222026-04-2222026-04-22自2026-04-2222026-04-2202026-04-2222026-04-2262026-04-22-2026-04-2202026-04-2242026-04-22-2026-04-2222026-04-2222026-04-22动2026-04-2222026-04-2202026-04-2222026-04-2262026-04-22-2026-04-2202026-04-2242026-04-22-2026-04-2222026-04-2222026-04-22化2026-04-2222026-04-2202026-04-2222026-04-2262026-04-22-2026-04-2202026-04-2242026-04-22-2026-04-2222026-04-2222026-04-22查2026-04-2222026-04-2202026-04-2222026-04-2262026-04-22-2026-04-2202026-04-2242026-04-22-2026-04-2222026-04-2222026-04-22询2026-04-2222026-04-2202026-04-2222026-04-2262026-04-22-2026-04-2202026-04-2242026-04-22-2026-04-2222026-04-2222026-04-22报2026-04-2222026-04-2202026-04-2222026-04-2262026-04-22-2026-04-2202026-04-2242026-04-22-2026-04-2222026-04-2222026-04-22告2026-04-2222026-04-2202026-04-2222026-04-2262026-04-22-2026-04-2202026-04-2242026-04-22-2026-04-2222026-04-2222026-04-22<2026-04-2222026-04-2202026-04-2222026-04-2262026-04-22-2026-04-2202026-04-2242026-04-22-2026-04-2222026-04-2222026-04-22/2026-04-2222026-04-2202026-04-2222026-04-2262026-04-22-2026-04-2202026-04-2242026-04-22-2026-04-2222026-04-2222026-04-22w2026-04-2222026-04-2202026-04-2222026-04-2262026-04-22-2026-04-2202026-04-2242026-04-22-2026-04-2222026-04-2222026-04-22:2026-04-2222026-04-2202026-04-2222026-04-2262026-04-22-2026-04-2202026-04-2242026-04-22-2026-04-2222026-04-2222026-04-22t2026-04-2222026-04-2202026-04-2222026-04-2262026-04-22-2026-04-2202026-04-2242026-04-22-2026-04-2222026-04-2222026-04-22>2026-04-2222026-04-2202026-04-2222026-04-2262026-04-22-2026-04-2202026-04-2242026-04-22-2026-04-2222026-04-2222026-04-22<2026-04-2222026-04-2202026-04-2222026-04-2262026-04-22-2026-04-2202026-04-2242026-04-22-2026-04-2222026-04-2222026-04-22/2026-04-2222026-04-2202026-04-2222026-04-2262026-04-22-2026-04-2202026-04-2242026-04-22-2026-04-2222026-04-2222026-04-22w2026-04-2222026-04-2202026-04-2222026-04-2262026-04-22-2026-04-2202026-04-2242026-04-22-2026-04-2222026-04-2222026-04-22:2026-04-2222026-04-2202026-04-2222026-04-2262026-04-22-2026-04-2202026-04-2242026-04-22-2026-04-2222026-04-2222026-04-22r2026-04-2222026-04-2202026-04-2222026-04-2262026-04-22-2026-04-2202026-04-2242026-04-22-2026-04-2222026-04-2222026-04-22>2026-04-2222026-04-2202026-04-2222026-04-2262026-04-22-2026-04-2202026-04-2242026-04-22-2026-04-2222026-04-2222026-04-22<2026-04-2222026-04-2202026-04-2222026-04-2262026-04-22-2026-04-2202026-04-2242026-04-22-2026-04-2222026-04-2222026-04-22/2026-04-2222026-04-2202026-04-2222026-04-2262026-04-22-2026-04-2202026-04-2242026-04-22-2026-04-2222026-04-2222026-04-22w2026-04-2222026-04-2202026-04-2222026-04-2262026-04-22-2026-04-2202026-04-2242026-04-22-2026-04-2222026-04-2222026-04-22:2026-04-2222026-04-2202026-04-2222026-04-2262026-04-22-2026-04-2202026-04-2242026-04-22-2026-04-2222026-04-2222026-04-22p2026-04-2222026-04-2202026-04-2222026-04-2262026-04-22-2026-04-2202026-04-2242026-04-22-2026-04-2222026-04-2222026-04-22>2026-04-2222026-04-2202026-04-2222026-04-2262026-04-22-2026-04-2202026-04-2242026-04-22-2026-04-2222026-04-2222026-04-22<2026-04-2222026-04-2202026-04-2222026-04-2262026-04-22-2026-04-2202026-04-2242026-04-22-2026-04-2222026-04-2222026-04-22w2026-04-2222026-04-2202026-04-2222026-04-2262026-04-22-2026-04-2202026-04-2242026-04-22-2026-04-2222026-04-2222026-04-22:2026-04-2222026-04-2202026-04-2222026-04-2262026-04-22-2026-04-2202026-04-2242026-04-22-2026-04-2222026-04-2222026-04-22p2026-04-2222026-04-2202026-04-2222026-04-2262026-04-22-2026-04-2202026-04-2242026-04-22-2026-04-2222026-04-2222026-04-22>2026-04-2222026-04-2202026-04-2222026-04-2262026-04-22-2026-04-2202026-04-2242026-04-22-2026-04-2222026-04-2222026-04-22<2026-04-2222026-04-2202026-04-2222026-04-2262026-04-22-2026-04-2202026-04-2242026-04-22-2026-04-2222026-04-2222026-04-22w2026-04-2222026-04-2202026-04-2222026-04-2262026-04-22-2026-04-2202026-04-2242026-04-22-2026-04-2222026-04-2222026-04-22:2026-04-2222026-04-2202026-04-2222026-04-2262026-04-22-2026-04-2202026-04-2242026-04-22-2026-04-2222026-04-2222026-04-22r2026-04-2222026-04-2202026-04-2222026-04-2262026-04-22-2026-04-2202026-04-2242026-04-22-2026-04-2222026-04-2222026-04-22>2026-04-2222026-04-2202026-04-2222026-04-2262026-04-22-2026-04-2202026-04-2242026-04-22-2026-04-2222026-04-2222026-04-22<2026-04-2222026-04-2202026-04-2222026-04-2262026-04-22-2026-04-2202026-04-2242026-04-22-2026-04-2222026-04-2222026-04-22w2026-04-2222026-04-2202026-04-2222026-04-2262026-04-22-2026-04-2202026-04-2242026-04-22-2026-04-2222026-04-2222026-04-22:2026-04-2222026-04-2202026-04-2222026-04-2262026-04-22-2026-04-2202026-04-2242026-04-22-2026-04-2222026-04-2222026-04-22t2026-04-2222026-04-2202026-04-2222026-04-2262026-04-22-2026-04-2202026-04-2242026-04-22-2026-04-2222026-04-2222026-04-22>2026-04-2222026-04-2202026-04-2222026-04-2262026-04-22-2026-04-2202026-04-2242026-04-22-2026-04-2222026-04-2222026-04-22报2026-04-2222026-04-2202026-04-2222026-04-2262026-04-22-2026-04-2202026-04-2242026-04-22-2026-04-2222026-04-2222026-04-22告2026-04-2222026-04-2202026-04-2222026-04-2262026-04-22-2026-04-2202026-04-2242026-04-22-2026-04-2222026-04-2222026-04-22生2026-04-2222026-04-2202026-04-2222026-04-2262026-04-22-2026-04-2202026-04-2242026-04-22-2026-04-2222026-04-2222026-04-22成2026-04-2222026-04-2202026-04-2222026-04-2262026-04-22-2026-04-2202026-04-2242026-04-22-2026-04-2222026-04-2222026-04-22日2026-04-2222026-04-2202026-04-2222026-04-2262026-04-22-2026-04-2202026-04-2242026-04-22-2026-04-2222026-04-2222026-04-22期2026-04-2222026-04-2202026-04-2222026-04-2262026-04-22-2026-04-2202026-04-2242026-04-22-2026-04-2222026-04-2222026-04-22：2026-04-2222026-04-2202026-04-2222026-04-2262026-04-22-2026-04-2202026-04-2242026-04-22-2026-04-2222026-04-2222026-04-22{2026-04-2222026-04-2202026-04-2222026-04-2262026-04-22-2026-04-2202026-04-2242026-04-22-2026-04-2222026-04-2222026-04-22{2026-04-2222026-04-2202026-04-2222026-04-2262026-04-22-2026-04-2202026-04-2242026-04-22-2026-04-2222026-04-2222026-04-22D2026-04-2222026-04-2202026-04-2222026-04-2262026-04-22-2026-04-2202026-04-2242026-04-22-2026-04-2222026-04-2222026-04-22A2026-04-2222026-04-2202026-04-2222026-04-2262026-04-22-2026-04-2202026-04-2242026-04-22-2026-04-2222026-04-2222026-04-22T2026-04-2222026-04-2202026-04-2222026-04-2262026-04-22-2026-04-2202026-04-2242026-04-22-2026-04-2222026-04-2222026-04-22E2026-04-2222026-04-2202026-04-2222026-04-2262026-04-22-2026-04-2202026-04-2242026-04-22-2026-04-2222026-04-2222026-04-22}2026-04-2222026-04-2202026-04-2222026-04-2262026-04-22-2026-04-2202026-04-2242026-04-22-2026-04-2222026-04-2222026-04-22}2026-04-2222026-04-2202026-04-2222026-04-2262026-04-22-2026-04-2202026-04-2242026-04-22-2026-04-2222026-04-2222026-04-22<2026-04-2222026-04-2202026-04-2222026-04-2262026-04-22-2026-04-2202026-04-2242026-04-22-2026-04-2222026-04-2222026-04-22/2026-04-2222026-04-2202026-04-2222026-04-2262026-04-22-2026-04-2202026-04-2242026-04-22-2026-04-2222026-04-2222026-04-22w2026-04-2222026-04-2202026-04-2222026-04-2262026-04-22-2026-04-2202026-04-2242026-04-22-2026-04-2222026-04-2222026-04-22:2026-04-2222026-04-2202026-04-2222026-04-2262026-04-22-2026-04-2202026-04-2242026-04-22-2026-04-2222026-04-2222026-04-22t2026-04-2222026-04-2202026-04-2222026-04-2262026-04-22-2026-04-2202026-04-2242026-04-22-2026-04-2222026-04-2222026-04-22>2026-04-2222026-04-2202026-04-2222026-04-2262026-04-22-2026-04-2202026-04-2242026-04-22-2026-04-2222026-04-2222026-04-22<2026-04-2222026-04-2202026-04-2222026-04-2262026-04-22-2026-04-2202026-04-2242026-04-22-2026-04-2222026-04-2222026-04-22/2026-04-2222026-04-2202026-04-2222026-04-2262026-04-22-2026-04-2202026-04-2242026-04-22-2026-04-2222026-04-2222026-04-22w2026-04-2222026-04-2202026-04-2222026-04-2262026-04-22-2026-04-2202026-04-2242026-04-22-2026-04-2222026-04-2222026-04-22:2026-04-2222026-04-2202026-04-2222026-04-2262026-04-22-2026-04-2202026-04-2242026-04-22-2026-04-2222026-04-2222026-04-22r2026-04-2222026-04-2202026-04-2222026-04-2262026-04-22-2026-04-2202026-04-2242026-04-22-2026-04-2222026-04-2222026-04-22>2026-04-2222026-04-2202026-04-2222026-04-2262026-04-22-2026-04-2202026-04-2242026-04-22-2026-04-2222026-04-2222026-04-22<2026-04-2222026-04-2202026-04-2222026-04-2262026-04-22-2026-04-2202026-04-2242026-04-22-2026-04-2222026-04-2222026-04-22/2026-04-2222026-04-2202026-04-2222026-04-2262026-04-22-2026-04-2202026-04-2242026-04-22-2026-04-2222026-04-2222026-04-22w2026-04-2222026-04-2202026-04-2222026-04-2262026-04-22-2026-04-2202026-04-2242026-04-22-2026-04-2222026-04-2222026-04-22:2026-04-2222026-04-2202026-04-2222026-04-2262026-04-22-2026-04-2202026-04-2242026-04-22-2026-04-2222026-04-2222026-04-22p2026-04-2222026-04-2202026-04-2222026-04-2262026-04-22-2026-04-2202026-04-2242026-04-22-2026-04-2222026-04-2222026-04-22>2026-04-2222026-04-2202026-04-2222026-04-2262026-04-22-2026-04-2202026-04-2242026-04-22-2026-04-2222026-04-2222026-04-22<2026-04-2222026-04-2202026-04-2222026-04-2262026-04-22-2026-04-2202026-04-2242026-04-22-2026-04-2222026-04-2222026-04-22w2026-04-2222026-04-2202026-04-2222026-04-2262026-04-22-2026-04-2202026-04-2242026-04-22-2026-04-2222026-04-2222026-04-22:2026-04-2222026-04-2202026-04-2222026-04-2262026-04-22-2026-04-2202026-04-2242026-04-22-2026-04-2222026-04-2222026-04-22p2026-04-2222026-04-2202026-04-2222026-04-2262026-04-22-2026-04-2202026-04-2242026-04-22-2026-04-2222026-04-2222026-04-22/2026-04-2222026-04-2202026-04-2222026-04-2262026-04-22-2026-04-2202026-04-2242026-04-22-2026-04-2222026-04-2222026-04-22>2026-04-2222026-04-2202026-04-2222026-04-2262026-04-22-2026-04-2202026-04-2242026-04-22-2026-04-2222026-04-2222026-04-22<2026-04-2222026-04-2202026-04-2222026-04-2262026-04-22-2026-04-2202026-04-2242026-04-22-2026-04-2222026-04-2222026-04-22w2026-04-2222026-04-2202026-04-2222026-04-2262026-04-22-2026-04-2202026-04-2242026-04-22-2026-04-2222026-04-2222026-04-22:2026-04-2222026-04-2202026-04-2222026-04-2262026-04-22-2026-04-2202026-04-2242026-04-22-2026-04-2222026-04-2222026-04-22t2026-04-2222026-04-2202026-04-2222026-04-2262026-04-22-2026-04-2202026-04-2242026-04-22-2026-04-2222026-04-2222026-04-22b2026-04-2222026-04-2202026-04-2222026-04-2262026-04-22-2026-04-2202026-04-2242026-04-22-2026-04-2222026-04-2222026-04-22l2026-04-2222026-04-2202026-04-2222026-04-2262026-04-22-2026-04-2202026-04-2242026-04-22-2026-04-2222026-04-2222026-04-22>2026-04-2222026-04-2202026-04-2222026-04-2262026-04-22-2026-04-2202026-04-2242026-04-22-2026-04-2222026-04-2222026-04-22<2026-04-2222026-04-2202026-04-2222026-04-2262026-04-22-2026-04-2202026-04-2242026-04-22-2026-04-2222026-04-2222026-04-22w2026-04-2222026-04-2202026-04-2222026-04-2262026-04-22-2026-04-2202026-04-2242026-04-22-2026-04-2222026-04-2222026-04-22:2026-04-2222026-04-2202026-04-2222026-04-2262026-04-22-2026-04-2202026-04-2242026-04-22-2026-04-2222026-04-2222026-04-22t2026-04-2222026-04-2202026-04-2222026-04-2262026-04-22-2026-04-2202026-04-2242026-04-22-2026-04-2222026-04-2222026-04-22b2026-04-2222026-04-2202026-04-2222026-04-2262026-04-22-2026-04-2202026-04-2242026-04-22-2026-04-2222026-04-2222026-04-22l2026-04-2222026-04-2202026-04-2222026-04-2262026-04-22-2026-04-2202026-04-2242026-04-22-2026-04-2222026-04-2222026-04-22P2026-04-2222026-04-2202026-04-2222026-04-2262026-04-22-2026-04-2202026-04-2242026-04-22-2026-04-2222026-04-2222026-04-22r2026-04-2222026-04-2202026-04-2222026-04-2262026-04-22-2026-04-2202026-04-2242026-04-22-2026-04-2222026-04-2222026-04-22>2026-04-2222026-04-2202026-04-2222026-04-2262026-04-22-2026-04-2202026-04-2242026-04-22-2026-04-2222026-04-2222026-04-22<2026-04-2222026-04-2202026-04-2222026-04-2262026-04-22-2026-04-2202026-04-2242026-04-22-2026-04-2222026-04-2222026-04-22w2026-04-2222026-04-2202026-04-2222026-04-2262026-04-22-2026-04-2202026-04-2242026-04-22-2026-04-2222026-04-2222026-04-22:2026-04-2222026-04-2202026-04-2222026-04-2262026-04-22-2026-04-2202026-04-2242026-04-22-2026-04-2222026-04-2222026-04-22t2026-04-2222026-04-2202026-04-2222026-04-2262026-04-22-2026-04-2202026-04-2242026-04-22-2026-04-2222026-04-2222026-04-22b2026-04-2222026-04-2202026-04-2222026-04-2262026-04-22-2026-04-2202026-04-2242026-04-22-2026-04-2222026-04-2222026-04-22l2026-04-2222026-04-2202026-04-2222026-04-2262026-04-22-2026-04-2202026-04-2242026-04-22-2026-04-2222026-04-2222026-04-22S2026-04-2222026-04-2202026-04-2222026-04-2262026-04-22-2026-04-2202026-04-2242026-04-22-2026-04-2222026-04-2222026-04-22t2026-04-2222026-04-2202026-04-2222026-04-2262026-04-22-2026-04-2202026-04-2242026-04-22-2026-04-2222026-04-2222026-04-22y2026-04-2222026-04-2202026-04-2222026-04-2262026-04-22-2026-04-2202026-04-2242026-04-22-2026-04-2222026-04-2222026-04-22l2026-04-2222026-04-2202026-04-2222026-04-2262026-04-22-2026-04-2202026-04-2242026-04-22-2026-04-2222026-04-2222026-04-22e2026-04-2222026-04-2202026-04-2222026-04-2262026-04-22-2026-04-2202026-04-2242026-04-22-2026-04-2222026-04-2222026-04-22 2026-04-2222026-04-2202026-04-2222026-04-2262026-04-22-2026-04-2202026-04-2242026-04-22-2026-04-2222026-04-2222026-04-22w2026-04-2222026-04-2202026-04-2222026-04-2262026-04-22-2026-04-2202026-04-2242026-04-22-2026-04-2222026-04-2222026-04-22:2026-04-2222026-04-2202026-04-2222026-04-2262026-04-22-2026-04-2202026-04-2242026-04-22-2026-04-2222026-04-2222026-04-22v2026-04-2222026-04-2202026-04-2222026-04-2262026-04-22-2026-04-2202026-04-2242026-04-22-2026-04-2222026-04-2222026-04-22a2026-04-2222026-04-2202026-04-2222026-04-2262026-04-22-2026-04-2202026-04-2242026-04-22-2026-04-2222026-04-2222026-04-22l2026-04-2222026-04-2202026-04-2222026-04-2262026-04-22-2026-04-2202026-04-2242026-04-22-2026-04-2222026-04-2222026-04-22=2026-04-2222026-04-2202026-04-2222026-04-2262026-04-22-2026-04-2202026-04-2242026-04-22-2026-04-2222026-04-2222026-04-22"2026-04-2222026-04-2202026-04-2222026-04-2262026-04-22-2026-04-2202026-04-2242026-04-22-2026-04-2222026-04-2222026-04-22T2026-04-2222026-04-2202026-04-2222026-04-2262026-04-22-2026-04-2202026-04-2242026-04-22-2026-04-2222026-04-2222026-04-22a2026-04-2222026-04-2202026-04-2222026-04-2262026-04-22-2026-04-2202026-04-2242026-04-22-2026-04-2222026-04-2222026-04-22b2026-04-2222026-04-2202026-04-2222026-04-2262026-04-22-2026-04-2202026-04-2242026-04-22-2026-04-2222026-04-2222026-04-22l2026-04-2222026-04-2202026-04-2222026-04-2262026-04-22-2026-04-2202026-04-2242026-04-22-2026-04-2222026-04-2222026-04-22e2026-04-2222026-04-2202026-04-2222026-04-2262026-04-22-2026-04-2202026-04-2242026-04-22-2026-04-2222026-04-2222026-04-22G2026-04-2222026-04-2202026-04-2222026-04-2262026-04-22-2026-04-2202026-04-2242026-04-22-2026-04-2222026-04-2222026-04-22r2026-04-2222026-04-2202026-04-2222026-04-2262026-04-22-2026-04-2202026-04-2242026-04-22-2026-04-2222026-04-2222026-04-22i2026-04-2222026-04-2202026-04-2222026-04-2262026-04-22-2026-04-2202026-04-2242026-04-22-2026-04-2222026-04-2222026-04-22d2026-04-2222026-04-2202026-04-2222026-04-2262026-04-22-2026-04-2202026-04-2242026-04-22-2026-04-2222026-04-2222026-04-22"2026-04-2222026-04-2202026-04-2222026-04-2262026-04-22-2026-04-2202026-04-2242026-04-22-2026-04-2222026-04-2222026-04-22/2026-04-2222026-04-2202026-04-2222026-04-2262026-04-22-2026-04-2202026-04-2242026-04-22-2026-04-2222026-04-2222026-04-22>2026-04-2222026-04-2202026-04-2222026-04-2262026-04-22-2026-04-2202026-04-2242026-04-22-2026-04-2222026-04-2222026-04-22<2026-04-2222026-04-2202026-04-2222026-04-2262026-04-22-2026-04-2202026-04-2242026-04-22-2026-04-2222026-04-2222026-04-22w2026-04-2222026-04-2202026-04-2222026-04-2262026-04-22-2026-04-2202026-04-2242026-04-22-2026-04-2222026-04-2222026-04-22:2026-04-2222026-04-2202026-04-2222026-04-2262026-04-22-2026-04-2202026-04-2242026-04-22-2026-04-2222026-04-2222026-04-22t2026-04-2222026-04-2202026-04-2222026-04-2262026-04-22-2026-04-2202026-04-2242026-04-22-2026-04-2222026-04-2222026-04-22b2026-04-2222026-04-2202026-04-2222026-04-2262026-04-22-2026-04-2202026-04-2242026-04-22-2026-04-2222026-04-2222026-04-22l2026-04-2222026-04-2202026-04-2222026-04-2262026-04-22-2026-04-2202026-04-2242026-04-22-2026-04-2222026-04-2222026-04-22W2026-04-2222026-04-2202026-04-2222026-04-2262026-04-22-2026-04-2202026-04-2242026-04-22-2026-04-2222026-04-2222026-04-22 2026-04-2222026-04-2202026-04-2222026-04-2262026-04-22-2026-04-2202026-04-2242026-04-22-2026-04-2222026-04-2222026-04-22w2026-04-2222026-04-2202026-04-2222026-04-2262026-04-22-2026-04-2202026-04-2242026-04-22-2026-04-2222026-04-2222026-04-22:2026-04-2222026-04-2202026-04-2222026-04-2262026-04-22-2026-04-2202026-04-2242026-04-22-2026-04-2222026-04-2222026-04-22t2026-04-2222026-04-2202026-04-2222026-04-2262026-04-22-2026-04-2202026-04-2242026-04-22-2026-04-2222026-04-2222026-04-22y2026-04-2222026-04-2202026-04-2222026-04-2262026-04-22-2026-04-2202026-04-2242026-04-22-2026-04-2222026-04-2222026-04-22p2026-04-2222026-04-2202026-04-2222026-04-2262026-04-22-2026-04-2202026-04-2242026-04-22-2026-04-2222026-04-2222026-04-22e2026-04-2222026-04-2202026-04-2222026-04-2262026-04-22-2026-04-2202026-04-2242026-04-22-2026-04-2222026-04-2222026-04-22=2026-04-2222026-04-2202026-04-2222026-04-2262026-04-22-2026-04-2202026-04-2242026-04-22-2026-04-2222026-04-2222026-04-22"2026-04-2222026-04-2202026-04-2222026-04-2262026-04-22-2026-04-2202026-04-2242026-04-22-2026-04-2222026-04-2222026-04-22a2026-04-2222026-04-2202026-04-2222026-04-2262026-04-22-2026-04-2202026-04-2242026-04-22-2026-04-2222026-04-2222026-04-22u2026-04-2222026-04-2202026-04-2222026-04-2262026-04-22-2026-04-2202026-04-2242026-04-22-2026-04-2222026-04-2222026-04-22t2026-04-2222026-04-2202026-04-2222026-04-2262026-04-22-2026-04-2202026-04-2242026-04-22-2026-04-2222026-04-2222026-04-22o2026-04-2222026-04-2202026-04-2222026-04-2262026-04-22-2026-04-2202026-04-2242026-04-22-2026-04-2222026-04-2222026-04-22"2026-04-2222026-04-2202026-04-2222026-04-2262026-04-22-2026-04-2202026-04-2242026-04-22-2026-04-2222026-04-2222026-04-22 2026-04-2222026-04-2202026-04-2222026-04-2262026-04-22-2026-04-2202026-04-2242026-04-22-2026-04-2222026-04-2222026-04-22w2026-04-2222026-04-2202026-04-2222026-04-2262026-04-22-2026-04-2202026-04-2242026-04-22-2026-04-2222026-04-2222026-04-22:2026-04-2222026-04-2202026-04-2222026-04-2262026-04-22-2026-04-2202026-04-2242026-04-22-2026-04-2222026-04-2222026-04-22w2026-04-2222026-04-2202026-04-2222026-04-2262026-04-22-2026-04-2202026-04-2242026-04-22-2026-04-2222026-04-2222026-04-22=2026-04-2222026-04-2202026-04-2222026-04-2262026-04-22-2026-04-2202026-04-2242026-04-22-2026-04-2222026-04-2222026-04-22"2026-04-2222026-04-2202026-04-2222026-04-2262026-04-22-2026-04-2202026-04-2242026-04-22-2026-04-2222026-04-2222026-04-2202026-04-2222026-04-2202026-04-2222026-04-2262026-04-22-2026-04-2202026-04-2242026-04-22-2026-04-2222026-04-2222026-04-22"2026-04-2222026-04-2202026-04-2222026-04-2262026-04-22-2026-04-2202026-04-2242026-04-22-2026-04-2222026-04-2222026-04-22/2026-04-2222026-04-2202026-04-2222026-04-2262026-04-22-2026-04-2202026-04-2242026-04-22-2026-04-2222026-04-2222026-04-22>2026-04-2222026-04-2202026-04-2222026-04-2262026-04-22-2026-04-2202026-04-2242026-04-22-2026-04-2222026-04-2222026-04-22<2026-04-2222026-04-2202026-04-2222026-04-2262026-04-22-2026-04-2202026-04-2242026-04-22-2026-04-2222026-04-2222026-04-22w2026-04-2222026-04-2202026-04-2222026-04-2262026-04-22-2026-04-2202026-04-2242026-04-22-2026-04-2222026-04-2222026-04-22:2026-04-2222026-04-2202026-04-2222026-04-2262026-04-22-2026-04-2202026-04-2242026-04-22-2026-04-2222026-04-2222026-04-22t2026-04-2222026-04-2202026-04-2222026-04-2262026-04-22-2026-04-2202026-04-2242026-04-22-2026-04-2222026-04-2222026-04-22b2026-04-2222026-04-2202026-04-2222026-04-2262026-04-22-2026-04-2202026-04-2242026-04-22-2026-04-2222026-04-2222026-04-22l2026-04-2222026-04-2202026-04-2222026-04-2262026-04-22-2026-04-2202026-04-2242026-04-22-2026-04-2222026-04-2222026-04-22L2026-04-2222026-04-2202026-04-2222026-04-2262026-04-22-2026-04-2202026-04-2242026-04-22-2026-04-2222026-04-2222026-04-22o2026-04-2222026-04-2202026-04-2222026-04-2262026-04-22-2026-04-2202026-04-2242026-04-22-2026-04-2222026-04-2222026-04-22o2026-04-2222026-04-2202026-04-2222026-04-2262026-04-22-2026-04-2202026-04-2242026-04-22-2026-04-2222026-04-2222026-04-22k2026-04-2222026-04-2202026-04-2222026-04-2262026-04-22-2026-04-2202026-04-2242026-04-22-2026-04-2222026-04-2222026-04-22 2026-04-2222026-04-2202026-04-2222026-04-2262026-04-22-2026-04-2202026-04-2242026-04-22-2026-04-2222026-04-2222026-04-22w2026-04-2222026-04-2202026-04-2222026-04-2262026-04-22-2026-04-2202026-04-2242026-04-22-2026-04-2222026-04-2222026-04-22:2026-04-2222026-04-2202026-04-2222026-04-2262026-04-22-2026-04-2202026-04-2242026-04-22-2026-04-2222026-04-2222026-04-22f2026-04-2222026-04-2202026-04-2222026-04-2262026-04-22-2026-04-2202026-04-2242026-04-22-2026-04-2222026-04-2222026-04-22i2026-04-2222026-04-2202026-04-2222026-04-2262026-04-22-2026-04-2202026-04-2242026-04-22-2026-04-2222026-04-2222026-04-22r2026-04-2222026-04-2202026-04-2222026-04-2262026-04-22-2026-04-2202026-04-2242026-04-22-2026-04-2222026-04-2222026-04-22s2026-04-2222026-04-2202026-04-2222026-04-2262026-04-22-2026-04-2202026-04-2242026-04-22-2026-04-2222026-04-2222026-04-22t2026-04-2222026-04-2202026-04-2222026-04-2262026-04-22-2026-04-2202026-04-2242026-04-22-2026-04-2222026-04-2222026-04-22C2026-04-2222026-04-2202026-04-2222026-04-2262026-04-22-2026-04-2202026-04-2242026-04-22-2026-04-2222026-04-2222026-04-22o2026-04-2222026-04-2202026-04-2222026-04-2262026-04-22-2026-04-2202026-04-2242026-04-22-2026-04-2222026-04-2222026-04-22l2026-04-2222026-04-2202026-04-2222026-04-2262026-04-22-2026-04-2202026-04-2242026-04-22-2026-04-2222026-04-2222026-04-22u2026-04-2222026-04-2202026-04-2222026-04-2262026-04-22-2026-04-2202026-04-2242026-04-22-2026-04-2222026-04-2222026-04-22m2026-04-2222026-04-2202026-04-2222026-04-2262026-04-22-2026-04-2202026-04-2242026-04-22-2026-04-2222026-04-2222026-04-22n2026-04-2222026-04-2202026-04-2222026-04-2262026-04-22-2026-04-2202026-04-2242026-04-22-2026-04-2222026-04-2222026-04-22=2026-04-2222026-04-2202026-04-2222026-04-2262026-04-22-2026-04-2202026-04-2242026-04-22-2026-04-2222026-04-2222026-04-22"2026-04-2222026-04-2202026-04-2222026-04-2262026-04-22-2026-04-2202026-04-2242026-04-22-2026-04-2222026-04-2222026-04-2212026-04-2222026-04-2202026-04-2222026-04-2262026-04-22-2026-04-2202026-04-2242026-04-22-2026-04-2222026-04-2222026-04-22"2026-04-2222026-04-2202026-04-2222026-04-2262026-04-22-2026-04-2202026-04-2242026-04-22-2026-04-2222026-04-2222026-04-22 2026-04-2222026-04-2202026-04-2222026-04-2262026-04-22-2026-04-2202026-04-2242026-04-22-2026-04-2222026-04-2222026-04-22w2026-04-2222026-04-2202026-04-2222026-04-2262026-04-22-2026-04-2202026-04-2242026-04-22-2026-04-2222026-04-2222026-04-22:2026-04-2222026-04-2202026-04-2222026-04-2262026-04-22-2026-04-2202026-04-2242026-04-22-2026-04-2222026-04-2222026-04-22f2026-04-2222026-04-2202026-04-2222026-04-2262026-04-22-2026-04-2202026-04-2242026-04-22-2026-04-2222026-04-2222026-04-22i2026-04-2222026-04-2202026-04-2222026-04-2262026-04-22-2026-04-2202026-04-2242026-04-22-2026-04-2222026-04-2222026-04-22r2026-04-2222026-04-2202026-04-2222026-04-2262026-04-22-2026-04-2202026-04-2242026-04-22-2026-04-2222026-04-2222026-04-22s2026-04-2222026-04-2202026-04-2222026-04-2262026-04-22-2026-04-2202026-04-2242026-04-22-2026-04-2222026-04-2222026-04-22t2026-04-2222026-04-2202026-04-2222026-04-2262026-04-22-2026-04-2202026-04-2242026-04-22-2026-04-2222026-04-2222026-04-22R2026-04-2222026-04-2202026-04-2222026-04-2262026-04-22-2026-04-2202026-04-2242026-04-22-2026-04-2222026-04-2222026-04-22o2026-04-2222026-04-2202026-04-2222026-04-2262026-04-22-2026-04-2202026-04-2242026-04-22-2026-04-2222026-04-2222026-04-22w2026-04-2222026-04-2202026-04-2222026-04-2262026-04-22-2026-04-2202026-04-2242026-04-22-2026-04-2222026-04-2222026-04-22=2026-04-2222026-04-2202026-04-2222026-04-2262026-04-22-2026-04-2202026-04-2242026-04-22-2026-04-2222026-04-2222026-04-22"2026-04-2222026-04-2202026-04-2222026-04-2262026-04-22-2026-04-2202026-04-2242026-04-22-2026-04-2222026-04-2222026-04-2212026-04-2222026-04-2202026-04-2222026-04-2262026-04-22-2026-04-2202026-04-2242026-04-22-2026-04-2222026-04-2222026-04-22"2026-04-2222026-04-2202026-04-2222026-04-2262026-04-22-2026-04-2202026-04-2242026-04-22-2026-04-2222026-04-2222026-04-22 2026-04-2222026-04-2202026-04-2222026-04-2262026-04-22-2026-04-2202026-04-2242026-04-22-2026-04-2222026-04-2222026-04-22w2026-04-2222026-04-2202026-04-2222026-04-2262026-04-22-2026-04-2202026-04-2242026-04-22-2026-04-2222026-04-2222026-04-22:2026-04-2222026-04-2202026-04-2222026-04-2262026-04-22-2026-04-2202026-04-2242026-04-22-2026-04-2222026-04-2222026-04-22l2026-04-2222026-04-2202026-04-2222026-04-2262026-04-22-2026-04-2202026-04-2242026-04-22-2026-04-2222026-04-2222026-04-22a2026-04-2222026-04-2202026-04-2222026-04-2262026-04-22-2026-04-2202026-04-2242026-04-22-2026-04-2222026-04-2222026-04-22s2026-04-2222026-04-2202026-04-2222026-04-2262026-04-22-2026-04-2202026-04-2242026-04-22-2026-04-2222026-04-2222026-04-22t2026-04-2222026-04-2202026-04-2222026-04-2262026-04-22-2026-04-2202026-04-2242026-04-22-2026-04-2222026-04-2222026-04-22C2026-04-2222026-04-2202026-04-2222026-04-2262026-04-22-2026-04-2202026-04-2242026-04-22-2026-04-2222026-04-2222026-04-22o2026-04-2222026-04-2202026-04-2222026-04-2262026-04-22-2026-04-2202026-04-2242026-04-22-2026-04-2222026-04-2222026-04-22l2026-04-2222026-04-2202026-04-2222026-04-2262026-04-22-2026-04-2202026-04-2242026-04-22-2026-04-2222026-04-2222026-04-22u2026-04-2222026-04-2202026-04-2222026-04-2262026-04-22-2026-04-2202026-04-2242026-04-22-2026-04-2222026-04-2222026-04-22m2026-04-2222026-04-2202026-04-2222026-04-2262026-04-22-2026-04-2202026-04-2242026-04-22-2026-04-2222026-04-2222026-04-22n2026-04-2222026-04-2202026-04-2222026-04-2262026-04-22-2026-04-2202026-04-2242026-04-22-2026-04-2222026-04-2222026-04-22=2026-04-2222026-04-2202026-04-2222026-04-2262026-04-22-2026-04-2202026-04-2242026-04-22-2026-04-2222026-04-2222026-04-22"2026-04-2222026-04-2202026-04-2222026-04-2262026-04-22-2026-04-2202026-04-2242026-04-22-2026-04-2222026-04-2222026-04-2202026-04-2222026-04-2202026-04-2222026-04-2262026-04-22-2026-04-2202026-04-2242026-04-22-2026-04-2222026-04-2222026-04-22"2026-04-2222026-04-2202026-04-2222026-04-2262026-04-22-2026-04-2202026-04-2242026-04-22-2026-04-2222026-04-2222026-04-22 2026-04-2222026-04-2202026-04-2222026-04-2262026-04-22-2026-04-2202026-04-2242026-04-22-2026-04-2222026-04-2222026-04-22w2026-04-2222026-04-2202026-04-2222026-04-2262026-04-22-2026-04-2202026-04-2242026-04-22-2026-04-2222026-04-2222026-04-22:2026-04-2222026-04-2202026-04-2222026-04-2262026-04-22-2026-04-2202026-04-2242026-04-22-2026-04-2222026-04-2222026-04-22l2026-04-2222026-04-2202026-04-2222026-04-2262026-04-22-2026-04-2202026-04-2242026-04-22-2026-04-2222026-04-2222026-04-22a2026-04-2222026-04-2202026-04-2222026-04-2262026-04-22-2026-04-2202026-04-2242026-04-22-2026-04-2222026-04-2222026-04-22s2026-04-2222026-04-2202026-04-2222026-04-2262026-04-22-2026-04-2202026-04-2242026-04-22-2026-04-2222026-04-2222026-04-22t2026-04-2222026-04-2202026-04-2222026-04-2262026-04-22-2026-04-2202026-04-2242026-04-22-2026-04-2222026-04-2222026-04-22R2026-04-2222026-04-2202026-04-2222026-04-2262026-04-22-2026-04-2202026-04-2242026-04-22-2026-04-2222026-04-2222026-04-22o2026-04-2222026-04-2202026-04-2222026-04-2262026-04-22-2026-04-2202026-04-2242026-04-22-2026-04-2222026-04-2222026-04-22w2026-04-2222026-04-2202026-04-2222026-04-2262026-04-22-2026-04-2202026-04-2242026-04-22-2026-04-2222026-04-2222026-04-22=2026-04-2222026-04-2202026-04-2222026-04-2262026-04-22-2026-04-2202026-04-2242026-04-22-2026-04-2222026-04-2222026-04-22"2026-04-2222026-04-2202026-04-2222026-04-2262026-04-22-2026-04-2202026-04-2242026-04-22-2026-04-2222026-04-2222026-04-2202026-04-2222026-04-2202026-04-2222026-04-2262026-04-22-2026-04-2202026-04-2242026-04-22-2026-04-2222026-04-2222026-04-22"2026-04-2222026-04-2202026-04-2222026-04-2262026-04-22-2026-04-2202026-04-2242026-04-22-2026-04-2222026-04-2222026-04-22 2026-04-2222026-04-2202026-04-2222026-04-2262026-04-22-2026-04-2202026-04-2242026-04-22-2026-04-2222026-04-2222026-04-22w2026-04-2222026-04-2202026-04-2222026-04-2262026-04-22-2026-04-2202026-04-2242026-04-22-2026-04-2222026-04-2222026-04-22:2026-04-2222026-04-2202026-04-2222026-04-2262026-04-22-2026-04-2202026-04-2242026-04-22-2026-04-2222026-04-2222026-04-22n2026-04-2222026-04-2202026-04-2222026-04-2262026-04-22-2026-04-2202026-04-2242026-04-22-2026-04-2222026-04-2222026-04-22o2026-04-2222026-04-2202026-04-2222026-04-2262026-04-22-2026-04-2202026-04-2242026-04-22-2026-04-2222026-04-2222026-04-22H2026-04-2222026-04-2202026-04-2222026-04-2262026-04-22-2026-04-2202026-04-2242026-04-22-2026-04-2222026-04-2222026-04-22B2026-04-2222026-04-2202026-04-2222026-04-2262026-04-22-2026-04-2202026-04-2242026-04-22-2026-04-2222026-04-2222026-04-22a2026-04-2222026-04-2202026-04-2222026-04-2262026-04-22-2026-04-2202026-04-2242026-04-22-2026-04-2222026-04-2222026-04-22n2026-04-2222026-04-2202026-04-2222026-04-2262026-04-22-2026-04-2202026-04-2242026-04-22-2026-04-2222026-04-2222026-04-22d2026-04-2222026-04-2202026-04-2222026-04-2262026-04-22-2026-04-2202026-04-2242026-04-22-2026-04-2222026-04-2222026-04-22=2026-04-2222026-04-2202026-04-2222026-04-2262026-04-22-2026-04-2202026-04-2242026-04-22-2026-04-2222026-04-2222026-04-22"2026-04-2222026-04-2202026-04-2222026-04-2262026-04-22-2026-04-2202026-04-2242026-04-22-2026-04-2222026-04-2222026-04-2202026-04-2222026-04-2202026-04-2222026-04-2262026-04-22-2026-04-2202026-04-2242026-04-22-2026-04-2222026-04-2222026-04-22"2026-04-2222026-04-2202026-04-2222026-04-2262026-04-22-2026-04-2202026-04-2242026-04-22-2026-04-2222026-04-2222026-04-22 2026-04-2222026-04-2202026-04-2222026-04-2262026-04-22-2026-04-2202026-04-2242026-04-22-2026-04-2222026-04-2222026-04-22w2026-04-2222026-04-2202026-04-2222026-04-2262026-04-22-2026-04-2202026-04-2242026-04-22-2026-04-2222026-04-2222026-04-22:2026-04-2222026-04-2202026-04-2222026-04-2262026-04-22-2026-04-2202026-04-2242026-04-22-2026-04-2222026-04-2222026-04-22n2026-04-2222026-04-2202026-04-2222026-04-2262026-04-22-2026-04-2202026-04-2242026-04-22-2026-04-2222026-04-2222026-04-22o2026-04-2222026-04-2202026-04-2222026-04-2262026-04-22-2026-04-2202026-04-2242026-04-22-2026-04-2222026-04-2222026-04-22V2026-04-2222026-04-2202026-04-2222026-04-2262026-04-22-2026-04-2202026-04-2242026-04-22-2026-04-2222026-04-2222026-04-22B2026-04-2222026-04-2202026-04-2222026-04-2262026-04-22-2026-04-2202026-04-2242026-04-22-2026-04-2222026-04-2222026-04-22a2026-04-2222026-04-2202026-04-2222026-04-2262026-04-22-2026-04-2202026-04-2242026-04-22-2026-04-2222026-04-2222026-04-22n2026-04-2222026-04-2202026-04-2222026-04-2262026-04-22-2026-04-2202026-04-2242026-04-22-2026-04-2222026-04-2222026-04-22d2026-04-2222026-04-2202026-04-2222026-04-2262026-04-22-2026-04-2202026-04-2242026-04-22-2026-04-2222026-04-2222026-04-22=2026-04-2222026-04-2202026-04-2222026-04-2262026-04-22-2026-04-2202026-04-2242026-04-22-2026-04-2222026-04-2222026-04-22"2026-04-2222026-04-2202026-04-2222026-04-2262026-04-22-2026-04-2202026-04-2242026-04-22-2026-04-2222026-04-2222026-04-2212026-04-2222026-04-2202026-04-2222026-04-2262026-04-22-2026-04-2202026-04-2242026-04-22-2026-04-2222026-04-2222026-04-22"2026-04-2222026-04-2202026-04-2222026-04-2262026-04-22-2026-04-2202026-04-2242026-04-22-2026-04-2222026-04-2222026-04-22 2026-04-2222026-04-2202026-04-2222026-04-2262026-04-22-2026-04-2202026-04-2242026-04-22-2026-04-2222026-04-2222026-04-22w2026-04-2222026-04-2202026-04-2222026-04-2262026-04-22-2026-04-2202026-04-2242026-04-22-2026-04-2222026-04-2222026-04-22:2026-04-2222026-04-2202026-04-2222026-04-2262026-04-22-2026-04-2202026-04-2242026-04-22-2026-04-2222026-04-2222026-04-22v2026-04-2222026-04-2202026-04-2222026-04-2262026-04-22-2026-04-2202026-04-2242026-04-22-2026-04-2222026-04-2222026-04-22a2026-04-2222026-04-2202026-04-2222026-04-2262026-04-22-2026-04-2202026-04-2242026-04-22-2026-04-2222026-04-2222026-04-22l2026-04-2222026-04-2202026-04-2222026-04-2262026-04-22-2026-04-2202026-04-2242026-04-22-2026-04-2222026-04-2222026-04-22=2026-04-2222026-04-2202026-04-2222026-04-2262026-04-22-2026-04-2202026-04-2242026-04-22-2026-04-2222026-04-2222026-04-22"2026-04-2222026-04-2202026-04-2222026-04-2262026-04-22-2026-04-2202026-04-2242026-04-22-2026-04-2222026-04-2222026-04-2202026-04-2222026-04-2202026-04-2222026-04-2262026-04-22-2026-04-2202026-04-2242026-04-22-2026-04-2222026-04-2222026-04-2242026-04-2222026-04-2202026-04-2222026-04-2262026-04-22-2026-04-2202026-04-2242026-04-22-2026-04-2222026-04-2222026-04-22A2026-04-2222026-04-2202026-04-2222026-04-2262026-04-22-2026-04-2202026-04-2242026-04-22-2026-04-2222026-04-2222026-04-2202026-04-2222026-04-2202026-04-2222026-04-2262026-04-22-2026-04-2202026-04-2242026-04-22-2026-04-2222026-04-2222026-04-22"2026-04-2222026-04-2202026-04-2222026-04-2262026-04-22-2026-04-2202026-04-2242026-04-22-2026-04-2222026-04-2222026-04-22/2026-04-2222026-04-2202026-04-2222026-04-2262026-04-22-2026-04-2202026-04-2242026-04-22-2026-04-2222026-04-2222026-04-22>2026-04-2222026-04-2202026-04-2222026-04-2262026-04-22-2026-04-2202026-04-2242026-04-22-2026-04-2222026-04-2222026-04-22<2026-04-2222026-04-2202026-04-2222026-04-2262026-04-22-2026-04-2202026-04-2242026-04-22-2026-04-2222026-04-2222026-04-22/2026-04-2222026-04-2202026-04-2222026-04-2262026-04-22-2026-04-2202026-04-2242026-04-22-2026-04-2222026-04-2222026-04-22w2026-04-2222026-04-2202026-04-2222026-04-2262026-04-22-2026-04-2202026-04-2242026-04-22-2026-04-2222026-04-2222026-04-22:2026-04-2222026-04-2202026-04-2222026-04-2262026-04-22-2026-04-2202026-04-2242026-04-22-2026-04-2222026-04-2222026-04-22t2026-04-2222026-04-2202026-04-2222026-04-2262026-04-22-2026-04-2202026-04-2242026-04-22-2026-04-2222026-04-2222026-04-22b2026-04-2222026-04-2202026-04-2222026-04-2262026-04-22-2026-04-2202026-04-2242026-04-22-2026-04-2222026-04-2222026-04-22l2026-04-2222026-04-2202026-04-2222026-04-2262026-04-22-2026-04-2202026-04-2242026-04-22-2026-04-2222026-04-2222026-04-22P2026-04-2222026-04-2202026-04-2222026-04-2262026-04-22-2026-04-2202026-04-2242026-04-22-2026-04-2222026-04-2222026-04-22r2026-04-2222026-04-2202026-04-2222026-04-2262026-04-22-2026-04-2202026-04-2242026-04-22-2026-04-2222026-04-2222026-04-22>2026-04-2222026-04-2202026-04-2222026-04-2262026-04-22-2026-04-2202026-04-2242026-04-22-2026-04-2222026-04-2222026-04-22<2026-04-2222026-04-2202026-04-2222026-04-2262026-04-22-2026-04-2202026-04-2242026-04-22-2026-04-2222026-04-2222026-04-22w2026-04-2222026-04-2202026-04-2222026-04-2262026-04-22-2026-04-2202026-04-2242026-04-22-2026-04-2222026-04-2222026-04-22:2026-04-2222026-04-2202026-04-2222026-04-2262026-04-22-2026-04-2202026-04-2242026-04-22-2026-04-2222026-04-2222026-04-22t2026-04-2222026-04-2202026-04-2222026-04-2262026-04-22-2026-04-2202026-04-2242026-04-22-2026-04-2222026-04-2222026-04-22b2026-04-2222026-04-2202026-04-2222026-04-2262026-04-22-2026-04-2202026-04-2242026-04-22-2026-04-2222026-04-2222026-04-22l2026-04-2222026-04-2202026-04-2222026-04-2262026-04-22-2026-04-2202026-04-2242026-04-22-2026-04-2222026-04-2222026-04-22G2026-04-2222026-04-2202026-04-2222026-04-2262026-04-22-2026-04-2202026-04-2242026-04-22-2026-04-2222026-04-2222026-04-22r2026-04-2222026-04-2202026-04-2222026-04-2262026-04-22-2026-04-2202026-04-2242026-04-22-2026-04-2222026-04-2222026-04-22i2026-04-2222026-04-2202026-04-2222026-04-2262026-04-22-2026-04-2202026-04-2242026-04-22-2026-04-2222026-04-2222026-04-22d2026-04-2222026-04-2202026-04-2222026-04-2262026-04-22-2026-04-2202026-04-2242026-04-22-2026-04-2222026-04-2222026-04-22>2026-04-2222026-04-2202026-04-2222026-04-2262026-04-22-2026-04-2202026-04-2242026-04-22-2026-04-2222026-04-2222026-04-22<2026-04-2222026-04-2202026-04-2222026-04-2262026-04-22-2026-04-2202026-04-2242026-04-22-2026-04-2222026-04-2222026-04-22w2026-04-2222026-04-2202026-04-2222026-04-2262026-04-22-2026-04-2202026-04-2242026-04-22-2026-04-2222026-04-2222026-04-22:2026-04-2222026-04-2202026-04-2222026-04-2262026-04-22-2026-04-2202026-04-2242026-04-22-2026-04-2222026-04-2222026-04-22g2026-04-2222026-04-2202026-04-2222026-04-2262026-04-22-2026-04-2202026-04-2242026-04-22-2026-04-2222026-04-2222026-04-22r2026-04-2222026-04-2202026-04-2222026-04-2262026-04-22-2026-04-2202026-04-2242026-04-22-2026-04-2222026-04-2222026-04-22i2026-04-2222026-04-2202026-04-2222026-04-2262026-04-22-2026-04-2202026-04-2242026-04-22-2026-04-2222026-04-2222026-04-22d2026-04-2222026-04-2202026-04-2222026-04-2262026-04-22-2026-04-2202026-04-2242026-04-22-2026-04-2222026-04-2222026-04-22C2026-04-2222026-04-2202026-04-2222026-04-2262026-04-22-2026-04-2202026-04-2242026-04-22-2026-04-2222026-04-2222026-04-22o2026-04-2222026-04-2202026-04-2222026-04-2262026-04-22-2026-04-2202026-04-2242026-04-22-2026-04-2222026-04-2222026-04-22l2026-04-2222026-04-2202026-04-2222026-04-2262026-04-22-2026-04-2202026-04-2242026-04-22-2026-04-2222026-04-2222026-04-22 2026-04-2222026-04-2202026-04-2222026-04-2262026-04-22-2026-04-2202026-04-2242026-04-22-2026-04-2222026-04-2222026-04-22w2026-04-2222026-04-2202026-04-2222026-04-2262026-04-22-2026-04-2202026-04-2242026-04-22-2026-04-2222026-04-2222026-04-22:2026-04-2222026-04-2202026-04-2222026-04-2262026-04-22-2026-04-2202026-04-2242026-04-22-2026-04-2222026-04-2222026-04-22w2026-04-2222026-04-2202026-04-2222026-04-2262026-04-22-2026-04-2202026-04-2242026-04-22-2026-04-2222026-04-2222026-04-22=2026-04-2222026-04-2202026-04-2222026-04-2262026-04-22-2026-04-2202026-04-2242026-04-22-2026-04-2222026-04-2222026-04-22"2026-04-2222026-04-2202026-04-2222026-04-2262026-04-22-2026-04-2202026-04-2242026-04-22-2026-04-2222026-04-2222026-04-2222026-04-2222026-04-2202026-04-2222026-04-2262026-04-22-2026-04-2202026-04-2242026-04-22-2026-04-2222026-04-2222026-04-2282026-04-2222026-04-2202026-04-2222026-04-2262026-04-22-2026-04-2202026-04-2242026-04-22-2026-04-2222026-04-2222026-04-2282026-04-2222026-04-2202026-04-2222026-04-2262026-04-22-2026-04-2202026-04-2242026-04-22-2026-04-2222026-04-2222026-04-2202026-04-2222026-04-2202026-04-2222026-04-2262026-04-22-2026-04-2202026-04-2242026-04-22-2026-04-2222026-04-2222026-04-22"2026-04-2222026-04-2202026-04-2222026-04-2262026-04-22-2026-04-2202026-04-2242026-04-22-2026-04-2222026-04-2222026-04-22/2026-04-2222026-04-2202026-04-2222026-04-2262026-04-22-2026-04-2202026-04-2242026-04-22-2026-04-2222026-04-2222026-04-22>2026-04-2222026-04-2202026-04-2222026-04-2262026-04-22-2026-04-2202026-04-2242026-04-22-2026-04-2222026-04-2222026-04-22<2026-04-2222026-04-2202026-04-2222026-04-2262026-04-22-2026-04-2202026-04-2242026-04-22-2026-04-2222026-04-2222026-04-22w2026-04-2222026-04-2202026-04-2222026-04-2262026-04-22-2026-04-2202026-04-2242026-04-22-2026-04-2222026-04-2222026-04-22:2026-04-2222026-04-2202026-04-2222026-04-2262026-04-22-2026-04-2202026-04-2242026-04-22-2026-04-2222026-04-2222026-04-22g2026-04-2222026-04-2202026-04-2222026-04-2262026-04-22-2026-04-2202026-04-2242026-04-22-2026-04-2222026-04-2222026-04-22r2026-04-2222026-04-2202026-04-2222026-04-2262026-04-22-2026-04-2202026-04-2242026-04-22-2026-04-2222026-04-2222026-04-22i2026-04-2222026-04-2202026-04-2222026-04-2262026-04-22-2026-04-2202026-04-2242026-04-22-2026-04-2222026-04-2222026-04-22d2026-04-2222026-04-2202026-04-2222026-04-2262026-04-22-2026-04-2202026-04-2242026-04-22-2026-04-2222026-04-2222026-04-22C2026-04-2222026-04-2202026-04-2222026-04-2262026-04-22-2026-04-2202026-04-2242026-04-22-2026-04-2222026-04-2222026-04-22o2026-04-2222026-04-2202026-04-2222026-04-2262026-04-22-2026-04-2202026-04-2242026-04-22-2026-04-2222026-04-2222026-04-22l2026-04-2222026-04-2202026-04-2222026-04-2262026-04-22-2026-04-2202026-04-2242026-04-22-2026-04-2222026-04-2222026-04-22 2026-04-2222026-04-2202026-04-2222026-04-2262026-04-22-2026-04-2202026-04-2242026-04-22-2026-04-2222026-04-2222026-04-22w2026-04-2222026-04-2202026-04-2222026-04-2262026-04-22-2026-04-2202026-04-2242026-04-22-2026-04-2222026-04-2222026-04-22:2026-04-2222026-04-2202026-04-2222026-04-2262026-04-22-2026-04-2202026-04-2242026-04-22-2026-04-2222026-04-2222026-04-22w2026-04-2222026-04-2202026-04-2222026-04-2262026-04-22-2026-04-2202026-04-2242026-04-22-2026-04-2222026-04-2222026-04-22=2026-04-2222026-04-2202026-04-2222026-04-2262026-04-22-2026-04-2202026-04-2242026-04-22-2026-04-2222026-04-2222026-04-22"2026-04-2222026-04-2202026-04-2222026-04-2262026-04-22-2026-04-2202026-04-2242026-04-22-2026-04-2222026-04-2222026-04-2222026-04-2222026-04-2202026-04-2222026-04-2262026-04-22-2026-04-2202026-04-2242026-04-22-2026-04-2222026-04-2222026-04-2282026-04-2222026-04-2202026-04-2222026-04-2262026-04-22-2026-04-2202026-04-2242026-04-22-2026-04-2222026-04-2222026-04-2282026-04-2222026-04-2202026-04-2222026-04-2262026-04-22-2026-04-2202026-04-2242026-04-22-2026-04-2222026-04-2222026-04-2202026-04-2222026-04-2202026-04-2222026-04-2262026-04-22-2026-04-2202026-04-2242026-04-22-2026-04-2222026-04-2222026-04-22"2026-04-2222026-04-2202026-04-2222026-04-2262026-04-22-2026-04-2202026-04-2242026-04-22-2026-04-2222026-04-2222026-04-22/2026-04-2222026-04-2202026-04-2222026-04-2262026-04-22-2026-04-2202026-04-2242026-04-22-2026-04-2222026-04-2222026-04-22>2026-04-2222026-04-2202026-04-2222026-04-2262026-04-22-2026-04-2202026-04-2242026-04-22-2026-04-2222026-04-2222026-04-22<2026-04-2222026-04-2202026-04-2222026-04-2262026-04-22-2026-04-2202026-04-2242026-04-22-2026-04-2222026-04-2222026-04-22w2026-04-2222026-04-2202026-04-2222026-04-2262026-04-22-2026-04-2202026-04-2242026-04-22-2026-04-2222026-04-2222026-04-22:2026-04-2222026-04-2202026-04-2222026-04-2262026-04-22-2026-04-2202026-04-2242026-04-22-2026-04-2222026-04-2222026-04-22g2026-04-2222026-04-2202026-04-2222026-04-2262026-04-22-2026-04-2202026-04-2242026-04-22-2026-04-2222026-04-2222026-04-22r2026-04-2222026-04-2202026-04-2222026-04-2262026-04-22-2026-04-2202026-04-2242026-04-22-2026-04-2222026-04-2222026-04-22i2026-04-2222026-04-2202026-04-2222026-04-2262026-04-22-2026-04-2202026-04-2242026-04-22-2026-04-2222026-04-2222026-04-22d2026-04-2222026-04-2202026-04-2222026-04-2262026-04-22-2026-04-2202026-04-2242026-04-22-2026-04-2222026-04-2222026-04-22C2026-04-2222026-04-2202026-04-2222026-04-2262026-04-22-2026-04-2202026-04-2242026-04-22-2026-04-2222026-04-2222026-04-22o2026-04-2222026-04-2202026-04-2222026-04-2262026-04-22-2026-04-2202026-04-2242026-04-22-2026-04-2222026-04-2222026-04-22l2026-04-2222026-04-2202026-04-2222026-04-2262026-04-22-2026-04-2202026-04-2242026-04-22-2026-04-2222026-04-2222026-04-22 2026-04-2222026-04-2202026-04-2222026-04-2262026-04-22-2026-04-2202026-04-2242026-04-22-2026-04-2222026-04-2222026-04-22w2026-04-2222026-04-2202026-04-2222026-04-2262026-04-22-2026-04-2202026-04-2242026-04-22-2026-04-2222026-04-2222026-04-22:2026-04-2222026-04-2202026-04-2222026-04-2262026-04-22-2026-04-2202026-04-2242026-04-22-2026-04-2222026-04-2222026-04-22w2026-04-2222026-04-2202026-04-2222026-04-2262026-04-22-2026-04-2202026-04-2242026-04-22-2026-04-2222026-04-2222026-04-22=2026-04-2222026-04-2202026-04-2222026-04-2262026-04-22-2026-04-2202026-04-2242026-04-22-2026-04-2222026-04-2222026-04-22"2026-04-2222026-04-2202026-04-2222026-04-2262026-04-22-2026-04-2202026-04-2242026-04-22-2026-04-2222026-04-2222026-04-2222026-04-2222026-04-2202026-04-2222026-04-2262026-04-22-2026-04-2202026-04-2242026-04-22-2026-04-2222026-04-2222026-04-2282026-04-2222026-04-2202026-04-2222026-04-2262026-04-22-2026-04-2202026-04-2242026-04-22-2026-04-2222026-04-2222026-04-2282026-04-2222026-04-2202026-04-2222026-04-2262026-04-22-2026-04-2202026-04-2242026-04-22-2026-04-2222026-04-2222026-04-2202026-04-2222026-04-2202026-04-2222026-04-2262026-04-22-2026-04-2202026-04-2242026-04-22-2026-04-2222026-04-2222026-04-22"2026-04-2222026-04-2202026-04-2222026-04-2262026-04-22-2026-04-2202026-04-2242026-04-22-2026-04-2222026-04-2222026-04-22/2026-04-2222026-04-2202026-04-2222026-04-2262026-04-22-2026-04-2202026-04-2242026-04-22-2026-04-2222026-04-2222026-04-22>2026-04-2222026-04-2202026-04-2222026-04-2262026-04-22-2026-04-2202026-04-2242026-04-22-2026-04-2222026-04-2222026-04-22<2026-04-2222026-04-2202026-04-2222026-04-2262026-04-22-2026-04-2202026-04-2242026-04-22-2026-04-2222026-04-2222026-04-22/2026-04-2222026-04-2202026-04-2222026-04-2262026-04-22-2026-04-2202026-04-2242026-04-22-2026-04-2222026-04-2222026-04-22w2026-04-2222026-04-2202026-04-2222026-04-2262026-04-22-2026-04-2202026-04-2242026-04-22-2026-04-2222026-04-2222026-04-22:2026-04-2222026-04-2202026-04-2222026-04-2262026-04-22-2026-04-2202026-04-2242026-04-22-2026-04-2222026-04-2222026-04-22t2026-04-2222026-04-2202026-04-2222026-04-2262026-04-22-2026-04-2202026-04-2242026-04-22-2026-04-2222026-04-2222026-04-22b2026-04-2222026-04-2202026-04-2222026-04-2262026-04-22-2026-04-2202026-04-2242026-04-22-2026-04-2222026-04-2222026-04-22l2026-04-2222026-04-2202026-04-2222026-04-2262026-04-22-2026-04-2202026-04-2242026-04-22-2026-04-2222026-04-2222026-04-22G2026-04-2222026-04-2202026-04-2222026-04-2262026-04-22-2026-04-2202026-04-2242026-04-22-2026-04-2222026-04-2222026-04-22r2026-04-2222026-04-2202026-04-2222026-04-2262026-04-22-2026-04-2202026-04-2242026-04-22-2026-04-2222026-04-2222026-04-22i2026-04-2222026-04-2202026-04-2222026-04-2262026-04-22-2026-04-2202026-04-2242026-04-22-2026-04-2222026-04-2222026-04-22d2026-04-2222026-04-2202026-04-2222026-04-2262026-04-22-2026-04-2202026-04-2242026-04-22-2026-04-2222026-04-2222026-04-22>2026-04-2222026-04-2202026-04-2222026-04-2262026-04-22-2026-04-2202026-04-2242026-04-22-2026-04-2222026-04-2222026-04-22<2026-04-2222026-04-2202026-04-2222026-04-2262026-04-22-2026-04-2202026-04-2242026-04-22-2026-04-2222026-04-2222026-04-22w2026-04-2222026-04-2202026-04-2222026-04-2262026-04-22-2026-04-2202026-04-2242026-04-22-2026-04-2222026-04-2222026-04-22:2026-04-2222026-04-2202026-04-2222026-04-2262026-04-22-2026-04-2202026-04-2242026-04-22-2026-04-2222026-04-2222026-04-22t2026-04-2222026-04-2202026-04-2222026-04-2262026-04-22-2026-04-2202026-04-2242026-04-22-2026-04-2222026-04-2222026-04-22r2026-04-2222026-04-2202026-04-2222026-04-2262026-04-22-2026-04-2202026-04-2242026-04-22-2026-04-2222026-04-2222026-04-22>2026-04-2222026-04-2202026-04-2222026-04-2262026-04-22-2026-04-2202026-04-2242026-04-22-2026-04-2222026-04-2222026-04-22<2026-04-2222026-04-2202026-04-2222026-04-2262026-04-22-2026-04-2202026-04-2242026-04-22-2026-04-2222026-04-2222026-04-22w2026-04-2222026-04-2202026-04-2222026-04-2262026-04-22-2026-04-2202026-04-2242026-04-22-2026-04-2222026-04-2222026-04-22:2026-04-2222026-04-2202026-04-2222026-04-2262026-04-22-2026-04-2202026-04-2242026-04-22-2026-04-2222026-04-2222026-04-22t2026-04-2222026-04-2202026-04-2222026-04-2262026-04-22-2026-04-2202026-04-2242026-04-22-2026-04-2222026-04-2222026-04-22c2026-04-2222026-04-2202026-04-2222026-04-2262026-04-22-2026-04-2202026-04-2242026-04-22-2026-04-2222026-04-2222026-04-22>2026-04-2222026-04-2202026-04-2222026-04-2262026-04-22-2026-04-2202026-04-2242026-04-22-2026-04-2222026-04-2222026-04-22<2026-04-2222026-04-2202026-04-2222026-04-2262026-04-22-2026-04-2202026-04-2242026-04-22-2026-04-2222026-04-2222026-04-22w2026-04-2222026-04-2202026-04-2222026-04-2262026-04-22-2026-04-2202026-04-2242026-04-22-2026-04-2222026-04-2222026-04-22:2026-04-2222026-04-2202026-04-2222026-04-2262026-04-22-2026-04-2202026-04-2242026-04-22-2026-04-2222026-04-2222026-04-22t2026-04-2222026-04-2202026-04-2222026-04-2262026-04-22-2026-04-2202026-04-2242026-04-22-2026-04-2222026-04-2222026-04-22c2026-04-2222026-04-2202026-04-2222026-04-2262026-04-22-2026-04-2202026-04-2242026-04-22-2026-04-2222026-04-2222026-04-22P2026-04-2222026-04-2202026-04-2222026-04-2262026-04-22-2026-04-2202026-04-2242026-04-22-2026-04-2222026-04-2222026-04-22r2026-04-2222026-04-2202026-04-2222026-04-2262026-04-22-2026-04-2202026-04-2242026-04-22-2026-04-2222026-04-2222026-04-22>2026-04-2222026-04-2202026-04-2222026-04-2262026-04-22-2026-04-2202026-04-2242026-04-22-2026-04-2222026-04-2222026-04-22<2026-04-2222026-04-2202026-04-2222026-04-2262026-04-22-2026-04-2202026-04-2242026-04-22-2026-04-2222026-04-2222026-04-22w2026-04-2222026-04-2202026-04-2222026-04-2262026-04-22-2026-04-2202026-04-2242026-04-22-2026-04-2222026-04-2222026-04-22:2026-04-2222026-04-2202026-04-2222026-04-2262026-04-22-2026-04-2202026-04-2242026-04-22-2026-04-2222026-04-2222026-04-22t2026-04-2222026-04-2202026-04-2222026-04-2262026-04-22-2026-04-2202026-04-2242026-04-22-2026-04-2222026-04-2222026-04-22c2026-04-2222026-04-2202026-04-2222026-04-2262026-04-22-2026-04-2202026-04-2242026-04-22-2026-04-2222026-04-2222026-04-22W2026-04-2222026-04-2202026-04-2222026-04-2262026-04-22-2026-04-2202026-04-2242026-04-22-2026-04-2222026-04-2222026-04-22 2026-04-2222026-04-2202026-04-2222026-04-2262026-04-22-2026-04-2202026-04-2242026-04-22-2026-04-2222026-04-2222026-04-22w2026-04-2222026-04-2202026-04-2222026-04-2262026-04-22-2026-04-2202026-04-2242026-04-22-2026-04-2222026-04-2222026-04-22:2026-04-2222026-04-2202026-04-2222026-04-2262026-04-22-2026-04-2202026-04-2242026-04-22-2026-04-2222026-04-2222026-04-22t2026-04-2222026-04-2202026-04-2222026-04-2262026-04-22-2026-04-2202026-04-2242026-04-22-2026-04-2222026-04-2222026-04-22y2026-04-2222026-04-2202026-04-2222026-04-2262026-04-22-2026-04-2202026-04-2242026-04-22-2026-04-2222026-04-2222026-04-22p2026-04-2222026-04-2202026-04-2222026-04-2262026-04-22-2026-04-2202026-04-2242026-04-22-2026-04-2222026-04-2222026-04-22e2026-04-2222026-04-2202026-04-2222026-04-2262026-04-22-2026-04-2202026-04-2242026-04-22-2026-04-2222026-04-2222026-04-22=2026-04-2222026-04-2202026-04-2222026-04-2262026-04-22-2026-04-2202026-04-2242026-04-22-2026-04-2222026-04-2222026-04-22"2026-04-2222026-04-2202026-04-2222026-04-2262026-04-22-2026-04-2202026-04-2242026-04-22-2026-04-2222026-04-2222026-04-22d2026-04-2222026-04-2202026-04-2222026-04-2262026-04-22-2026-04-2202026-04-2242026-04-22-2026-04-2222026-04-2222026-04-22x2026-04-2222026-04-2202026-04-2222026-04-2262026-04-22-2026-04-2202026-04-2242026-04-22-2026-04-2222026-04-2222026-04-22a2026-04-2222026-04-2202026-04-2222026-04-2262026-04-22-2026-04-2202026-04-2242026-04-22-2026-04-2222026-04-2222026-04-22"2026-04-2222026-04-2202026-04-2222026-04-2262026-04-22-2026-04-2202026-04-2242026-04-22-2026-04-2222026-04-2222026-04-22 2026-04-2222026-04-2202026-04-2222026-04-2262026-04-22-2026-04-2202026-04-2242026-04-22-2026-04-2222026-04-2222026-04-22w2026-04-2222026-04-2202026-04-2222026-04-2262026-04-22-2026-04-2202026-04-2242026-04-22-2026-04-2222026-04-2222026-04-22:2026-04-2222026-04-2202026-04-2222026-04-2262026-04-22-2026-04-2202026-04-2242026-04-22-2026-04-2222026-04-2222026-04-22w2026-04-2222026-04-2202026-04-2222026-04-2262026-04-22-2026-04-2202026-04-2242026-04-22-2026-04-2222026-04-2222026-04-22=2026-04-2222026-04-2202026-04-2222026-04-2262026-04-22-2026-04-2202026-04-2242026-04-22-2026-04-2222026-04-2222026-04-22"2026-04-2222026-04-2202026-04-2222026-04-2262026-04-22-2026-04-2202026-04-2242026-04-22-2026-04-2222026-04-2222026-04-2222026-04-2222026-04-2202026-04-2222026-04-2262026-04-22-2026-04-2202026-04-2242026-04-22-2026-04-2222026-04-2222026-04-2282026-04-2222026-04-2202026-04-2222026-04-2262026-04-22-2026-04-2202026-04-2242026-04-22-2026-04-2222026-04-2222026-04-2282026-04-2222026-04-2202026-04-2222026-04-2262026-04-22-2026-04-2202026-04-2242026-04-22-2026-04-2222026-04-2222026-04-2202026-04-2222026-04-2202026-04-2222026-04-2262026-04-22-2026-04-2202026-04-2242026-04-22-2026-04-2222026-04-2222026-04-22"2026-04-2222026-04-2202026-04-2222026-04-2262026-04-22-2026-04-2202026-04-2242026-04-22-2026-04-2222026-04-2222026-04-22/2026-04-2222026-04-2202026-04-2222026-04-2262026-04-22-2026-04-2202026-04-2242026-04-22-2026-04-2222026-04-2222026-04-22>2026-04-2222026-04-2202026-04-2222026-04-2262026-04-22-2026-04-2202026-04-2242026-04-22-2026-04-2222026-04-2222026-04-22<2026-04-2222026-04-2202026-04-2222026-04-2262026-04-22-2026-04-2202026-04-2242026-04-22-2026-04-2222026-04-2222026-04-22/2026-04-2222026-04-2202026-04-2222026-04-2262026-04-22-2026-04-2202026-04-2242026-04-22-2026-04-2222026-04-2222026-04-22w2026-04-2222026-04-2202026-04-2222026-04-2262026-04-22-2026-04-2202026-04-2242026-04-22-2026-04-2222026-04-2222026-04-22:2026-04-2222026-04-2202026-04-2222026-04-2262026-04-22-2026-04-2202026-04-2242026-04-22-2026-04-2222026-04-2222026-04-22t2026-04-2222026-04-2202026-04-2222026-04-2262026-04-22-2026-04-2202026-04-2242026-04-22-2026-04-2222026-04-2222026-04-22c2026-04-2222026-04-2202026-04-2222026-04-2262026-04-22-2026-04-2202026-04-2242026-04-22-2026-04-2222026-04-2222026-04-22P2026-04-2222026-04-2202026-04-2222026-04-2262026-04-22-2026-04-2202026-04-2242026-04-22-2026-04-2222026-04-2222026-04-22r2026-04-2222026-04-2202026-04-2222026-04-2262026-04-22-2026-04-2202026-04-2242026-04-22-2026-04-2222026-04-2222026-04-22>2026-04-2222026-04-2202026-04-2222026-04-2262026-04-22-2026-04-2202026-04-2242026-04-22-2026-04-2222026-04-2222026-04-22<2026-04-2222026-04-2202026-04-2222026-04-2262026-04-22-2026-04-2202026-04-2242026-04-22-2026-04-2222026-04-2222026-04-22w2026-04-2222026-04-2202026-04-2222026-04-2262026-04-22-2026-04-2202026-04-2242026-04-22-2026-04-2222026-04-2222026-04-22:2026-04-2222026-04-2202026-04-2222026-04-2262026-04-22-2026-04-2202026-04-2242026-04-22-2026-04-2222026-04-2222026-04-22p2026-04-2222026-04-2202026-04-2222026-04-2262026-04-22-2026-04-2202026-04-2242026-04-22-2026-04-2222026-04-2222026-04-22>2026-04-2222026-04-2202026-04-2222026-04-2262026-04-22-2026-04-2202026-04-2242026-04-22-2026-04-2222026-04-2222026-04-22<2026-04-2222026-04-2202026-04-2222026-04-2262026-04-22-2026-04-2202026-04-2242026-04-22-2026-04-2222026-04-2222026-04-22w2026-04-2222026-04-2202026-04-2222026-04-2262026-04-22-2026-04-2202026-04-2242026-04-22-2026-04-2222026-04-2222026-04-22:2026-04-2222026-04-2202026-04-2222026-04-2262026-04-22-2026-04-2202026-04-2242026-04-22-2026-04-2222026-04-2222026-04-22r2026-04-2222026-04-2202026-04-2222026-04-2262026-04-22-2026-04-2202026-04-2242026-04-22-2026-04-2222026-04-2222026-04-22>2026-04-2222026-04-2202026-04-2222026-04-2262026-04-22-2026-04-2202026-04-2242026-04-22-2026-04-2222026-04-2222026-04-22<2026-04-2222026-04-2202026-04-2222026-04-2262026-04-22-2026-04-2202026-04-2242026-04-22-2026-04-2222026-04-2222026-04-22w2026-04-2222026-04-2202026-04-2222026-04-2262026-04-22-2026-04-2202026-04-2242026-04-22-2026-04-2222026-04-2222026-04-22:2026-04-2222026-04-2202026-04-2222026-04-2262026-04-22-2026-04-2202026-04-2242026-04-22-2026-04-2222026-04-2222026-04-22t2026-04-2222026-04-2202026-04-2222026-04-2262026-04-22-2026-04-2202026-04-2242026-04-22-2026-04-2222026-04-2222026-04-22>2026-04-2222026-04-2202026-04-2222026-04-2262026-04-22-2026-04-2202026-04-2242026-04-22-2026-04-2222026-04-2222026-04-22序2026-04-2222026-04-2202026-04-2222026-04-2262026-04-22-2026-04-2202026-04-2242026-04-22-2026-04-2222026-04-2222026-04-22号2026-04-2222026-04-2202026-04-2222026-04-2262026-04-22-2026-04-2202026-04-2242026-04-22-2026-04-2222026-04-2222026-04-22<2026-04-2222026-04-2202026-04-2222026-04-2262026-04-22-2026-04-2202026-04-2242026-04-22-2026-04-2222026-04-2222026-04-22/2026-04-2222026-04-2202026-04-2222026-04-2262026-04-22-2026-04-2202026-04-2242026-04-22-2026-04-2222026-04-2222026-04-22w2026-04-2222026-04-2202026-04-2222026-04-2262026-04-22-2026-04-2202026-04-2242026-04-22-2026-04-2222026-04-2222026-04-22:2026-04-2222026-04-2202026-04-2222026-04-2262026-04-22-2026-04-2202026-04-2242026-04-22-2026-04-2222026-04-2222026-04-22t2026-04-2222026-04-2202026-04-2222026-04-2262026-04-22-2026-04-2202026-04-2242026-04-22-2026-04-2222026-04-2222026-04-22>2026-04-2222026-04-2202026-04-2222026-04-2262026-04-22-2026-04-2202026-04-2242026-04-22-2026-04-2222026-04-2222026-04-22<2026-04-2222026-04-2202026-04-2222026-04-2262026-04-22-2026-04-2202026-04-2242026-04-22-2026-04-2222026-04-2222026-04-22/2026-04-2222026-04-2202026-04-2222026-04-2262026-04-22-2026-04-2202026-04-2242026-04-22-2026-04-2222026-04-2222026-04-22w2026-04-2222026-04-2202026-04-2222026-04-2262026-04-22-2026-04-2202026-04-2242026-04-22-2026-04-2222026-04-2222026-04-22:2026-04-2222026-04-2202026-04-2222026-04-2262026-04-22-2026-04-2202026-04-2242026-04-22-2026-04-2222026-04-2222026-04-22r2026-04-2222026-04-2202026-04-2222026-04-2262026-04-22-2026-04-2202026-04-2242026-04-22-2026-04-2222026-04-2222026-04-22>2026-04-2222026-04-2202026-04-2222026-04-2262026-04-22-2026-04-2202026-04-2242026-04-22-2026-04-2222026-04-2222026-04-22<2026-04-2222026-04-2202026-04-2222026-04-2262026-04-22-2026-04-2202026-04-2242026-04-22-2026-04-2222026-04-2222026-04-22/2026-04-2222026-04-2202026-04-2222026-04-2262026-04-22-2026-04-2202026-04-2242026-04-22-2026-04-2222026-04-2222026-04-22w2026-04-2222026-04-2202026-04-2222026-04-2262026-04-22-2026-04-2202026-04-2242026-04-22-2026-04-2222026-04-2222026-04-22:2026-04-2222026-04-2202026-04-2222026-04-2262026-04-22-2026-04-2202026-04-2242026-04-22-2026-04-2222026-04-2222026-04-22p2026-04-2222026-04-2202026-04-2222026-04-2262026-04-22-2026-04-2202026-04-2242026-04-22-2026-04-2222026-04-2222026-04-22>2026-04-2222026-04-2202026-04-2222026-04-2262026-04-22-2026-04-2202026-04-2242026-04-22-2026-04-2222026-04-2222026-04-22<2026-04-2222026-04-2202026-04-2222026-04-2262026-04-22-2026-04-2202026-04-2242026-04-22-2026-04-2222026-04-2222026-04-22/2026-04-2222026-04-2202026-04-2222026-04-2262026-04-22-2026-04-2202026-04-2242026-04-22-2026-04-2222026-04-2222026-04-22w2026-04-2222026-04-2202026-04-2222026-04-2262026-04-22-2026-04-2202026-04-2242026-04-22-2026-04-2222026-04-2222026-04-22:2026-04-2222026-04-2202026-04-2222026-04-2262026-04-22-2026-04-2202026-04-2242026-04-22-2026-04-2222026-04-2222026-04-22t2026-04-2222026-04-2202026-04-2222026-04-2262026-04-22-2026-04-2202026-04-2242026-04-22-2026-04-2222026-04-2222026-04-22c2026-04-2222026-04-2202026-04-2222026-04-2262026-04-22-2026-04-2202026-04-2242026-04-22-2026-04-2222026-04-2222026-04-22>2026-04-2222026-04-2202026-04-2222026-04-2262026-04-22-2026-04-2202026-04-2242026-04-22-2026-04-2222026-04-2222026-04-22<2026-04-2222026-04-2202026-04-2222026-04-2262026-04-22-2026-04-2202026-04-2242026-04-22-2026-04-2222026-04-2222026-04-22w2026-04-2222026-04-2202026-04-2222026-04-2262026-04-22-2026-04-2202026-04-2242026-04-22-2026-04-2222026-04-2222026-04-22:2026-04-2222026-04-2202026-04-2222026-04-2262026-04-22-2026-04-2202026-04-2242026-04-22-2026-04-2222026-04-2222026-04-22t2026-04-2222026-04-2202026-04-2222026-04-2262026-04-22-2026-04-2202026-04-2242026-04-22-2026-04-2222026-04-2222026-04-22c2026-04-2222026-04-2202026-04-2222026-04-2262026-04-22-2026-04-2202026-04-2242026-04-22-2026-04-2222026-04-2222026-04-22>2026-04-2222026-04-2202026-04-2222026-04-2262026-04-22-2026-04-2202026-04-2242026-04-22-2026-04-2222026-04-2222026-04-22<2026-04-2222026-04-2202026-04-2222026-04-2262026-04-22-2026-04-2202026-04-2242026-04-22-2026-04-2222026-04-2222026-04-22w2026-04-2222026-04-2202026-04-2222026-04-2262026-04-22-2026-04-2202026-04-2242026-04-22-2026-04-2222026-04-2222026-04-22:2026-04-2222026-04-2202026-04-2222026-04-2262026-04-22-2026-04-2202026-04-2242026-04-22-2026-04-2222026-04-2222026-04-22t2026-04-2222026-04-2202026-04-2222026-04-2262026-04-22-2026-04-2202026-04-2242026-04-22-2026-04-2222026-04-2222026-04-22c2026-04-2222026-04-2202026-04-2222026-04-2262026-04-22-2026-04-2202026-04-2242026-04-22-2026-04-2222026-04-2222026-04-22P2026-04-2222026-04-2202026-04-2222026-04-2262026-04-22-2026-04-2202026-04-2242026-04-22-2026-04-2222026-04-2222026-04-22r2026-04-2222026-04-2202026-04-2222026-04-2262026-04-22-2026-04-2202026-04-2242026-04-22-2026-04-2222026-04-2222026-04-22>2026-04-2222026-04-2202026-04-2222026-04-2262026-04-22-2026-04-2202026-04-2242026-04-22-2026-04-2222026-04-2222026-04-22<2026-04-2222026-04-2202026-04-2222026-04-2262026-04-22-2026-04-2202026-04-2242026-04-22-2026-04-2222026-04-2222026-04-22w2026-04-2222026-04-2202026-04-2222026-04-2262026-04-22-2026-04-2202026-04-2242026-04-22-2026-04-2222026-04-2222026-04-22:2026-04-2222026-04-2202026-04-2222026-04-2262026-04-22-2026-04-2202026-04-2242026-04-22-2026-04-2222026-04-2222026-04-22t2026-04-2222026-04-2202026-04-2222026-04-2262026-04-22-2026-04-2202026-04-2242026-04-22-2026-04-2222026-04-2222026-04-22c2026-04-2222026-04-2202026-04-2222026-04-2262026-04-22-2026-04-2202026-04-2242026-04-22-2026-04-2222026-04-2222026-04-22W2026-04-2222026-04-2202026-04-2222026-04-2262026-04-22-2026-04-2202026-04-2242026-04-22-2026-04-2222026-04-2222026-04-22 2026-04-2222026-04-2202026-04-2222026-04-2262026-04-22-2026-04-2202026-04-2242026-04-22-2026-04-2222026-04-2222026-04-22w2026-04-2222026-04-2202026-04-2222026-04-2262026-04-22-2026-04-2202026-04-2242026-04-22-2026-04-2222026-04-2222026-04-22:2026-04-2222026-04-2202026-04-2222026-04-2262026-04-22-2026-04-2202026-04-2242026-04-22-2026-04-2222026-04-2222026-04-22t2026-04-2222026-04-2202026-04-2222026-04-2262026-04-22-2026-04-2202026-04-2242026-04-22-2026-04-2222026-04-2222026-04-22y2026-04-2222026-04-2202026-04-2222026-04-2262026-04-22-2026-04-2202026-04-2242026-04-22-2026-04-2222026-04-2222026-04-22p2026-04-2222026-04-2202026-04-2222026-04-2262026-04-22-2026-04-2202026-04-2242026-04-22-2026-04-2222026-04-2222026-04-22e2026-04-2222026-04-2202026-04-2222026-04-2262026-04-22-2026-04-2202026-04-2242026-04-22-2026-04-2222026-04-2222026-04-22=2026-04-2222026-04-2202026-04-2222026-04-2262026-04-22-2026-04-2202026-04-2242026-04-22-2026-04-2222026-04-2222026-04-22"2026-04-2222026-04-2202026-04-2222026-04-2262026-04-22-2026-04-2202026-04-2242026-04-22-2026-04-2222026-04-2222026-04-22d2026-04-2222026-04-2202026-04-2222026-04-2262026-04-22-2026-04-2202026-04-2242026-04-22-2026-04-2222026-04-2222026-04-22x2026-04-2222026-04-2202026-04-2222026-04-2262026-04-22-2026-04-2202026-04-2242026-04-22-2026-04-2222026-04-2222026-04-22a2026-04-2222026-04-2202026-04-2222026-04-2262026-04-22-2026-04-2202026-04-2242026-04-22-2026-04-2222026-04-2222026-04-22"2026-04-2222026-04-2202026-04-2222026-04-2262026-04-22-2026-04-2202026-04-2242026-04-22-2026-04-2222026-04-2222026-04-22 2026-04-2222026-04-2202026-04-2222026-04-2262026-04-22-2026-04-2202026-04-2242026-04-22-2026-04-2222026-04-2222026-04-22w2026-04-2222026-04-2202026-04-2222026-04-2262026-04-22-2026-04-2202026-04-2242026-04-22-2026-04-2222026-04-2222026-04-22:2026-04-2222026-04-2202026-04-2222026-04-2262026-04-22-2026-04-2202026-04-2242026-04-22-2026-04-2222026-04-2222026-04-22w2026-04-2222026-04-2202026-04-2222026-04-2262026-04-22-2026-04-2202026-04-2242026-04-22-2026-04-2222026-04-2222026-04-22=2026-04-2222026-04-2202026-04-2222026-04-2262026-04-22-2026-04-2202026-04-2242026-04-22-2026-04-2222026-04-2222026-04-22"2026-04-2222026-04-2202026-04-2222026-04-2262026-04-22-2026-04-2202026-04-2242026-04-22-2026-04-2222026-04-2222026-04-2222026-04-2222026-04-2202026-04-2222026-04-2262026-04-22-2026-04-2202026-04-2242026-04-22-2026-04-2222026-04-2222026-04-2282026-04-2222026-04-2202026-04-2222026-04-2262026-04-22-2026-04-2202026-04-2242026-04-22-2026-04-2222026-04-2222026-04-2282026-04-2222026-04-2202026-04-2222026-04-2262026-04-22-2026-04-2202026-04-2242026-04-22-2026-04-2222026-04-2222026-04-2202026-04-2222026-04-2202026-04-2222026-04-2262026-04-22-2026-04-2202026-04-2242026-04-22-2026-04-2222026-04-2222026-04-22"2026-04-2222026-04-2202026-04-2222026-04-2262026-04-22-2026-04-2202026-04-2242026-04-22-2026-04-2222026-04-2222026-04-22/2026-04-2222026-04-2202026-04-2222026-04-2262026-04-22-2026-04-2202026-04-2242026-04-22-2026-04-2222026-04-2222026-04-22>2026-04-2222026-04-2202026-04-2222026-04-2262026-04-22-2026-04-2202026-04-2242026-04-22-2026-04-2222026-04-2222026-04-22<2026-04-2222026-04-2202026-04-2222026-04-2262026-04-22-2026-04-2202026-04-2242026-04-22-2026-04-2222026-04-2222026-04-22/2026-04-2222026-04-2202026-04-2222026-04-2262026-04-22-2026-04-2202026-04-2242026-04-22-2026-04-2222026-04-2222026-04-22w2026-04-2222026-04-2202026-04-2222026-04-2262026-04-22-2026-04-2202026-04-2242026-04-22-2026-04-2222026-04-2222026-04-22:2026-04-2222026-04-2202026-04-2222026-04-2262026-04-22-2026-04-2202026-04-2242026-04-22-2026-04-2222026-04-2222026-04-22t2026-04-2222026-04-2202026-04-2222026-04-2262026-04-22-2026-04-2202026-04-2242026-04-22-2026-04-2222026-04-2222026-04-22c2026-04-2222026-04-2202026-04-2222026-04-2262026-04-22-2026-04-2202026-04-2242026-04-22-2026-04-2222026-04-2222026-04-22P2026-04-2222026-04-2202026-04-2222026-04-2262026-04-22-2026-04-2202026-04-2242026-04-22-2026-04-2222026-04-2222026-04-22r2026-04-2222026-04-2202026-04-2222026-04-2262026-04-22-2026-04-2202026-04-2242026-04-22-2026-04-2222026-04-2222026-04-22>2026-04-2222026-04-2202026-04-2222026-04-2262026-04-22-2026-04-2202026-04-2242026-04-22-2026-04-2222026-04-2222026-04-22<2026-04-2222026-04-2202026-04-2222026-04-2262026-04-22-2026-04-2202026-04-2242026-04-22-2026-04-2222026-04-2222026-04-22w2026-04-2222026-04-2202026-04-2222026-04-2262026-04-22-2026-04-2202026-04-2242026-04-22-2026-04-2222026-04-2222026-04-22:2026-04-2222026-04-2202026-04-2222026-04-2262026-04-22-2026-04-2202026-04-2242026-04-22-2026-04-2222026-04-2222026-04-22p2026-04-2222026-04-2202026-04-2222026-04-2262026-04-22-2026-04-2202026-04-2242026-04-22-2026-04-2222026-04-2222026-04-22>2026-04-2222026-04-2202026-04-2222026-04-2262026-04-22-2026-04-2202026-04-2242026-04-22-2026-04-2222026-04-2222026-04-22<2026-04-2222026-04-2202026-04-2222026-04-2262026-04-22-2026-04-2202026-04-2242026-04-22-2026-04-2222026-04-2222026-04-22w2026-04-2222026-04-2202026-04-2222026-04-2262026-04-22-2026-04-2202026-04-2242026-04-22-2026-04-2222026-04-2222026-04-22:2026-04-2222026-04-2202026-04-2222026-04-2262026-04-22-2026-04-2202026-04-2242026-04-22-2026-04-2222026-04-2222026-04-22r2026-04-2222026-04-2202026-04-2222026-04-2262026-04-22-2026-04-2202026-04-2242026-04-22-2026-04-2222026-04-2222026-04-22>2026-04-2222026-04-2202026-04-2222026-04-2262026-04-22-2026-04-2202026-04-2242026-04-22-2026-04-2222026-04-2222026-04-22<2026-04-2222026-04-2202026-04-2222026-04-2262026-04-22-2026-04-2202026-04-2242026-04-22-2026-04-2222026-04-2222026-04-22w2026-04-2222026-04-2202026-04-2222026-04-2262026-04-22-2026-04-2202026-04-2242026-04-22-2026-04-2222026-04-2222026-04-22:2026-04-2222026-04-2202026-04-2222026-04-2262026-04-22-2026-04-2202026-04-2242026-04-22-2026-04-2222026-04-2222026-04-22t2026-04-2222026-04-2202026-04-2222026-04-2262026-04-22-2026-04-2202026-04-2242026-04-22-2026-04-2222026-04-2222026-04-22>2026-04-2222026-04-2202026-04-2222026-04-2262026-04-22-2026-04-2202026-04-2242026-04-22-2026-04-2222026-04-2222026-04-22查2026-04-2222026-04-2202026-04-2222026-04-2262026-04-22-2026-04-2202026-04-2242026-04-22-2026-04-2222026-04-2222026-04-22询2026-04-2222026-04-2202026-04-2222026-04-2262026-04-22-2026-04-2202026-04-2242026-04-22-2026-04-2222026-04-2222026-04-22关2026-04-2222026-04-2202026-04-2222026-04-2262026-04-22-2026-04-2202026-04-2242026-04-22-2026-04-2222026-04-2222026-04-22键2026-04-2222026-04-2202026-04-2222026-04-2262026-04-22-2026-04-2202026-04-2242026-04-22-2026-04-2222026-04-2222026-04-22词2026-04-2222026-04-2202026-04-2222026-04-2262026-04-22-2026-04-2202026-04-2242026-04-22-2026-04-2222026-04-2222026-04-22<2026-04-2222026-04-2202026-04-2222026-04-2262026-04-22-2026-04-2202026-04-2242026-04-22-2026-04-2222026-04-2222026-04-22/2026-04-2222026-04-2202026-04-2222026-04-2262026-04-22-2026-04-2202026-04-2242026-04-22-2026-04-2222026-04-2222026-04-22w2026-04-2222026-04-2202026-04-2222026-04-2262026-04-22-2026-04-2202026-04-2242026-04-22-2026-04-2222026-04-2222026-04-22:2026-04-2222026-04-2202026-04-2222026-04-2262026-04-22-2026-04-2202026-04-2242026-04-22-2026-04-2222026-04-2222026-04-22t2026-04-2222026-04-2202026-04-2222026-04-2262026-04-22-2026-04-2202026-04-2242026-04-22-2026-04-2222026-04-2222026-04-22>2026-04-2222026-04-2202026-04-2222026-04-2262026-04-22-2026-04-2202026-04-2242026-04-22-2026-04-2222026-04-2222026-04-22<2026-04-2222026-04-2202026-04-2222026-04-2262026-04-22-2026-04-2202026-04-2242026-04-22-2026-04-2222026-04-2222026-04-22/2026-04-2222026-04-2202026-04-2222026-04-2262026-04-22-2026-04-2202026-04-2242026-04-22-2026-04-2222026-04-2222026-04-22w2026-04-2222026-04-2202026-04-2222026-04-2262026-04-22-2026-04-2202026-04-2242026-04-22-2026-04-2222026-04-2222026-04-22:2026-04-2222026-04-2202026-04-2222026-04-2262026-04-22-2026-04-2202026-04-2242026-04-22-2026-04-2222026-04-2222026-04-22r2026-04-2222026-04-2202026-04-2222026-04-2262026-04-22-2026-04-2202026-04-2242026-04-22-2026-04-2222026-04-2222026-04-22>2026-04-2222026-04-2202026-04-2222026-04-2262026-04-22-2026-04-2202026-04-2242026-04-22-2026-04-2222026-04-2222026-04-22<2026-04-2222026-04-2202026-04-2222026-04-2262026-04-22-2026-04-2202026-04-2242026-04-22-2026-04-2222026-04-2222026-04-22/2026-04-2222026-04-2202026-04-2222026-04-2262026-04-22-2026-04-2202026-04-2242026-04-22-2026-04-2222026-04-2222026-04-22w2026-04-2222026-04-2202026-04-2222026-04-2262026-04-22-2026-04-2202026-04-2242026-04-22-2026-04-2222026-04-2222026-04-22:2026-04-2222026-04-2202026-04-2222026-04-2262026-04-22-2026-04-2202026-04-2242026-04-22-2026-04-2222026-04-2222026-04-22p2026-04-2222026-04-2202026-04-2222026-04-2262026-04-22-2026-04-2202026-04-2242026-04-22-2026-04-2222026-04-2222026-04-22>2026-04-2222026-04-2202026-04-2222026-04-2262026-04-22-2026-04-2202026-04-2242026-04-22-2026-04-2222026-04-2222026-04-22<2026-04-2222026-04-2202026-04-2222026-04-2262026-04-22-2026-04-2202026-04-2242026-04-22-2026-04-2222026-04-2222026-04-22/2026-04-2222026-04-2202026-04-2222026-04-2262026-04-22-2026-04-2202026-04-2242026-04-22-2026-04-2222026-04-2222026-04-22w2026-04-2222026-04-2202026-04-2222026-04-2262026-04-22-2026-04-2202026-04-2242026-04-22-2026-04-2222026-04-2222026-04-22:2026-04-2222026-04-2202026-04-2222026-04-2262026-04-22-2026-04-2202026-04-2242026-04-22-2026-04-2222026-04-2222026-04-22t2026-04-2222026-04-2202026-04-2222026-04-2262026-04-22-2026-04-2202026-04-2242026-04-22-2026-04-2222026-04-2222026-04-22c2026-04-2222026-04-2202026-04-2222026-04-2262026-04-22-2026-04-2202026-04-2242026-04-22-2026-04-2222026-04-2222026-04-22>2026-04-2222026-04-2202026-04-2222026-04-2262026-04-22-2026-04-2202026-04-2242026-04-22-2026-04-2222026-04-2222026-04-22<2026-04-2222026-04-2202026-04-2222026-04-2262026-04-22-2026-04-2202026-04-2242026-04-22-2026-04-2222026-04-2222026-04-22w2026-04-2222026-04-2202026-04-2222026-04-2262026-04-22-2026-04-2202026-04-2242026-04-22-2026-04-2222026-04-2222026-04-22:2026-04-2222026-04-2202026-04-2222026-04-2262026-04-22-2026-04-2202026-04-2242026-04-22-2026-04-2222026-04-2222026-04-22t2026-04-2222026-04-2202026-04-2222026-04-2262026-04-22-2026-04-2202026-04-2242026-04-22-2026-04-2222026-04-2222026-04-22c2026-04-2222026-04-2202026-04-2222026-04-2262026-04-22-2026-04-2202026-04-2242026-04-22-2026-04-2222026-04-2222026-04-22>2026-04-2222026-04-2202026-04-2222026-04-2262026-04-22-2026-04-2202026-04-2242026-04-22-2026-04-2222026-04-2222026-04-22<2026-04-2222026-04-2202026-04-2222026-04-2262026-04-22-2026-04-2202026-04-2242026-04-22-2026-04-2222026-04-2222026-04-22w2026-04-2222026-04-2202026-04-2222026-04-2262026-04-22-2026-04-2202026-04-2242026-04-22-2026-04-2222026-04-2222026-04-22:2026-04-2222026-04-2202026-04-2222026-04-2262026-04-22-2026-04-2202026-04-2242026-04-22-2026-04-2222026-04-2222026-04-22t2026-04-2222026-04-2202026-04-2222026-04-2262026-04-22-2026-04-2202026-04-2242026-04-22-2026-04-2222026-04-2222026-04-22c2026-04-2222026-04-2202026-04-2222026-04-2262026-04-22-2026-04-2202026-04-2242026-04-22-2026-04-2222026-04-2222026-04-22P2026-04-2222026-04-2202026-04-2222026-04-2262026-04-22-2026-04-2202026-04-2242026-04-22-2026-04-2222026-04-2222026-04-22r2026-04-2222026-04-2202026-04-2222026-04-2262026-04-22-2026-04-2202026-04-2242026-04-22-2026-04-2222026-04-2222026-04-22>2026-04-2222026-04-2202026-04-2222026-04-2262026-04-22-2026-04-2202026-04-2242026-04-22-2026-04-2222026-04-2222026-04-22<2026-04-2222026-04-2202026-04-2222026-04-2262026-04-22-2026-04-2202026-04-2242026-04-22-2026-04-2222026-04-2222026-04-22w2026-04-2222026-04-2202026-04-2222026-04-2262026-04-22-2026-04-2202026-04-2242026-04-22-2026-04-2222026-04-2222026-04-22:2026-04-2222026-04-2202026-04-2222026-04-2262026-04-22-2026-04-2202026-04-2242026-04-22-2026-04-2222026-04-2222026-04-22t2026-04-2222026-04-2202026-04-2222026-04-2262026-04-22-2026-04-2202026-04-2242026-04-22-2026-04-2222026-04-2222026-04-22c2026-04-2222026-04-2202026-04-2222026-04-2262026-04-22-2026-04-2202026-04-2242026-04-22-2026-04-2222026-04-2222026-04-22W2026-04-2222026-04-2202026-04-2222026-04-2262026-04-22-2026-04-2202026-04-2242026-04-22-2026-04-2222026-04-2222026-04-22 2026-04-2222026-04-2202026-04-2222026-04-2262026-04-22-2026-04-2202026-04-2242026-04-22-2026-04-2222026-04-2222026-04-22w2026-04-2222026-04-2202026-04-2222026-04-2262026-04-22-2026-04-2202026-04-2242026-04-22-2026-04-2222026-04-2222026-04-22:2026-04-2222026-04-2202026-04-2222026-04-2262026-04-22-2026-04-2202026-04-2242026-04-22-2026-04-2222026-04-2222026-04-22t2026-04-2222026-04-2202026-04-2222026-04-2262026-04-22-2026-04-2202026-04-2242026-04-22-2026-04-2222026-04-2222026-04-22y2026-04-2222026-04-2202026-04-2222026-04-2262026-04-22-2026-04-2202026-04-2242026-04-22-2026-04-2222026-04-2222026-04-22p2026-04-2222026-04-2202026-04-2222026-04-2262026-04-22-2026-04-2202026-04-2242026-04-22-2026-04-2222026-04-2222026-04-22e2026-04-2222026-04-2202026-04-2222026-04-2262026-04-22-2026-04-2202026-04-2242026-04-22-2026-04-2222026-04-2222026-04-22=2026-04-2222026-04-2202026-04-2222026-04-2262026-04-22-2026-04-2202026-04-2242026-04-22-2026-04-2222026-04-2222026-04-22"2026-04-2222026-04-2202026-04-2222026-04-2262026-04-22-2026-04-2202026-04-2242026-04-22-2026-04-2222026-04-2222026-04-22d2026-04-2222026-04-2202026-04-2222026-04-2262026-04-22-2026-04-2202026-04-2242026-04-22-2026-04-2222026-04-2222026-04-22x2026-04-2222026-04-2202026-04-2222026-04-2262026-04-22-2026-04-2202026-04-2242026-04-22-2026-04-2222026-04-2222026-04-22a2026-04-2222026-04-2202026-04-2222026-04-2262026-04-22-2026-04-2202026-04-2242026-04-22-2026-04-2222026-04-2222026-04-22"2026-04-2222026-04-2202026-04-2222026-04-2262026-04-22-2026-04-2202026-04-2242026-04-22-2026-04-2222026-04-2222026-04-22 2026-04-2222026-04-2202026-04-2222026-04-2262026-04-22-2026-04-2202026-04-2242026-04-22-2026-04-2222026-04-2222026-04-22w2026-04-2222026-04-2202026-04-2222026-04-2262026-04-22-2026-04-2202026-04-2242026-04-22-2026-04-2222026-04-2222026-04-22:2026-04-2222026-04-2202026-04-2222026-04-2262026-04-22-2026-04-2202026-04-2242026-04-22-2026-04-2222026-04-2222026-04-22w2026-04-2222026-04-2202026-04-2222026-04-2262026-04-22-2026-04-2202026-04-2242026-04-22-2026-04-2222026-04-2222026-04-22=2026-04-2222026-04-2202026-04-2222026-04-2262026-04-22-2026-04-2202026-04-2242026-04-22-2026-04-2222026-04-2222026-04-22"2026-04-2222026-04-2202026-04-2222026-04-2262026-04-22-2026-04-2202026-04-2242026-04-22-2026-04-2222026-04-2222026-04-2222026-04-2222026-04-2202026-04-2222026-04-2262026-04-22-2026-04-2202026-04-2242026-04-22-2026-04-2222026-04-2222026-04-2282026-04-2222026-04-2202026-04-2222026-04-2262026-04-22-2026-04-2202026-04-2242026-04-22-2026-04-2222026-04-2222026-04-2282026-04-2222026-04-2202026-04-2222026-04-2262026-04-22-2026-04-2202026-04-2242026-04-22-2026-04-2222026-04-2222026-04-2202026-04-2222026-04-2202026-04-2222026-04-2262026-04-22-2026-04-2202026-04-2242026-04-22-2026-04-2222026-04-2222026-04-22"2026-04-2222026-04-2202026-04-2222026-04-2262026-04-22-2026-04-2202026-04-2242026-04-22-2026-04-2222026-04-2222026-04-22/2026-04-2222026-04-2202026-04-2222026-04-2262026-04-22-2026-04-2202026-04-2242026-04-22-2026-04-2222026-04-2222026-04-22>2026-04-2222026-04-2202026-04-2222026-04-2262026-04-22-2026-04-2202026-04-2242026-04-22-2026-04-2222026-04-2222026-04-22<2026-04-2222026-04-2202026-04-2222026-04-2262026-04-22-2026-04-2202026-04-2242026-04-22-2026-04-2222026-04-2222026-04-22/2026-04-2222026-04-2202026-04-2222026-04-2262026-04-22-2026-04-2202026-04-2242026-04-22-2026-04-2222026-04-2222026-04-22w2026-04-2222026-04-2202026-04-2222026-04-2262026-04-22-2026-04-2202026-04-2242026-04-22-2026-04-2222026-04-2222026-04-22:2026-04-2222026-04-2202026-04-2222026-04-2262026-04-22-2026-04-2202026-04-2242026-04-22-2026-04-2222026-04-2222026-04-22t2026-04-2222026-04-2202026-04-2222026-04-2262026-04-22-2026-04-2202026-04-2242026-04-22-2026-04-2222026-04-2222026-04-22c2026-04-2222026-04-2202026-04-2222026-04-2262026-04-22-2026-04-2202026-04-2242026-04-22-2026-04-2222026-04-2222026-04-22P2026-04-2222026-04-2202026-04-2222026-04-2262026-04-22-2026-04-2202026-04-2242026-04-22-2026-04-2222026-04-2222026-04-22r2026-04-2222026-04-2202026-04-2222026-04-2262026-04-22-2026-04-2202026-04-2242026-04-22-2026-04-2222026-04-2222026-04-22>2026-04-2222026-04-2202026-04-2222026-04-2262026-04-22-2026-04-2202026-04-2242026-04-22-2026-04-2222026-04-2222026-04-22<2026-04-2222026-04-2202026-04-2222026-04-2262026-04-22-2026-04-2202026-04-2242026-04-22-2026-04-2222026-04-2222026-04-22w2026-04-2222026-04-2202026-04-2222026-04-2262026-04-22-2026-04-2202026-04-2242026-04-22-2026-04-2222026-04-2222026-04-22:2026-04-2222026-04-2202026-04-2222026-04-2262026-04-22-2026-04-2202026-04-2242026-04-22-2026-04-2222026-04-2222026-04-22p2026-04-2222026-04-2202026-04-2222026-04-2262026-04-22-2026-04-2202026-04-2242026-04-22-2026-04-2222026-04-2222026-04-22>2026-04-2222026-04-2202026-04-2222026-04-2262026-04-22-2026-04-2202026-04-2242026-04-22-2026-04-2222026-04-2222026-04-22<2026-04-2222026-04-2202026-04-2222026-04-2262026-04-22-2026-04-2202026-04-2242026-04-22-2026-04-2222026-04-2222026-04-22w2026-04-2222026-04-2202026-04-2222026-04-2262026-04-22-2026-04-2202026-04-2242026-04-22-2026-04-2222026-04-2222026-04-22:2026-04-2222026-04-2202026-04-2222026-04-2262026-04-22-2026-04-2202026-04-2242026-04-22-2026-04-2222026-04-2222026-04-22r2026-04-2222026-04-2202026-04-2222026-04-2262026-04-22-2026-04-2202026-04-2242026-04-22-2026-04-2222026-04-2222026-04-22>2026-04-2222026-04-2202026-04-2222026-04-2262026-04-22-2026-04-2202026-04-2242026-04-22-2026-04-2222026-04-2222026-04-22<2026-04-2222026-04-2202026-04-2222026-04-2262026-04-22-2026-04-2202026-04-2242026-04-22-2026-04-2222026-04-2222026-04-22w2026-04-2222026-04-2202026-04-2222026-04-2262026-04-22-2026-04-2202026-04-2242026-04-22-2026-04-2222026-04-2222026-04-22:2026-04-2222026-04-2202026-04-2222026-04-2262026-04-22-2026-04-2202026-04-2242026-04-22-2026-04-2222026-04-2222026-04-22t2026-04-2222026-04-2202026-04-2222026-04-2262026-04-22-2026-04-2202026-04-2242026-04-22-2026-04-2222026-04-2222026-04-22>2026-04-2222026-04-2202026-04-2222026-04-2262026-04-22-2026-04-2202026-04-2242026-04-22-2026-04-2222026-04-2222026-04-22查2026-04-2222026-04-2202026-04-2222026-04-2262026-04-22-2026-04-2202026-04-2242026-04-22-2026-04-2222026-04-2222026-04-22询2026-04-2222026-04-2202026-04-2222026-04-2262026-04-22-2026-04-2202026-04-2242026-04-22-2026-04-2222026-04-2222026-04-22结2026-04-2222026-04-2202026-04-2222026-04-2262026-04-22-2026-04-2202026-04-2242026-04-22-2026-04-2222026-04-2222026-04-22果2026-04-2222026-04-2202026-04-2222026-04-2262026-04-22-2026-04-2202026-04-2242026-04-22-2026-04-2222026-04-2222026-04-22<2026-04-2222026-04-2202026-04-2222026-04-2262026-04-22-2026-04-2202026-04-2242026-04-22-2026-04-2222026-04-2222026-04-22/2026-04-2222026-04-2202026-04-2222026-04-2262026-04-22-2026-04-2202026-04-2242026-04-22-2026-04-2222026-04-2222026-04-22w2026-04-2222026-04-2202026-04-2222026-04-2262026-04-22-2026-04-2202026-04-2242026-04-22-2026-04-2222026-04-2222026-04-22:2026-04-2222026-04-2202026-04-2222026-04-2262026-04-22-2026-04-2202026-04-2242026-04-22-2026-04-2222026-04-2222026-04-22t2026-04-2222026-04-2202026-04-2222026-04-2262026-04-22-2026-04-2202026-04-2242026-04-22-2026-04-2222026-04-2222026-04-22>2026-04-2222026-04-2202026-04-2222026-04-2262026-04-22-2026-04-2202026-04-2242026-04-22-2026-04-2222026-04-2222026-04-22<2026-04-2222026-04-2202026-04-2222026-04-2262026-04-22-2026-04-2202026-04-2242026-04-22-2026-04-2222026-04-2222026-04-22/2026-04-2222026-04-2202026-04-2222026-04-2262026-04-22-2026-04-2202026-04-2242026-04-22-2026-04-2222026-04-2222026-04-22w2026-04-2222026-04-2202026-04-2222026-04-2262026-04-22-2026-04-2202026-04-2242026-04-22-2026-04-2222026-04-2222026-04-22:2026-04-2222026-04-2202026-04-2222026-04-2262026-04-22-2026-04-2202026-04-2242026-04-22-2026-04-2222026-04-2222026-04-22r2026-04-2222026-04-2202026-04-2222026-04-2262026-04-22-2026-04-2202026-04-2242026-04-22-2026-04-2222026-04-2222026-04-22>2026-04-2222026-04-2202026-04-2222026-04-2262026-04-22-2026-04-2202026-04-2242026-04-22-2026-04-2222026-04-2222026-04-22<2026-04-2222026-04-2202026-04-2222026-04-2262026-04-22-2026-04-2202026-04-2242026-04-22-2026-04-2222026-04-2222026-04-22/2026-04-2222026-04-2202026-04-2222026-04-2262026-04-22-2026-04-2202026-04-2242026-04-22-2026-04-2222026-04-2222026-04-22w2026-04-2222026-04-2202026-04-2222026-04-2262026-04-22-2026-04-2202026-04-2242026-04-22-2026-04-2222026-04-2222026-04-22:2026-04-2222026-04-2202026-04-2222026-04-2262026-04-22-2026-04-2202026-04-2242026-04-22-2026-04-2222026-04-2222026-04-22p2026-04-2222026-04-2202026-04-2222026-04-2262026-04-22-2026-04-2202026-04-2242026-04-22-2026-04-2222026-04-2222026-04-22>2026-04-2222026-04-2202026-04-2222026-04-2262026-04-22-2026-04-2202026-04-2242026-04-22-2026-04-2222026-04-2222026-04-22<2026-04-2222026-04-2202026-04-2222026-04-2262026-04-22-2026-04-2202026-04-2242026-04-22-2026-04-2222026-04-2222026-04-22/2026-04-2222026-04-2202026-04-2222026-04-2262026-04-22-2026-04-2202026-04-2242026-04-22-2026-04-2222026-04-2222026-04-22w2026-04-2222026-04-2202026-04-2222026-04-2262026-04-22-2026-04-2202026-04-2242026-04-22-2026-04-2222026-04-2222026-04-22:2026-04-2222026-04-2202026-04-2222026-04-2262026-04-22-2026-04-2202026-04-2242026-04-22-2026-04-2222026-04-2222026-04-22t2026-04-2222026-04-2202026-04-2222026-04-2262026-04-22-2026-04-2202026-04-2242026-04-22-2026-04-2222026-04-2222026-04-22c2026-04-2222026-04-2202026-04-2222026-04-2262026-04-22-2026-04-2202026-04-2242026-04-22-2026-04-2222026-04-2222026-04-22>2026-04-2222026-04-2202026-04-2222026-04-2262026-04-22-2026-04-2202026-04-2242026-04-22-2026-04-2222026-04-2222026-04-22<2026-04-2222026-04-2202026-04-2222026-04-2262026-04-22-2026-04-2202026-04-2242026-04-22-2026-04-2222026-04-2222026-04-22/2026-04-2222026-04-2202026-04-2222026-04-2262026-04-22-2026-04-2202026-04-2242026-04-22-2026-04-2222026-04-2222026-04-22w2026-04-2222026-04-2202026-04-2222026-04-2262026-04-22-2026-04-2202026-04-2242026-04-22-2026-04-2222026-04-2222026-04-22:2026-04-2222026-04-2202026-04-2222026-04-2262026-04-22-2026-04-2202026-04-2242026-04-22-2026-04-2222026-04-2222026-04-22t2026-04-2222026-04-2202026-04-2222026-04-2262026-04-22-2026-04-2202026-04-2242026-04-22-2026-04-2222026-04-2222026-04-22r2026-04-2222026-04-2202026-04-2222026-04-2262026-04-22-2026-04-2202026-04-2242026-04-22-2026-04-2222026-04-2222026-04-22>2026-04-2222026-04-2202026-04-2222026-04-2262026-04-22-2026-04-2202026-04-2242026-04-22-2026-04-2222026-04-2222026-04-22<2026-04-2222026-04-2202026-04-2222026-04-2262026-04-22-2026-04-2202026-04-2242026-04-22-2026-04-2222026-04-2222026-04-22w2026-04-2222026-04-2202026-04-2222026-04-2262026-04-22-2026-04-2202026-04-2242026-04-22-2026-04-2222026-04-2222026-04-22:2026-04-2222026-04-2202026-04-2222026-04-2262026-04-22-2026-04-2202026-04-2242026-04-22-2026-04-2222026-04-2222026-04-22t2026-04-2222026-04-2202026-04-2222026-04-2262026-04-22-2026-04-2202026-04-2242026-04-22-2026-04-2222026-04-2222026-04-22r2026-04-2222026-04-2202026-04-2222026-04-2262026-04-22-2026-04-2202026-04-2242026-04-22-2026-04-2222026-04-2222026-04-22>2026-04-2222026-04-2202026-04-2222026-04-2262026-04-22-2026-04-2202026-04-2242026-04-22-2026-04-2222026-04-2222026-04-22<2026-04-2222026-04-2202026-04-2222026-04-2262026-04-22-2026-04-2202026-04-2242026-04-22-2026-04-2222026-04-2222026-04-22w2026-04-2222026-04-2202026-04-2222026-04-2262026-04-22-2026-04-2202026-04-2242026-04-22-2026-04-2222026-04-2222026-04-22:2026-04-2222026-04-2202026-04-2222026-04-2262026-04-22-2026-04-2202026-04-2242026-04-22-2026-04-2222026-04-2222026-04-22t2026-04-2222026-04-2202026-04-2222026-04-2262026-04-22-2026-04-2202026-04-2242026-04-22-2026-04-2222026-04-2222026-04-22c2026-04-2222026-04-2202026-04-2222026-04-2262026-04-22-2026-04-2202026-04-2242026-04-22-2026-04-2222026-04-2222026-04-22>2026-04-2222026-04-2202026-04-2222026-04-2262026-04-22-2026-04-2202026-04-2242026-04-22-2026-04-2222026-04-2222026-04-22<2026-04-2222026-04-2202026-04-2222026-04-2262026-04-22-2026-04-2202026-04-2242026-04-22-2026-04-2222026-04-2222026-04-22w2026-04-2222026-04-2202026-04-2222026-04-2262026-04-22-2026-04-2202026-04-2242026-04-22-2026-04-2222026-04-2222026-04-22:2026-04-2222026-04-2202026-04-2222026-04-2262026-04-22-2026-04-2202026-04-2242026-04-22-2026-04-2222026-04-2222026-04-22t2026-04-2222026-04-2202026-04-2222026-04-2262026-04-22-2026-04-2202026-04-2242026-04-22-2026-04-2222026-04-2222026-04-22c2026-04-2222026-04-2202026-04-2222026-04-2262026-04-22-2026-04-2202026-04-2242026-04-22-2026-04-2222026-04-2222026-04-22P2026-04-2222026-04-2202026-04-2222026-04-2262026-04-22-2026-04-2202026-04-2242026-04-22-2026-04-2222026-04-2222026-04-22r2026-04-2222026-04-2202026-04-2222026-04-2262026-04-22-2026-04-2202026-04-2242026-04-22-2026-04-2222026-04-2222026-04-22>2026-04-2222026-04-2202026-04-2222026-04-2262026-04-22-2026-04-2202026-04-2242026-04-22-2026-04-2222026-04-2222026-04-22<2026-04-2222026-04-2202026-04-2222026-04-2262026-04-22-2026-04-2202026-04-2242026-04-22-2026-04-2222026-04-2222026-04-22w2026-04-2222026-04-2202026-04-2222026-04-2262026-04-22-2026-04-2202026-04-2242026-04-22-2026-04-2222026-04-2222026-04-22:2026-04-2222026-04-2202026-04-2222026-04-2262026-04-22-2026-04-2202026-04-2242026-04-22-2026-04-2222026-04-2222026-04-22t2026-04-2222026-04-2202026-04-2222026-04-2262026-04-22-2026-04-2202026-04-2242026-04-22-2026-04-2222026-04-2222026-04-22c2026-04-2222026-04-2202026-04-2222026-04-2262026-04-22-2026-04-2202026-04-2242026-04-22-2026-04-2222026-04-2222026-04-22W2026-04-2222026-04-2202026-04-2222026-04-2262026-04-22-2026-04-2202026-04-2242026-04-22-2026-04-2222026-04-2222026-04-22 2026-04-2222026-04-2202026-04-2222026-04-2262026-04-22-2026-04-2202026-04-2242026-04-22-2026-04-2222026-04-2222026-04-22w2026-04-2222026-04-2202026-04-2222026-04-2262026-04-22-2026-04-2202026-04-2242026-04-22-2026-04-2222026-04-2222026-04-22:2026-04-2222026-04-2202026-04-2222026-04-2262026-04-22-2026-04-2202026-04-2242026-04-22-2026-04-2222026-04-2222026-04-22t2026-04-2222026-04-2202026-04-2222026-04-2262026-04-22-2026-04-2202026-04-2242026-04-22-2026-04-2222026-04-2222026-04-22y2026-04-2222026-04-2202026-04-2222026-04-2262026-04-22-2026-04-2202026-04-2242026-04-22-2026-04-2222026-04-2222026-04-22p2026-04-2222026-04-2202026-04-2222026-04-2262026-04-22-2026-04-2202026-04-2242026-04-22-2026-04-2222026-04-2222026-04-22e2026-04-2222026-04-2202026-04-2222026-04-2262026-04-22-2026-04-2202026-04-2242026-04-22-2026-04-2222026-04-2222026-04-22=2026-04-2222026-04-2202026-04-2222026-04-2262026-04-22-2026-04-2202026-04-2242026-04-22-2026-04-2222026-04-2222026-04-22"2026-04-2222026-04-2202026-04-2222026-04-2262026-04-22-2026-04-2202026-04-2242026-04-22-2026-04-2222026-04-2222026-04-22d2026-04-2222026-04-2202026-04-2222026-04-2262026-04-22-2026-04-2202026-04-2242026-04-22-2026-04-2222026-04-2222026-04-22x2026-04-2222026-04-2202026-04-2222026-04-2262026-04-22-2026-04-2202026-04-2242026-04-22-2026-04-2222026-04-2222026-04-22a2026-04-2222026-04-2202026-04-2222026-04-2262026-04-22-2026-04-2202026-04-2242026-04-22-2026-04-2222026-04-2222026-04-22"2026-04-2222026-04-2202026-04-2222026-04-2262026-04-22-2026-04-2202026-04-2242026-04-22-2026-04-2222026-04-2222026-04-22 2026-04-2222026-04-2202026-04-2222026-04-2262026-04-22-2026-04-2202026-04-2242026-04-22-2026-04-2222026-04-2222026-04-22w2026-04-2222026-04-2202026-04-2222026-04-2262026-04-22-2026-04-2202026-04-2242026-04-22-2026-04-2222026-04-2222026-04-22:2026-04-2222026-04-2202026-04-2222026-04-2262026-04-22-2026-04-2202026-04-2242026-04-22-2026-04-2222026-04-2222026-04-22w2026-04-2222026-04-2202026-04-2222026-04-2262026-04-22-2026-04-2202026-04-2242026-04-22-2026-04-2222026-04-2222026-04-22=2026-04-2222026-04-2202026-04-2222026-04-2262026-04-22-2026-04-2202026-04-2242026-04-22-2026-04-2222026-04-2222026-04-22"2026-04-2222026-04-2202026-04-2222026-04-2262026-04-22-2026-04-2202026-04-2242026-04-22-2026-04-2222026-04-2222026-04-2222026-04-2222026-04-2202026-04-2222026-04-2262026-04-22-2026-04-2202026-04-2242026-04-22-2026-04-2222026-04-2222026-04-2282026-04-2222026-04-2202026-04-2222026-04-2262026-04-22-2026-04-2202026-04-2242026-04-22-2026-04-2222026-04-2222026-04-2282026-04-2222026-04-2202026-04-2222026-04-2262026-04-22-2026-04-2202026-04-2242026-04-22-2026-04-2222026-04-2222026-04-2202026-04-2222026-04-2202026-04-2222026-04-2262026-04-22-2026-04-2202026-04-2242026-04-22-2026-04-2222026-04-2222026-04-22"2026-04-2222026-04-2202026-04-2222026-04-2262026-04-22-2026-04-2202026-04-2242026-04-22-2026-04-2222026-04-2222026-04-22/2026-04-2222026-04-2202026-04-2222026-04-2262026-04-22-2026-04-2202026-04-2242026-04-22-2026-04-2222026-04-2222026-04-22>2026-04-2222026-04-2202026-04-2222026-04-2262026-04-22-2026-04-2202026-04-2242026-04-22-2026-04-2222026-04-2222026-04-22<2026-04-2222026-04-2202026-04-2222026-04-2262026-04-22-2026-04-2202026-04-2242026-04-22-2026-04-2222026-04-2222026-04-22/2026-04-2222026-04-2202026-04-2222026-04-2262026-04-22-2026-04-2202026-04-2242026-04-22-2026-04-2222026-04-2222026-04-22w2026-04-2222026-04-2202026-04-2222026-04-2262026-04-22-2026-04-2202026-04-2242026-04-22-2026-04-2222026-04-2222026-04-22:2026-04-2222026-04-2202026-04-2222026-04-2262026-04-22-2026-04-2202026-04-2242026-04-22-2026-04-2222026-04-2222026-04-22t2026-04-2222026-04-2202026-04-2222026-04-2262026-04-22-2026-04-2202026-04-2242026-04-22-2026-04-2222026-04-2222026-04-22c2026-04-2222026-04-2202026-04-2222026-04-2262026-04-22-2026-04-2202026-04-2242026-04-22-2026-04-2222026-04-2222026-04-22P2026-04-2222026-04-2202026-04-2222026-04-2262026-04-22-2026-04-2202026-04-2242026-04-22-2026-04-2222026-04-2222026-04-22r2026-04-2222026-04-2202026-04-2222026-04-2262026-04-22-2026-04-2202026-04-2242026-04-22-2026-04-2222026-04-2222026-04-22>2026-04-2222026-04-2202026-04-2222026-04-2262026-04-22-2026-04-2202026-04-2242026-04-22-2026-04-2222026-04-2222026-04-22<2026-04-2222026-04-2202026-04-2222026-04-2262026-04-22-2026-04-2202026-04-2242026-04-22-2026-04-2222026-04-2222026-04-22w2026-04-2222026-04-2202026-04-2222026-04-2262026-04-22-2026-04-2202026-04-2242026-04-22-2026-04-2222026-04-2222026-04-22:2026-04-2222026-04-2202026-04-2222026-04-2262026-04-22-2026-04-2202026-04-2242026-04-22-2026-04-2222026-04-2222026-04-22p2026-04-2222026-04-2202026-04-2222026-04-2262026-04-22-2026-04-2202026-04-2242026-04-22-2026-04-2222026-04-2222026-04-22>2026-04-2222026-04-2202026-04-2222026-04-2262026-04-22-2026-04-2202026-04-2242026-04-22-2026-04-2222026-04-2222026-04-22<2026-04-2222026-04-2202026-04-2222026-04-2262026-04-22-2026-04-2202026-04-2242026-04-22-2026-04-2222026-04-2222026-04-22w2026-04-2222026-04-2202026-04-2222026-04-2262026-04-22-2026-04-2202026-04-2242026-04-22-2026-04-2222026-04-2222026-04-22:2026-04-2222026-04-2202026-04-2222026-04-2262026-04-22-2026-04-2202026-04-2242026-04-22-2026-04-2222026-04-2222026-04-22r2026-04-2222026-04-2202026-04-2222026-04-2262026-04-22-2026-04-2202026-04-2242026-04-22-2026-04-2222026-04-2222026-04-22>2026-04-2222026-04-2202026-04-2222026-04-2262026-04-22-2026-04-2202026-04-2242026-04-22-2026-04-2222026-04-2222026-04-22<2026-04-2222026-04-2202026-04-2222026-04-2262026-04-22-2026-04-2202026-04-2242026-04-22-2026-04-2222026-04-2222026-04-22w2026-04-2222026-04-2202026-04-2222026-04-2262026-04-22-2026-04-2202026-04-2242026-04-22-2026-04-2222026-04-2222026-04-22:2026-04-2222026-04-2202026-04-2222026-04-2262026-04-22-2026-04-2202026-04-2242026-04-22-2026-04-2222026-04-2222026-04-22t2026-04-2222026-04-2202026-04-2222026-04-2262026-04-22-2026-04-2202026-04-2242026-04-22-2026-04-2222026-04-2222026-04-22>2026-04-2222026-04-2202026-04-2222026-04-2262026-04-22-2026-04-2202026-04-2242026-04-22-2026-04-2222026-04-2222026-04-22{2026-04-2222026-04-2202026-04-2222026-04-2262026-04-22-2026-04-2202026-04-2242026-04-22-2026-04-2222026-04-2222026-04-22{2026-04-2222026-04-2202026-04-2222026-04-2262026-04-22-2026-04-2202026-04-2242026-04-22-2026-04-2222026-04-2222026-04-22R2026-04-2222026-04-2202026-04-2222026-04-2262026-04-22-2026-04-2202026-04-2242026-04-22-2026-04-2222026-04-2222026-04-22O2026-04-2222026-04-2202026-04-2222026-04-2262026-04-22-2026-04-2202026-04-2242026-04-22-2026-04-2222026-04-2222026-04-22W2026-04-2222026-04-2202026-04-2222026-04-2262026-04-22-2026-04-2202026-04-2242026-04-22-2026-04-2222026-04-2222026-04-2212026-04-2222026-04-2202026-04-2222026-04-2262026-04-22-2026-04-2202026-04-2242026-04-22-2026-04-2222026-04-2222026-04-22_2026-04-2222026-04-2202026-04-2222026-04-2262026-04-22-2026-04-2202026-04-2242026-04-22-2026-04-2222026-04-2222026-04-22N2026-04-2222026-04-2202026-04-2222026-04-2262026-04-22-2026-04-2202026-04-2242026-04-22-2026-04-2222026-04-2222026-04-22U2026-04-2222026-04-2202026-04-2222026-04-2262026-04-22-2026-04-2202026-04-2242026-04-22-2026-04-2222026-04-2222026-04-22M2026-04-2222026-04-2202026-04-2222026-04-2262026-04-22-2026-04-2202026-04-2242026-04-22-2026-04-2222026-04-2222026-04-22}2026-04-2222026-04-2202026-04-2222026-04-2262026-04-22-2026-04-2202026-04-2242026-04-22-2026-04-2222026-04-2222026-04-22}2026-04-2222026-04-2202026-04-2222026-04-2262026-04-22-2026-04-2202026-04-2242026-04-22-2026-04-2222026-04-2222026-04-22<2026-04-2222026-04-2202026-04-2222026-04-2262026-04-22-2026-04-2202026-04-2242026-04-22-2026-04-2222026-04-2222026-04-22/2026-04-2222026-04-2202026-04-2222026-04-2262026-04-22-2026-04-2202026-04-2242026-04-22-2026-04-2222026-04-2222026-04-22w2026-04-2222026-04-2202026-04-2222026-04-2262026-04-22-2026-04-2202026-04-2242026-04-22-2026-04-2222026-04-2222026-04-22:2026-04-2222026-04-2202026-04-2222026-04-2262026-04-22-2026-04-2202026-04-2242026-04-22-2026-04-2222026-04-2222026-04-22t2026-04-2222026-04-2202026-04-2222026-04-2262026-04-22-2026-04-2202026-04-2242026-04-22-2026-04-2222026-04-2222026-04-22>2026-04-2222026-04-2202026-04-2222026-04-2262026-04-22-2026-04-2202026-04-2242026-04-22-2026-04-2222026-04-2222026-04-22<2026-04-2222026-04-2202026-04-2222026-04-2262026-04-22-2026-04-2202026-04-2242026-04-22-2026-04-2222026-04-2222026-04-22/2026-04-2222026-04-2202026-04-2222026-04-2262026-04-22-2026-04-2202026-04-2242026-04-22-2026-04-2222026-04-2222026-04-22w2026-04-2222026-04-2202026-04-2222026-04-2262026-04-22-2026-04-2202026-04-2242026-04-22-2026-04-2222026-04-2222026-04-22:2026-04-2222026-04-2202026-04-2222026-04-2262026-04-22-2026-04-2202026-04-2242026-04-22-2026-04-2222026-04-2222026-04-22r2026-04-2222026-04-2202026-04-2222026-04-2262026-04-22-2026-04-2202026-04-2242026-04-22-2026-04-2222026-04-2222026-04-22>2026-04-2222026-04-2202026-04-2222026-04-2262026-04-22-2026-04-2202026-04-2242026-04-22-2026-04-2222026-04-2222026-04-22<2026-04-2222026-04-2202026-04-2222026-04-2262026-04-22-2026-04-2202026-04-2242026-04-22-2026-04-2222026-04-2222026-04-22/2026-04-2222026-04-2202026-04-2222026-04-2262026-04-22-2026-04-2202026-04-2242026-04-22-2026-04-2222026-04-2222026-04-22w2026-04-2222026-04-2202026-04-2222026-04-2262026-04-22-2026-04-2202026-04-2242026-04-22-2026-04-2222026-04-2222026-04-22:2026-04-2222026-04-2202026-04-2222026-04-2262026-04-22-2026-04-2202026-04-2242026-04-22-2026-04-2222026-04-2222026-04-22p2026-04-2222026-04-2202026-04-2222026-04-2262026-04-22-2026-04-2202026-04-2242026-04-22-2026-04-2222026-04-2222026-04-22>2026-04-2222026-04-2202026-04-2222026-04-2262026-04-22-2026-04-2202026-04-2242026-04-22-2026-04-2222026-04-2222026-04-22<2026-04-2222026-04-2202026-04-2222026-04-2262026-04-22-2026-04-2202026-04-2242026-04-22-2026-04-2222026-04-2222026-04-22/2026-04-2222026-04-2202026-04-2222026-04-2262026-04-22-2026-04-2202026-04-2242026-04-22-2026-04-2222026-04-2222026-04-22w2026-04-2222026-04-2202026-04-2222026-04-2262026-04-22-2026-04-2202026-04-2242026-04-22-2026-04-2222026-04-2222026-04-22:2026-04-2222026-04-2202026-04-2222026-04-2262026-04-22-2026-04-2202026-04-2242026-04-22-2026-04-2222026-04-2222026-04-22t2026-04-2222026-04-2202026-04-2222026-04-2262026-04-22-2026-04-2202026-04-2242026-04-22-2026-04-2222026-04-2222026-04-22c2026-04-2222026-04-2202026-04-2222026-04-2262026-04-22-2026-04-2202026-04-2242026-04-22-2026-04-2222026-04-2222026-04-22>2026-04-2222026-04-2202026-04-2222026-04-2262026-04-22-2026-04-2202026-04-2242026-04-22-2026-04-2222026-04-2222026-04-22<2026-04-2222026-04-2202026-04-2222026-04-2262026-04-22-2026-04-2202026-04-2242026-04-22-2026-04-2222026-04-2222026-04-22w2026-04-2222026-04-2202026-04-2222026-04-2262026-04-22-2026-04-2202026-04-2242026-04-22-2026-04-2222026-04-2222026-04-22:2026-04-2222026-04-2202026-04-2222026-04-2262026-04-22-2026-04-2202026-04-2242026-04-22-2026-04-2222026-04-2222026-04-22t2026-04-2222026-04-2202026-04-2222026-04-2262026-04-22-2026-04-2202026-04-2242026-04-22-2026-04-2222026-04-2222026-04-22c2026-04-2222026-04-2202026-04-2222026-04-2262026-04-22-2026-04-2202026-04-2242026-04-22-2026-04-2222026-04-2222026-04-22>2026-04-2222026-04-2202026-04-2222026-04-2262026-04-22-2026-04-2202026-04-2242026-04-22-2026-04-2222026-04-2222026-04-22<2026-04-2222026-04-2202026-04-2222026-04-2262026-04-22-2026-04-2202026-04-2242026-04-22-2026-04-2222026-04-2222026-04-22w2026-04-2222026-04-2202026-04-2222026-04-2262026-04-22-2026-04-2202026-04-2242026-04-22-2026-04-2222026-04-2222026-04-22:2026-04-2222026-04-2202026-04-2222026-04-2262026-04-22-2026-04-2202026-04-2242026-04-22-2026-04-2222026-04-2222026-04-22t2026-04-2222026-04-2202026-04-2222026-04-2262026-04-22-2026-04-2202026-04-2242026-04-22-2026-04-2222026-04-2222026-04-22c2026-04-2222026-04-2202026-04-2222026-04-2262026-04-22-2026-04-2202026-04-2242026-04-22-2026-04-2222026-04-2222026-04-22P2026-04-2222026-04-2202026-04-2222026-04-2262026-04-22-2026-04-2202026-04-2242026-04-22-2026-04-2222026-04-2222026-04-22r2026-04-2222026-04-2202026-04-2222026-04-2262026-04-22-2026-04-2202026-04-2242026-04-22-2026-04-2222026-04-2222026-04-22>2026-04-2222026-04-2202026-04-2222026-04-2262026-04-22-2026-04-2202026-04-2242026-04-22-2026-04-2222026-04-2222026-04-22<2026-04-2222026-04-2202026-04-2222026-04-2262026-04-22-2026-04-2202026-04-2242026-04-22-2026-04-2222026-04-2222026-04-22w2026-04-2222026-04-2202026-04-2222026-04-2262026-04-22-2026-04-2202026-04-2242026-04-22-2026-04-2222026-04-2222026-04-22:2026-04-2222026-04-2202026-04-2222026-04-2262026-04-22-2026-04-2202026-04-2242026-04-22-2026-04-2222026-04-2222026-04-22t2026-04-2222026-04-2202026-04-2222026-04-2262026-04-22-2026-04-2202026-04-2242026-04-22-2026-04-2222026-04-2222026-04-22c2026-04-2222026-04-2202026-04-2222026-04-2262026-04-22-2026-04-2202026-04-2242026-04-22-2026-04-2222026-04-2222026-04-22W2026-04-2222026-04-2202026-04-2222026-04-2262026-04-22-2026-04-2202026-04-2242026-04-22-2026-04-2222026-04-2222026-04-22 2026-04-2222026-04-2202026-04-2222026-04-2262026-04-22-2026-04-2202026-04-2242026-04-22-2026-04-2222026-04-2222026-04-22w2026-04-2222026-04-2202026-04-2222026-04-2262026-04-22-2026-04-2202026-04-2242026-04-22-2026-04-2222026-04-2222026-04-22:2026-04-2222026-04-2202026-04-2222026-04-2262026-04-22-2026-04-2202026-04-2242026-04-22-2026-04-2222026-04-2222026-04-22t2026-04-2222026-04-2202026-04-2222026-04-2262026-04-22-2026-04-2202026-04-2242026-04-22-2026-04-2222026-04-2222026-04-22y2026-04-2222026-04-2202026-04-2222026-04-2262026-04-22-2026-04-2202026-04-2242026-04-22-2026-04-2222026-04-2222026-04-22p2026-04-2222026-04-2202026-04-2222026-04-2262026-04-22-2026-04-2202026-04-2242026-04-22-2026-04-2222026-04-2222026-04-22e2026-04-2222026-04-2202026-04-2222026-04-2262026-04-22-2026-04-2202026-04-2242026-04-22-2026-04-2222026-04-2222026-04-22=2026-04-2222026-04-2202026-04-2222026-04-2262026-04-22-2026-04-2202026-04-2242026-04-22-2026-04-2222026-04-2222026-04-22"2026-04-2222026-04-2202026-04-2222026-04-2262026-04-22-2026-04-2202026-04-2242026-04-22-2026-04-2222026-04-2222026-04-22d2026-04-2222026-04-2202026-04-2222026-04-2262026-04-22-2026-04-2202026-04-2242026-04-22-2026-04-2222026-04-2222026-04-22x2026-04-2222026-04-2202026-04-2222026-04-2262026-04-22-2026-04-2202026-04-2242026-04-22-2026-04-2222026-04-2222026-04-22a2026-04-2222026-04-2202026-04-2222026-04-2262026-04-22-2026-04-2202026-04-2242026-04-22-2026-04-2222026-04-2222026-04-22"2026-04-2222026-04-2202026-04-2222026-04-2262026-04-22-2026-04-2202026-04-2242026-04-22-2026-04-2222026-04-2222026-04-22 2026-04-2222026-04-2202026-04-2222026-04-2262026-04-22-2026-04-2202026-04-2242026-04-22-2026-04-2222026-04-2222026-04-22w2026-04-2222026-04-2202026-04-2222026-04-2262026-04-22-2026-04-2202026-04-2242026-04-22-2026-04-2222026-04-2222026-04-22:2026-04-2222026-04-2202026-04-2222026-04-2262026-04-22-2026-04-2202026-04-2242026-04-22-2026-04-2222026-04-2222026-04-22w2026-04-2222026-04-2202026-04-2222026-04-2262026-04-22-2026-04-2202026-04-2242026-04-22-2026-04-2222026-04-2222026-04-22=2026-04-2222026-04-2202026-04-2222026-04-2262026-04-22-2026-04-2202026-04-2242026-04-22-2026-04-2222026-04-2222026-04-22"2026-04-2222026-04-2202026-04-2222026-04-2262026-04-22-2026-04-2202026-04-2242026-04-22-2026-04-2222026-04-2222026-04-2222026-04-2222026-04-2202026-04-2222026-04-2262026-04-22-2026-04-2202026-04-2242026-04-22-2026-04-2222026-04-2222026-04-2282026-04-2222026-04-2202026-04-2222026-04-2262026-04-22-2026-04-2202026-04-2242026-04-22-2026-04-2222026-04-2222026-04-2282026-04-2222026-04-2202026-04-2222026-04-2262026-04-22-2026-04-2202026-04-2242026-04-22-2026-04-2222026-04-2222026-04-2202026-04-2222026-04-2202026-04-2222026-04-2262026-04-22-2026-04-2202026-04-2242026-04-22-2026-04-2222026-04-2222026-04-22"2026-04-2222026-04-2202026-04-2222026-04-2262026-04-22-2026-04-2202026-04-2242026-04-22-2026-04-2222026-04-2222026-04-22/2026-04-2222026-04-2202026-04-2222026-04-2262026-04-22-2026-04-2202026-04-2242026-04-22-2026-04-2222026-04-2222026-04-22>2026-04-2222026-04-2202026-04-2222026-04-2262026-04-22-2026-04-2202026-04-2242026-04-22-2026-04-2222026-04-2222026-04-22<2026-04-2222026-04-2202026-04-2222026-04-2262026-04-22-2026-04-2202026-04-2242026-04-22-2026-04-2222026-04-2222026-04-22/2026-04-2222026-04-2202026-04-2222026-04-2262026-04-22-2026-04-2202026-04-2242026-04-22-2026-04-2222026-04-2222026-04-22w2026-04-2222026-04-2202026-04-2222026-04-2262026-04-22-2026-04-2202026-04-2242026-04-22-2026-04-2222026-04-2222026-04-22:2026-04-2222026-04-2202026-04-2222026-04-2262026-04-22-2026-04-2202026-04-2242026-04-22-2026-04-2222026-04-2222026-04-22t2026-04-2222026-04-2202026-04-2222026-04-2262026-04-22-2026-04-2202026-04-2242026-04-22-2026-04-2222026-04-2222026-04-22c2026-04-2222026-04-2202026-04-2222026-04-2262026-04-22-2026-04-2202026-04-2242026-04-22-2026-04-2222026-04-2222026-04-22P2026-04-2222026-04-2202026-04-2222026-04-2262026-04-22-2026-04-2202026-04-2242026-04-22-2026-04-2222026-04-2222026-04-22r2026-04-2222026-04-2202026-04-2222026-04-2262026-04-22-2026-04-2202026-04-2242026-04-22-2026-04-2222026-04-2222026-04-22>2026-04-2222026-04-2202026-04-2222026-04-2262026-04-22-2026-04-2202026-04-2242026-04-22-2026-04-2222026-04-2222026-04-22<2026-04-2222026-04-2202026-04-2222026-04-2262026-04-22-2026-04-2202026-04-2242026-04-22-2026-04-2222026-04-2222026-04-22w2026-04-2222026-04-2202026-04-2222026-04-2262026-04-22-2026-04-2202026-04-2242026-04-22-2026-04-2222026-04-2222026-04-22:2026-04-2222026-04-2202026-04-2222026-04-2262026-04-22-2026-04-2202026-04-2242026-04-22-2026-04-2222026-04-2222026-04-22p2026-04-2222026-04-2202026-04-2222026-04-2262026-04-22-2026-04-2202026-04-2242026-04-22-2026-04-2222026-04-2222026-04-22>2026-04-2222026-04-2202026-04-2222026-04-2262026-04-22-2026-04-2202026-04-2242026-04-22-2026-04-2222026-04-2222026-04-22<2026-04-2222026-04-2202026-04-2222026-04-2262026-04-22-2026-04-2202026-04-2242026-04-22-2026-04-2222026-04-2222026-04-22w2026-04-2222026-04-2202026-04-2222026-04-2262026-04-22-2026-04-2202026-04-2242026-04-22-2026-04-2222026-04-2222026-04-22:2026-04-2222026-04-2202026-04-2222026-04-2262026-04-22-2026-04-2202026-04-2242026-04-22-2026-04-2222026-04-2222026-04-22r2026-04-2222026-04-2202026-04-2222026-04-2262026-04-22-2026-04-2202026-04-2242026-04-22-2026-04-2222026-04-2222026-04-22>2026-04-2222026-04-2202026-04-2222026-04-2262026-04-22-2026-04-2202026-04-2242026-04-22-2026-04-2222026-04-2222026-04-22<2026-04-2222026-04-2202026-04-2222026-04-2262026-04-22-2026-04-2202026-04-2242026-04-22-2026-04-2222026-04-2222026-04-22w2026-04-2222026-04-2202026-04-2222026-04-2262026-04-22-2026-04-2202026-04-2242026-04-22-2026-04-2222026-04-2222026-04-22:2026-04-2222026-04-2202026-04-2222026-04-2262026-04-22-2026-04-2202026-04-2242026-04-22-2026-04-2222026-04-2222026-04-22t2026-04-2222026-04-2202026-04-2222026-04-2262026-04-22-2026-04-2202026-04-2242026-04-22-2026-04-2222026-04-2222026-04-22>2026-04-2222026-04-2202026-04-2222026-04-2262026-04-22-2026-04-2202026-04-2242026-04-22-2026-04-2222026-04-2222026-04-22{2026-04-2222026-04-2202026-04-2222026-04-2262026-04-22-2026-04-2202026-04-2242026-04-22-2026-04-2222026-04-2222026-04-22{2026-04-2222026-04-2202026-04-2222026-04-2262026-04-22-2026-04-2202026-04-2242026-04-22-2026-04-2222026-04-2222026-04-22R2026-04-2222026-04-2202026-04-2222026-04-2262026-04-22-2026-04-2202026-04-2242026-04-22-2026-04-2222026-04-2222026-04-22O2026-04-2222026-04-2202026-04-2222026-04-2262026-04-22-2026-04-2202026-04-2242026-04-22-2026-04-2222026-04-2222026-04-22W2026-04-2222026-04-2202026-04-2222026-04-2262026-04-22-2026-04-2202026-04-2242026-04-22-2026-04-2222026-04-2222026-04-2212026-04-2222026-04-2202026-04-2222026-04-2262026-04-22-2026-04-2202026-04-2242026-04-22-2026-04-2222026-04-2222026-04-22_2026-04-2222026-04-2202026-04-2222026-04-2262026-04-22-2026-04-2202026-04-2242026-04-22-2026-04-2222026-04-2222026-04-22K2026-04-2222026-04-2202026-04-2222026-04-2262026-04-22-2026-04-2202026-04-2242026-04-22-2026-04-2222026-04-2222026-04-22E2026-04-2222026-04-2202026-04-2222026-04-2262026-04-22-2026-04-2202026-04-2242026-04-22-2026-04-2222026-04-2222026-04-22Y2026-04-2222026-04-2202026-04-2222026-04-2262026-04-22-2026-04-2202026-04-2242026-04-22-2026-04-2222026-04-2222026-04-22W2026-04-2222026-04-2202026-04-2222026-04-2262026-04-22-2026-04-2202026-04-2242026-04-22-2026-04-2222026-04-2222026-04-22O2026-04-2222026-04-2202026-04-2222026-04-2262026-04-22-2026-04-2202026-04-2242026-04-22-2026-04-2222026-04-2222026-04-22R2026-04-2222026-04-2202026-04-2222026-04-2262026-04-22-2026-04-2202026-04-2242026-04-22-2026-04-2222026-04-2222026-04-22D2026-04-2222026-04-2202026-04-2222026-04-2262026-04-22-2026-04-2202026-04-2242026-04-22-2026-04-2222026-04-2222026-04-22}2026-04-2222026-04-2202026-04-2222026-04-2262026-04-22-2026-04-2202026-04-2242026-04-22-2026-04-2222026-04-2222026-04-22}2026-04-2222026-04-2202026-04-2222026-04-2262026-04-22-2026-04-2202026-04-2242026-04-22-2026-04-2222026-04-2222026-04-22<2026-04-2222026-04-2202026-04-2222026-04-2262026-04-22-2026-04-2202026-04-2242026-04-22-2026-04-2222026-04-2222026-04-22/2026-04-2222026-04-2202026-04-2222026-04-2262026-04-22-2026-04-2202026-04-2242026-04-22-2026-04-2222026-04-2222026-04-22w2026-04-2222026-04-2202026-04-2222026-04-2262026-04-22-2026-04-2202026-04-2242026-04-22-2026-04-2222026-04-2222026-04-22:2026-04-2222026-04-2202026-04-2222026-04-2262026-04-22-2026-04-2202026-04-2242026-04-22-2026-04-2222026-04-2222026-04-22t2026-04-2222026-04-2202026-04-2222026-04-2262026-04-22-2026-04-2202026-04-2242026-04-22-2026-04-2222026-04-2222026-04-22>2026-04-2222026-04-2202026-04-2222026-04-2262026-04-22-2026-04-2202026-04-2242026-04-22-2026-04-2222026-04-2222026-04-22<2026-04-2222026-04-2202026-04-2222026-04-2262026-04-22-2026-04-2202026-04-2242026-04-22-2026-04-2222026-04-2222026-04-22/2026-04-2222026-04-2202026-04-2222026-04-2262026-04-22-2026-04-2202026-04-2242026-04-22-2026-04-2222026-04-2222026-04-22w2026-04-2222026-04-2202026-04-2222026-04-2262026-04-22-2026-04-2202026-04-2242026-04-22-2026-04-2222026-04-2222026-04-22:2026-04-2222026-04-2202026-04-2222026-04-2262026-04-22-2026-04-2202026-04-2242026-04-22-2026-04-2222026-04-2222026-04-22r2026-04-2222026-04-2202026-04-2222026-04-2262026-04-22-2026-04-2202026-04-2242026-04-22-2026-04-2222026-04-2222026-04-22>2026-04-2222026-04-2202026-04-2222026-04-2262026-04-22-2026-04-2202026-04-2242026-04-22-2026-04-2222026-04-2222026-04-22<2026-04-2222026-04-2202026-04-2222026-04-2262026-04-22-2026-04-2202026-04-2242026-04-22-2026-04-2222026-04-2222026-04-22/2026-04-2222026-04-2202026-04-2222026-04-2262026-04-22-2026-04-2202026-04-2242026-04-22-2026-04-2222026-04-2222026-04-22w2026-04-2222026-04-2202026-04-2222026-04-2262026-04-22-2026-04-2202026-04-2242026-04-22-2026-04-2222026-04-2222026-04-22:2026-04-2222026-04-2202026-04-2222026-04-2262026-04-22-2026-04-2202026-04-2242026-04-22-2026-04-2222026-04-2222026-04-22p2026-04-2222026-04-2202026-04-2222026-04-2262026-04-22-2026-04-2202026-04-2242026-04-22-2026-04-2222026-04-2222026-04-22>2026-04-2222026-04-2202026-04-2222026-04-2262026-04-22-2026-04-2202026-04-2242026-04-22-2026-04-2222026-04-2222026-04-22<2026-04-2222026-04-2202026-04-2222026-04-2262026-04-22-2026-04-2202026-04-2242026-04-22-2026-04-2222026-04-2222026-04-22/2026-04-2222026-04-2202026-04-2222026-04-2262026-04-22-2026-04-2202026-04-2242026-04-22-2026-04-2222026-04-2222026-04-22w2026-04-2222026-04-2202026-04-2222026-04-2262026-04-22-2026-04-2202026-04-2242026-04-22-2026-04-2222026-04-2222026-04-22:2026-04-2222026-04-2202026-04-2222026-04-2262026-04-22-2026-04-2202026-04-2242026-04-22-2026-04-2222026-04-2222026-04-22t2026-04-2222026-04-2202026-04-2222026-04-2262026-04-22-2026-04-2202026-04-2242026-04-22-2026-04-2222026-04-2222026-04-22c2026-04-2222026-04-2202026-04-2222026-04-2262026-04-22-2026-04-2202026-04-2242026-04-22-2026-04-2222026-04-2222026-04-22>2026-04-2222026-04-2202026-04-2222026-04-2262026-04-22-2026-04-2202026-04-2242026-04-22-2026-04-2222026-04-2222026-04-22<2026-04-2222026-04-2202026-04-2222026-04-2262026-04-22-2026-04-2202026-04-2242026-04-22-2026-04-2222026-04-2222026-04-22w2026-04-2222026-04-2202026-04-2222026-04-2262026-04-22-2026-04-2202026-04-2242026-04-22-2026-04-2222026-04-2222026-04-22:2026-04-2222026-04-2202026-04-2222026-04-2262026-04-22-2026-04-2202026-04-2242026-04-22-2026-04-2222026-04-2222026-04-22t2026-04-2222026-04-2202026-04-2222026-04-2262026-04-22-2026-04-2202026-04-2242026-04-22-2026-04-2222026-04-2222026-04-22c2026-04-2222026-04-2202026-04-2222026-04-2262026-04-22-2026-04-2202026-04-2242026-04-22-2026-04-2222026-04-2222026-04-22>2026-04-2222026-04-2202026-04-2222026-04-2262026-04-22-2026-04-2202026-04-2242026-04-22-2026-04-2222026-04-2222026-04-22<2026-04-2222026-04-2202026-04-2222026-04-2262026-04-22-2026-04-2202026-04-2242026-04-22-2026-04-2222026-04-2222026-04-22w2026-04-2222026-04-2202026-04-2222026-04-2262026-04-22-2026-04-2202026-04-2242026-04-22-2026-04-2222026-04-2222026-04-22:2026-04-2222026-04-2202026-04-2222026-04-2262026-04-22-2026-04-2202026-04-2242026-04-22-2026-04-2222026-04-2222026-04-22t2026-04-2222026-04-2202026-04-2222026-04-2262026-04-22-2026-04-2202026-04-2242026-04-22-2026-04-2222026-04-2222026-04-22c2026-04-2222026-04-2202026-04-2222026-04-2262026-04-22-2026-04-2202026-04-2242026-04-22-2026-04-2222026-04-2222026-04-22P2026-04-2222026-04-2202026-04-2222026-04-2262026-04-22-2026-04-2202026-04-2242026-04-22-2026-04-2222026-04-2222026-04-22r2026-04-2222026-04-2202026-04-2222026-04-2262026-04-22-2026-04-2202026-04-2242026-04-22-2026-04-2222026-04-2222026-04-22>2026-04-2222026-04-2202026-04-2222026-04-2262026-04-22-2026-04-2202026-04-2242026-04-22-2026-04-2222026-04-2222026-04-22<2026-04-2222026-04-2202026-04-2222026-04-2262026-04-22-2026-04-2202026-04-2242026-04-22-2026-04-2222026-04-2222026-04-22w2026-04-2222026-04-2202026-04-2222026-04-2262026-04-22-2026-04-2202026-04-2242026-04-22-2026-04-2222026-04-2222026-04-22:2026-04-2222026-04-2202026-04-2222026-04-2262026-04-22-2026-04-2202026-04-2242026-04-22-2026-04-2222026-04-2222026-04-22t2026-04-2222026-04-2202026-04-2222026-04-2262026-04-22-2026-04-2202026-04-2242026-04-22-2026-04-2222026-04-2222026-04-22c2026-04-2222026-04-2202026-04-2222026-04-2262026-04-22-2026-04-2202026-04-2242026-04-22-2026-04-2222026-04-2222026-04-22W2026-04-2222026-04-2202026-04-2222026-04-2262026-04-22-2026-04-2202026-04-2242026-04-22-2026-04-2222026-04-2222026-04-22 2026-04-2222026-04-2202026-04-2222026-04-2262026-04-22-2026-04-2202026-04-2242026-04-22-2026-04-2222026-04-2222026-04-22w2026-04-2222026-04-2202026-04-2222026-04-2262026-04-22-2026-04-2202026-04-2242026-04-22-2026-04-2222026-04-2222026-04-22:2026-04-2222026-04-2202026-04-2222026-04-2262026-04-22-2026-04-2202026-04-2242026-04-22-2026-04-2222026-04-2222026-04-22t2026-04-2222026-04-2202026-04-2222026-04-2262026-04-22-2026-04-2202026-04-2242026-04-22-2026-04-2222026-04-2222026-04-22y2026-04-2222026-04-2202026-04-2222026-04-2262026-04-22-2026-04-2202026-04-2242026-04-22-2026-04-2222026-04-2222026-04-22p2026-04-2222026-04-2202026-04-2222026-04-2262026-04-22-2026-04-2202026-04-2242026-04-22-2026-04-2222026-04-2222026-04-22e2026-04-2222026-04-2202026-04-2222026-04-2262026-04-22-2026-04-2202026-04-2242026-04-22-2026-04-2222026-04-2222026-04-22=2026-04-2222026-04-2202026-04-2222026-04-2262026-04-22-2026-04-2202026-04-2242026-04-22-2026-04-2222026-04-2222026-04-22"2026-04-2222026-04-2202026-04-2222026-04-2262026-04-22-2026-04-2202026-04-2242026-04-22-2026-04-2222026-04-2222026-04-22d2026-04-2222026-04-2202026-04-2222026-04-2262026-04-22-2026-04-2202026-04-2242026-04-22-2026-04-2222026-04-2222026-04-22x2026-04-2222026-04-2202026-04-2222026-04-2262026-04-22-2026-04-2202026-04-2242026-04-22-2026-04-2222026-04-2222026-04-22a2026-04-2222026-04-2202026-04-2222026-04-2262026-04-22-2026-04-2202026-04-2242026-04-22-2026-04-2222026-04-2222026-04-22"2026-04-2222026-04-2202026-04-2222026-04-2262026-04-22-2026-04-2202026-04-2242026-04-22-2026-04-2222026-04-2222026-04-22 2026-04-2222026-04-2202026-04-2222026-04-2262026-04-22-2026-04-2202026-04-2242026-04-22-2026-04-2222026-04-2222026-04-22w2026-04-2222026-04-2202026-04-2222026-04-2262026-04-22-2026-04-2202026-04-2242026-04-22-2026-04-2222026-04-2222026-04-22:2026-04-2222026-04-2202026-04-2222026-04-2262026-04-22-2026-04-2202026-04-2242026-04-22-2026-04-2222026-04-2222026-04-22w2026-04-2222026-04-2202026-04-2222026-04-2262026-04-22-2026-04-2202026-04-2242026-04-22-2026-04-2222026-04-2222026-04-22=2026-04-2222026-04-2202026-04-2222026-04-2262026-04-22-2026-04-2202026-04-2242026-04-22-2026-04-2222026-04-2222026-04-22"2026-04-2222026-04-2202026-04-2222026-04-2262026-04-22-2026-04-2202026-04-2242026-04-22-2026-04-2222026-04-2222026-04-2222026-04-2222026-04-2202026-04-2222026-04-2262026-04-22-2026-04-2202026-04-2242026-04-22-2026-04-2222026-04-2222026-04-2282026-04-2222026-04-2202026-04-2222026-04-2262026-04-22-2026-04-2202026-04-2242026-04-22-2026-04-2222026-04-2222026-04-2282026-04-2222026-04-2202026-04-2222026-04-2262026-04-22-2026-04-2202026-04-2242026-04-22-2026-04-2222026-04-2222026-04-2202026-04-2222026-04-2202026-04-2222026-04-2262026-04-22-2026-04-2202026-04-2242026-04-22-2026-04-2222026-04-2222026-04-22"2026-04-2222026-04-2202026-04-2222026-04-2262026-04-22-2026-04-2202026-04-2242026-04-22-2026-04-2222026-04-2222026-04-22/2026-04-2222026-04-2202026-04-2222026-04-2262026-04-22-2026-04-2202026-04-2242026-04-22-2026-04-2222026-04-2222026-04-22>2026-04-2222026-04-2202026-04-2222026-04-2262026-04-22-2026-04-2202026-04-2242026-04-22-2026-04-2222026-04-2222026-04-22<2026-04-2222026-04-2202026-04-2222026-04-2262026-04-22-2026-04-2202026-04-2242026-04-22-2026-04-2222026-04-2222026-04-22/2026-04-2222026-04-2202026-04-2222026-04-2262026-04-22-2026-04-2202026-04-2242026-04-22-2026-04-2222026-04-2222026-04-22w2026-04-2222026-04-2202026-04-2222026-04-2262026-04-22-2026-04-2202026-04-2242026-04-22-2026-04-2222026-04-2222026-04-22:2026-04-2222026-04-2202026-04-2222026-04-2262026-04-22-2026-04-2202026-04-2242026-04-22-2026-04-2222026-04-2222026-04-22t2026-04-2222026-04-2202026-04-2222026-04-2262026-04-22-2026-04-2202026-04-2242026-04-22-2026-04-2222026-04-2222026-04-22c2026-04-2222026-04-2202026-04-2222026-04-2262026-04-22-2026-04-2202026-04-2242026-04-22-2026-04-2222026-04-2222026-04-22P2026-04-2222026-04-2202026-04-2222026-04-2262026-04-22-2026-04-2202026-04-2242026-04-22-2026-04-2222026-04-2222026-04-22r2026-04-2222026-04-2202026-04-2222026-04-2262026-04-22-2026-04-2202026-04-2242026-04-22-2026-04-2222026-04-2222026-04-22>2026-04-2222026-04-2202026-04-2222026-04-2262026-04-22-2026-04-2202026-04-2242026-04-22-2026-04-2222026-04-2222026-04-22<2026-04-2222026-04-2202026-04-2222026-04-2262026-04-22-2026-04-2202026-04-2242026-04-22-2026-04-2222026-04-2222026-04-22w2026-04-2222026-04-2202026-04-2222026-04-2262026-04-22-2026-04-2202026-04-2242026-04-22-2026-04-2222026-04-2222026-04-22:2026-04-2222026-04-2202026-04-2222026-04-2262026-04-22-2026-04-2202026-04-2242026-04-22-2026-04-2222026-04-2222026-04-22p2026-04-2222026-04-2202026-04-2222026-04-2262026-04-22-2026-04-2202026-04-2242026-04-22-2026-04-2222026-04-2222026-04-22>2026-04-2222026-04-2202026-04-2222026-04-2262026-04-22-2026-04-2202026-04-2242026-04-22-2026-04-2222026-04-2222026-04-22<2026-04-2222026-04-2202026-04-2222026-04-2262026-04-22-2026-04-2202026-04-2242026-04-22-2026-04-2222026-04-2222026-04-22w2026-04-2222026-04-2202026-04-2222026-04-2262026-04-22-2026-04-2202026-04-2242026-04-22-2026-04-2222026-04-2222026-04-22:2026-04-2222026-04-2202026-04-2222026-04-2262026-04-22-2026-04-2202026-04-2242026-04-22-2026-04-2222026-04-2222026-04-22r2026-04-2222026-04-2202026-04-2222026-04-2262026-04-22-2026-04-2202026-04-2242026-04-22-2026-04-2222026-04-2222026-04-22>2026-04-2222026-04-2202026-04-2222026-04-2262026-04-22-2026-04-2202026-04-2242026-04-22-2026-04-2222026-04-2222026-04-22<2026-04-2222026-04-2202026-04-2222026-04-2262026-04-22-2026-04-2202026-04-2242026-04-22-2026-04-2222026-04-2222026-04-22w2026-04-2222026-04-2202026-04-2222026-04-2262026-04-22-2026-04-2202026-04-2242026-04-22-2026-04-2222026-04-2222026-04-22:2026-04-2222026-04-2202026-04-2222026-04-2262026-04-22-2026-04-2202026-04-2242026-04-22-2026-04-2222026-04-2222026-04-22t2026-04-2222026-04-2202026-04-2222026-04-2262026-04-22-2026-04-2202026-04-2242026-04-22-2026-04-2222026-04-2222026-04-22>2026-04-2222026-04-2202026-04-2222026-04-2262026-04-22-2026-04-2202026-04-2242026-04-22-2026-04-2222026-04-2222026-04-22{2026-04-2222026-04-2202026-04-2222026-04-2262026-04-22-2026-04-2202026-04-2242026-04-22-2026-04-2222026-04-2222026-04-22{2026-04-2222026-04-2202026-04-2222026-04-2262026-04-22-2026-04-2202026-04-2242026-04-22-2026-04-2222026-04-2222026-04-22R2026-04-2222026-04-2202026-04-2222026-04-2262026-04-22-2026-04-2202026-04-2242026-04-22-2026-04-2222026-04-2222026-04-22O2026-04-2222026-04-2202026-04-2222026-04-2262026-04-22-2026-04-2202026-04-2242026-04-22-2026-04-2222026-04-2222026-04-22W2026-04-2222026-04-2202026-04-2222026-04-2262026-04-22-2026-04-2202026-04-2242026-04-22-2026-04-2222026-04-2222026-04-2212026-04-2222026-04-2202026-04-2222026-04-2262026-04-22-2026-04-2202026-04-2242026-04-22-2026-04-2222026-04-2222026-04-22_2026-04-2222026-04-2202026-04-2222026-04-2262026-04-22-2026-04-2202026-04-2242026-04-22-2026-04-2222026-04-2222026-04-22R2026-04-2222026-04-2202026-04-2222026-04-2262026-04-22-2026-04-2202026-04-2242026-04-22-2026-04-2222026-04-2222026-04-22E2026-04-2222026-04-2202026-04-2222026-04-2262026-04-22-2026-04-2202026-04-2242026-04-22-2026-04-2222026-04-2222026-04-22S2026-04-2222026-04-2202026-04-2222026-04-2262026-04-22-2026-04-2202026-04-2242026-04-22-2026-04-2222026-04-2222026-04-22U2026-04-2222026-04-2202026-04-2222026-04-2262026-04-22-2026-04-2202026-04-2242026-04-22-2026-04-2222026-04-2222026-04-22L2026-04-2222026-04-2202026-04-2222026-04-2262026-04-22-2026-04-2202026-04-2242026-04-22-2026-04-2222026-04-2222026-04-22T2026-04-2222026-04-2202026-04-2222026-04-2262026-04-22-2026-04-2202026-04-2242026-04-22-2026-04-2222026-04-2222026-04-22}2026-04-2222026-04-2202026-04-2222026-04-2262026-04-22-2026-04-2202026-04-2242026-04-22-2026-04-2222026-04-2222026-04-22}2026-04-2222026-04-2202026-04-2222026-04-2262026-04-22-2026-04-2202026-04-2242026-04-22-2026-04-2222026-04-2222026-04-22<2026-04-2222026-04-2202026-04-2222026-04-2262026-04-22-2026-04-2202026-04-2242026-04-22-2026-04-2222026-04-2222026-04-22/2026-04-2222026-04-2202026-04-2222026-04-2262026-04-22-2026-04-2202026-04-2242026-04-22-2026-04-2222026-04-2222026-04-22w2026-04-2222026-04-2202026-04-2222026-04-2262026-04-22-2026-04-2202026-04-2242026-04-22-2026-04-2222026-04-2222026-04-22:2026-04-2222026-04-2202026-04-2222026-04-2262026-04-22-2026-04-2202026-04-2242026-04-22-2026-04-2222026-04-2222026-04-22t2026-04-2222026-04-2202026-04-2222026-04-2262026-04-22-2026-04-2202026-04-2242026-04-22-2026-04-2222026-04-2222026-04-22>2026-04-2222026-04-2202026-04-2222026-04-2262026-04-22-2026-04-2202026-04-2242026-04-22-2026-04-2222026-04-2222026-04-22<2026-04-2222026-04-2202026-04-2222026-04-2262026-04-22-2026-04-2202026-04-2242026-04-22-2026-04-2222026-04-2222026-04-22/2026-04-2222026-04-2202026-04-2222026-04-2262026-04-22-2026-04-2202026-04-2242026-04-22-2026-04-2222026-04-2222026-04-22w2026-04-2222026-04-2202026-04-2222026-04-2262026-04-22-2026-04-2202026-04-2242026-04-22-2026-04-2222026-04-2222026-04-22:2026-04-2222026-04-2202026-04-2222026-04-2262026-04-22-2026-04-2202026-04-2242026-04-22-2026-04-2222026-04-2222026-04-22r2026-04-2222026-04-2202026-04-2222026-04-2262026-04-22-2026-04-2202026-04-2242026-04-22-2026-04-2222026-04-2222026-04-22>2026-04-2222026-04-2202026-04-2222026-04-2262026-04-22-2026-04-2202026-04-2242026-04-22-2026-04-2222026-04-2222026-04-22<2026-04-2222026-04-2202026-04-2222026-04-2262026-04-22-2026-04-2202026-04-2242026-04-22-2026-04-2222026-04-2222026-04-22/2026-04-2222026-04-2202026-04-2222026-04-2262026-04-22-2026-04-2202026-04-2242026-04-22-2026-04-2222026-04-2222026-04-22w2026-04-2222026-04-2202026-04-2222026-04-2262026-04-22-2026-04-2202026-04-2242026-04-22-2026-04-2222026-04-2222026-04-22:2026-04-2222026-04-2202026-04-2222026-04-2262026-04-22-2026-04-2202026-04-2242026-04-22-2026-04-2222026-04-2222026-04-22p2026-04-2222026-04-2202026-04-2222026-04-2262026-04-22-2026-04-2202026-04-2242026-04-22-2026-04-2222026-04-2222026-04-22>2026-04-2222026-04-2202026-04-2222026-04-2262026-04-22-2026-04-2202026-04-2242026-04-22-2026-04-2222026-04-2222026-04-22<2026-04-2222026-04-2202026-04-2222026-04-2262026-04-22-2026-04-2202026-04-2242026-04-22-2026-04-2222026-04-2222026-04-22/2026-04-2222026-04-2202026-04-2222026-04-2262026-04-22-2026-04-2202026-04-2242026-04-22-2026-04-2222026-04-2222026-04-22w2026-04-2222026-04-2202026-04-2222026-04-2262026-04-22-2026-04-2202026-04-2242026-04-22-2026-04-2222026-04-2222026-04-22:2026-04-2222026-04-2202026-04-2222026-04-2262026-04-22-2026-04-2202026-04-2242026-04-22-2026-04-2222026-04-2222026-04-22t2026-04-2222026-04-2202026-04-2222026-04-2262026-04-22-2026-04-2202026-04-2242026-04-22-2026-04-2222026-04-2222026-04-22c2026-04-2222026-04-2202026-04-2222026-04-2262026-04-22-2026-04-2202026-04-2242026-04-22-2026-04-2222026-04-2222026-04-22>2026-04-2222026-04-2202026-04-2222026-04-2262026-04-22-2026-04-2202026-04-2242026-04-22-2026-04-2222026-04-2222026-04-22<2026-04-2222026-04-2202026-04-2222026-04-2262026-04-22-2026-04-2202026-04-2242026-04-22-2026-04-2222026-04-2222026-04-22/2026-04-2222026-04-2202026-04-2222026-04-2262026-04-22-2026-04-2202026-04-2242026-04-22-2026-04-2222026-04-2222026-04-22w2026-04-2222026-04-2202026-04-2222026-04-2262026-04-22-2026-04-2202026-04-2242026-04-22-2026-04-2222026-04-2222026-04-22:2026-04-2222026-04-2202026-04-2222026-04-2262026-04-22-2026-04-2202026-04-2242026-04-22-2026-04-2222026-04-2222026-04-22t2026-04-2222026-04-2202026-04-2222026-04-2262026-04-22-2026-04-2202026-04-2242026-04-22-2026-04-2222026-04-2222026-04-22r2026-04-2222026-04-2202026-04-2222026-04-2262026-04-22-2026-04-2202026-04-2242026-04-22-2026-04-2222026-04-2222026-04-22>2026-04-2222026-04-2202026-04-2222026-04-2262026-04-22-2026-04-2202026-04-2242026-04-22-2026-04-2222026-04-2222026-04-22<2026-04-2222026-04-2202026-04-2222026-04-2262026-04-22-2026-04-2202026-04-2242026-04-22-2026-04-2222026-04-2222026-04-22w2026-04-2222026-04-2202026-04-2222026-04-2262026-04-22-2026-04-2202026-04-2242026-04-22-2026-04-2222026-04-2222026-04-22:2026-04-2222026-04-2202026-04-2222026-04-2262026-04-22-2026-04-2202026-04-2242026-04-22-2026-04-2222026-04-2222026-04-22t2026-04-2222026-04-2202026-04-2222026-04-2262026-04-22-2026-04-2202026-04-2242026-04-22-2026-04-2222026-04-2222026-04-22r2026-04-2222026-04-2202026-04-2222026-04-2262026-04-22-2026-04-2202026-04-2242026-04-22-2026-04-2222026-04-2222026-04-22>2026-04-2222026-04-2202026-04-2222026-04-2262026-04-22-2026-04-2202026-04-2242026-04-22-2026-04-2222026-04-2222026-04-22<2026-04-2222026-04-2202026-04-2222026-04-2262026-04-22-2026-04-2202026-04-2242026-04-22-2026-04-2222026-04-2222026-04-22w2026-04-2222026-04-2202026-04-2222026-04-2262026-04-22-2026-04-2202026-04-2242026-04-22-2026-04-2222026-04-2222026-04-22:2026-04-2222026-04-2202026-04-2222026-04-2262026-04-22-2026-04-2202026-04-2242026-04-22-2026-04-2222026-04-2222026-04-22t2026-04-2222026-04-2202026-04-2222026-04-2262026-04-22-2026-04-2202026-04-2242026-04-22-2026-04-2222026-04-2222026-04-22c2026-04-2222026-04-2202026-04-2222026-04-2262026-04-22-2026-04-2202026-04-2242026-04-22-2026-04-2222026-04-2222026-04-22>2026-04-2222026-04-2202026-04-2222026-04-2262026-04-22-2026-04-2202026-04-2242026-04-22-2026-04-2222026-04-2222026-04-22<2026-04-2222026-04-2202026-04-2222026-04-2262026-04-22-2026-04-2202026-04-2242026-04-22-2026-04-2222026-04-2222026-04-22w2026-04-2222026-04-2202026-04-2222026-04-2262026-04-22-2026-04-2202026-04-2242026-04-22-2026-04-2222026-04-2222026-04-22:2026-04-2222026-04-2202026-04-2222026-04-2262026-04-22-2026-04-2202026-04-2242026-04-22-2026-04-2222026-04-2222026-04-22t2026-04-2222026-04-2202026-04-2222026-04-2262026-04-22-2026-04-2202026-04-2242026-04-22-2026-04-2222026-04-2222026-04-22c2026-04-2222026-04-2202026-04-2222026-04-2262026-04-22-2026-04-2202026-04-2242026-04-22-2026-04-2222026-04-2222026-04-22P2026-04-2222026-04-2202026-04-2222026-04-2262026-04-22-2026-04-2202026-04-2242026-04-22-2026-04-2222026-04-2222026-04-22r2026-04-2222026-04-2202026-04-2222026-04-2262026-04-22-2026-04-2202026-04-2242026-04-22-2026-04-2222026-04-2222026-04-22>2026-04-2222026-04-2202026-04-2222026-04-2262026-04-22-2026-04-2202026-04-2242026-04-22-2026-04-2222026-04-2222026-04-22<2026-04-2222026-04-2202026-04-2222026-04-2262026-04-22-2026-04-2202026-04-2242026-04-22-2026-04-2222026-04-2222026-04-22w2026-04-2222026-04-2202026-04-2222026-04-2262026-04-22-2026-04-2202026-04-2242026-04-22-2026-04-2222026-04-2222026-04-22:2026-04-2222026-04-2202026-04-2222026-04-2262026-04-22-2026-04-2202026-04-2242026-04-22-2026-04-2222026-04-2222026-04-22t2026-04-2222026-04-2202026-04-2222026-04-2262026-04-22-2026-04-2202026-04-2242026-04-22-2026-04-2222026-04-2222026-04-22c2026-04-2222026-04-2202026-04-2222026-04-2262026-04-22-2026-04-2202026-04-2242026-04-22-2026-04-2222026-04-2222026-04-22W2026-04-2222026-04-2202026-04-2222026-04-2262026-04-22-2026-04-2202026-04-2242026-04-22-2026-04-2222026-04-2222026-04-22 2026-04-2222026-04-2202026-04-2222026-04-2262026-04-22-2026-04-2202026-04-2242026-04-22-2026-04-2222026-04-2222026-04-22w2026-04-2222026-04-2202026-04-2222026-04-2262026-04-22-2026-04-2202026-04-2242026-04-22-2026-04-2222026-04-2222026-04-22:2026-04-2222026-04-2202026-04-2222026-04-2262026-04-22-2026-04-2202026-04-2242026-04-22-2026-04-2222026-04-2222026-04-22t2026-04-2222026-04-2202026-04-2222026-04-2262026-04-22-2026-04-2202026-04-2242026-04-22-2026-04-2222026-04-2222026-04-22y2026-04-2222026-04-2202026-04-2222026-04-2262026-04-22-2026-04-2202026-04-2242026-04-22-2026-04-2222026-04-2222026-04-22p2026-04-2222026-04-2202026-04-2222026-04-2262026-04-22-2026-04-2202026-04-2242026-04-22-2026-04-2222026-04-2222026-04-22e2026-04-2222026-04-2202026-04-2222026-04-2262026-04-22-2026-04-2202026-04-2242026-04-22-2026-04-2222026-04-2222026-04-22=2026-04-2222026-04-2202026-04-2222026-04-2262026-04-22-2026-04-2202026-04-2242026-04-22-2026-04-2222026-04-2222026-04-22"2026-04-2222026-04-2202026-04-2222026-04-2262026-04-22-2026-04-2202026-04-2242026-04-22-2026-04-2222026-04-2222026-04-22d2026-04-2222026-04-2202026-04-2222026-04-2262026-04-22-2026-04-2202026-04-2242026-04-22-2026-04-2222026-04-2222026-04-22x2026-04-2222026-04-2202026-04-2222026-04-2262026-04-22-2026-04-2202026-04-2242026-04-22-2026-04-2222026-04-2222026-04-22a2026-04-2222026-04-2202026-04-2222026-04-2262026-04-22-2026-04-2202026-04-2242026-04-22-2026-04-2222026-04-2222026-04-22"2026-04-2222026-04-2202026-04-2222026-04-2262026-04-22-2026-04-2202026-04-2242026-04-22-2026-04-2222026-04-2222026-04-22 2026-04-2222026-04-2202026-04-2222026-04-2262026-04-22-2026-04-2202026-04-2242026-04-22-2026-04-2222026-04-2222026-04-22w2026-04-2222026-04-2202026-04-2222026-04-2262026-04-22-2026-04-2202026-04-2242026-04-22-2026-04-2222026-04-2222026-04-22:2026-04-2222026-04-2202026-04-2222026-04-2262026-04-22-2026-04-2202026-04-2242026-04-22-2026-04-2222026-04-2222026-04-22w2026-04-2222026-04-2202026-04-2222026-04-2262026-04-22-2026-04-2202026-04-2242026-04-22-2026-04-2222026-04-2222026-04-22=2026-04-2222026-04-2202026-04-2222026-04-2262026-04-22-2026-04-2202026-04-2242026-04-22-2026-04-2222026-04-2222026-04-22"2026-04-2222026-04-2202026-04-2222026-04-2262026-04-22-2026-04-2202026-04-2242026-04-22-2026-04-2222026-04-2222026-04-2222026-04-2222026-04-2202026-04-2222026-04-2262026-04-22-2026-04-2202026-04-2242026-04-22-2026-04-2222026-04-2222026-04-2282026-04-2222026-04-2202026-04-2222026-04-2262026-04-22-2026-04-2202026-04-2242026-04-22-2026-04-2222026-04-2222026-04-2282026-04-2222026-04-2202026-04-2222026-04-2262026-04-22-2026-04-2202026-04-2242026-04-22-2026-04-2222026-04-2222026-04-2202026-04-2222026-04-2202026-04-2222026-04-2262026-04-22-2026-04-2202026-04-2242026-04-22-2026-04-2222026-04-2222026-04-22"2026-04-2222026-04-2202026-04-2222026-04-2262026-04-22-2026-04-2202026-04-2242026-04-22-2026-04-2222026-04-2222026-04-22/2026-04-2222026-04-2202026-04-2222026-04-2262026-04-22-2026-04-2202026-04-2242026-04-22-2026-04-2222026-04-2222026-04-22>2026-04-2222026-04-2202026-04-2222026-04-2262026-04-22-2026-04-2202026-04-2242026-04-22-2026-04-2222026-04-2222026-04-22<2026-04-2222026-04-2202026-04-2222026-04-2262026-04-22-2026-04-2202026-04-2242026-04-22-2026-04-2222026-04-2222026-04-22/2026-04-2222026-04-2202026-04-2222026-04-2262026-04-22-2026-04-2202026-04-2242026-04-22-2026-04-2222026-04-2222026-04-22w2026-04-2222026-04-2202026-04-2222026-04-2262026-04-22-2026-04-2202026-04-2242026-04-22-2026-04-2222026-04-2222026-04-22:2026-04-2222026-04-2202026-04-2222026-04-2262026-04-22-2026-04-2202026-04-2242026-04-22-2026-04-2222026-04-2222026-04-22t2026-04-2222026-04-2202026-04-2222026-04-2262026-04-22-2026-04-2202026-04-2242026-04-22-2026-04-2222026-04-2222026-04-22c2026-04-2222026-04-2202026-04-2222026-04-2262026-04-22-2026-04-2202026-04-2242026-04-22-2026-04-2222026-04-2222026-04-22P2026-04-2222026-04-2202026-04-2222026-04-2262026-04-22-2026-04-2202026-04-2242026-04-22-2026-04-2222026-04-2222026-04-22r2026-04-2222026-04-2202026-04-2222026-04-2262026-04-22-2026-04-2202026-04-2242026-04-22-2026-04-2222026-04-2222026-04-22>2026-04-2222026-04-2202026-04-2222026-04-2262026-04-22-2026-04-2202026-04-2242026-04-22-2026-04-2222026-04-2222026-04-22<2026-04-2222026-04-2202026-04-2222026-04-2262026-04-22-2026-04-2202026-04-2242026-04-22-2026-04-2222026-04-2222026-04-22w2026-04-2222026-04-2202026-04-2222026-04-2262026-04-22-2026-04-2202026-04-2242026-04-22-2026-04-2222026-04-2222026-04-22:2026-04-2222026-04-2202026-04-2222026-04-2262026-04-22-2026-04-2202026-04-2242026-04-22-2026-04-2222026-04-2222026-04-22p2026-04-2222026-04-2202026-04-2222026-04-2262026-04-22-2026-04-2202026-04-2242026-04-22-2026-04-2222026-04-2222026-04-22>2026-04-2222026-04-2202026-04-2222026-04-2262026-04-22-2026-04-2202026-04-2242026-04-22-2026-04-2222026-04-2222026-04-22<2026-04-2222026-04-2202026-04-2222026-04-2262026-04-22-2026-04-2202026-04-2242026-04-22-2026-04-2222026-04-2222026-04-22w2026-04-2222026-04-2202026-04-2222026-04-2262026-04-22-2026-04-2202026-04-2242026-04-22-2026-04-2222026-04-2222026-04-22:2026-04-2222026-04-2202026-04-2222026-04-2262026-04-22-2026-04-2202026-04-2242026-04-22-2026-04-2222026-04-2222026-04-22r2026-04-2222026-04-2202026-04-2222026-04-2262026-04-22-2026-04-2202026-04-2242026-04-22-2026-04-2222026-04-2222026-04-22>2026-04-2222026-04-2202026-04-2222026-04-2262026-04-22-2026-04-2202026-04-2242026-04-22-2026-04-2222026-04-2222026-04-22<2026-04-2222026-04-2202026-04-2222026-04-2262026-04-22-2026-04-2202026-04-2242026-04-22-2026-04-2222026-04-2222026-04-22w2026-04-2222026-04-2202026-04-2222026-04-2262026-04-22-2026-04-2202026-04-2242026-04-22-2026-04-2222026-04-2222026-04-22:2026-04-2222026-04-2202026-04-2222026-04-2262026-04-22-2026-04-2202026-04-2242026-04-22-2026-04-2222026-04-2222026-04-22t2026-04-2222026-04-2202026-04-2222026-04-2262026-04-22-2026-04-2202026-04-2242026-04-22-2026-04-2222026-04-2222026-04-22>2026-04-2222026-04-2202026-04-2222026-04-2262026-04-22-2026-04-2202026-04-2242026-04-22-2026-04-2222026-04-2222026-04-22{2026-04-2222026-04-2202026-04-2222026-04-2262026-04-22-2026-04-2202026-04-2242026-04-22-2026-04-2222026-04-2222026-04-22{2026-04-2222026-04-2202026-04-2222026-04-2262026-04-22-2026-04-2202026-04-2242026-04-22-2026-04-2222026-04-2222026-04-22R2026-04-2222026-04-2202026-04-2222026-04-2262026-04-22-2026-04-2202026-04-2242026-04-22-2026-04-2222026-04-2222026-04-22O2026-04-2222026-04-2202026-04-2222026-04-2262026-04-22-2026-04-2202026-04-2242026-04-22-2026-04-2222026-04-2222026-04-22W2026-04-2222026-04-2202026-04-2222026-04-2262026-04-22-2026-04-2202026-04-2242026-04-22-2026-04-2222026-04-2222026-04-2222026-04-2222026-04-2202026-04-2222026-04-2262026-04-22-2026-04-2202026-04-2242026-04-22-2026-04-2222026-04-2222026-04-22_2026-04-2222026-04-2202026-04-2222026-04-2262026-04-22-2026-04-2202026-04-2242026-04-22-2026-04-2222026-04-2222026-04-22N2026-04-2222026-04-2202026-04-2222026-04-2262026-04-22-2026-04-2202026-04-2242026-04-22-2026-04-2222026-04-2222026-04-22U2026-04-2222026-04-2202026-04-2222026-04-2262026-04-22-2026-04-2202026-04-2242026-04-22-2026-04-2222026-04-2222026-04-22M2026-04-2222026-04-2202026-04-2222026-04-2262026-04-22-2026-04-2202026-04-2242026-04-22-2026-04-2222026-04-2222026-04-22}2026-04-2222026-04-2202026-04-2222026-04-2262026-04-22-2026-04-2202026-04-2242026-04-22-2026-04-2222026-04-2222026-04-22}2026-04-2222026-04-2202026-04-2222026-04-2262026-04-22-2026-04-2202026-04-2242026-04-22-2026-04-2222026-04-2222026-04-22<2026-04-2222026-04-2202026-04-2222026-04-2262026-04-22-2026-04-2202026-04-2242026-04-22-2026-04-2222026-04-2222026-04-22/2026-04-2222026-04-2202026-04-2222026-04-2262026-04-22-2026-04-2202026-04-2242026-04-22-2026-04-2222026-04-2222026-04-22w2026-04-2222026-04-2202026-04-2222026-04-2262026-04-22-2026-04-2202026-04-2242026-04-22-2026-04-2222026-04-2222026-04-22:2026-04-2222026-04-2202026-04-2222026-04-2262026-04-22-2026-04-2202026-04-2242026-04-22-2026-04-2222026-04-2222026-04-22t2026-04-2222026-04-2202026-04-2222026-04-2262026-04-22-2026-04-2202026-04-2242026-04-22-2026-04-2222026-04-2222026-04-22>2026-04-2222026-04-2202026-04-2222026-04-2262026-04-22-2026-04-2202026-04-2242026-04-22-2026-04-2222026-04-2222026-04-22<2026-04-2222026-04-2202026-04-2222026-04-2262026-04-22-2026-04-2202026-04-2242026-04-22-2026-04-2222026-04-2222026-04-22/2026-04-2222026-04-2202026-04-2222026-04-2262026-04-22-2026-04-2202026-04-2242026-04-22-2026-04-2222026-04-2222026-04-22w2026-04-2222026-04-2202026-04-2222026-04-2262026-04-22-2026-04-2202026-04-2242026-04-22-2026-04-2222026-04-2222026-04-22:2026-04-2222026-04-2202026-04-2222026-04-2262026-04-22-2026-04-2202026-04-2242026-04-22-2026-04-2222026-04-2222026-04-22r2026-04-2222026-04-2202026-04-2222026-04-2262026-04-22-2026-04-2202026-04-2242026-04-22-2026-04-2222026-04-2222026-04-22>2026-04-2222026-04-2202026-04-2222026-04-2262026-04-22-2026-04-2202026-04-2242026-04-22-2026-04-2222026-04-2222026-04-22<2026-04-2222026-04-2202026-04-2222026-04-2262026-04-22-2026-04-2202026-04-2242026-04-22-2026-04-2222026-04-2222026-04-22/2026-04-2222026-04-2202026-04-2222026-04-2262026-04-22-2026-04-2202026-04-2242026-04-22-2026-04-2222026-04-2222026-04-22w2026-04-2222026-04-2202026-04-2222026-04-2262026-04-22-2026-04-2202026-04-2242026-04-22-2026-04-2222026-04-2222026-04-22:2026-04-2222026-04-2202026-04-2222026-04-2262026-04-22-2026-04-2202026-04-2242026-04-22-2026-04-2222026-04-2222026-04-22p2026-04-2222026-04-2202026-04-2222026-04-2262026-04-22-2026-04-2202026-04-2242026-04-22-2026-04-2222026-04-2222026-04-22>2026-04-2222026-04-2202026-04-2222026-04-2262026-04-22-2026-04-2202026-04-2242026-04-22-2026-04-2222026-04-2222026-04-22<2026-04-2222026-04-2202026-04-2222026-04-2262026-04-22-2026-04-2202026-04-2242026-04-22-2026-04-2222026-04-2222026-04-22/2026-04-2222026-04-2202026-04-2222026-04-2262026-04-22-2026-04-2202026-04-2242026-04-22-2026-04-2222026-04-2222026-04-22w2026-04-2222026-04-2202026-04-2222026-04-2262026-04-22-2026-04-2202026-04-2242026-04-22-2026-04-2222026-04-2222026-04-22:2026-04-2222026-04-2202026-04-2222026-04-2262026-04-22-2026-04-2202026-04-2242026-04-22-2026-04-2222026-04-2222026-04-22t2026-04-2222026-04-2202026-04-2222026-04-2262026-04-22-2026-04-2202026-04-2242026-04-22-2026-04-2222026-04-2222026-04-22c2026-04-2222026-04-2202026-04-2222026-04-2262026-04-22-2026-04-2202026-04-2242026-04-22-2026-04-2222026-04-2222026-04-22>2026-04-2222026-04-2202026-04-2222026-04-2262026-04-22-2026-04-2202026-04-2242026-04-22-2026-04-2222026-04-2222026-04-22<2026-04-2222026-04-2202026-04-2222026-04-2262026-04-22-2026-04-2202026-04-2242026-04-22-2026-04-2222026-04-2222026-04-22w2026-04-2222026-04-2202026-04-2222026-04-2262026-04-22-2026-04-2202026-04-2242026-04-22-2026-04-2222026-04-2222026-04-22:2026-04-2222026-04-2202026-04-2222026-04-2262026-04-22-2026-04-2202026-04-2242026-04-22-2026-04-2222026-04-2222026-04-22t2026-04-2222026-04-2202026-04-2222026-04-2262026-04-22-2026-04-2202026-04-2242026-04-22-2026-04-2222026-04-2222026-04-22c2026-04-2222026-04-2202026-04-2222026-04-2262026-04-22-2026-04-2202026-04-2242026-04-22-2026-04-2222026-04-2222026-04-22>2026-04-2222026-04-2202026-04-2222026-04-2262026-04-22-2026-04-2202026-04-2242026-04-22-2026-04-2222026-04-2222026-04-22<2026-04-2222026-04-2202026-04-2222026-04-2262026-04-22-2026-04-2202026-04-2242026-04-22-2026-04-2222026-04-2222026-04-22w2026-04-2222026-04-2202026-04-2222026-04-2262026-04-22-2026-04-2202026-04-2242026-04-22-2026-04-2222026-04-2222026-04-22:2026-04-2222026-04-2202026-04-2222026-04-2262026-04-22-2026-04-2202026-04-2242026-04-22-2026-04-2222026-04-2222026-04-22t2026-04-2222026-04-2202026-04-2222026-04-2262026-04-22-2026-04-2202026-04-2242026-04-22-2026-04-2222026-04-2222026-04-22c2026-04-2222026-04-2202026-04-2222026-04-2262026-04-22-2026-04-2202026-04-2242026-04-22-2026-04-2222026-04-2222026-04-22P2026-04-2222026-04-2202026-04-2222026-04-2262026-04-22-2026-04-2202026-04-2242026-04-22-2026-04-2222026-04-2222026-04-22r2026-04-2222026-04-2202026-04-2222026-04-2262026-04-22-2026-04-2202026-04-2242026-04-22-2026-04-2222026-04-2222026-04-22>2026-04-2222026-04-2202026-04-2222026-04-2262026-04-22-2026-04-2202026-04-2242026-04-22-2026-04-2222026-04-2222026-04-22<2026-04-2222026-04-2202026-04-2222026-04-2262026-04-22-2026-04-2202026-04-2242026-04-22-2026-04-2222026-04-2222026-04-22w2026-04-2222026-04-2202026-04-2222026-04-2262026-04-22-2026-04-2202026-04-2242026-04-22-2026-04-2222026-04-2222026-04-22:2026-04-2222026-04-2202026-04-2222026-04-2262026-04-22-2026-04-2202026-04-2242026-04-22-2026-04-2222026-04-2222026-04-22t2026-04-2222026-04-2202026-04-2222026-04-2262026-04-22-2026-04-2202026-04-2242026-04-22-2026-04-2222026-04-2222026-04-22c2026-04-2222026-04-2202026-04-2222026-04-2262026-04-22-2026-04-2202026-04-2242026-04-22-2026-04-2222026-04-2222026-04-22W2026-04-2222026-04-2202026-04-2222026-04-2262026-04-22-2026-04-2202026-04-2242026-04-22-2026-04-2222026-04-2222026-04-22 2026-04-2222026-04-2202026-04-2222026-04-2262026-04-22-2026-04-2202026-04-2242026-04-22-2026-04-2222026-04-2222026-04-22w2026-04-2222026-04-2202026-04-2222026-04-2262026-04-22-2026-04-2202026-04-2242026-04-22-2026-04-2222026-04-2222026-04-22:2026-04-2222026-04-2202026-04-2222026-04-2262026-04-22-2026-04-2202026-04-2242026-04-22-2026-04-2222026-04-2222026-04-22t2026-04-2222026-04-2202026-04-2222026-04-2262026-04-22-2026-04-2202026-04-2242026-04-22-2026-04-2222026-04-2222026-04-22y2026-04-2222026-04-2202026-04-2222026-04-2262026-04-22-2026-04-2202026-04-2242026-04-22-2026-04-2222026-04-2222026-04-22p2026-04-2222026-04-2202026-04-2222026-04-2262026-04-22-2026-04-2202026-04-2242026-04-22-2026-04-2222026-04-2222026-04-22e2026-04-2222026-04-2202026-04-2222026-04-2262026-04-22-2026-04-2202026-04-2242026-04-22-2026-04-2222026-04-2222026-04-22=2026-04-2222026-04-2202026-04-2222026-04-2262026-04-22-2026-04-2202026-04-2242026-04-22-2026-04-2222026-04-2222026-04-22"2026-04-2222026-04-2202026-04-2222026-04-2262026-04-22-2026-04-2202026-04-2242026-04-22-2026-04-2222026-04-2222026-04-22d2026-04-2222026-04-2202026-04-2222026-04-2262026-04-22-2026-04-2202026-04-2242026-04-22-2026-04-2222026-04-2222026-04-22x2026-04-2222026-04-2202026-04-2222026-04-2262026-04-22-2026-04-2202026-04-2242026-04-22-2026-04-2222026-04-2222026-04-22a2026-04-2222026-04-2202026-04-2222026-04-2262026-04-22-2026-04-2202026-04-2242026-04-22-2026-04-2222026-04-2222026-04-22"2026-04-2222026-04-2202026-04-2222026-04-2262026-04-22-2026-04-2202026-04-2242026-04-22-2026-04-2222026-04-2222026-04-22 2026-04-2222026-04-2202026-04-2222026-04-2262026-04-22-2026-04-2202026-04-2242026-04-22-2026-04-2222026-04-2222026-04-22w2026-04-2222026-04-2202026-04-2222026-04-2262026-04-22-2026-04-2202026-04-2242026-04-22-2026-04-2222026-04-2222026-04-22:2026-04-2222026-04-2202026-04-2222026-04-2262026-04-22-2026-04-2202026-04-2242026-04-22-2026-04-2222026-04-2222026-04-22w2026-04-2222026-04-2202026-04-2222026-04-2262026-04-22-2026-04-2202026-04-2242026-04-22-2026-04-2222026-04-2222026-04-22=2026-04-2222026-04-2202026-04-2222026-04-2262026-04-22-2026-04-2202026-04-2242026-04-22-2026-04-2222026-04-2222026-04-22"2026-04-2222026-04-2202026-04-2222026-04-2262026-04-22-2026-04-2202026-04-2242026-04-22-2026-04-2222026-04-2222026-04-2222026-04-2222026-04-2202026-04-2222026-04-2262026-04-22-2026-04-2202026-04-2242026-04-22-2026-04-2222026-04-2222026-04-2282026-04-2222026-04-2202026-04-2222026-04-2262026-04-22-2026-04-2202026-04-2242026-04-22-2026-04-2222026-04-2222026-04-2282026-04-2222026-04-2202026-04-2222026-04-2262026-04-22-2026-04-2202026-04-2242026-04-22-2026-04-2222026-04-2222026-04-2202026-04-2222026-04-2202026-04-2222026-04-2262026-04-22-2026-04-2202026-04-2242026-04-22-2026-04-2222026-04-2222026-04-22"2026-04-2222026-04-2202026-04-2222026-04-2262026-04-22-2026-04-2202026-04-2242026-04-22-2026-04-2222026-04-2222026-04-22/2026-04-2222026-04-2202026-04-2222026-04-2262026-04-22-2026-04-2202026-04-2242026-04-22-2026-04-2222026-04-2222026-04-22>2026-04-2222026-04-2202026-04-2222026-04-2262026-04-22-2026-04-2202026-04-2242026-04-22-2026-04-2222026-04-2222026-04-22<2026-04-2222026-04-2202026-04-2222026-04-2262026-04-22-2026-04-2202026-04-2242026-04-22-2026-04-2222026-04-2222026-04-22/2026-04-2222026-04-2202026-04-2222026-04-2262026-04-22-2026-04-2202026-04-2242026-04-22-2026-04-2222026-04-2222026-04-22w2026-04-2222026-04-2202026-04-2222026-04-2262026-04-22-2026-04-2202026-04-2242026-04-22-2026-04-2222026-04-2222026-04-22:2026-04-2222026-04-2202026-04-2222026-04-2262026-04-22-2026-04-2202026-04-2242026-04-22-2026-04-2222026-04-2222026-04-22t2026-04-2222026-04-2202026-04-2222026-04-2262026-04-22-2026-04-2202026-04-2242026-04-22-2026-04-2222026-04-2222026-04-22c2026-04-2222026-04-2202026-04-2222026-04-2262026-04-22-2026-04-2202026-04-2242026-04-22-2026-04-2222026-04-2222026-04-22P2026-04-2222026-04-2202026-04-2222026-04-2262026-04-22-2026-04-2202026-04-2242026-04-22-2026-04-2222026-04-2222026-04-22r2026-04-2222026-04-2202026-04-2222026-04-2262026-04-22-2026-04-2202026-04-2242026-04-22-2026-04-2222026-04-2222026-04-22>2026-04-2222026-04-2202026-04-2222026-04-2262026-04-22-2026-04-2202026-04-2242026-04-22-2026-04-2222026-04-2222026-04-22<2026-04-2222026-04-2202026-04-2222026-04-2262026-04-22-2026-04-2202026-04-2242026-04-22-2026-04-2222026-04-2222026-04-22w2026-04-2222026-04-2202026-04-2222026-04-2262026-04-22-2026-04-2202026-04-2242026-04-22-2026-04-2222026-04-2222026-04-22:2026-04-2222026-04-2202026-04-2222026-04-2262026-04-22-2026-04-2202026-04-2242026-04-22-2026-04-2222026-04-2222026-04-22p2026-04-2222026-04-2202026-04-2222026-04-2262026-04-22-2026-04-2202026-04-2242026-04-22-2026-04-2222026-04-2222026-04-22>2026-04-2222026-04-2202026-04-2222026-04-2262026-04-22-2026-04-2202026-04-2242026-04-22-2026-04-2222026-04-2222026-04-22<2026-04-2222026-04-2202026-04-2222026-04-2262026-04-22-2026-04-2202026-04-2242026-04-22-2026-04-2222026-04-2222026-04-22w2026-04-2222026-04-2202026-04-2222026-04-2262026-04-22-2026-04-2202026-04-2242026-04-22-2026-04-2222026-04-2222026-04-22:2026-04-2222026-04-2202026-04-2222026-04-2262026-04-22-2026-04-2202026-04-2242026-04-22-2026-04-2222026-04-2222026-04-22r2026-04-2222026-04-2202026-04-2222026-04-2262026-04-22-2026-04-2202026-04-2242026-04-22-2026-04-2222026-04-2222026-04-22>2026-04-2222026-04-2202026-04-2222026-04-2262026-04-22-2026-04-2202026-04-2242026-04-22-2026-04-2222026-04-2222026-04-22<2026-04-2222026-04-2202026-04-2222026-04-2262026-04-22-2026-04-2202026-04-2242026-04-22-2026-04-2222026-04-2222026-04-22w2026-04-2222026-04-2202026-04-2222026-04-2262026-04-22-2026-04-2202026-04-2242026-04-22-2026-04-2222026-04-2222026-04-22:2026-04-2222026-04-2202026-04-2222026-04-2262026-04-22-2026-04-2202026-04-2242026-04-22-2026-04-2222026-04-2222026-04-22t2026-04-2222026-04-2202026-04-2222026-04-2262026-04-22-2026-04-2202026-04-2242026-04-22-2026-04-2222026-04-2222026-04-22>2026-04-2222026-04-2202026-04-2222026-04-2262026-04-22-2026-04-2202026-04-2242026-04-22-2026-04-2222026-04-2222026-04-22{2026-04-2222026-04-2202026-04-2222026-04-2262026-04-22-2026-04-2202026-04-2242026-04-22-2026-04-2222026-04-2222026-04-22{2026-04-2222026-04-2202026-04-2222026-04-2262026-04-22-2026-04-2202026-04-2242026-04-22-2026-04-2222026-04-2222026-04-22R2026-04-2222026-04-2202026-04-2222026-04-2262026-04-22-2026-04-2202026-04-2242026-04-22-2026-04-2222026-04-2222026-04-22O2026-04-2222026-04-2202026-04-2222026-04-2262026-04-22-2026-04-2202026-04-2242026-04-22-2026-04-2222026-04-2222026-04-22W2026-04-2222026-04-2202026-04-2222026-04-2262026-04-22-2026-04-2202026-04-2242026-04-22-2026-04-2222026-04-2222026-04-2222026-04-2222026-04-2202026-04-2222026-04-2262026-04-22-2026-04-2202026-04-2242026-04-22-2026-04-2222026-04-2222026-04-22_2026-04-2222026-04-2202026-04-2222026-04-2262026-04-22-2026-04-2202026-04-2242026-04-22-2026-04-2222026-04-2222026-04-22K2026-04-2222026-04-2202026-04-2222026-04-2262026-04-22-2026-04-2202026-04-2242026-04-22-2026-04-2222026-04-2222026-04-22E2026-04-2222026-04-2202026-04-2222026-04-2262026-04-22-2026-04-2202026-04-2242026-04-22-2026-04-2222026-04-2222026-04-22Y2026-04-2222026-04-2202026-04-2222026-04-2262026-04-22-2026-04-2202026-04-2242026-04-22-2026-04-2222026-04-2222026-04-22W2026-04-2222026-04-2202026-04-2222026-04-2262026-04-22-2026-04-2202026-04-2242026-04-22-2026-04-2222026-04-2222026-04-22O2026-04-2222026-04-2202026-04-2222026-04-2262026-04-22-2026-04-2202026-04-2242026-04-22-2026-04-2222026-04-2222026-04-22R2026-04-2222026-04-2202026-04-2222026-04-2262026-04-22-2026-04-2202026-04-2242026-04-22-2026-04-2222026-04-2222026-04-22D2026-04-2222026-04-2202026-04-2222026-04-2262026-04-22-2026-04-2202026-04-2242026-04-22-2026-04-2222026-04-2222026-04-22}2026-04-2222026-04-2202026-04-2222026-04-2262026-04-22-2026-04-2202026-04-2242026-04-22-2026-04-2222026-04-2222026-04-22}2026-04-2222026-04-2202026-04-2222026-04-2262026-04-22-2026-04-2202026-04-2242026-04-22-2026-04-2222026-04-2222026-04-22<2026-04-2222026-04-2202026-04-2222026-04-2262026-04-22-2026-04-2202026-04-2242026-04-22-2026-04-2222026-04-2222026-04-22/2026-04-2222026-04-2202026-04-2222026-04-2262026-04-22-2026-04-2202026-04-2242026-04-22-2026-04-2222026-04-2222026-04-22w2026-04-2222026-04-2202026-04-2222026-04-2262026-04-22-2026-04-2202026-04-2242026-04-22-2026-04-2222026-04-2222026-04-22:2026-04-2222026-04-2202026-04-2222026-04-2262026-04-22-2026-04-2202026-04-2242026-04-22-2026-04-2222026-04-2222026-04-22t2026-04-2222026-04-2202026-04-2222026-04-2262026-04-22-2026-04-2202026-04-2242026-04-22-2026-04-2222026-04-2222026-04-22>2026-04-2222026-04-2202026-04-2222026-04-2262026-04-22-2026-04-2202026-04-2242026-04-22-2026-04-2222026-04-2222026-04-22<2026-04-2222026-04-2202026-04-2222026-04-2262026-04-22-2026-04-2202026-04-2242026-04-22-2026-04-2222026-04-2222026-04-22/2026-04-2222026-04-2202026-04-2222026-04-2262026-04-22-2026-04-2202026-04-2242026-04-22-2026-04-2222026-04-2222026-04-22w2026-04-2222026-04-2202026-04-2222026-04-2262026-04-22-2026-04-2202026-04-2242026-04-22-2026-04-2222026-04-2222026-04-22:2026-04-2222026-04-2202026-04-2222026-04-2262026-04-22-2026-04-2202026-04-2242026-04-22-2026-04-2222026-04-2222026-04-22r2026-04-2222026-04-2202026-04-2222026-04-2262026-04-22-2026-04-2202026-04-2242026-04-22-2026-04-2222026-04-2222026-04-22>2026-04-2222026-04-2202026-04-2222026-04-2262026-04-22-2026-04-2202026-04-2242026-04-22-2026-04-2222026-04-2222026-04-22<2026-04-2222026-04-2202026-04-2222026-04-2262026-04-22-2026-04-2202026-04-2242026-04-22-2026-04-2222026-04-2222026-04-22/2026-04-2222026-04-2202026-04-2222026-04-2262026-04-22-2026-04-2202026-04-2242026-04-22-2026-04-2222026-04-2222026-04-22w2026-04-2222026-04-2202026-04-2222026-04-2262026-04-22-2026-04-2202026-04-2242026-04-22-2026-04-2222026-04-2222026-04-22:2026-04-2222026-04-2202026-04-2222026-04-2262026-04-22-2026-04-2202026-04-2242026-04-22-2026-04-2222026-04-2222026-04-22p2026-04-2222026-04-2202026-04-2222026-04-2262026-04-22-2026-04-2202026-04-2242026-04-22-2026-04-2222026-04-2222026-04-22>2026-04-2222026-04-2202026-04-2222026-04-2262026-04-22-2026-04-2202026-04-2242026-04-22-2026-04-2222026-04-2222026-04-22<2026-04-2222026-04-2202026-04-2222026-04-2262026-04-22-2026-04-2202026-04-2242026-04-22-2026-04-2222026-04-2222026-04-22/2026-04-2222026-04-2202026-04-2222026-04-2262026-04-22-2026-04-2202026-04-2242026-04-22-2026-04-2222026-04-2222026-04-22w2026-04-2222026-04-2202026-04-2222026-04-2262026-04-22-2026-04-2202026-04-2242026-04-22-2026-04-2222026-04-2222026-04-22:2026-04-2222026-04-2202026-04-2222026-04-2262026-04-22-2026-04-2202026-04-2242026-04-22-2026-04-2222026-04-2222026-04-22t2026-04-2222026-04-2202026-04-2222026-04-2262026-04-22-2026-04-2202026-04-2242026-04-22-2026-04-2222026-04-2222026-04-22c2026-04-2222026-04-2202026-04-2222026-04-2262026-04-22-2026-04-2202026-04-2242026-04-22-2026-04-2222026-04-2222026-04-22>2026-04-2222026-04-2202026-04-2222026-04-2262026-04-22-2026-04-2202026-04-2242026-04-22-2026-04-2222026-04-2222026-04-22<2026-04-2222026-04-2202026-04-2222026-04-2262026-04-22-2026-04-2202026-04-2242026-04-22-2026-04-2222026-04-2222026-04-22w2026-04-2222026-04-2202026-04-2222026-04-2262026-04-22-2026-04-2202026-04-2242026-04-22-2026-04-2222026-04-2222026-04-22:2026-04-2222026-04-2202026-04-2222026-04-2262026-04-22-2026-04-2202026-04-2242026-04-22-2026-04-2222026-04-2222026-04-22t2026-04-2222026-04-2202026-04-2222026-04-2262026-04-22-2026-04-2202026-04-2242026-04-22-2026-04-2222026-04-2222026-04-22c2026-04-2222026-04-2202026-04-2222026-04-2262026-04-22-2026-04-2202026-04-2242026-04-22-2026-04-2222026-04-2222026-04-22>2026-04-2222026-04-2202026-04-2222026-04-2262026-04-22-2026-04-2202026-04-2242026-04-22-2026-04-2222026-04-2222026-04-22<2026-04-2222026-04-2202026-04-2222026-04-2262026-04-22-2026-04-2202026-04-2242026-04-22-2026-04-2222026-04-2222026-04-22w2026-04-2222026-04-2202026-04-2222026-04-2262026-04-22-2026-04-2202026-04-2242026-04-22-2026-04-2222026-04-2222026-04-22:2026-04-2222026-04-2202026-04-2222026-04-2262026-04-22-2026-04-2202026-04-2242026-04-22-2026-04-2222026-04-2222026-04-22t2026-04-2222026-04-2202026-04-2222026-04-2262026-04-22-2026-04-2202026-04-2242026-04-22-2026-04-2222026-04-2222026-04-22c2026-04-2222026-04-2202026-04-2222026-04-2262026-04-22-2026-04-2202026-04-2242026-04-22-2026-04-2222026-04-2222026-04-22P2026-04-2222026-04-2202026-04-2222026-04-2262026-04-22-2026-04-2202026-04-2242026-04-22-2026-04-2222026-04-2222026-04-22r2026-04-2222026-04-2202026-04-2222026-04-2262026-04-22-2026-04-2202026-04-2242026-04-22-2026-04-2222026-04-2222026-04-22>2026-04-2222026-04-2202026-04-2222026-04-2262026-04-22-2026-04-2202026-04-2242026-04-22-2026-04-2222026-04-2222026-04-22<2026-04-2222026-04-2202026-04-2222026-04-2262026-04-22-2026-04-2202026-04-2242026-04-22-2026-04-2222026-04-2222026-04-22w2026-04-2222026-04-2202026-04-2222026-04-2262026-04-22-2026-04-2202026-04-2242026-04-22-2026-04-2222026-04-2222026-04-22:2026-04-2222026-04-2202026-04-2222026-04-2262026-04-22-2026-04-2202026-04-2242026-04-22-2026-04-2222026-04-2222026-04-22t2026-04-2222026-04-2202026-04-2222026-04-2262026-04-22-2026-04-2202026-04-2242026-04-22-2026-04-2222026-04-2222026-04-22c2026-04-2222026-04-2202026-04-2222026-04-2262026-04-22-2026-04-2202026-04-2242026-04-22-2026-04-2222026-04-2222026-04-22W2026-04-2222026-04-2202026-04-2222026-04-2262026-04-22-2026-04-2202026-04-2242026-04-22-2026-04-2222026-04-2222026-04-22 2026-04-2222026-04-2202026-04-2222026-04-2262026-04-22-2026-04-2202026-04-2242026-04-22-2026-04-2222026-04-2222026-04-22w2026-04-2222026-04-2202026-04-2222026-04-2262026-04-22-2026-04-2202026-04-2242026-04-22-2026-04-2222026-04-2222026-04-22:2026-04-2222026-04-2202026-04-2222026-04-2262026-04-22-2026-04-2202026-04-2242026-04-22-2026-04-2222026-04-2222026-04-22t2026-04-2222026-04-2202026-04-2222026-04-2262026-04-22-2026-04-2202026-04-2242026-04-22-2026-04-2222026-04-2222026-04-22y2026-04-2222026-04-2202026-04-2222026-04-2262026-04-22-2026-04-2202026-04-2242026-04-22-2026-04-2222026-04-2222026-04-22p2026-04-2222026-04-2202026-04-2222026-04-2262026-04-22-2026-04-2202026-04-2242026-04-22-2026-04-2222026-04-2222026-04-22e2026-04-2222026-04-2202026-04-2222026-04-2262026-04-22-2026-04-2202026-04-2242026-04-22-2026-04-2222026-04-2222026-04-22=2026-04-2222026-04-2202026-04-2222026-04-2262026-04-22-2026-04-2202026-04-2242026-04-22-2026-04-2222026-04-2222026-04-22"2026-04-2222026-04-2202026-04-2222026-04-2262026-04-22-2026-04-2202026-04-2242026-04-22-2026-04-2222026-04-2222026-04-22d2026-04-2222026-04-2202026-04-2222026-04-2262026-04-22-2026-04-2202026-04-2242026-04-22-2026-04-2222026-04-2222026-04-22x2026-04-2222026-04-2202026-04-2222026-04-2262026-04-22-2026-04-2202026-04-2242026-04-22-2026-04-2222026-04-2222026-04-22a2026-04-2222026-04-2202026-04-2222026-04-2262026-04-22-2026-04-2202026-04-2242026-04-22-2026-04-2222026-04-2222026-04-22"2026-04-2222026-04-2202026-04-2222026-04-2262026-04-22-2026-04-2202026-04-2242026-04-22-2026-04-2222026-04-2222026-04-22 2026-04-2222026-04-2202026-04-2222026-04-2262026-04-22-2026-04-2202026-04-2242026-04-22-2026-04-2222026-04-2222026-04-22w2026-04-2222026-04-2202026-04-2222026-04-2262026-04-22-2026-04-2202026-04-2242026-04-22-2026-04-2222026-04-2222026-04-22:2026-04-2222026-04-2202026-04-2222026-04-2262026-04-22-2026-04-2202026-04-2242026-04-22-2026-04-2222026-04-2222026-04-22w2026-04-2222026-04-2202026-04-2222026-04-2262026-04-22-2026-04-2202026-04-2242026-04-22-2026-04-2222026-04-2222026-04-22=2026-04-2222026-04-2202026-04-2222026-04-2262026-04-22-2026-04-2202026-04-2242026-04-22-2026-04-2222026-04-2222026-04-22"2026-04-2222026-04-2202026-04-2222026-04-2262026-04-22-2026-04-2202026-04-2242026-04-22-2026-04-2222026-04-2222026-04-2222026-04-2222026-04-2202026-04-2222026-04-2262026-04-22-2026-04-2202026-04-2242026-04-22-2026-04-2222026-04-2222026-04-2282026-04-2222026-04-2202026-04-2222026-04-2262026-04-22-2026-04-2202026-04-2242026-04-22-2026-04-2222026-04-2222026-04-2282026-04-2222026-04-2202026-04-2222026-04-2262026-04-22-2026-04-2202026-04-2242026-04-22-2026-04-2222026-04-2222026-04-2202026-04-2222026-04-2202026-04-2222026-04-2262026-04-22-2026-04-2202026-04-2242026-04-22-2026-04-2222026-04-2222026-04-22"2026-04-2222026-04-2202026-04-2222026-04-2262026-04-22-2026-04-2202026-04-2242026-04-22-2026-04-2222026-04-2222026-04-22/2026-04-2222026-04-2202026-04-2222026-04-2262026-04-22-2026-04-2202026-04-2242026-04-22-2026-04-2222026-04-2222026-04-22>2026-04-2222026-04-2202026-04-2222026-04-2262026-04-22-2026-04-2202026-04-2242026-04-22-2026-04-2222026-04-2222026-04-22<2026-04-2222026-04-2202026-04-2222026-04-2262026-04-22-2026-04-2202026-04-2242026-04-22-2026-04-2222026-04-2222026-04-22/2026-04-2222026-04-2202026-04-2222026-04-2262026-04-22-2026-04-2202026-04-2242026-04-22-2026-04-2222026-04-2222026-04-22w2026-04-2222026-04-2202026-04-2222026-04-2262026-04-22-2026-04-2202026-04-2242026-04-22-2026-04-2222026-04-2222026-04-22:2026-04-2222026-04-2202026-04-2222026-04-2262026-04-22-2026-04-2202026-04-2242026-04-22-2026-04-2222026-04-2222026-04-22t2026-04-2222026-04-2202026-04-2222026-04-2262026-04-22-2026-04-2202026-04-2242026-04-22-2026-04-2222026-04-2222026-04-22c2026-04-2222026-04-2202026-04-2222026-04-2262026-04-22-2026-04-2202026-04-2242026-04-22-2026-04-2222026-04-2222026-04-22P2026-04-2222026-04-2202026-04-2222026-04-2262026-04-22-2026-04-2202026-04-2242026-04-22-2026-04-2222026-04-2222026-04-22r2026-04-2222026-04-2202026-04-2222026-04-2262026-04-22-2026-04-2202026-04-2242026-04-22-2026-04-2222026-04-2222026-04-22>2026-04-2222026-04-2202026-04-2222026-04-2262026-04-22-2026-04-2202026-04-2242026-04-22-2026-04-2222026-04-2222026-04-22<2026-04-2222026-04-2202026-04-2222026-04-2262026-04-22-2026-04-2202026-04-2242026-04-22-2026-04-2222026-04-2222026-04-22w2026-04-2222026-04-2202026-04-2222026-04-2262026-04-22-2026-04-2202026-04-2242026-04-22-2026-04-2222026-04-2222026-04-22:2026-04-2222026-04-2202026-04-2222026-04-2262026-04-22-2026-04-2202026-04-2242026-04-22-2026-04-2222026-04-2222026-04-22p2026-04-2222026-04-2202026-04-2222026-04-2262026-04-22-2026-04-2202026-04-2242026-04-22-2026-04-2222026-04-2222026-04-22>2026-04-2222026-04-2202026-04-2222026-04-2262026-04-22-2026-04-2202026-04-2242026-04-22-2026-04-2222026-04-2222026-04-22<2026-04-2222026-04-2202026-04-2222026-04-2262026-04-22-2026-04-2202026-04-2242026-04-22-2026-04-2222026-04-2222026-04-22w2026-04-2222026-04-2202026-04-2222026-04-2262026-04-22-2026-04-2202026-04-2242026-04-22-2026-04-2222026-04-2222026-04-22:2026-04-2222026-04-2202026-04-2222026-04-2262026-04-22-2026-04-2202026-04-2242026-04-22-2026-04-2222026-04-2222026-04-22r2026-04-2222026-04-2202026-04-2222026-04-2262026-04-22-2026-04-2202026-04-2242026-04-22-2026-04-2222026-04-2222026-04-22>2026-04-2222026-04-2202026-04-2222026-04-2262026-04-22-2026-04-2202026-04-2242026-04-22-2026-04-2222026-04-2222026-04-22<2026-04-2222026-04-2202026-04-2222026-04-2262026-04-22-2026-04-2202026-04-2242026-04-22-2026-04-2222026-04-2222026-04-22w2026-04-2222026-04-2202026-04-2222026-04-2262026-04-22-2026-04-2202026-04-2242026-04-22-2026-04-2222026-04-2222026-04-22:2026-04-2222026-04-2202026-04-2222026-04-2262026-04-22-2026-04-2202026-04-2242026-04-22-2026-04-2222026-04-2222026-04-22t2026-04-2222026-04-2202026-04-2222026-04-2262026-04-22-2026-04-2202026-04-2242026-04-22-2026-04-2222026-04-2222026-04-22>2026-04-2222026-04-2202026-04-2222026-04-2262026-04-22-2026-04-2202026-04-2242026-04-22-2026-04-2222026-04-2222026-04-22{2026-04-2222026-04-2202026-04-2222026-04-2262026-04-22-2026-04-2202026-04-2242026-04-22-2026-04-2222026-04-2222026-04-22{2026-04-2222026-04-2202026-04-2222026-04-2262026-04-22-2026-04-2202026-04-2242026-04-22-2026-04-2222026-04-2222026-04-22R2026-04-2222026-04-2202026-04-2222026-04-2262026-04-22-2026-04-2202026-04-2242026-04-22-2026-04-2222026-04-2222026-04-22O2026-04-2222026-04-2202026-04-2222026-04-2262026-04-22-2026-04-2202026-04-2242026-04-22-2026-04-2222026-04-2222026-04-22W2026-04-2222026-04-2202026-04-2222026-04-2262026-04-22-2026-04-2202026-04-2242026-04-22-2026-04-2222026-04-2222026-04-2222026-04-2222026-04-2202026-04-2222026-04-2262026-04-22-2026-04-2202026-04-2242026-04-22-2026-04-2222026-04-2222026-04-22_2026-04-2222026-04-2202026-04-2222026-04-2262026-04-22-2026-04-2202026-04-2242026-04-22-2026-04-2222026-04-2222026-04-22R2026-04-2222026-04-2202026-04-2222026-04-2262026-04-22-2026-04-2202026-04-2242026-04-22-2026-04-2222026-04-2222026-04-22E2026-04-2222026-04-2202026-04-2222026-04-2262026-04-22-2026-04-2202026-04-2242026-04-22-2026-04-2222026-04-2222026-04-22S2026-04-2222026-04-2202026-04-2222026-04-2262026-04-22-2026-04-2202026-04-2242026-04-22-2026-04-2222026-04-2222026-04-22U2026-04-2222026-04-2202026-04-2222026-04-2262026-04-22-2026-04-2202026-04-2242026-04-22-2026-04-2222026-04-2222026-04-22L2026-04-2222026-04-2202026-04-2222026-04-2262026-04-22-2026-04-2202026-04-2242026-04-22-2026-04-2222026-04-2222026-04-22T2026-04-2222026-04-2202026-04-2222026-04-2262026-04-22-2026-04-2202026-04-2242026-04-22-2026-04-2222026-04-2222026-04-22}2026-04-2222026-04-2202026-04-2222026-04-2262026-04-22-2026-04-2202026-04-2242026-04-22-2026-04-2222026-04-2222026-04-22}2026-04-2222026-04-2202026-04-2222026-04-2262026-04-22-2026-04-2202026-04-2242026-04-22-2026-04-2222026-04-2222026-04-22<2026-04-2222026-04-2202026-04-2222026-04-2262026-04-22-2026-04-2202026-04-2242026-04-22-2026-04-2222026-04-2222026-04-22/2026-04-2222026-04-2202026-04-2222026-04-2262026-04-22-2026-04-2202026-04-2242026-04-22-2026-04-2222026-04-2222026-04-22w2026-04-2222026-04-2202026-04-2222026-04-2262026-04-22-2026-04-2202026-04-2242026-04-22-2026-04-2222026-04-2222026-04-22:2026-04-2222026-04-2202026-04-2222026-04-2262026-04-22-2026-04-2202026-04-2242026-04-22-2026-04-2222026-04-2222026-04-22t2026-04-2222026-04-2202026-04-2222026-04-2262026-04-22-2026-04-2202026-04-2242026-04-22-2026-04-2222026-04-2222026-04-22>2026-04-2222026-04-2202026-04-2222026-04-2262026-04-22-2026-04-2202026-04-2242026-04-22-2026-04-2222026-04-2222026-04-22<2026-04-2222026-04-2202026-04-2222026-04-2262026-04-22-2026-04-2202026-04-2242026-04-22-2026-04-2222026-04-2222026-04-22/2026-04-2222026-04-2202026-04-2222026-04-2262026-04-22-2026-04-2202026-04-2242026-04-22-2026-04-2222026-04-2222026-04-22w2026-04-2222026-04-2202026-04-2222026-04-2262026-04-22-2026-04-2202026-04-2242026-04-22-2026-04-2222026-04-2222026-04-22:2026-04-2222026-04-2202026-04-2222026-04-2262026-04-22-2026-04-2202026-04-2242026-04-22-2026-04-2222026-04-2222026-04-22r2026-04-2222026-04-2202026-04-2222026-04-2262026-04-22-2026-04-2202026-04-2242026-04-22-2026-04-2222026-04-2222026-04-22>2026-04-2222026-04-2202026-04-2222026-04-2262026-04-22-2026-04-2202026-04-2242026-04-22-2026-04-2222026-04-2222026-04-22<2026-04-2222026-04-2202026-04-2222026-04-2262026-04-22-2026-04-2202026-04-2242026-04-22-2026-04-2222026-04-2222026-04-22/2026-04-2222026-04-2202026-04-2222026-04-2262026-04-22-2026-04-2202026-04-2242026-04-22-2026-04-2222026-04-2222026-04-22w2026-04-2222026-04-2202026-04-2222026-04-2262026-04-22-2026-04-2202026-04-2242026-04-22-2026-04-2222026-04-2222026-04-22:2026-04-2222026-04-2202026-04-2222026-04-2262026-04-22-2026-04-2202026-04-2242026-04-22-2026-04-2222026-04-2222026-04-22p2026-04-2222026-04-2202026-04-2222026-04-2262026-04-22-2026-04-2202026-04-2242026-04-22-2026-04-2222026-04-2222026-04-22>2026-04-2222026-04-2202026-04-2222026-04-2262026-04-22-2026-04-2202026-04-2242026-04-22-2026-04-2222026-04-2222026-04-22<2026-04-2222026-04-2202026-04-2222026-04-2262026-04-22-2026-04-2202026-04-2242026-04-22-2026-04-2222026-04-2222026-04-22/2026-04-2222026-04-2202026-04-2222026-04-2262026-04-22-2026-04-2202026-04-2242026-04-22-2026-04-2222026-04-2222026-04-22w2026-04-2222026-04-2202026-04-2222026-04-2262026-04-22-2026-04-2202026-04-2242026-04-22-2026-04-2222026-04-2222026-04-22:2026-04-2222026-04-2202026-04-2222026-04-2262026-04-22-2026-04-2202026-04-2242026-04-22-2026-04-2222026-04-2222026-04-22t2026-04-2222026-04-2202026-04-2222026-04-2262026-04-22-2026-04-2202026-04-2242026-04-22-2026-04-2222026-04-2222026-04-22c2026-04-2222026-04-2202026-04-2222026-04-2262026-04-22-2026-04-2202026-04-2242026-04-22-2026-04-2222026-04-2222026-04-22>2026-04-2222026-04-2202026-04-2222026-04-2262026-04-22-2026-04-2202026-04-2242026-04-22-2026-04-2222026-04-2222026-04-22<2026-04-2222026-04-2202026-04-2222026-04-2262026-04-22-2026-04-2202026-04-2242026-04-22-2026-04-2222026-04-2222026-04-22/2026-04-2222026-04-2202026-04-2222026-04-2262026-04-22-2026-04-2202026-04-2242026-04-22-2026-04-2222026-04-2222026-04-22w2026-04-2222026-04-2202026-04-2222026-04-2262026-04-22-2026-04-2202026-04-2242026-04-22-2026-04-2222026-04-2222026-04-22:2026-04-2222026-04-2202026-04-2222026-04-2262026-04-22-2026-04-2202026-04-2242026-04-22-2026-04-2222026-04-2222026-04-22t2026-04-2222026-04-2202026-04-2222026-04-2262026-04-22-2026-04-2202026-04-2242026-04-22-2026-04-2222026-04-2222026-04-22r2026-04-2222026-04-2202026-04-2222026-04-2262026-04-22-2026-04-2202026-04-2242026-04-22-2026-04-2222026-04-2222026-04-22>2026-04-2222026-04-2202026-04-2222026-04-2262026-04-22-2026-04-2202026-04-2242026-04-22-2026-04-2222026-04-2222026-04-22<2026-04-2222026-04-2202026-04-2222026-04-2262026-04-22-2026-04-2202026-04-2242026-04-22-2026-04-2222026-04-2222026-04-22w2026-04-2222026-04-2202026-04-2222026-04-2262026-04-22-2026-04-2202026-04-2242026-04-22-2026-04-2222026-04-2222026-04-22:2026-04-2222026-04-2202026-04-2222026-04-2262026-04-22-2026-04-2202026-04-2242026-04-22-2026-04-2222026-04-2222026-04-22t2026-04-2222026-04-2202026-04-2222026-04-2262026-04-22-2026-04-2202026-04-2242026-04-22-2026-04-2222026-04-2222026-04-22r2026-04-2222026-04-2202026-04-2222026-04-2262026-04-22-2026-04-2202026-04-2242026-04-22-2026-04-2222026-04-2222026-04-22>2026-04-2222026-04-2202026-04-2222026-04-2262026-04-22-2026-04-2202026-04-2242026-04-22-2026-04-2222026-04-2222026-04-22<2026-04-2222026-04-2202026-04-2222026-04-2262026-04-22-2026-04-2202026-04-2242026-04-22-2026-04-2222026-04-2222026-04-22w2026-04-2222026-04-2202026-04-2222026-04-2262026-04-22-2026-04-2202026-04-2242026-04-22-2026-04-2222026-04-2222026-04-22:2026-04-2222026-04-2202026-04-2222026-04-2262026-04-22-2026-04-2202026-04-2242026-04-22-2026-04-2222026-04-2222026-04-22t2026-04-2222026-04-2202026-04-2222026-04-2262026-04-22-2026-04-2202026-04-2242026-04-22-2026-04-2222026-04-2222026-04-22c2026-04-2222026-04-2202026-04-2222026-04-2262026-04-22-2026-04-2202026-04-2242026-04-22-2026-04-2222026-04-2222026-04-22>2026-04-2222026-04-2202026-04-2222026-04-2262026-04-22-2026-04-2202026-04-2242026-04-22-2026-04-2222026-04-2222026-04-22<2026-04-2222026-04-2202026-04-2222026-04-2262026-04-22-2026-04-2202026-04-2242026-04-22-2026-04-2222026-04-2222026-04-22w2026-04-2222026-04-2202026-04-2222026-04-2262026-04-22-2026-04-2202026-04-2242026-04-22-2026-04-2222026-04-2222026-04-22:2026-04-2222026-04-2202026-04-2222026-04-2262026-04-22-2026-04-2202026-04-2242026-04-22-2026-04-2222026-04-2222026-04-22t2026-04-2222026-04-2202026-04-2222026-04-2262026-04-22-2026-04-2202026-04-2242026-04-22-2026-04-2222026-04-2222026-04-22c2026-04-2222026-04-2202026-04-2222026-04-2262026-04-22-2026-04-2202026-04-2242026-04-22-2026-04-2222026-04-2222026-04-22P2026-04-2222026-04-2202026-04-2222026-04-2262026-04-22-2026-04-2202026-04-2242026-04-22-2026-04-2222026-04-2222026-04-22r2026-04-2222026-04-2202026-04-2222026-04-2262026-04-22-2026-04-2202026-04-2242026-04-22-2026-04-2222026-04-2222026-04-22>2026-04-2222026-04-2202026-04-2222026-04-2262026-04-22-2026-04-2202026-04-2242026-04-22-2026-04-2222026-04-2222026-04-22<2026-04-2222026-04-2202026-04-2222026-04-2262026-04-22-2026-04-2202026-04-2242026-04-22-2026-04-2222026-04-2222026-04-22w2026-04-2222026-04-2202026-04-2222026-04-2262026-04-22-2026-04-2202026-04-2242026-04-22-2026-04-2222026-04-2222026-04-22:2026-04-2222026-04-2202026-04-2222026-04-2262026-04-22-2026-04-2202026-04-2242026-04-22-2026-04-2222026-04-2222026-04-22t2026-04-2222026-04-2202026-04-2222026-04-2262026-04-22-2026-04-2202026-04-2242026-04-22-2026-04-2222026-04-2222026-04-22c2026-04-2222026-04-2202026-04-2222026-04-2262026-04-22-2026-04-2202026-04-2242026-04-22-2026-04-2222026-04-2222026-04-22W2026-04-2222026-04-2202026-04-2222026-04-2262026-04-22-2026-04-2202026-04-2242026-04-22-2026-04-2222026-04-2222026-04-22 2026-04-2222026-04-2202026-04-2222026-04-2262026-04-22-2026-04-2202026-04-2242026-04-22-2026-04-2222026-04-2222026-04-22w2026-04-2222026-04-2202026-04-2222026-04-2262026-04-22-2026-04-2202026-04-2242026-04-22-2026-04-2222026-04-2222026-04-22:2026-04-2222026-04-2202026-04-2222026-04-2262026-04-22-2026-04-2202026-04-2242026-04-22-2026-04-2222026-04-2222026-04-22t2026-04-2222026-04-2202026-04-2222026-04-2262026-04-22-2026-04-2202026-04-2242026-04-22-2026-04-2222026-04-2222026-04-22y2026-04-2222026-04-2202026-04-2222026-04-2262026-04-22-2026-04-2202026-04-2242026-04-22-2026-04-2222026-04-2222026-04-22p2026-04-2222026-04-2202026-04-2222026-04-2262026-04-22-2026-04-2202026-04-2242026-04-22-2026-04-2222026-04-2222026-04-22e2026-04-2222026-04-2202026-04-2222026-04-2262026-04-22-2026-04-2202026-04-2242026-04-22-2026-04-2222026-04-2222026-04-22=2026-04-2222026-04-2202026-04-2222026-04-2262026-04-22-2026-04-2202026-04-2242026-04-22-2026-04-2222026-04-2222026-04-22"2026-04-2222026-04-2202026-04-2222026-04-2262026-04-22-2026-04-2202026-04-2242026-04-22-2026-04-2222026-04-2222026-04-22d2026-04-2222026-04-2202026-04-2222026-04-2262026-04-22-2026-04-2202026-04-2242026-04-22-2026-04-2222026-04-2222026-04-22x2026-04-2222026-04-2202026-04-2222026-04-2262026-04-22-2026-04-2202026-04-2242026-04-22-2026-04-2222026-04-2222026-04-22a2026-04-2222026-04-2202026-04-2222026-04-2262026-04-22-2026-04-2202026-04-2242026-04-22-2026-04-2222026-04-2222026-04-22"2026-04-2222026-04-2202026-04-2222026-04-2262026-04-22-2026-04-2202026-04-2242026-04-22-2026-04-2222026-04-2222026-04-22 2026-04-2222026-04-2202026-04-2222026-04-2262026-04-22-2026-04-2202026-04-2242026-04-22-2026-04-2222026-04-2222026-04-22w2026-04-2222026-04-2202026-04-2222026-04-2262026-04-22-2026-04-2202026-04-2242026-04-22-2026-04-2222026-04-2222026-04-22:2026-04-2222026-04-2202026-04-2222026-04-2262026-04-22-2026-04-2202026-04-2242026-04-22-2026-04-2222026-04-2222026-04-22w2026-04-2222026-04-2202026-04-2222026-04-2262026-04-22-2026-04-2202026-04-2242026-04-22-2026-04-2222026-04-2222026-04-22=2026-04-2222026-04-2202026-04-2222026-04-2262026-04-22-2026-04-2202026-04-2242026-04-22-2026-04-2222026-04-2222026-04-22"2026-04-2222026-04-2202026-04-2222026-04-2262026-04-22-2026-04-2202026-04-2242026-04-22-2026-04-2222026-04-2222026-04-2222026-04-2222026-04-2202026-04-2222026-04-2262026-04-22-2026-04-2202026-04-2242026-04-22-2026-04-2222026-04-2222026-04-2282026-04-2222026-04-2202026-04-2222026-04-2262026-04-22-2026-04-2202026-04-2242026-04-22-2026-04-2222026-04-2222026-04-2282026-04-2222026-04-2202026-04-2222026-04-2262026-04-22-2026-04-2202026-04-2242026-04-22-2026-04-2222026-04-2222026-04-2202026-04-2222026-04-2202026-04-2222026-04-2262026-04-22-2026-04-2202026-04-2242026-04-22-2026-04-2222026-04-2222026-04-22"2026-04-2222026-04-2202026-04-2222026-04-2262026-04-22-2026-04-2202026-04-2242026-04-22-2026-04-2222026-04-2222026-04-22/2026-04-2222026-04-2202026-04-2222026-04-2262026-04-22-2026-04-2202026-04-2242026-04-22-2026-04-2222026-04-2222026-04-22>2026-04-2222026-04-2202026-04-2222026-04-2262026-04-22-2026-04-2202026-04-2242026-04-22-2026-04-2222026-04-2222026-04-22<2026-04-2222026-04-2202026-04-2222026-04-2262026-04-22-2026-04-2202026-04-2242026-04-22-2026-04-2222026-04-2222026-04-22/2026-04-2222026-04-2202026-04-2222026-04-2262026-04-22-2026-04-2202026-04-2242026-04-22-2026-04-2222026-04-2222026-04-22w2026-04-2222026-04-2202026-04-2222026-04-2262026-04-22-2026-04-2202026-04-2242026-04-22-2026-04-2222026-04-2222026-04-22:2026-04-2222026-04-2202026-04-2222026-04-2262026-04-22-2026-04-2202026-04-2242026-04-22-2026-04-2222026-04-2222026-04-22t2026-04-2222026-04-2202026-04-2222026-04-2262026-04-22-2026-04-2202026-04-2242026-04-22-2026-04-2222026-04-2222026-04-22c2026-04-2222026-04-2202026-04-2222026-04-2262026-04-22-2026-04-2202026-04-2242026-04-22-2026-04-2222026-04-2222026-04-22P2026-04-2222026-04-2202026-04-2222026-04-2262026-04-22-2026-04-2202026-04-2242026-04-22-2026-04-2222026-04-2222026-04-22r2026-04-2222026-04-2202026-04-2222026-04-2262026-04-22-2026-04-2202026-04-2242026-04-22-2026-04-2222026-04-2222026-04-22>2026-04-2222026-04-2202026-04-2222026-04-2262026-04-22-2026-04-2202026-04-2242026-04-22-2026-04-2222026-04-2222026-04-22<2026-04-2222026-04-2202026-04-2222026-04-2262026-04-22-2026-04-2202026-04-2242026-04-22-2026-04-2222026-04-2222026-04-22w2026-04-2222026-04-2202026-04-2222026-04-2262026-04-22-2026-04-2202026-04-2242026-04-22-2026-04-2222026-04-2222026-04-22:2026-04-2222026-04-2202026-04-2222026-04-2262026-04-22-2026-04-2202026-04-2242026-04-22-2026-04-2222026-04-2222026-04-22p2026-04-2222026-04-2202026-04-2222026-04-2262026-04-22-2026-04-2202026-04-2242026-04-22-2026-04-2222026-04-2222026-04-22>2026-04-2222026-04-2202026-04-2222026-04-2262026-04-22-2026-04-2202026-04-2242026-04-22-2026-04-2222026-04-2222026-04-22<2026-04-2222026-04-2202026-04-2222026-04-2262026-04-22-2026-04-2202026-04-2242026-04-22-2026-04-2222026-04-2222026-04-22w2026-04-2222026-04-2202026-04-2222026-04-2262026-04-22-2026-04-2202026-04-2242026-04-22-2026-04-2222026-04-2222026-04-22:2026-04-2222026-04-2202026-04-2222026-04-2262026-04-22-2026-04-2202026-04-2242026-04-22-2026-04-2222026-04-2222026-04-22r2026-04-2222026-04-2202026-04-2222026-04-2262026-04-22-2026-04-2202026-04-2242026-04-22-2026-04-2222026-04-2222026-04-22>2026-04-2222026-04-2202026-04-2222026-04-2262026-04-22-2026-04-2202026-04-2242026-04-22-2026-04-2222026-04-2222026-04-22<2026-04-2222026-04-2202026-04-2222026-04-2262026-04-22-2026-04-2202026-04-2242026-04-22-2026-04-2222026-04-2222026-04-22w2026-04-2222026-04-2202026-04-2222026-04-2262026-04-22-2026-04-2202026-04-2242026-04-22-2026-04-2222026-04-2222026-04-22:2026-04-2222026-04-2202026-04-2222026-04-2262026-04-22-2026-04-2202026-04-2242026-04-22-2026-04-2222026-04-2222026-04-22t2026-04-2222026-04-2202026-04-2222026-04-2262026-04-22-2026-04-2202026-04-2242026-04-22-2026-04-2222026-04-2222026-04-22>2026-04-2222026-04-2202026-04-2222026-04-2262026-04-22-2026-04-2202026-04-2242026-04-22-2026-04-2222026-04-2222026-04-22{2026-04-2222026-04-2202026-04-2222026-04-2262026-04-22-2026-04-2202026-04-2242026-04-22-2026-04-2222026-04-2222026-04-22{2026-04-2222026-04-2202026-04-2222026-04-2262026-04-22-2026-04-2202026-04-2242026-04-22-2026-04-2222026-04-2222026-04-22R2026-04-2222026-04-2202026-04-2222026-04-2262026-04-22-2026-04-2202026-04-2242026-04-22-2026-04-2222026-04-2222026-04-22O2026-04-2222026-04-2202026-04-2222026-04-2262026-04-22-2026-04-2202026-04-2242026-04-22-2026-04-2222026-04-2222026-04-22W2026-04-2222026-04-2202026-04-2222026-04-2262026-04-22-2026-04-2202026-04-2242026-04-22-2026-04-2222026-04-2222026-04-2232026-04-2222026-04-2202026-04-2222026-04-2262026-04-22-2026-04-2202026-04-2242026-04-22-2026-04-2222026-04-2222026-04-22_2026-04-2222026-04-2202026-04-2222026-04-2262026-04-22-2026-04-2202026-04-2242026-04-22-2026-04-2222026-04-2222026-04-22N2026-04-2222026-04-2202026-04-2222026-04-2262026-04-22-2026-04-2202026-04-2242026-04-22-2026-04-2222026-04-2222026-04-22U2026-04-2222026-04-2202026-04-2222026-04-2262026-04-22-2026-04-2202026-04-2242026-04-22-2026-04-2222026-04-2222026-04-22M2026-04-2222026-04-2202026-04-2222026-04-2262026-04-22-2026-04-2202026-04-2242026-04-22-2026-04-2222026-04-2222026-04-22}2026-04-2222026-04-2202026-04-2222026-04-2262026-04-22-2026-04-2202026-04-2242026-04-22-2026-04-2222026-04-2222026-04-22}2026-04-2222026-04-2202026-04-2222026-04-2262026-04-22-2026-04-2202026-04-2242026-04-22-2026-04-2222026-04-2222026-04-22<2026-04-2222026-04-2202026-04-2222026-04-2262026-04-22-2026-04-2202026-04-2242026-04-22-2026-04-2222026-04-2222026-04-22/2026-04-2222026-04-2202026-04-2222026-04-2262026-04-22-2026-04-2202026-04-2242026-04-22-2026-04-2222026-04-2222026-04-22w2026-04-2222026-04-2202026-04-2222026-04-2262026-04-22-2026-04-2202026-04-2242026-04-22-2026-04-2222026-04-2222026-04-22:2026-04-2222026-04-2202026-04-2222026-04-2262026-04-22-2026-04-2202026-04-2242026-04-22-2026-04-2222026-04-2222026-04-22t2026-04-2222026-04-2202026-04-2222026-04-2262026-04-22-2026-04-2202026-04-2242026-04-22-2026-04-2222026-04-2222026-04-22>2026-04-2222026-04-2202026-04-2222026-04-2262026-04-22-2026-04-2202026-04-2242026-04-22-2026-04-2222026-04-2222026-04-22<2026-04-2222026-04-2202026-04-2222026-04-2262026-04-22-2026-04-2202026-04-2242026-04-22-2026-04-2222026-04-2222026-04-22/2026-04-2222026-04-2202026-04-2222026-04-2262026-04-22-2026-04-2202026-04-2242026-04-22-2026-04-2222026-04-2222026-04-22w2026-04-2222026-04-2202026-04-2222026-04-2262026-04-22-2026-04-2202026-04-2242026-04-22-2026-04-2222026-04-2222026-04-22:2026-04-2222026-04-2202026-04-2222026-04-2262026-04-22-2026-04-2202026-04-2242026-04-22-2026-04-2222026-04-2222026-04-22r2026-04-2222026-04-2202026-04-2222026-04-2262026-04-22-2026-04-2202026-04-2242026-04-22-2026-04-2222026-04-2222026-04-22>2026-04-2222026-04-2202026-04-2222026-04-2262026-04-22-2026-04-2202026-04-2242026-04-22-2026-04-2222026-04-2222026-04-22<2026-04-2222026-04-2202026-04-2222026-04-2262026-04-22-2026-04-2202026-04-2242026-04-22-2026-04-2222026-04-2222026-04-22/2026-04-2222026-04-2202026-04-2222026-04-2262026-04-22-2026-04-2202026-04-2242026-04-22-2026-04-2222026-04-2222026-04-22w2026-04-2222026-04-2202026-04-2222026-04-2262026-04-22-2026-04-2202026-04-2242026-04-22-2026-04-2222026-04-2222026-04-22:2026-04-2222026-04-2202026-04-2222026-04-2262026-04-22-2026-04-2202026-04-2242026-04-22-2026-04-2222026-04-2222026-04-22p2026-04-2222026-04-2202026-04-2222026-04-2262026-04-22-2026-04-2202026-04-2242026-04-22-2026-04-2222026-04-2222026-04-22>2026-04-2222026-04-2202026-04-2222026-04-2262026-04-22-2026-04-2202026-04-2242026-04-22-2026-04-2222026-04-2222026-04-22<2026-04-2222026-04-2202026-04-2222026-04-2262026-04-22-2026-04-2202026-04-2242026-04-22-2026-04-2222026-04-2222026-04-22/2026-04-2222026-04-2202026-04-2222026-04-2262026-04-22-2026-04-2202026-04-2242026-04-22-2026-04-2222026-04-2222026-04-22w2026-04-2222026-04-2202026-04-2222026-04-2262026-04-22-2026-04-2202026-04-2242026-04-22-2026-04-2222026-04-2222026-04-22:2026-04-2222026-04-2202026-04-2222026-04-2262026-04-22-2026-04-2202026-04-2242026-04-22-2026-04-2222026-04-2222026-04-22t2026-04-2222026-04-2202026-04-2222026-04-2262026-04-22-2026-04-2202026-04-2242026-04-22-2026-04-2222026-04-2222026-04-22c2026-04-2222026-04-2202026-04-2222026-04-2262026-04-22-2026-04-2202026-04-2242026-04-22-2026-04-2222026-04-2222026-04-22>2026-04-2222026-04-2202026-04-2222026-04-2262026-04-22-2026-04-2202026-04-2242026-04-22-2026-04-2222026-04-2222026-04-22<2026-04-2222026-04-2202026-04-2222026-04-2262026-04-22-2026-04-2202026-04-2242026-04-22-2026-04-2222026-04-2222026-04-22w2026-04-2222026-04-2202026-04-2222026-04-2262026-04-22-2026-04-2202026-04-2242026-04-22-2026-04-2222026-04-2222026-04-22:2026-04-2222026-04-2202026-04-2222026-04-2262026-04-22-2026-04-2202026-04-2242026-04-22-2026-04-2222026-04-2222026-04-22t2026-04-2222026-04-2202026-04-2222026-04-2262026-04-22-2026-04-2202026-04-2242026-04-22-2026-04-2222026-04-2222026-04-22c2026-04-2222026-04-2202026-04-2222026-04-2262026-04-22-2026-04-2202026-04-2242026-04-22-2026-04-2222026-04-2222026-04-22>2026-04-2222026-04-2202026-04-2222026-04-2262026-04-22-2026-04-2202026-04-2242026-04-22-2026-04-2222026-04-2222026-04-22<2026-04-2222026-04-2202026-04-2222026-04-2262026-04-22-2026-04-2202026-04-2242026-04-22-2026-04-2222026-04-2222026-04-22w2026-04-2222026-04-2202026-04-2222026-04-2262026-04-22-2026-04-2202026-04-2242026-04-22-2026-04-2222026-04-2222026-04-22:2026-04-2222026-04-2202026-04-2222026-04-2262026-04-22-2026-04-2202026-04-2242026-04-22-2026-04-2222026-04-2222026-04-22t2026-04-2222026-04-2202026-04-2222026-04-2262026-04-22-2026-04-2202026-04-2242026-04-22-2026-04-2222026-04-2222026-04-22c2026-04-2222026-04-2202026-04-2222026-04-2262026-04-22-2026-04-2202026-04-2242026-04-22-2026-04-2222026-04-2222026-04-22P2026-04-2222026-04-2202026-04-2222026-04-2262026-04-22-2026-04-2202026-04-2242026-04-22-2026-04-2222026-04-2222026-04-22r2026-04-2222026-04-2202026-04-2222026-04-2262026-04-22-2026-04-2202026-04-2242026-04-22-2026-04-2222026-04-2222026-04-22>2026-04-2222026-04-2202026-04-2222026-04-2262026-04-22-2026-04-2202026-04-2242026-04-22-2026-04-2222026-04-2222026-04-22<2026-04-2222026-04-2202026-04-2222026-04-2262026-04-22-2026-04-2202026-04-2242026-04-22-2026-04-2222026-04-2222026-04-22w2026-04-2222026-04-2202026-04-2222026-04-2262026-04-22-2026-04-2202026-04-2242026-04-22-2026-04-2222026-04-2222026-04-22:2026-04-2222026-04-2202026-04-2222026-04-2262026-04-22-2026-04-2202026-04-2242026-04-22-2026-04-2222026-04-2222026-04-22t2026-04-2222026-04-2202026-04-2222026-04-2262026-04-22-2026-04-2202026-04-2242026-04-22-2026-04-2222026-04-2222026-04-22c2026-04-2222026-04-2202026-04-2222026-04-2262026-04-22-2026-04-2202026-04-2242026-04-22-2026-04-2222026-04-2222026-04-22W2026-04-2222026-04-2202026-04-2222026-04-2262026-04-22-2026-04-2202026-04-2242026-04-22-2026-04-2222026-04-2222026-04-22 2026-04-2222026-04-2202026-04-2222026-04-2262026-04-22-2026-04-2202026-04-2242026-04-22-2026-04-2222026-04-2222026-04-22w2026-04-2222026-04-2202026-04-2222026-04-2262026-04-22-2026-04-2202026-04-2242026-04-22-2026-04-2222026-04-2222026-04-22:2026-04-2222026-04-2202026-04-2222026-04-2262026-04-22-2026-04-2202026-04-2242026-04-22-2026-04-2222026-04-2222026-04-22t2026-04-2222026-04-2202026-04-2222026-04-2262026-04-22-2026-04-2202026-04-2242026-04-22-2026-04-2222026-04-2222026-04-22y2026-04-2222026-04-2202026-04-2222026-04-2262026-04-22-2026-04-2202026-04-2242026-04-22-2026-04-2222026-04-2222026-04-22p2026-04-2222026-04-2202026-04-2222026-04-2262026-04-22-2026-04-2202026-04-2242026-04-22-2026-04-2222026-04-2222026-04-22e2026-04-2222026-04-2202026-04-2222026-04-2262026-04-22-2026-04-2202026-04-2242026-04-22-2026-04-2222026-04-2222026-04-22=2026-04-2222026-04-2202026-04-2222026-04-2262026-04-22-2026-04-2202026-04-2242026-04-22-2026-04-2222026-04-2222026-04-22"2026-04-2222026-04-2202026-04-2222026-04-2262026-04-22-2026-04-2202026-04-2242026-04-22-2026-04-2222026-04-2222026-04-22d2026-04-2222026-04-2202026-04-2222026-04-2262026-04-22-2026-04-2202026-04-2242026-04-22-2026-04-2222026-04-2222026-04-22x2026-04-2222026-04-2202026-04-2222026-04-2262026-04-22-2026-04-2202026-04-2242026-04-22-2026-04-2222026-04-2222026-04-22a2026-04-2222026-04-2202026-04-2222026-04-2262026-04-22-2026-04-2202026-04-2242026-04-22-2026-04-2222026-04-2222026-04-22"2026-04-2222026-04-2202026-04-2222026-04-2262026-04-22-2026-04-2202026-04-2242026-04-22-2026-04-2222026-04-2222026-04-22 2026-04-2222026-04-2202026-04-2222026-04-2262026-04-22-2026-04-2202026-04-2242026-04-22-2026-04-2222026-04-2222026-04-22w2026-04-2222026-04-2202026-04-2222026-04-2262026-04-22-2026-04-2202026-04-2242026-04-22-2026-04-2222026-04-2222026-04-22:2026-04-2222026-04-2202026-04-2222026-04-2262026-04-22-2026-04-2202026-04-2242026-04-22-2026-04-2222026-04-2222026-04-22w2026-04-2222026-04-2202026-04-2222026-04-2262026-04-22-2026-04-2202026-04-2242026-04-22-2026-04-2222026-04-2222026-04-22=2026-04-2222026-04-2202026-04-2222026-04-2262026-04-22-2026-04-2202026-04-2242026-04-22-2026-04-2222026-04-2222026-04-22"2026-04-2222026-04-2202026-04-2222026-04-2262026-04-22-2026-04-2202026-04-2242026-04-22-2026-04-2222026-04-2222026-04-2222026-04-2222026-04-2202026-04-2222026-04-2262026-04-22-2026-04-2202026-04-2242026-04-22-2026-04-2222026-04-2222026-04-2282026-04-2222026-04-2202026-04-2222026-04-2262026-04-22-2026-04-2202026-04-2242026-04-22-2026-04-2222026-04-2222026-04-2282026-04-2222026-04-2202026-04-2222026-04-2262026-04-22-2026-04-2202026-04-2242026-04-22-2026-04-2222026-04-2222026-04-2202026-04-2222026-04-2202026-04-2222026-04-2262026-04-22-2026-04-2202026-04-2242026-04-22-2026-04-2222026-04-2222026-04-22"2026-04-2222026-04-2202026-04-2222026-04-2262026-04-22-2026-04-2202026-04-2242026-04-22-2026-04-2222026-04-2222026-04-22/2026-04-2222026-04-2202026-04-2222026-04-2262026-04-22-2026-04-2202026-04-2242026-04-22-2026-04-2222026-04-2222026-04-22>2026-04-2222026-04-2202026-04-2222026-04-2262026-04-22-2026-04-2202026-04-2242026-04-22-2026-04-2222026-04-2222026-04-22<2026-04-2222026-04-2202026-04-2222026-04-2262026-04-22-2026-04-2202026-04-2242026-04-22-2026-04-2222026-04-2222026-04-22/2026-04-2222026-04-2202026-04-2222026-04-2262026-04-22-2026-04-2202026-04-2242026-04-22-2026-04-2222026-04-2222026-04-22w2026-04-2222026-04-2202026-04-2222026-04-2262026-04-22-2026-04-2202026-04-2242026-04-22-2026-04-2222026-04-2222026-04-22:2026-04-2222026-04-2202026-04-2222026-04-2262026-04-22-2026-04-2202026-04-2242026-04-22-2026-04-2222026-04-2222026-04-22t2026-04-2222026-04-2202026-04-2222026-04-2262026-04-22-2026-04-2202026-04-2242026-04-22-2026-04-2222026-04-2222026-04-22c2026-04-2222026-04-2202026-04-2222026-04-2262026-04-22-2026-04-2202026-04-2242026-04-22-2026-04-2222026-04-2222026-04-22P2026-04-2222026-04-2202026-04-2222026-04-2262026-04-22-2026-04-2202026-04-2242026-04-22-2026-04-2222026-04-2222026-04-22r2026-04-2222026-04-2202026-04-2222026-04-2262026-04-22-2026-04-2202026-04-2242026-04-22-2026-04-2222026-04-2222026-04-22>2026-04-2222026-04-2202026-04-2222026-04-2262026-04-22-2026-04-2202026-04-2242026-04-22-2026-04-2222026-04-2222026-04-22<2026-04-2222026-04-2202026-04-2222026-04-2262026-04-22-2026-04-2202026-04-2242026-04-22-2026-04-2222026-04-2222026-04-22w2026-04-2222026-04-2202026-04-2222026-04-2262026-04-22-2026-04-2202026-04-2242026-04-22-2026-04-2222026-04-2222026-04-22:2026-04-2222026-04-2202026-04-2222026-04-2262026-04-22-2026-04-2202026-04-2242026-04-22-2026-04-2222026-04-2222026-04-22p2026-04-2222026-04-2202026-04-2222026-04-2262026-04-22-2026-04-2202026-04-2242026-04-22-2026-04-2222026-04-2222026-04-22>2026-04-2222026-04-2202026-04-2222026-04-2262026-04-22-2026-04-2202026-04-2242026-04-22-2026-04-2222026-04-2222026-04-22<2026-04-2222026-04-2202026-04-2222026-04-2262026-04-22-2026-04-2202026-04-2242026-04-22-2026-04-2222026-04-2222026-04-22w2026-04-2222026-04-2202026-04-2222026-04-2262026-04-22-2026-04-2202026-04-2242026-04-22-2026-04-2222026-04-2222026-04-22:2026-04-2222026-04-2202026-04-2222026-04-2262026-04-22-2026-04-2202026-04-2242026-04-22-2026-04-2222026-04-2222026-04-22r2026-04-2222026-04-2202026-04-2222026-04-2262026-04-22-2026-04-2202026-04-2242026-04-22-2026-04-2222026-04-2222026-04-22>2026-04-2222026-04-2202026-04-2222026-04-2262026-04-22-2026-04-2202026-04-2242026-04-22-2026-04-2222026-04-2222026-04-22<2026-04-2222026-04-2202026-04-2222026-04-2262026-04-22-2026-04-2202026-04-2242026-04-22-2026-04-2222026-04-2222026-04-22w2026-04-2222026-04-2202026-04-2222026-04-2262026-04-22-2026-04-2202026-04-2242026-04-22-2026-04-2222026-04-2222026-04-22:2026-04-2222026-04-2202026-04-2222026-04-2262026-04-22-2026-04-2202026-04-2242026-04-22-2026-04-2222026-04-2222026-04-22t2026-04-2222026-04-2202026-04-2222026-04-2262026-04-22-2026-04-2202026-04-2242026-04-22-2026-04-2222026-04-2222026-04-22>2026-04-2222026-04-2202026-04-2222026-04-2262026-04-22-2026-04-2202026-04-2242026-04-22-2026-04-2222026-04-2222026-04-22{2026-04-2222026-04-2202026-04-2222026-04-2262026-04-22-2026-04-2202026-04-2242026-04-22-2026-04-2222026-04-2222026-04-22{2026-04-2222026-04-2202026-04-2222026-04-2262026-04-22-2026-04-2202026-04-2242026-04-22-2026-04-2222026-04-2222026-04-22R2026-04-2222026-04-2202026-04-2222026-04-2262026-04-22-2026-04-2202026-04-2242026-04-22-2026-04-2222026-04-2222026-04-22O2026-04-2222026-04-2202026-04-2222026-04-2262026-04-22-2026-04-2202026-04-2242026-04-22-2026-04-2222026-04-2222026-04-22W2026-04-2222026-04-2202026-04-2222026-04-2262026-04-22-2026-04-2202026-04-2242026-04-22-2026-04-2222026-04-2222026-04-2232026-04-2222026-04-2202026-04-2222026-04-2262026-04-22-2026-04-2202026-04-2242026-04-22-2026-04-2222026-04-2222026-04-22_2026-04-2222026-04-2202026-04-2222026-04-2262026-04-22-2026-04-2202026-04-2242026-04-22-2026-04-2222026-04-2222026-04-22K2026-04-2222026-04-2202026-04-2222026-04-2262026-04-22-2026-04-2202026-04-2242026-04-22-2026-04-2222026-04-2222026-04-22E2026-04-2222026-04-2202026-04-2222026-04-2262026-04-22-2026-04-2202026-04-2242026-04-22-2026-04-2222026-04-2222026-04-22Y2026-04-2222026-04-2202026-04-2222026-04-2262026-04-22-2026-04-2202026-04-2242026-04-22-2026-04-2222026-04-2222026-04-22W2026-04-2222026-04-2202026-04-2222026-04-2262026-04-22-2026-04-2202026-04-2242026-04-22-2026-04-2222026-04-2222026-04-22O2026-04-2222026-04-2202026-04-2222026-04-2262026-04-22-2026-04-2202026-04-2242026-04-22-2026-04-2222026-04-2222026-04-22R2026-04-2222026-04-2202026-04-2222026-04-2262026-04-22-2026-04-2202026-04-2242026-04-22-2026-04-2222026-04-2222026-04-22D2026-04-2222026-04-2202026-04-2222026-04-2262026-04-22-2026-04-2202026-04-2242026-04-22-2026-04-2222026-04-2222026-04-22}2026-04-2222026-04-2202026-04-2222026-04-2262026-04-22-2026-04-2202026-04-2242026-04-22-2026-04-2222026-04-2222026-04-22}2026-04-2222026-04-2202026-04-2222026-04-2262026-04-22-2026-04-2202026-04-2242026-04-22-2026-04-2222026-04-2222026-04-22<2026-04-2222026-04-2202026-04-2222026-04-2262026-04-22-2026-04-2202026-04-2242026-04-22-2026-04-2222026-04-2222026-04-22/2026-04-2222026-04-2202026-04-2222026-04-2262026-04-22-2026-04-2202026-04-2242026-04-22-2026-04-2222026-04-2222026-04-22w2026-04-2222026-04-2202026-04-2222026-04-2262026-04-22-2026-04-2202026-04-2242026-04-22-2026-04-2222026-04-2222026-04-22:2026-04-2222026-04-2202026-04-2222026-04-2262026-04-22-2026-04-2202026-04-2242026-04-22-2026-04-2222026-04-2222026-04-22t2026-04-2222026-04-2202026-04-2222026-04-2262026-04-22-2026-04-2202026-04-2242026-04-22-2026-04-2222026-04-2222026-04-22>2026-04-2222026-04-2202026-04-2222026-04-2262026-04-22-2026-04-2202026-04-2242026-04-22-2026-04-2222026-04-2222026-04-22<2026-04-2222026-04-2202026-04-2222026-04-2262026-04-22-2026-04-2202026-04-2242026-04-22-2026-04-2222026-04-2222026-04-22/2026-04-2222026-04-2202026-04-2222026-04-2262026-04-22-2026-04-2202026-04-2242026-04-22-2026-04-2222026-04-2222026-04-22w2026-04-2222026-04-2202026-04-2222026-04-2262026-04-22-2026-04-2202026-04-2242026-04-22-2026-04-2222026-04-2222026-04-22:2026-04-2222026-04-2202026-04-2222026-04-2262026-04-22-2026-04-2202026-04-2242026-04-22-2026-04-2222026-04-2222026-04-22r2026-04-2222026-04-2202026-04-2222026-04-2262026-04-22-2026-04-2202026-04-2242026-04-22-2026-04-2222026-04-2222026-04-22>2026-04-2222026-04-2202026-04-2222026-04-2262026-04-22-2026-04-2202026-04-2242026-04-22-2026-04-2222026-04-2222026-04-22<2026-04-2222026-04-2202026-04-2222026-04-2262026-04-22-2026-04-2202026-04-2242026-04-22-2026-04-2222026-04-2222026-04-22/2026-04-2222026-04-2202026-04-2222026-04-2262026-04-22-2026-04-2202026-04-2242026-04-22-2026-04-2222026-04-2222026-04-22w2026-04-2222026-04-2202026-04-2222026-04-2262026-04-22-2026-04-2202026-04-2242026-04-22-2026-04-2222026-04-2222026-04-22:2026-04-2222026-04-2202026-04-2222026-04-2262026-04-22-2026-04-2202026-04-2242026-04-22-2026-04-2222026-04-2222026-04-22p2026-04-2222026-04-2202026-04-2222026-04-2262026-04-22-2026-04-2202026-04-2242026-04-22-2026-04-2222026-04-2222026-04-22>2026-04-2222026-04-2202026-04-2222026-04-2262026-04-22-2026-04-2202026-04-2242026-04-22-2026-04-2222026-04-2222026-04-22<2026-04-2222026-04-2202026-04-2222026-04-2262026-04-22-2026-04-2202026-04-2242026-04-22-2026-04-2222026-04-2222026-04-22/2026-04-2222026-04-2202026-04-2222026-04-2262026-04-22-2026-04-2202026-04-2242026-04-22-2026-04-2222026-04-2222026-04-22w2026-04-2222026-04-2202026-04-2222026-04-2262026-04-22-2026-04-2202026-04-2242026-04-22-2026-04-2222026-04-2222026-04-22:2026-04-2222026-04-2202026-04-2222026-04-2262026-04-22-2026-04-2202026-04-2242026-04-22-2026-04-2222026-04-2222026-04-22t2026-04-2222026-04-2202026-04-2222026-04-2262026-04-22-2026-04-2202026-04-2242026-04-22-2026-04-2222026-04-2222026-04-22c2026-04-2222026-04-2202026-04-2222026-04-2262026-04-22-2026-04-2202026-04-2242026-04-22-2026-04-2222026-04-2222026-04-22>2026-04-2222026-04-2202026-04-2222026-04-2262026-04-22-2026-04-2202026-04-2242026-04-22-2026-04-2222026-04-2222026-04-22<2026-04-2222026-04-2202026-04-2222026-04-2262026-04-22-2026-04-2202026-04-2242026-04-22-2026-04-2222026-04-2222026-04-22w2026-04-2222026-04-2202026-04-2222026-04-2262026-04-22-2026-04-2202026-04-2242026-04-22-2026-04-2222026-04-2222026-04-22:2026-04-2222026-04-2202026-04-2222026-04-2262026-04-22-2026-04-2202026-04-2242026-04-22-2026-04-2222026-04-2222026-04-22t2026-04-2222026-04-2202026-04-2222026-04-2262026-04-22-2026-04-2202026-04-2242026-04-22-2026-04-2222026-04-2222026-04-22c2026-04-2222026-04-2202026-04-2222026-04-2262026-04-22-2026-04-2202026-04-2242026-04-22-2026-04-2222026-04-2222026-04-22>2026-04-2222026-04-2202026-04-2222026-04-2262026-04-22-2026-04-2202026-04-2242026-04-22-2026-04-2222026-04-2222026-04-22<2026-04-2222026-04-2202026-04-2222026-04-2262026-04-22-2026-04-2202026-04-2242026-04-22-2026-04-2222026-04-2222026-04-22w2026-04-2222026-04-2202026-04-2222026-04-2262026-04-22-2026-04-2202026-04-2242026-04-22-2026-04-2222026-04-2222026-04-22:2026-04-2222026-04-2202026-04-2222026-04-2262026-04-22-2026-04-2202026-04-2242026-04-22-2026-04-2222026-04-2222026-04-22t2026-04-2222026-04-2202026-04-2222026-04-2262026-04-22-2026-04-2202026-04-2242026-04-22-2026-04-2222026-04-2222026-04-22c2026-04-2222026-04-2202026-04-2222026-04-2262026-04-22-2026-04-2202026-04-2242026-04-22-2026-04-2222026-04-2222026-04-22P2026-04-2222026-04-2202026-04-2222026-04-2262026-04-22-2026-04-2202026-04-2242026-04-22-2026-04-2222026-04-2222026-04-22r2026-04-2222026-04-2202026-04-2222026-04-2262026-04-22-2026-04-2202026-04-2242026-04-22-2026-04-2222026-04-2222026-04-22>2026-04-2222026-04-2202026-04-2222026-04-2262026-04-22-2026-04-2202026-04-2242026-04-22-2026-04-2222026-04-2222026-04-22<2026-04-2222026-04-2202026-04-2222026-04-2262026-04-22-2026-04-2202026-04-2242026-04-22-2026-04-2222026-04-2222026-04-22w2026-04-2222026-04-2202026-04-2222026-04-2262026-04-22-2026-04-2202026-04-2242026-04-22-2026-04-2222026-04-2222026-04-22:2026-04-2222026-04-2202026-04-2222026-04-2262026-04-22-2026-04-2202026-04-2242026-04-22-2026-04-2222026-04-2222026-04-22t2026-04-2222026-04-2202026-04-2222026-04-2262026-04-22-2026-04-2202026-04-2242026-04-22-2026-04-2222026-04-2222026-04-22c2026-04-2222026-04-2202026-04-2222026-04-2262026-04-22-2026-04-2202026-04-2242026-04-22-2026-04-2222026-04-2222026-04-22W2026-04-2222026-04-2202026-04-2222026-04-2262026-04-22-2026-04-2202026-04-2242026-04-22-2026-04-2222026-04-2222026-04-22 2026-04-2222026-04-2202026-04-2222026-04-2262026-04-22-2026-04-2202026-04-2242026-04-22-2026-04-2222026-04-2222026-04-22w2026-04-2222026-04-2202026-04-2222026-04-2262026-04-22-2026-04-2202026-04-2242026-04-22-2026-04-2222026-04-2222026-04-22:2026-04-2222026-04-2202026-04-2222026-04-2262026-04-22-2026-04-2202026-04-2242026-04-22-2026-04-2222026-04-2222026-04-22t2026-04-2222026-04-2202026-04-2222026-04-2262026-04-22-2026-04-2202026-04-2242026-04-22-2026-04-2222026-04-2222026-04-22y2026-04-2222026-04-2202026-04-2222026-04-2262026-04-22-2026-04-2202026-04-2242026-04-22-2026-04-2222026-04-2222026-04-22p2026-04-2222026-04-2202026-04-2222026-04-2262026-04-22-2026-04-2202026-04-2242026-04-22-2026-04-2222026-04-2222026-04-22e2026-04-2222026-04-2202026-04-2222026-04-2262026-04-22-2026-04-2202026-04-2242026-04-22-2026-04-2222026-04-2222026-04-22=2026-04-2222026-04-2202026-04-2222026-04-2262026-04-22-2026-04-2202026-04-2242026-04-22-2026-04-2222026-04-2222026-04-22"2026-04-2222026-04-2202026-04-2222026-04-2262026-04-22-2026-04-2202026-04-2242026-04-22-2026-04-2222026-04-2222026-04-22d2026-04-2222026-04-2202026-04-2222026-04-2262026-04-22-2026-04-2202026-04-2242026-04-22-2026-04-2222026-04-2222026-04-22x2026-04-2222026-04-2202026-04-2222026-04-2262026-04-22-2026-04-2202026-04-2242026-04-22-2026-04-2222026-04-2222026-04-22a2026-04-2222026-04-2202026-04-2222026-04-2262026-04-22-2026-04-2202026-04-2242026-04-22-2026-04-2222026-04-2222026-04-22"2026-04-2222026-04-2202026-04-2222026-04-2262026-04-22-2026-04-2202026-04-2242026-04-22-2026-04-2222026-04-2222026-04-22 2026-04-2222026-04-2202026-04-2222026-04-2262026-04-22-2026-04-2202026-04-2242026-04-22-2026-04-2222026-04-2222026-04-22w2026-04-2222026-04-2202026-04-2222026-04-2262026-04-22-2026-04-2202026-04-2242026-04-22-2026-04-2222026-04-2222026-04-22:2026-04-2222026-04-2202026-04-2222026-04-2262026-04-22-2026-04-2202026-04-2242026-04-22-2026-04-2222026-04-2222026-04-22w2026-04-2222026-04-2202026-04-2222026-04-2262026-04-22-2026-04-2202026-04-2242026-04-22-2026-04-2222026-04-2222026-04-22=2026-04-2222026-04-2202026-04-2222026-04-2262026-04-22-2026-04-2202026-04-2242026-04-22-2026-04-2222026-04-2222026-04-22"2026-04-2222026-04-2202026-04-2222026-04-2262026-04-22-2026-04-2202026-04-2242026-04-22-2026-04-2222026-04-2222026-04-2222026-04-2222026-04-2202026-04-2222026-04-2262026-04-22-2026-04-2202026-04-2242026-04-22-2026-04-2222026-04-2222026-04-2282026-04-2222026-04-2202026-04-2222026-04-2262026-04-22-2026-04-2202026-04-2242026-04-22-2026-04-2222026-04-2222026-04-2282026-04-2222026-04-2202026-04-2222026-04-2262026-04-22-2026-04-2202026-04-2242026-04-22-2026-04-2222026-04-2222026-04-2202026-04-2222026-04-2202026-04-2222026-04-2262026-04-22-2026-04-2202026-04-2242026-04-22-2026-04-2222026-04-2222026-04-22"2026-04-2222026-04-2202026-04-2222026-04-2262026-04-22-2026-04-2202026-04-2242026-04-22-2026-04-2222026-04-2222026-04-22/2026-04-2222026-04-2202026-04-2222026-04-2262026-04-22-2026-04-2202026-04-2242026-04-22-2026-04-2222026-04-2222026-04-22>2026-04-2222026-04-2202026-04-2222026-04-2262026-04-22-2026-04-2202026-04-2242026-04-22-2026-04-2222026-04-2222026-04-22<2026-04-2222026-04-2202026-04-2222026-04-2262026-04-22-2026-04-2202026-04-2242026-04-22-2026-04-2222026-04-2222026-04-22/2026-04-2222026-04-2202026-04-2222026-04-2262026-04-22-2026-04-2202026-04-2242026-04-22-2026-04-2222026-04-2222026-04-22w2026-04-2222026-04-2202026-04-2222026-04-2262026-04-22-2026-04-2202026-04-2242026-04-22-2026-04-2222026-04-2222026-04-22:2026-04-2222026-04-2202026-04-2222026-04-2262026-04-22-2026-04-2202026-04-2242026-04-22-2026-04-2222026-04-2222026-04-22t2026-04-2222026-04-2202026-04-2222026-04-2262026-04-22-2026-04-2202026-04-2242026-04-22-2026-04-2222026-04-2222026-04-22c2026-04-2222026-04-2202026-04-2222026-04-2262026-04-22-2026-04-2202026-04-2242026-04-22-2026-04-2222026-04-2222026-04-22P2026-04-2222026-04-2202026-04-2222026-04-2262026-04-22-2026-04-2202026-04-2242026-04-22-2026-04-2222026-04-2222026-04-22r2026-04-2222026-04-2202026-04-2222026-04-2262026-04-22-2026-04-2202026-04-2242026-04-22-2026-04-2222026-04-2222026-04-22>2026-04-2222026-04-2202026-04-2222026-04-2262026-04-22-2026-04-2202026-04-2242026-04-22-2026-04-2222026-04-2222026-04-22<2026-04-2222026-04-2202026-04-2222026-04-2262026-04-22-2026-04-2202026-04-2242026-04-22-2026-04-2222026-04-2222026-04-22w2026-04-2222026-04-2202026-04-2222026-04-2262026-04-22-2026-04-2202026-04-2242026-04-22-2026-04-2222026-04-2222026-04-22:2026-04-2222026-04-2202026-04-2222026-04-2262026-04-22-2026-04-2202026-04-2242026-04-22-2026-04-2222026-04-2222026-04-22p2026-04-2222026-04-2202026-04-2222026-04-2262026-04-22-2026-04-2202026-04-2242026-04-22-2026-04-2222026-04-2222026-04-22>2026-04-2222026-04-2202026-04-2222026-04-2262026-04-22-2026-04-2202026-04-2242026-04-22-2026-04-2222026-04-2222026-04-22<2026-04-2222026-04-2202026-04-2222026-04-2262026-04-22-2026-04-2202026-04-2242026-04-22-2026-04-2222026-04-2222026-04-22w2026-04-2222026-04-2202026-04-2222026-04-2262026-04-22-2026-04-2202026-04-2242026-04-22-2026-04-2222026-04-2222026-04-22:2026-04-2222026-04-2202026-04-2222026-04-2262026-04-22-2026-04-2202026-04-2242026-04-22-2026-04-2222026-04-2222026-04-22r2026-04-2222026-04-2202026-04-2222026-04-2262026-04-22-2026-04-2202026-04-2242026-04-22-2026-04-2222026-04-2222026-04-22>2026-04-2222026-04-2202026-04-2222026-04-2262026-04-22-2026-04-2202026-04-2242026-04-22-2026-04-2222026-04-2222026-04-22<2026-04-2222026-04-2202026-04-2222026-04-2262026-04-22-2026-04-2202026-04-2242026-04-22-2026-04-2222026-04-2222026-04-22w2026-04-2222026-04-2202026-04-2222026-04-2262026-04-22-2026-04-2202026-04-2242026-04-22-2026-04-2222026-04-2222026-04-22:2026-04-2222026-04-2202026-04-2222026-04-2262026-04-22-2026-04-2202026-04-2242026-04-22-2026-04-2222026-04-2222026-04-22t2026-04-2222026-04-2202026-04-2222026-04-2262026-04-22-2026-04-2202026-04-2242026-04-22-2026-04-2222026-04-2222026-04-22>2026-04-2222026-04-2202026-04-2222026-04-2262026-04-22-2026-04-2202026-04-2242026-04-22-2026-04-2222026-04-2222026-04-22{2026-04-2222026-04-2202026-04-2222026-04-2262026-04-22-2026-04-2202026-04-2242026-04-22-2026-04-2222026-04-2222026-04-22{2026-04-2222026-04-2202026-04-2222026-04-2262026-04-22-2026-04-2202026-04-2242026-04-22-2026-04-2222026-04-2222026-04-22R2026-04-2222026-04-2202026-04-2222026-04-2262026-04-22-2026-04-2202026-04-2242026-04-22-2026-04-2222026-04-2222026-04-22O2026-04-2222026-04-2202026-04-2222026-04-2262026-04-22-2026-04-2202026-04-2242026-04-22-2026-04-2222026-04-2222026-04-22W2026-04-2222026-04-2202026-04-2222026-04-2262026-04-22-2026-04-2202026-04-2242026-04-22-2026-04-2222026-04-2222026-04-2232026-04-2222026-04-2202026-04-2222026-04-2262026-04-22-2026-04-2202026-04-2242026-04-22-2026-04-2222026-04-2222026-04-22_2026-04-2222026-04-2202026-04-2222026-04-2262026-04-22-2026-04-2202026-04-2242026-04-22-2026-04-2222026-04-2222026-04-22R2026-04-2222026-04-2202026-04-2222026-04-2262026-04-22-2026-04-2202026-04-2242026-04-22-2026-04-2222026-04-2222026-04-22E2026-04-2222026-04-2202026-04-2222026-04-2262026-04-22-2026-04-2202026-04-2242026-04-22-2026-04-2222026-04-2222026-04-22S2026-04-2222026-04-2202026-04-2222026-04-2262026-04-22-2026-04-2202026-04-2242026-04-22-2026-04-2222026-04-2222026-04-22U2026-04-2222026-04-2202026-04-2222026-04-2262026-04-22-2026-04-2202026-04-2242026-04-22-2026-04-2222026-04-2222026-04-22L2026-04-2222026-04-2202026-04-2222026-04-2262026-04-22-2026-04-2202026-04-2242026-04-22-2026-04-2222026-04-2222026-04-22T2026-04-2222026-04-2202026-04-2222026-04-2262026-04-22-2026-04-2202026-04-2242026-04-22-2026-04-2222026-04-2222026-04-22}2026-04-2222026-04-2202026-04-2222026-04-2262026-04-22-2026-04-2202026-04-2242026-04-22-2026-04-2222026-04-2222026-04-22}2026-04-2222026-04-2202026-04-2222026-04-2262026-04-22-2026-04-2202026-04-2242026-04-22-2026-04-2222026-04-2222026-04-22<2026-04-2222026-04-2202026-04-2222026-04-2262026-04-22-2026-04-2202026-04-2242026-04-22-2026-04-2222026-04-2222026-04-22/2026-04-2222026-04-2202026-04-2222026-04-2262026-04-22-2026-04-2202026-04-2242026-04-22-2026-04-2222026-04-2222026-04-22w2026-04-2222026-04-2202026-04-2222026-04-2262026-04-22-2026-04-2202026-04-2242026-04-22-2026-04-2222026-04-2222026-04-22:2026-04-2222026-04-2202026-04-2222026-04-2262026-04-22-2026-04-2202026-04-2242026-04-22-2026-04-2222026-04-2222026-04-22t2026-04-2222026-04-2202026-04-2222026-04-2262026-04-22-2026-04-2202026-04-2242026-04-22-2026-04-2222026-04-2222026-04-22>2026-04-2222026-04-2202026-04-2222026-04-2262026-04-22-2026-04-2202026-04-2242026-04-22-2026-04-2222026-04-2222026-04-22<2026-04-2222026-04-2202026-04-2222026-04-2262026-04-22-2026-04-2202026-04-2242026-04-22-2026-04-2222026-04-2222026-04-22/2026-04-2222026-04-2202026-04-2222026-04-2262026-04-22-2026-04-2202026-04-2242026-04-22-2026-04-2222026-04-2222026-04-22w2026-04-2222026-04-2202026-04-2222026-04-2262026-04-22-2026-04-2202026-04-2242026-04-22-2026-04-2222026-04-2222026-04-22:2026-04-2222026-04-2202026-04-2222026-04-2262026-04-22-2026-04-2202026-04-2242026-04-22-2026-04-2222026-04-2222026-04-22r2026-04-2222026-04-2202026-04-2222026-04-2262026-04-22-2026-04-2202026-04-2242026-04-22-2026-04-2222026-04-2222026-04-22>2026-04-2222026-04-2202026-04-2222026-04-2262026-04-22-2026-04-2202026-04-2242026-04-22-2026-04-2222026-04-2222026-04-22<2026-04-2222026-04-2202026-04-2222026-04-2262026-04-22-2026-04-2202026-04-2242026-04-22-2026-04-2222026-04-2222026-04-22/2026-04-2222026-04-2202026-04-2222026-04-2262026-04-22-2026-04-2202026-04-2242026-04-22-2026-04-2222026-04-2222026-04-22w2026-04-2222026-04-2202026-04-2222026-04-2262026-04-22-2026-04-2202026-04-2242026-04-22-2026-04-2222026-04-2222026-04-22:2026-04-2222026-04-2202026-04-2222026-04-2262026-04-22-2026-04-2202026-04-2242026-04-22-2026-04-2222026-04-2222026-04-22p2026-04-2222026-04-2202026-04-2222026-04-2262026-04-22-2026-04-2202026-04-2242026-04-22-2026-04-2222026-04-2222026-04-22>2026-04-2222026-04-2202026-04-2222026-04-2262026-04-22-2026-04-2202026-04-2242026-04-22-2026-04-2222026-04-2222026-04-22<2026-04-2222026-04-2202026-04-2222026-04-2262026-04-22-2026-04-2202026-04-2242026-04-22-2026-04-2222026-04-2222026-04-22/2026-04-2222026-04-2202026-04-2222026-04-2262026-04-22-2026-04-2202026-04-2242026-04-22-2026-04-2222026-04-2222026-04-22w2026-04-2222026-04-2202026-04-2222026-04-2262026-04-22-2026-04-2202026-04-2242026-04-22-2026-04-2222026-04-2222026-04-22:2026-04-2222026-04-2202026-04-2222026-04-2262026-04-22-2026-04-2202026-04-2242026-04-22-2026-04-2222026-04-2222026-04-22t2026-04-2222026-04-2202026-04-2222026-04-2262026-04-22-2026-04-2202026-04-2242026-04-22-2026-04-2222026-04-2222026-04-22c2026-04-2222026-04-2202026-04-2222026-04-2262026-04-22-2026-04-2202026-04-2242026-04-22-2026-04-2222026-04-2222026-04-22>2026-04-2222026-04-2202026-04-2222026-04-2262026-04-22-2026-04-2202026-04-2242026-04-22-2026-04-2222026-04-2222026-04-22<2026-04-2222026-04-2202026-04-2222026-04-2262026-04-22-2026-04-2202026-04-2242026-04-22-2026-04-2222026-04-2222026-04-22/2026-04-2222026-04-2202026-04-2222026-04-2262026-04-22-2026-04-2202026-04-2242026-04-22-2026-04-2222026-04-2222026-04-22w2026-04-2222026-04-2202026-04-2222026-04-2262026-04-22-2026-04-2202026-04-2242026-04-22-2026-04-2222026-04-2222026-04-22:2026-04-2222026-04-2202026-04-2222026-04-2262026-04-22-2026-04-2202026-04-2242026-04-22-2026-04-2222026-04-2222026-04-22t2026-04-2222026-04-2202026-04-2222026-04-2262026-04-22-2026-04-2202026-04-2242026-04-22-2026-04-2222026-04-2222026-04-22r2026-04-2222026-04-2202026-04-2222026-04-2262026-04-22-2026-04-2202026-04-2242026-04-22-2026-04-2222026-04-2222026-04-22>2026-04-2222026-04-2202026-04-2222026-04-2262026-04-22-2026-04-2202026-04-2242026-04-22-2026-04-2222026-04-2222026-04-22<2026-04-2222026-04-2202026-04-2222026-04-2262026-04-22-2026-04-2202026-04-2242026-04-22-2026-04-2222026-04-2222026-04-22w2026-04-2222026-04-2202026-04-2222026-04-2262026-04-22-2026-04-2202026-04-2242026-04-22-2026-04-2222026-04-2222026-04-22:2026-04-2222026-04-2202026-04-2222026-04-2262026-04-22-2026-04-2202026-04-2242026-04-22-2026-04-2222026-04-2222026-04-22t2026-04-2222026-04-2202026-04-2222026-04-2262026-04-22-2026-04-2202026-04-2242026-04-22-2026-04-2222026-04-2222026-04-22r2026-04-2222026-04-2202026-04-2222026-04-2262026-04-22-2026-04-2202026-04-2242026-04-22-2026-04-2222026-04-2222026-04-22>2026-04-2222026-04-2202026-04-2222026-04-2262026-04-22-2026-04-2202026-04-2242026-04-22-2026-04-2222026-04-2222026-04-22<2026-04-2222026-04-2202026-04-2222026-04-2262026-04-22-2026-04-2202026-04-2242026-04-22-2026-04-2222026-04-2222026-04-22w2026-04-2222026-04-2202026-04-2222026-04-2262026-04-22-2026-04-2202026-04-2242026-04-22-2026-04-2222026-04-2222026-04-22:2026-04-2222026-04-2202026-04-2222026-04-2262026-04-22-2026-04-2202026-04-2242026-04-22-2026-04-2222026-04-2222026-04-22t2026-04-2222026-04-2202026-04-2222026-04-2262026-04-22-2026-04-2202026-04-2242026-04-22-2026-04-2222026-04-2222026-04-22c2026-04-2222026-04-2202026-04-2222026-04-2262026-04-22-2026-04-2202026-04-2242026-04-22-2026-04-2222026-04-2222026-04-22>2026-04-2222026-04-2202026-04-2222026-04-2262026-04-22-2026-04-2202026-04-2242026-04-22-2026-04-2222026-04-2222026-04-22<2026-04-2222026-04-2202026-04-2222026-04-2262026-04-22-2026-04-2202026-04-2242026-04-22-2026-04-2222026-04-2222026-04-22w2026-04-2222026-04-2202026-04-2222026-04-2262026-04-22-2026-04-2202026-04-2242026-04-22-2026-04-2222026-04-2222026-04-22:2026-04-2222026-04-2202026-04-2222026-04-2262026-04-22-2026-04-2202026-04-2242026-04-22-2026-04-2222026-04-2222026-04-22t2026-04-2222026-04-2202026-04-2222026-04-2262026-04-22-2026-04-2202026-04-2242026-04-22-2026-04-2222026-04-2222026-04-22c2026-04-2222026-04-2202026-04-2222026-04-2262026-04-22-2026-04-2202026-04-2242026-04-22-2026-04-2222026-04-2222026-04-22P2026-04-2222026-04-2202026-04-2222026-04-2262026-04-22-2026-04-2202026-04-2242026-04-22-2026-04-2222026-04-2222026-04-22r2026-04-2222026-04-2202026-04-2222026-04-2262026-04-22-2026-04-2202026-04-2242026-04-22-2026-04-2222026-04-2222026-04-22>2026-04-2222026-04-2202026-04-2222026-04-2262026-04-22-2026-04-2202026-04-2242026-04-22-2026-04-2222026-04-2222026-04-22<2026-04-2222026-04-2202026-04-2222026-04-2262026-04-22-2026-04-2202026-04-2242026-04-22-2026-04-2222026-04-2222026-04-22w2026-04-2222026-04-2202026-04-2222026-04-2262026-04-22-2026-04-2202026-04-2242026-04-22-2026-04-2222026-04-2222026-04-22:2026-04-2222026-04-2202026-04-2222026-04-2262026-04-22-2026-04-2202026-04-2242026-04-22-2026-04-2222026-04-2222026-04-22t2026-04-2222026-04-2202026-04-2222026-04-2262026-04-22-2026-04-2202026-04-2242026-04-22-2026-04-2222026-04-2222026-04-22c2026-04-2222026-04-2202026-04-2222026-04-2262026-04-22-2026-04-2202026-04-2242026-04-22-2026-04-2222026-04-2222026-04-22W2026-04-2222026-04-2202026-04-2222026-04-2262026-04-22-2026-04-2202026-04-2242026-04-22-2026-04-2222026-04-2222026-04-22 2026-04-2222026-04-2202026-04-2222026-04-2262026-04-22-2026-04-2202026-04-2242026-04-22-2026-04-2222026-04-2222026-04-22w2026-04-2222026-04-2202026-04-2222026-04-2262026-04-22-2026-04-2202026-04-2242026-04-22-2026-04-2222026-04-2222026-04-22:2026-04-2222026-04-2202026-04-2222026-04-2262026-04-22-2026-04-2202026-04-2242026-04-22-2026-04-2222026-04-2222026-04-22t2026-04-2222026-04-2202026-04-2222026-04-2262026-04-22-2026-04-2202026-04-2242026-04-22-2026-04-2222026-04-2222026-04-22y2026-04-2222026-04-2202026-04-2222026-04-2262026-04-22-2026-04-2202026-04-2242026-04-22-2026-04-2222026-04-2222026-04-22p2026-04-2222026-04-2202026-04-2222026-04-2262026-04-22-2026-04-2202026-04-2242026-04-22-2026-04-2222026-04-2222026-04-22e2026-04-2222026-04-2202026-04-2222026-04-2262026-04-22-2026-04-2202026-04-2242026-04-22-2026-04-2222026-04-2222026-04-22=2026-04-2222026-04-2202026-04-2222026-04-2262026-04-22-2026-04-2202026-04-2242026-04-22-2026-04-2222026-04-2222026-04-22"2026-04-2222026-04-2202026-04-2222026-04-2262026-04-22-2026-04-2202026-04-2242026-04-22-2026-04-2222026-04-2222026-04-22d2026-04-2222026-04-2202026-04-2222026-04-2262026-04-22-2026-04-2202026-04-2242026-04-22-2026-04-2222026-04-2222026-04-22x2026-04-2222026-04-2202026-04-2222026-04-2262026-04-22-2026-04-2202026-04-2242026-04-22-2026-04-2222026-04-2222026-04-22a2026-04-2222026-04-2202026-04-2222026-04-2262026-04-22-2026-04-2202026-04-2242026-04-22-2026-04-2222026-04-2222026-04-22"2026-04-2222026-04-2202026-04-2222026-04-2262026-04-22-2026-04-2202026-04-2242026-04-22-2026-04-2222026-04-2222026-04-22 2026-04-2222026-04-2202026-04-2222026-04-2262026-04-22-2026-04-2202026-04-2242026-04-22-2026-04-2222026-04-2222026-04-22w2026-04-2222026-04-2202026-04-2222026-04-2262026-04-22-2026-04-2202026-04-2242026-04-22-2026-04-2222026-04-2222026-04-22:2026-04-2222026-04-2202026-04-2222026-04-2262026-04-22-2026-04-2202026-04-2242026-04-22-2026-04-2222026-04-2222026-04-22w2026-04-2222026-04-2202026-04-2222026-04-2262026-04-22-2026-04-2202026-04-2242026-04-22-2026-04-2222026-04-2222026-04-22=2026-04-2222026-04-2202026-04-2222026-04-2262026-04-22-2026-04-2202026-04-2242026-04-22-2026-04-2222026-04-2222026-04-22"2026-04-2222026-04-2202026-04-2222026-04-2262026-04-22-2026-04-2202026-04-2242026-04-22-2026-04-2222026-04-2222026-04-2222026-04-2222026-04-2202026-04-2222026-04-2262026-04-22-2026-04-2202026-04-2242026-04-22-2026-04-2222026-04-2222026-04-2282026-04-2222026-04-2202026-04-2222026-04-2262026-04-22-2026-04-2202026-04-2242026-04-22-2026-04-2222026-04-2222026-04-2282026-04-2222026-04-2202026-04-2222026-04-2262026-04-22-2026-04-2202026-04-2242026-04-22-2026-04-2222026-04-2222026-04-2202026-04-2222026-04-2202026-04-2222026-04-2262026-04-22-2026-04-2202026-04-2242026-04-22-2026-04-2222026-04-2222026-04-22"2026-04-2222026-04-2202026-04-2222026-04-2262026-04-22-2026-04-2202026-04-2242026-04-22-2026-04-2222026-04-2222026-04-22/2026-04-2222026-04-2202026-04-2222026-04-2262026-04-22-2026-04-2202026-04-2242026-04-22-2026-04-2222026-04-2222026-04-22>2026-04-2222026-04-2202026-04-2222026-04-2262026-04-22-2026-04-2202026-04-2242026-04-22-2026-04-2222026-04-2222026-04-22<2026-04-2222026-04-2202026-04-2222026-04-2262026-04-22-2026-04-2202026-04-2242026-04-22-2026-04-2222026-04-2222026-04-22/2026-04-2222026-04-2202026-04-2222026-04-2262026-04-22-2026-04-2202026-04-2242026-04-22-2026-04-2222026-04-2222026-04-22w2026-04-2222026-04-2202026-04-2222026-04-2262026-04-22-2026-04-2202026-04-2242026-04-22-2026-04-2222026-04-2222026-04-22:2026-04-2222026-04-2202026-04-2222026-04-2262026-04-22-2026-04-2202026-04-2242026-04-22-2026-04-2222026-04-2222026-04-22t2026-04-2222026-04-2202026-04-2222026-04-2262026-04-22-2026-04-2202026-04-2242026-04-22-2026-04-2222026-04-2222026-04-22c2026-04-2222026-04-2202026-04-2222026-04-2262026-04-22-2026-04-2202026-04-2242026-04-22-2026-04-2222026-04-2222026-04-22P2026-04-2222026-04-2202026-04-2222026-04-2262026-04-22-2026-04-2202026-04-2242026-04-22-2026-04-2222026-04-2222026-04-22r2026-04-2222026-04-2202026-04-2222026-04-2262026-04-22-2026-04-2202026-04-2242026-04-22-2026-04-2222026-04-2222026-04-22>2026-04-2222026-04-2202026-04-2222026-04-2262026-04-22-2026-04-2202026-04-2242026-04-22-2026-04-2222026-04-2222026-04-22<2026-04-2222026-04-2202026-04-2222026-04-2262026-04-22-2026-04-2202026-04-2242026-04-22-2026-04-2222026-04-2222026-04-22w2026-04-2222026-04-2202026-04-2222026-04-2262026-04-22-2026-04-2202026-04-2242026-04-22-2026-04-2222026-04-2222026-04-22:2026-04-2222026-04-2202026-04-2222026-04-2262026-04-22-2026-04-2202026-04-2242026-04-22-2026-04-2222026-04-2222026-04-22p2026-04-2222026-04-2202026-04-2222026-04-2262026-04-22-2026-04-2202026-04-2242026-04-22-2026-04-2222026-04-2222026-04-22>2026-04-2222026-04-2202026-04-2222026-04-2262026-04-22-2026-04-2202026-04-2242026-04-22-2026-04-2222026-04-2222026-04-22<2026-04-2222026-04-2202026-04-2222026-04-2262026-04-22-2026-04-2202026-04-2242026-04-22-2026-04-2222026-04-2222026-04-22w2026-04-2222026-04-2202026-04-2222026-04-2262026-04-22-2026-04-2202026-04-2242026-04-22-2026-04-2222026-04-2222026-04-22:2026-04-2222026-04-2202026-04-2222026-04-2262026-04-22-2026-04-2202026-04-2242026-04-22-2026-04-2222026-04-2222026-04-22r2026-04-2222026-04-2202026-04-2222026-04-2262026-04-22-2026-04-2202026-04-2242026-04-22-2026-04-2222026-04-2222026-04-22>2026-04-2222026-04-2202026-04-2222026-04-2262026-04-22-2026-04-2202026-04-2242026-04-22-2026-04-2222026-04-2222026-04-22<2026-04-2222026-04-2202026-04-2222026-04-2262026-04-22-2026-04-2202026-04-2242026-04-22-2026-04-2222026-04-2222026-04-22w2026-04-2222026-04-2202026-04-2222026-04-2262026-04-22-2026-04-2202026-04-2242026-04-22-2026-04-2222026-04-2222026-04-22:2026-04-2222026-04-2202026-04-2222026-04-2262026-04-22-2026-04-2202026-04-2242026-04-22-2026-04-2222026-04-2222026-04-22t2026-04-2222026-04-2202026-04-2222026-04-2262026-04-22-2026-04-2202026-04-2242026-04-22-2026-04-2222026-04-2222026-04-22>2026-04-2222026-04-2202026-04-2222026-04-2262026-04-22-2026-04-2202026-04-2242026-04-22-2026-04-2222026-04-2222026-04-22{2026-04-2222026-04-2202026-04-2222026-04-2262026-04-22-2026-04-2202026-04-2242026-04-22-2026-04-2222026-04-2222026-04-22{2026-04-2222026-04-2202026-04-2222026-04-2262026-04-22-2026-04-2202026-04-2242026-04-22-2026-04-2222026-04-2222026-04-22R2026-04-2222026-04-2202026-04-2222026-04-2262026-04-22-2026-04-2202026-04-2242026-04-22-2026-04-2222026-04-2222026-04-22O2026-04-2222026-04-2202026-04-2222026-04-2262026-04-22-2026-04-2202026-04-2242026-04-22-2026-04-2222026-04-2222026-04-22W2026-04-2222026-04-2202026-04-2222026-04-2262026-04-22-2026-04-2202026-04-2242026-04-22-2026-04-2222026-04-2222026-04-2242026-04-2222026-04-2202026-04-2222026-04-2262026-04-22-2026-04-2202026-04-2242026-04-22-2026-04-2222026-04-2222026-04-22_2026-04-2222026-04-2202026-04-2222026-04-2262026-04-22-2026-04-2202026-04-2242026-04-22-2026-04-2222026-04-2222026-04-22N2026-04-2222026-04-2202026-04-2222026-04-2262026-04-22-2026-04-2202026-04-2242026-04-22-2026-04-2222026-04-2222026-04-22U2026-04-2222026-04-2202026-04-2222026-04-2262026-04-22-2026-04-2202026-04-2242026-04-22-2026-04-2222026-04-2222026-04-22M2026-04-2222026-04-2202026-04-2222026-04-2262026-04-22-2026-04-2202026-04-2242026-04-22-2026-04-2222026-04-2222026-04-22}2026-04-2222026-04-2202026-04-2222026-04-2262026-04-22-2026-04-2202026-04-2242026-04-22-2026-04-2222026-04-2222026-04-22}2026-04-2222026-04-2202026-04-2222026-04-2262026-04-22-2026-04-2202026-04-2242026-04-22-2026-04-2222026-04-2222026-04-22<2026-04-2222026-04-2202026-04-2222026-04-2262026-04-22-2026-04-2202026-04-2242026-04-22-2026-04-2222026-04-2222026-04-22/2026-04-2222026-04-2202026-04-2222026-04-2262026-04-22-2026-04-2202026-04-2242026-04-22-2026-04-2222026-04-2222026-04-22w2026-04-2222026-04-2202026-04-2222026-04-2262026-04-22-2026-04-2202026-04-2242026-04-22-2026-04-2222026-04-2222026-04-22:2026-04-2222026-04-2202026-04-2222026-04-2262026-04-22-2026-04-2202026-04-2242026-04-22-2026-04-2222026-04-2222026-04-22t2026-04-2222026-04-2202026-04-2222026-04-2262026-04-22-2026-04-2202026-04-2242026-04-22-2026-04-2222026-04-2222026-04-22>2026-04-2222026-04-2202026-04-2222026-04-2262026-04-22-2026-04-2202026-04-2242026-04-22-2026-04-2222026-04-2222026-04-22<2026-04-2222026-04-2202026-04-2222026-04-2262026-04-22-2026-04-2202026-04-2242026-04-22-2026-04-2222026-04-2222026-04-22/2026-04-2222026-04-2202026-04-2222026-04-2262026-04-22-2026-04-2202026-04-2242026-04-22-2026-04-2222026-04-2222026-04-22w2026-04-2222026-04-2202026-04-2222026-04-2262026-04-22-2026-04-2202026-04-2242026-04-22-2026-04-2222026-04-2222026-04-22:2026-04-2222026-04-2202026-04-2222026-04-2262026-04-22-2026-04-2202026-04-2242026-04-22-2026-04-2222026-04-2222026-04-22r2026-04-2222026-04-2202026-04-2222026-04-2262026-04-22-2026-04-2202026-04-2242026-04-22-2026-04-2222026-04-2222026-04-22>2026-04-2222026-04-2202026-04-2222026-04-2262026-04-22-2026-04-2202026-04-2242026-04-22-2026-04-2222026-04-2222026-04-22<2026-04-2222026-04-2202026-04-2222026-04-2262026-04-22-2026-04-2202026-04-2242026-04-22-2026-04-2222026-04-2222026-04-22/2026-04-2222026-04-2202026-04-2222026-04-2262026-04-22-2026-04-2202026-04-2242026-04-22-2026-04-2222026-04-2222026-04-22w2026-04-2222026-04-2202026-04-2222026-04-2262026-04-22-2026-04-2202026-04-2242026-04-22-2026-04-2222026-04-2222026-04-22:2026-04-2222026-04-2202026-04-2222026-04-2262026-04-22-2026-04-2202026-04-2242026-04-22-2026-04-2222026-04-2222026-04-22p2026-04-2222026-04-2202026-04-2222026-04-2262026-04-22-2026-04-2202026-04-2242026-04-22-2026-04-2222026-04-2222026-04-22>2026-04-2222026-04-2202026-04-2222026-04-2262026-04-22-2026-04-2202026-04-2242026-04-22-2026-04-2222026-04-2222026-04-22<2026-04-2222026-04-2202026-04-2222026-04-2262026-04-22-2026-04-2202026-04-2242026-04-22-2026-04-2222026-04-2222026-04-22/2026-04-2222026-04-2202026-04-2222026-04-2262026-04-22-2026-04-2202026-04-2242026-04-22-2026-04-2222026-04-2222026-04-22w2026-04-2222026-04-2202026-04-2222026-04-2262026-04-22-2026-04-2202026-04-2242026-04-22-2026-04-2222026-04-2222026-04-22:2026-04-2222026-04-2202026-04-2222026-04-2262026-04-22-2026-04-2202026-04-2242026-04-22-2026-04-2222026-04-2222026-04-22t2026-04-2222026-04-2202026-04-2222026-04-2262026-04-22-2026-04-2202026-04-2242026-04-22-2026-04-2222026-04-2222026-04-22c2026-04-2222026-04-2202026-04-2222026-04-2262026-04-22-2026-04-2202026-04-2242026-04-22-2026-04-2222026-04-2222026-04-22>2026-04-2222026-04-2202026-04-2222026-04-2262026-04-22-2026-04-2202026-04-2242026-04-22-2026-04-2222026-04-2222026-04-22<2026-04-2222026-04-2202026-04-2222026-04-2262026-04-22-2026-04-2202026-04-2242026-04-22-2026-04-2222026-04-2222026-04-22w2026-04-2222026-04-2202026-04-2222026-04-2262026-04-22-2026-04-2202026-04-2242026-04-22-2026-04-2222026-04-2222026-04-22:2026-04-2222026-04-2202026-04-2222026-04-2262026-04-22-2026-04-2202026-04-2242026-04-22-2026-04-2222026-04-2222026-04-22t2026-04-2222026-04-2202026-04-2222026-04-2262026-04-22-2026-04-2202026-04-2242026-04-22-2026-04-2222026-04-2222026-04-22c2026-04-2222026-04-2202026-04-2222026-04-2262026-04-22-2026-04-2202026-04-2242026-04-22-2026-04-2222026-04-2222026-04-22>2026-04-2222026-04-2202026-04-2222026-04-2262026-04-22-2026-04-2202026-04-2242026-04-22-2026-04-2222026-04-2222026-04-22<2026-04-2222026-04-2202026-04-2222026-04-2262026-04-22-2026-04-2202026-04-2242026-04-22-2026-04-2222026-04-2222026-04-22w2026-04-2222026-04-2202026-04-2222026-04-2262026-04-22-2026-04-2202026-04-2242026-04-22-2026-04-2222026-04-2222026-04-22:2026-04-2222026-04-2202026-04-2222026-04-2262026-04-22-2026-04-2202026-04-2242026-04-22-2026-04-2222026-04-2222026-04-22t2026-04-2222026-04-2202026-04-2222026-04-2262026-04-22-2026-04-2202026-04-2242026-04-22-2026-04-2222026-04-2222026-04-22c2026-04-2222026-04-2202026-04-2222026-04-2262026-04-22-2026-04-2202026-04-2242026-04-22-2026-04-2222026-04-2222026-04-22P2026-04-2222026-04-2202026-04-2222026-04-2262026-04-22-2026-04-2202026-04-2242026-04-22-2026-04-2222026-04-2222026-04-22r2026-04-2222026-04-2202026-04-2222026-04-2262026-04-22-2026-04-2202026-04-2242026-04-22-2026-04-2222026-04-2222026-04-22>2026-04-2222026-04-2202026-04-2222026-04-2262026-04-22-2026-04-2202026-04-2242026-04-22-2026-04-2222026-04-2222026-04-22<2026-04-2222026-04-2202026-04-2222026-04-2262026-04-22-2026-04-2202026-04-2242026-04-22-2026-04-2222026-04-2222026-04-22w2026-04-2222026-04-2202026-04-2222026-04-2262026-04-22-2026-04-2202026-04-2242026-04-22-2026-04-2222026-04-2222026-04-22:2026-04-2222026-04-2202026-04-2222026-04-2262026-04-22-2026-04-2202026-04-2242026-04-22-2026-04-2222026-04-2222026-04-22t2026-04-2222026-04-2202026-04-2222026-04-2262026-04-22-2026-04-2202026-04-2242026-04-22-2026-04-2222026-04-2222026-04-22c2026-04-2222026-04-2202026-04-2222026-04-2262026-04-22-2026-04-2202026-04-2242026-04-22-2026-04-2222026-04-2222026-04-22W2026-04-2222026-04-2202026-04-2222026-04-2262026-04-22-2026-04-2202026-04-2242026-04-22-2026-04-2222026-04-2222026-04-22 2026-04-2222026-04-2202026-04-2222026-04-2262026-04-22-2026-04-2202026-04-2242026-04-22-2026-04-2222026-04-2222026-04-22w2026-04-2222026-04-2202026-04-2222026-04-2262026-04-22-2026-04-2202026-04-2242026-04-22-2026-04-2222026-04-2222026-04-22:2026-04-2222026-04-2202026-04-2222026-04-2262026-04-22-2026-04-2202026-04-2242026-04-22-2026-04-2222026-04-2222026-04-22t2026-04-2222026-04-2202026-04-2222026-04-2262026-04-22-2026-04-2202026-04-2242026-04-22-2026-04-2222026-04-2222026-04-22y2026-04-2222026-04-2202026-04-2222026-04-2262026-04-22-2026-04-2202026-04-2242026-04-22-2026-04-2222026-04-2222026-04-22p2026-04-2222026-04-2202026-04-2222026-04-2262026-04-22-2026-04-2202026-04-2242026-04-22-2026-04-2222026-04-2222026-04-22e2026-04-2222026-04-2202026-04-2222026-04-2262026-04-22-2026-04-2202026-04-2242026-04-22-2026-04-2222026-04-2222026-04-22=2026-04-2222026-04-2202026-04-2222026-04-2262026-04-22-2026-04-2202026-04-2242026-04-22-2026-04-2222026-04-2222026-04-22"2026-04-2222026-04-2202026-04-2222026-04-2262026-04-22-2026-04-2202026-04-2242026-04-22-2026-04-2222026-04-2222026-04-22d2026-04-2222026-04-2202026-04-2222026-04-2262026-04-22-2026-04-2202026-04-2242026-04-22-2026-04-2222026-04-2222026-04-22x2026-04-2222026-04-2202026-04-2222026-04-2262026-04-22-2026-04-2202026-04-2242026-04-22-2026-04-2222026-04-2222026-04-22a2026-04-2222026-04-2202026-04-2222026-04-2262026-04-22-2026-04-2202026-04-2242026-04-22-2026-04-2222026-04-2222026-04-22"2026-04-2222026-04-2202026-04-2222026-04-2262026-04-22-2026-04-2202026-04-2242026-04-22-2026-04-2222026-04-2222026-04-22 2026-04-2222026-04-2202026-04-2222026-04-2262026-04-22-2026-04-2202026-04-2242026-04-22-2026-04-2222026-04-2222026-04-22w2026-04-2222026-04-2202026-04-2222026-04-2262026-04-22-2026-04-2202026-04-2242026-04-22-2026-04-2222026-04-2222026-04-22:2026-04-2222026-04-2202026-04-2222026-04-2262026-04-22-2026-04-2202026-04-2242026-04-22-2026-04-2222026-04-2222026-04-22w2026-04-2222026-04-2202026-04-2222026-04-2262026-04-22-2026-04-2202026-04-2242026-04-22-2026-04-2222026-04-2222026-04-22=2026-04-2222026-04-2202026-04-2222026-04-2262026-04-22-2026-04-2202026-04-2242026-04-22-2026-04-2222026-04-2222026-04-22"2026-04-2222026-04-2202026-04-2222026-04-2262026-04-22-2026-04-2202026-04-2242026-04-22-2026-04-2222026-04-2222026-04-2222026-04-2222026-04-2202026-04-2222026-04-2262026-04-22-2026-04-2202026-04-2242026-04-22-2026-04-2222026-04-2222026-04-2282026-04-2222026-04-2202026-04-2222026-04-2262026-04-22-2026-04-2202026-04-2242026-04-22-2026-04-2222026-04-2222026-04-2282026-04-2222026-04-2202026-04-2222026-04-2262026-04-22-2026-04-2202026-04-2242026-04-22-2026-04-2222026-04-2222026-04-2202026-04-2222026-04-2202026-04-2222026-04-2262026-04-22-2026-04-2202026-04-2242026-04-22-2026-04-2222026-04-2222026-04-22"2026-04-2222026-04-2202026-04-2222026-04-2262026-04-22-2026-04-2202026-04-2242026-04-22-2026-04-2222026-04-2222026-04-22/2026-04-2222026-04-2202026-04-2222026-04-2262026-04-22-2026-04-2202026-04-2242026-04-22-2026-04-2222026-04-2222026-04-22>2026-04-2222026-04-2202026-04-2222026-04-2262026-04-22-2026-04-2202026-04-2242026-04-22-2026-04-2222026-04-2222026-04-22<2026-04-2222026-04-2202026-04-2222026-04-2262026-04-22-2026-04-2202026-04-2242026-04-22-2026-04-2222026-04-2222026-04-22/2026-04-2222026-04-2202026-04-2222026-04-2262026-04-22-2026-04-2202026-04-2242026-04-22-2026-04-2222026-04-2222026-04-22w2026-04-2222026-04-2202026-04-2222026-04-2262026-04-22-2026-04-2202026-04-2242026-04-22-2026-04-2222026-04-2222026-04-22:2026-04-2222026-04-2202026-04-2222026-04-2262026-04-22-2026-04-2202026-04-2242026-04-22-2026-04-2222026-04-2222026-04-22t2026-04-2222026-04-2202026-04-2222026-04-2262026-04-22-2026-04-2202026-04-2242026-04-22-2026-04-2222026-04-2222026-04-22c2026-04-2222026-04-2202026-04-2222026-04-2262026-04-22-2026-04-2202026-04-2242026-04-22-2026-04-2222026-04-2222026-04-22P2026-04-2222026-04-2202026-04-2222026-04-2262026-04-22-2026-04-2202026-04-2242026-04-22-2026-04-2222026-04-2222026-04-22r2026-04-2222026-04-2202026-04-2222026-04-2262026-04-22-2026-04-2202026-04-2242026-04-22-2026-04-2222026-04-2222026-04-22>2026-04-2222026-04-2202026-04-2222026-04-2262026-04-22-2026-04-2202026-04-2242026-04-22-2026-04-2222026-04-2222026-04-22<2026-04-2222026-04-2202026-04-2222026-04-2262026-04-22-2026-04-2202026-04-2242026-04-22-2026-04-2222026-04-2222026-04-22w2026-04-2222026-04-2202026-04-2222026-04-2262026-04-22-2026-04-2202026-04-2242026-04-22-2026-04-2222026-04-2222026-04-22:2026-04-2222026-04-2202026-04-2222026-04-2262026-04-22-2026-04-2202026-04-2242026-04-22-2026-04-2222026-04-2222026-04-22p2026-04-2222026-04-2202026-04-2222026-04-2262026-04-22-2026-04-2202026-04-2242026-04-22-2026-04-2222026-04-2222026-04-22>2026-04-2222026-04-2202026-04-2222026-04-2262026-04-22-2026-04-2202026-04-2242026-04-22-2026-04-2222026-04-2222026-04-22<2026-04-2222026-04-2202026-04-2222026-04-2262026-04-22-2026-04-2202026-04-2242026-04-22-2026-04-2222026-04-2222026-04-22w2026-04-2222026-04-2202026-04-2222026-04-2262026-04-22-2026-04-2202026-04-2242026-04-22-2026-04-2222026-04-2222026-04-22:2026-04-2222026-04-2202026-04-2222026-04-2262026-04-22-2026-04-2202026-04-2242026-04-22-2026-04-2222026-04-2222026-04-22r2026-04-2222026-04-2202026-04-2222026-04-2262026-04-22-2026-04-2202026-04-2242026-04-22-2026-04-2222026-04-2222026-04-22>2026-04-2222026-04-2202026-04-2222026-04-2262026-04-22-2026-04-2202026-04-2242026-04-22-2026-04-2222026-04-2222026-04-22<2026-04-2222026-04-2202026-04-2222026-04-2262026-04-22-2026-04-2202026-04-2242026-04-22-2026-04-2222026-04-2222026-04-22w2026-04-2222026-04-2202026-04-2222026-04-2262026-04-22-2026-04-2202026-04-2242026-04-22-2026-04-2222026-04-2222026-04-22:2026-04-2222026-04-2202026-04-2222026-04-2262026-04-22-2026-04-2202026-04-2242026-04-22-2026-04-2222026-04-2222026-04-22t2026-04-2222026-04-2202026-04-2222026-04-2262026-04-22-2026-04-2202026-04-2242026-04-22-2026-04-2222026-04-2222026-04-22>2026-04-2222026-04-2202026-04-2222026-04-2262026-04-22-2026-04-2202026-04-2242026-04-22-2026-04-2222026-04-2222026-04-22{2026-04-2222026-04-2202026-04-2222026-04-2262026-04-22-2026-04-2202026-04-2242026-04-22-2026-04-2222026-04-2222026-04-22{2026-04-2222026-04-2202026-04-2222026-04-2262026-04-22-2026-04-2202026-04-2242026-04-22-2026-04-2222026-04-2222026-04-22R2026-04-2222026-04-2202026-04-2222026-04-2262026-04-22-2026-04-2202026-04-2242026-04-22-2026-04-2222026-04-2222026-04-22O2026-04-2222026-04-2202026-04-2222026-04-2262026-04-22-2026-04-2202026-04-2242026-04-22-2026-04-2222026-04-2222026-04-22W2026-04-2222026-04-2202026-04-2222026-04-2262026-04-22-2026-04-2202026-04-2242026-04-22-2026-04-2222026-04-2222026-04-2242026-04-2222026-04-2202026-04-2222026-04-2262026-04-22-2026-04-2202026-04-2242026-04-22-2026-04-2222026-04-2222026-04-22_2026-04-2222026-04-2202026-04-2222026-04-2262026-04-22-2026-04-2202026-04-2242026-04-22-2026-04-2222026-04-2222026-04-22K2026-04-2222026-04-2202026-04-2222026-04-2262026-04-22-2026-04-2202026-04-2242026-04-22-2026-04-2222026-04-2222026-04-22E2026-04-2222026-04-2202026-04-2222026-04-2262026-04-22-2026-04-2202026-04-2242026-04-22-2026-04-2222026-04-2222026-04-22Y2026-04-2222026-04-2202026-04-2222026-04-2262026-04-22-2026-04-2202026-04-2242026-04-22-2026-04-2222026-04-2222026-04-22W2026-04-2222026-04-2202026-04-2222026-04-2262026-04-22-2026-04-2202026-04-2242026-04-22-2026-04-2222026-04-2222026-04-22O2026-04-2222026-04-2202026-04-2222026-04-2262026-04-22-2026-04-2202026-04-2242026-04-22-2026-04-2222026-04-2222026-04-22R2026-04-2222026-04-2202026-04-2222026-04-2262026-04-22-2026-04-2202026-04-2242026-04-22-2026-04-2222026-04-2222026-04-22D2026-04-2222026-04-2202026-04-2222026-04-2262026-04-22-2026-04-2202026-04-2242026-04-22-2026-04-2222026-04-2222026-04-22}2026-04-2222026-04-2202026-04-2222026-04-2262026-04-22-2026-04-2202026-04-2242026-04-22-2026-04-2222026-04-2222026-04-22}2026-04-2222026-04-2202026-04-2222026-04-2262026-04-22-2026-04-2202026-04-2242026-04-22-2026-04-2222026-04-2222026-04-22<2026-04-2222026-04-2202026-04-2222026-04-2262026-04-22-2026-04-2202026-04-2242026-04-22-2026-04-2222026-04-2222026-04-22/2026-04-2222026-04-2202026-04-2222026-04-2262026-04-22-2026-04-2202026-04-2242026-04-22-2026-04-2222026-04-2222026-04-22w2026-04-2222026-04-2202026-04-2222026-04-2262026-04-22-2026-04-2202026-04-2242026-04-22-2026-04-2222026-04-2222026-04-22:2026-04-2222026-04-2202026-04-2222026-04-2262026-04-22-2026-04-2202026-04-2242026-04-22-2026-04-2222026-04-2222026-04-22t2026-04-2222026-04-2202026-04-2222026-04-2262026-04-22-2026-04-2202026-04-2242026-04-22-2026-04-2222026-04-2222026-04-22>2026-04-2222026-04-2202026-04-2222026-04-2262026-04-22-2026-04-2202026-04-2242026-04-22-2026-04-2222026-04-2222026-04-22<2026-04-2222026-04-2202026-04-2222026-04-2262026-04-22-2026-04-2202026-04-2242026-04-22-2026-04-2222026-04-2222026-04-22/2026-04-2222026-04-2202026-04-2222026-04-2262026-04-22-2026-04-2202026-04-2242026-04-22-2026-04-2222026-04-2222026-04-22w2026-04-2222026-04-2202026-04-2222026-04-2262026-04-22-2026-04-2202026-04-2242026-04-22-2026-04-2222026-04-2222026-04-22:2026-04-2222026-04-2202026-04-2222026-04-2262026-04-22-2026-04-2202026-04-2242026-04-22-2026-04-2222026-04-2222026-04-22r2026-04-2222026-04-2202026-04-2222026-04-2262026-04-22-2026-04-2202026-04-2242026-04-22-2026-04-2222026-04-2222026-04-22>2026-04-2222026-04-2202026-04-2222026-04-2262026-04-22-2026-04-2202026-04-2242026-04-22-2026-04-2222026-04-2222026-04-22<2026-04-2222026-04-2202026-04-2222026-04-2262026-04-22-2026-04-2202026-04-2242026-04-22-2026-04-2222026-04-2222026-04-22/2026-04-2222026-04-2202026-04-2222026-04-2262026-04-22-2026-04-2202026-04-2242026-04-22-2026-04-2222026-04-2222026-04-22w2026-04-2222026-04-2202026-04-2222026-04-2262026-04-22-2026-04-2202026-04-2242026-04-22-2026-04-2222026-04-2222026-04-22:2026-04-2222026-04-2202026-04-2222026-04-2262026-04-22-2026-04-2202026-04-2242026-04-22-2026-04-2222026-04-2222026-04-22p2026-04-2222026-04-2202026-04-2222026-04-2262026-04-22-2026-04-2202026-04-2242026-04-22-2026-04-2222026-04-2222026-04-22>2026-04-2222026-04-2202026-04-2222026-04-2262026-04-22-2026-04-2202026-04-2242026-04-22-2026-04-2222026-04-2222026-04-22<2026-04-2222026-04-2202026-04-2222026-04-2262026-04-22-2026-04-2202026-04-2242026-04-22-2026-04-2222026-04-2222026-04-22/2026-04-2222026-04-2202026-04-2222026-04-2262026-04-22-2026-04-2202026-04-2242026-04-22-2026-04-2222026-04-2222026-04-22w2026-04-2222026-04-2202026-04-2222026-04-2262026-04-22-2026-04-2202026-04-2242026-04-22-2026-04-2222026-04-2222026-04-22:2026-04-2222026-04-2202026-04-2222026-04-2262026-04-22-2026-04-2202026-04-2242026-04-22-2026-04-2222026-04-2222026-04-22t2026-04-2222026-04-2202026-04-2222026-04-2262026-04-22-2026-04-2202026-04-2242026-04-22-2026-04-2222026-04-2222026-04-22c2026-04-2222026-04-2202026-04-2222026-04-2262026-04-22-2026-04-2202026-04-2242026-04-22-2026-04-2222026-04-2222026-04-22>2026-04-2222026-04-2202026-04-2222026-04-2262026-04-22-2026-04-2202026-04-2242026-04-22-2026-04-2222026-04-2222026-04-22<2026-04-2222026-04-2202026-04-2222026-04-2262026-04-22-2026-04-2202026-04-2242026-04-22-2026-04-2222026-04-2222026-04-22w2026-04-2222026-04-2202026-04-2222026-04-2262026-04-22-2026-04-2202026-04-2242026-04-22-2026-04-2222026-04-2222026-04-22:2026-04-2222026-04-2202026-04-2222026-04-2262026-04-22-2026-04-2202026-04-2242026-04-22-2026-04-2222026-04-2222026-04-22t2026-04-2222026-04-2202026-04-2222026-04-2262026-04-22-2026-04-2202026-04-2242026-04-22-2026-04-2222026-04-2222026-04-22c2026-04-2222026-04-2202026-04-2222026-04-2262026-04-22-2026-04-2202026-04-2242026-04-22-2026-04-2222026-04-2222026-04-22>2026-04-2222026-04-2202026-04-2222026-04-2262026-04-22-2026-04-2202026-04-2242026-04-22-2026-04-2222026-04-2222026-04-22<2026-04-2222026-04-2202026-04-2222026-04-2262026-04-22-2026-04-2202026-04-2242026-04-22-2026-04-2222026-04-2222026-04-22w2026-04-2222026-04-2202026-04-2222026-04-2262026-04-22-2026-04-2202026-04-2242026-04-22-2026-04-2222026-04-2222026-04-22:2026-04-2222026-04-2202026-04-2222026-04-2262026-04-22-2026-04-2202026-04-2242026-04-22-2026-04-2222026-04-2222026-04-22t2026-04-2222026-04-2202026-04-2222026-04-2262026-04-22-2026-04-2202026-04-2242026-04-22-2026-04-2222026-04-2222026-04-22c2026-04-2222026-04-2202026-04-2222026-04-2262026-04-22-2026-04-2202026-04-2242026-04-22-2026-04-2222026-04-2222026-04-22P2026-04-2222026-04-2202026-04-2222026-04-2262026-04-22-2026-04-2202026-04-2242026-04-22-2026-04-2222026-04-2222026-04-22r2026-04-2222026-04-2202026-04-2222026-04-2262026-04-22-2026-04-2202026-04-2242026-04-22-2026-04-2222026-04-2222026-04-22>2026-04-2222026-04-2202026-04-2222026-04-2262026-04-22-2026-04-2202026-04-2242026-04-22-2026-04-2222026-04-2222026-04-22<2026-04-2222026-04-2202026-04-2222026-04-2262026-04-22-2026-04-2202026-04-2242026-04-22-2026-04-2222026-04-2222026-04-22w2026-04-2222026-04-2202026-04-2222026-04-2262026-04-22-2026-04-2202026-04-2242026-04-22-2026-04-2222026-04-2222026-04-22:2026-04-2222026-04-2202026-04-2222026-04-2262026-04-22-2026-04-2202026-04-2242026-04-22-2026-04-2222026-04-2222026-04-22t2026-04-2222026-04-2202026-04-2222026-04-2262026-04-22-2026-04-2202026-04-2242026-04-22-2026-04-2222026-04-2222026-04-22c2026-04-2222026-04-2202026-04-2222026-04-2262026-04-22-2026-04-2202026-04-2242026-04-22-2026-04-2222026-04-2222026-04-22W2026-04-2222026-04-2202026-04-2222026-04-2262026-04-22-2026-04-2202026-04-2242026-04-22-2026-04-2222026-04-2222026-04-22 2026-04-2222026-04-2202026-04-2222026-04-2262026-04-22-2026-04-2202026-04-2242026-04-22-2026-04-2222026-04-2222026-04-22w2026-04-2222026-04-2202026-04-2222026-04-2262026-04-22-2026-04-2202026-04-2242026-04-22-2026-04-2222026-04-2222026-04-22:2026-04-2222026-04-2202026-04-2222026-04-2262026-04-22-2026-04-2202026-04-2242026-04-22-2026-04-2222026-04-2222026-04-22t2026-04-2222026-04-2202026-04-2222026-04-2262026-04-22-2026-04-2202026-04-2242026-04-22-2026-04-2222026-04-2222026-04-22y2026-04-2222026-04-2202026-04-2222026-04-2262026-04-22-2026-04-2202026-04-2242026-04-22-2026-04-2222026-04-2222026-04-22p2026-04-2222026-04-2202026-04-2222026-04-2262026-04-22-2026-04-2202026-04-2242026-04-22-2026-04-2222026-04-2222026-04-22e2026-04-2222026-04-2202026-04-2222026-04-2262026-04-22-2026-04-2202026-04-2242026-04-22-2026-04-2222026-04-2222026-04-22=2026-04-2222026-04-2202026-04-2222026-04-2262026-04-22-2026-04-2202026-04-2242026-04-22-2026-04-2222026-04-2222026-04-22"2026-04-2222026-04-2202026-04-2222026-04-2262026-04-22-2026-04-2202026-04-2242026-04-22-2026-04-2222026-04-2222026-04-22d2026-04-2222026-04-2202026-04-2222026-04-2262026-04-22-2026-04-2202026-04-2242026-04-22-2026-04-2222026-04-2222026-04-22x2026-04-2222026-04-2202026-04-2222026-04-2262026-04-22-2026-04-2202026-04-2242026-04-22-2026-04-2222026-04-2222026-04-22a2026-04-2222026-04-2202026-04-2222026-04-2262026-04-22-2026-04-2202026-04-2242026-04-22-2026-04-2222026-04-2222026-04-22"2026-04-2222026-04-2202026-04-2222026-04-2262026-04-22-2026-04-2202026-04-2242026-04-22-2026-04-2222026-04-2222026-04-22 2026-04-2222026-04-2202026-04-2222026-04-2262026-04-22-2026-04-2202026-04-2242026-04-22-2026-04-2222026-04-2222026-04-22w2026-04-2222026-04-2202026-04-2222026-04-2262026-04-22-2026-04-2202026-04-2242026-04-22-2026-04-2222026-04-2222026-04-22:2026-04-2222026-04-2202026-04-2222026-04-2262026-04-22-2026-04-2202026-04-2242026-04-22-2026-04-2222026-04-2222026-04-22w2026-04-2222026-04-2202026-04-2222026-04-2262026-04-22-2026-04-2202026-04-2242026-04-22-2026-04-2222026-04-2222026-04-22=2026-04-2222026-04-2202026-04-2222026-04-2262026-04-22-2026-04-2202026-04-2242026-04-22-2026-04-2222026-04-2222026-04-22"2026-04-2222026-04-2202026-04-2222026-04-2262026-04-22-2026-04-2202026-04-2242026-04-22-2026-04-2222026-04-2222026-04-2222026-04-2222026-04-2202026-04-2222026-04-2262026-04-22-2026-04-2202026-04-2242026-04-22-2026-04-2222026-04-2222026-04-2282026-04-2222026-04-2202026-04-2222026-04-2262026-04-22-2026-04-2202026-04-2242026-04-22-2026-04-2222026-04-2222026-04-2282026-04-2222026-04-2202026-04-2222026-04-2262026-04-22-2026-04-2202026-04-2242026-04-22-2026-04-2222026-04-2222026-04-2202026-04-2222026-04-2202026-04-2222026-04-2262026-04-22-2026-04-2202026-04-2242026-04-22-2026-04-2222026-04-2222026-04-22"2026-04-2222026-04-2202026-04-2222026-04-2262026-04-22-2026-04-2202026-04-2242026-04-22-2026-04-2222026-04-2222026-04-22/2026-04-2222026-04-2202026-04-2222026-04-2262026-04-22-2026-04-2202026-04-2242026-04-22-2026-04-2222026-04-2222026-04-22>2026-04-2222026-04-2202026-04-2222026-04-2262026-04-22-2026-04-2202026-04-2242026-04-22-2026-04-2222026-04-2222026-04-22<2026-04-2222026-04-2202026-04-2222026-04-2262026-04-22-2026-04-2202026-04-2242026-04-22-2026-04-2222026-04-2222026-04-22/2026-04-2222026-04-2202026-04-2222026-04-2262026-04-22-2026-04-2202026-04-2242026-04-22-2026-04-2222026-04-2222026-04-22w2026-04-2222026-04-2202026-04-2222026-04-2262026-04-22-2026-04-2202026-04-2242026-04-22-2026-04-2222026-04-2222026-04-22:2026-04-2222026-04-2202026-04-2222026-04-2262026-04-22-2026-04-2202026-04-2242026-04-22-2026-04-2222026-04-2222026-04-22t2026-04-2222026-04-2202026-04-2222026-04-2262026-04-22-2026-04-2202026-04-2242026-04-22-2026-04-2222026-04-2222026-04-22c2026-04-2222026-04-2202026-04-2222026-04-2262026-04-22-2026-04-2202026-04-2242026-04-22-2026-04-2222026-04-2222026-04-22P2026-04-2222026-04-2202026-04-2222026-04-2262026-04-22-2026-04-2202026-04-2242026-04-22-2026-04-2222026-04-2222026-04-22r2026-04-2222026-04-2202026-04-2222026-04-2262026-04-22-2026-04-2202026-04-2242026-04-22-2026-04-2222026-04-2222026-04-22>2026-04-2222026-04-2202026-04-2222026-04-2262026-04-22-2026-04-2202026-04-2242026-04-22-2026-04-2222026-04-2222026-04-22<2026-04-2222026-04-2202026-04-2222026-04-2262026-04-22-2026-04-2202026-04-2242026-04-22-2026-04-2222026-04-2222026-04-22w2026-04-2222026-04-2202026-04-2222026-04-2262026-04-22-2026-04-2202026-04-2242026-04-22-2026-04-2222026-04-2222026-04-22:2026-04-2222026-04-2202026-04-2222026-04-2262026-04-22-2026-04-2202026-04-2242026-04-22-2026-04-2222026-04-2222026-04-22p2026-04-2222026-04-2202026-04-2222026-04-2262026-04-22-2026-04-2202026-04-2242026-04-22-2026-04-2222026-04-2222026-04-22>2026-04-2222026-04-2202026-04-2222026-04-2262026-04-22-2026-04-2202026-04-2242026-04-22-2026-04-2222026-04-2222026-04-22<2026-04-2222026-04-2202026-04-2222026-04-2262026-04-22-2026-04-2202026-04-2242026-04-22-2026-04-2222026-04-2222026-04-22w2026-04-2222026-04-2202026-04-2222026-04-2262026-04-22-2026-04-2202026-04-2242026-04-22-2026-04-2222026-04-2222026-04-22:2026-04-2222026-04-2202026-04-2222026-04-2262026-04-22-2026-04-2202026-04-2242026-04-22-2026-04-2222026-04-2222026-04-22r2026-04-2222026-04-2202026-04-2222026-04-2262026-04-22-2026-04-2202026-04-2242026-04-22-2026-04-2222026-04-2222026-04-22>2026-04-2222026-04-2202026-04-2222026-04-2262026-04-22-2026-04-2202026-04-2242026-04-22-2026-04-2222026-04-2222026-04-22<2026-04-2222026-04-2202026-04-2222026-04-2262026-04-22-2026-04-2202026-04-2242026-04-22-2026-04-2222026-04-2222026-04-22w2026-04-2222026-04-2202026-04-2222026-04-2262026-04-22-2026-04-2202026-04-2242026-04-22-2026-04-2222026-04-2222026-04-22:2026-04-2222026-04-2202026-04-2222026-04-2262026-04-22-2026-04-2202026-04-2242026-04-22-2026-04-2222026-04-2222026-04-22t2026-04-2222026-04-2202026-04-2222026-04-2262026-04-22-2026-04-2202026-04-2242026-04-22-2026-04-2222026-04-2222026-04-22>2026-04-2222026-04-2202026-04-2222026-04-2262026-04-22-2026-04-2202026-04-2242026-04-22-2026-04-2222026-04-2222026-04-22{2026-04-2222026-04-2202026-04-2222026-04-2262026-04-22-2026-04-2202026-04-2242026-04-22-2026-04-2222026-04-2222026-04-22{2026-04-2222026-04-2202026-04-2222026-04-2262026-04-22-2026-04-2202026-04-2242026-04-22-2026-04-2222026-04-2222026-04-22R2026-04-2222026-04-2202026-04-2222026-04-2262026-04-22-2026-04-2202026-04-2242026-04-22-2026-04-2222026-04-2222026-04-22O2026-04-2222026-04-2202026-04-2222026-04-2262026-04-22-2026-04-2202026-04-2242026-04-22-2026-04-2222026-04-2222026-04-22W2026-04-2222026-04-2202026-04-2222026-04-2262026-04-22-2026-04-2202026-04-2242026-04-22-2026-04-2222026-04-2222026-04-2242026-04-2222026-04-2202026-04-2222026-04-2262026-04-22-2026-04-2202026-04-2242026-04-22-2026-04-2222026-04-2222026-04-22_2026-04-2222026-04-2202026-04-2222026-04-2262026-04-22-2026-04-2202026-04-2242026-04-22-2026-04-2222026-04-2222026-04-22R2026-04-2222026-04-2202026-04-2222026-04-2262026-04-22-2026-04-2202026-04-2242026-04-22-2026-04-2222026-04-2222026-04-22E2026-04-2222026-04-2202026-04-2222026-04-2262026-04-22-2026-04-2202026-04-2242026-04-22-2026-04-2222026-04-2222026-04-22S2026-04-2222026-04-2202026-04-2222026-04-2262026-04-22-2026-04-2202026-04-2242026-04-22-2026-04-2222026-04-2222026-04-22U2026-04-2222026-04-2202026-04-2222026-04-2262026-04-22-2026-04-2202026-04-2242026-04-22-2026-04-2222026-04-2222026-04-22L2026-04-2222026-04-2202026-04-2222026-04-2262026-04-22-2026-04-2202026-04-2242026-04-22-2026-04-2222026-04-2222026-04-22T2026-04-2222026-04-2202026-04-2222026-04-2262026-04-22-2026-04-2202026-04-2242026-04-22-2026-04-2222026-04-2222026-04-22}2026-04-2222026-04-2202026-04-2222026-04-2262026-04-22-2026-04-2202026-04-2242026-04-22-2026-04-2222026-04-2222026-04-22}2026-04-2222026-04-2202026-04-2222026-04-2262026-04-22-2026-04-2202026-04-2242026-04-22-2026-04-2222026-04-2222026-04-22<2026-04-2222026-04-2202026-04-2222026-04-2262026-04-22-2026-04-2202026-04-2242026-04-22-2026-04-2222026-04-2222026-04-22/2026-04-2222026-04-2202026-04-2222026-04-2262026-04-22-2026-04-2202026-04-2242026-04-22-2026-04-2222026-04-2222026-04-22w2026-04-2222026-04-2202026-04-2222026-04-2262026-04-22-2026-04-2202026-04-2242026-04-22-2026-04-2222026-04-2222026-04-22:2026-04-2222026-04-2202026-04-2222026-04-2262026-04-22-2026-04-2202026-04-2242026-04-22-2026-04-2222026-04-2222026-04-22t2026-04-2222026-04-2202026-04-2222026-04-2262026-04-22-2026-04-2202026-04-2242026-04-22-2026-04-2222026-04-2222026-04-22>2026-04-2222026-04-2202026-04-2222026-04-2262026-04-22-2026-04-2202026-04-2242026-04-22-2026-04-2222026-04-2222026-04-22<2026-04-2222026-04-2202026-04-2222026-04-2262026-04-22-2026-04-2202026-04-2242026-04-22-2026-04-2222026-04-2222026-04-22/2026-04-2222026-04-2202026-04-2222026-04-2262026-04-22-2026-04-2202026-04-2242026-04-22-2026-04-2222026-04-2222026-04-22w2026-04-2222026-04-2202026-04-2222026-04-2262026-04-22-2026-04-2202026-04-2242026-04-22-2026-04-2222026-04-2222026-04-22:2026-04-2222026-04-2202026-04-2222026-04-2262026-04-22-2026-04-2202026-04-2242026-04-22-2026-04-2222026-04-2222026-04-22r2026-04-2222026-04-2202026-04-2222026-04-2262026-04-22-2026-04-2202026-04-2242026-04-22-2026-04-2222026-04-2222026-04-22>2026-04-2222026-04-2202026-04-2222026-04-2262026-04-22-2026-04-2202026-04-2242026-04-22-2026-04-2222026-04-2222026-04-22<2026-04-2222026-04-2202026-04-2222026-04-2262026-04-22-2026-04-2202026-04-2242026-04-22-2026-04-2222026-04-2222026-04-22/2026-04-2222026-04-2202026-04-2222026-04-2262026-04-22-2026-04-2202026-04-2242026-04-22-2026-04-2222026-04-2222026-04-22w2026-04-2222026-04-2202026-04-2222026-04-2262026-04-22-2026-04-2202026-04-2242026-04-22-2026-04-2222026-04-2222026-04-22:2026-04-2222026-04-2202026-04-2222026-04-2262026-04-22-2026-04-2202026-04-2242026-04-22-2026-04-2222026-04-2222026-04-22p2026-04-2222026-04-2202026-04-2222026-04-2262026-04-22-2026-04-2202026-04-2242026-04-22-2026-04-2222026-04-2222026-04-22>2026-04-2222026-04-2202026-04-2222026-04-2262026-04-22-2026-04-2202026-04-2242026-04-22-2026-04-2222026-04-2222026-04-22<2026-04-2222026-04-2202026-04-2222026-04-2262026-04-22-2026-04-2202026-04-2242026-04-22-2026-04-2222026-04-2222026-04-22/2026-04-2222026-04-2202026-04-2222026-04-2262026-04-22-2026-04-2202026-04-2242026-04-22-2026-04-2222026-04-2222026-04-22w2026-04-2222026-04-2202026-04-2222026-04-2262026-04-22-2026-04-2202026-04-2242026-04-22-2026-04-2222026-04-2222026-04-22:2026-04-2222026-04-2202026-04-2222026-04-2262026-04-22-2026-04-2202026-04-2242026-04-22-2026-04-2222026-04-2222026-04-22t2026-04-2222026-04-2202026-04-2222026-04-2262026-04-22-2026-04-2202026-04-2242026-04-22-2026-04-2222026-04-2222026-04-22c2026-04-2222026-04-2202026-04-2222026-04-2262026-04-22-2026-04-2202026-04-2242026-04-22-2026-04-2222026-04-2222026-04-22>2026-04-2222026-04-2202026-04-2222026-04-2262026-04-22-2026-04-2202026-04-2242026-04-22-2026-04-2222026-04-2222026-04-22<2026-04-2222026-04-2202026-04-2222026-04-2262026-04-22-2026-04-2202026-04-2242026-04-22-2026-04-2222026-04-2222026-04-22/2026-04-2222026-04-2202026-04-2222026-04-2262026-04-22-2026-04-2202026-04-2242026-04-22-2026-04-2222026-04-2222026-04-22w2026-04-2222026-04-2202026-04-2222026-04-2262026-04-22-2026-04-2202026-04-2242026-04-22-2026-04-2222026-04-2222026-04-22:2026-04-2222026-04-2202026-04-2222026-04-2262026-04-22-2026-04-2202026-04-2242026-04-22-2026-04-2222026-04-2222026-04-22t2026-04-2222026-04-2202026-04-2222026-04-2262026-04-22-2026-04-2202026-04-2242026-04-22-2026-04-2222026-04-2222026-04-22r2026-04-2222026-04-2202026-04-2222026-04-2262026-04-22-2026-04-2202026-04-2242026-04-22-2026-04-2222026-04-2222026-04-22>2026-04-2222026-04-2202026-04-2222026-04-2262026-04-22-2026-04-2202026-04-2242026-04-22-2026-04-2222026-04-2222026-04-22<2026-04-2222026-04-2202026-04-2222026-04-2262026-04-22-2026-04-2202026-04-2242026-04-22-2026-04-2222026-04-2222026-04-22w2026-04-2222026-04-2202026-04-2222026-04-2262026-04-22-2026-04-2202026-04-2242026-04-22-2026-04-2222026-04-2222026-04-22:2026-04-2222026-04-2202026-04-2222026-04-2262026-04-22-2026-04-2202026-04-2242026-04-22-2026-04-2222026-04-2222026-04-22t2026-04-2222026-04-2202026-04-2222026-04-2262026-04-22-2026-04-2202026-04-2242026-04-22-2026-04-2222026-04-2222026-04-22r2026-04-2222026-04-2202026-04-2222026-04-2262026-04-22-2026-04-2202026-04-2242026-04-22-2026-04-2222026-04-2222026-04-22>2026-04-2222026-04-2202026-04-2222026-04-2262026-04-22-2026-04-2202026-04-2242026-04-22-2026-04-2222026-04-2222026-04-22<2026-04-2222026-04-2202026-04-2222026-04-2262026-04-22-2026-04-2202026-04-2242026-04-22-2026-04-2222026-04-2222026-04-22w2026-04-2222026-04-2202026-04-2222026-04-2262026-04-22-2026-04-2202026-04-2242026-04-22-2026-04-2222026-04-2222026-04-22:2026-04-2222026-04-2202026-04-2222026-04-2262026-04-22-2026-04-2202026-04-2242026-04-22-2026-04-2222026-04-2222026-04-22t2026-04-2222026-04-2202026-04-2222026-04-2262026-04-22-2026-04-2202026-04-2242026-04-22-2026-04-2222026-04-2222026-04-22c2026-04-2222026-04-2202026-04-2222026-04-2262026-04-22-2026-04-2202026-04-2242026-04-22-2026-04-2222026-04-2222026-04-22>2026-04-2222026-04-2202026-04-2222026-04-2262026-04-22-2026-04-2202026-04-2242026-04-22-2026-04-2222026-04-2222026-04-22<2026-04-2222026-04-2202026-04-2222026-04-2262026-04-22-2026-04-2202026-04-2242026-04-22-2026-04-2222026-04-2222026-04-22w2026-04-2222026-04-2202026-04-2222026-04-2262026-04-22-2026-04-2202026-04-2242026-04-22-2026-04-2222026-04-2222026-04-22:2026-04-2222026-04-2202026-04-2222026-04-2262026-04-22-2026-04-2202026-04-2242026-04-22-2026-04-2222026-04-2222026-04-22t2026-04-2222026-04-2202026-04-2222026-04-2262026-04-22-2026-04-2202026-04-2242026-04-22-2026-04-2222026-04-2222026-04-22c2026-04-2222026-04-2202026-04-2222026-04-2262026-04-22-2026-04-2202026-04-2242026-04-22-2026-04-2222026-04-2222026-04-22P2026-04-2222026-04-2202026-04-2222026-04-2262026-04-22-2026-04-2202026-04-2242026-04-22-2026-04-2222026-04-2222026-04-22r2026-04-2222026-04-2202026-04-2222026-04-2262026-04-22-2026-04-2202026-04-2242026-04-22-2026-04-2222026-04-2222026-04-22>2026-04-2222026-04-2202026-04-2222026-04-2262026-04-22-2026-04-2202026-04-2242026-04-22-2026-04-2222026-04-2222026-04-22<2026-04-2222026-04-2202026-04-2222026-04-2262026-04-22-2026-04-2202026-04-2242026-04-22-2026-04-2222026-04-2222026-04-22w2026-04-2222026-04-2202026-04-2222026-04-2262026-04-22-2026-04-2202026-04-2242026-04-22-2026-04-2222026-04-2222026-04-22:2026-04-2222026-04-2202026-04-2222026-04-2262026-04-22-2026-04-2202026-04-2242026-04-22-2026-04-2222026-04-2222026-04-22t2026-04-2222026-04-2202026-04-2222026-04-2262026-04-22-2026-04-2202026-04-2242026-04-22-2026-04-2222026-04-2222026-04-22c2026-04-2222026-04-2202026-04-2222026-04-2262026-04-22-2026-04-2202026-04-2242026-04-22-2026-04-2222026-04-2222026-04-22W2026-04-2222026-04-2202026-04-2222026-04-2262026-04-22-2026-04-2202026-04-2242026-04-22-2026-04-2222026-04-2222026-04-22 2026-04-2222026-04-2202026-04-2222026-04-2262026-04-22-2026-04-2202026-04-2242026-04-22-2026-04-2222026-04-2222026-04-22w2026-04-2222026-04-2202026-04-2222026-04-2262026-04-22-2026-04-2202026-04-2242026-04-22-2026-04-2222026-04-2222026-04-22:2026-04-2222026-04-2202026-04-2222026-04-2262026-04-22-2026-04-2202026-04-2242026-04-22-2026-04-2222026-04-2222026-04-22t2026-04-2222026-04-2202026-04-2222026-04-2262026-04-22-2026-04-2202026-04-2242026-04-22-2026-04-2222026-04-2222026-04-22y2026-04-2222026-04-2202026-04-2222026-04-2262026-04-22-2026-04-2202026-04-2242026-04-22-2026-04-2222026-04-2222026-04-22p2026-04-2222026-04-2202026-04-2222026-04-2262026-04-22-2026-04-2202026-04-2242026-04-22-2026-04-2222026-04-2222026-04-22e2026-04-2222026-04-2202026-04-2222026-04-2262026-04-22-2026-04-2202026-04-2242026-04-22-2026-04-2222026-04-2222026-04-22=2026-04-2222026-04-2202026-04-2222026-04-2262026-04-22-2026-04-2202026-04-2242026-04-22-2026-04-2222026-04-2222026-04-22"2026-04-2222026-04-2202026-04-2222026-04-2262026-04-22-2026-04-2202026-04-2242026-04-22-2026-04-2222026-04-2222026-04-22d2026-04-2222026-04-2202026-04-2222026-04-2262026-04-22-2026-04-2202026-04-2242026-04-22-2026-04-2222026-04-2222026-04-22x2026-04-2222026-04-2202026-04-2222026-04-2262026-04-22-2026-04-2202026-04-2242026-04-22-2026-04-2222026-04-2222026-04-22a2026-04-2222026-04-2202026-04-2222026-04-2262026-04-22-2026-04-2202026-04-2242026-04-22-2026-04-2222026-04-2222026-04-22"2026-04-2222026-04-2202026-04-2222026-04-2262026-04-22-2026-04-2202026-04-2242026-04-22-2026-04-2222026-04-2222026-04-22 2026-04-2222026-04-2202026-04-2222026-04-2262026-04-22-2026-04-2202026-04-2242026-04-22-2026-04-2222026-04-2222026-04-22w2026-04-2222026-04-2202026-04-2222026-04-2262026-04-22-2026-04-2202026-04-2242026-04-22-2026-04-2222026-04-2222026-04-22:2026-04-2222026-04-2202026-04-2222026-04-2262026-04-22-2026-04-2202026-04-2242026-04-22-2026-04-2222026-04-2222026-04-22w2026-04-2222026-04-2202026-04-2222026-04-2262026-04-22-2026-04-2202026-04-2242026-04-22-2026-04-2222026-04-2222026-04-22=2026-04-2222026-04-2202026-04-2222026-04-2262026-04-22-2026-04-2202026-04-2242026-04-22-2026-04-2222026-04-2222026-04-22"2026-04-2222026-04-2202026-04-2222026-04-2262026-04-22-2026-04-2202026-04-2242026-04-22-2026-04-2222026-04-2222026-04-2222026-04-2222026-04-2202026-04-2222026-04-2262026-04-22-2026-04-2202026-04-2242026-04-22-2026-04-2222026-04-2222026-04-2282026-04-2222026-04-2202026-04-2222026-04-2262026-04-22-2026-04-2202026-04-2242026-04-22-2026-04-2222026-04-2222026-04-2282026-04-2222026-04-2202026-04-2222026-04-2262026-04-22-2026-04-2202026-04-2242026-04-22-2026-04-2222026-04-2222026-04-2202026-04-2222026-04-2202026-04-2222026-04-2262026-04-22-2026-04-2202026-04-2242026-04-22-2026-04-2222026-04-2222026-04-22"2026-04-2222026-04-2202026-04-2222026-04-2262026-04-22-2026-04-2202026-04-2242026-04-22-2026-04-2222026-04-2222026-04-22/2026-04-2222026-04-2202026-04-2222026-04-2262026-04-22-2026-04-2202026-04-2242026-04-22-2026-04-2222026-04-2222026-04-22>2026-04-2222026-04-2202026-04-2222026-04-2262026-04-22-2026-04-2202026-04-2242026-04-22-2026-04-2222026-04-2222026-04-22<2026-04-2222026-04-2202026-04-2222026-04-2262026-04-22-2026-04-2202026-04-2242026-04-22-2026-04-2222026-04-2222026-04-22/2026-04-2222026-04-2202026-04-2222026-04-2262026-04-22-2026-04-2202026-04-2242026-04-22-2026-04-2222026-04-2222026-04-22w2026-04-2222026-04-2202026-04-2222026-04-2262026-04-22-2026-04-2202026-04-2242026-04-22-2026-04-2222026-04-2222026-04-22:2026-04-2222026-04-2202026-04-2222026-04-2262026-04-22-2026-04-2202026-04-2242026-04-22-2026-04-2222026-04-2222026-04-22t2026-04-2222026-04-2202026-04-2222026-04-2262026-04-22-2026-04-2202026-04-2242026-04-22-2026-04-2222026-04-2222026-04-22c2026-04-2222026-04-2202026-04-2222026-04-2262026-04-22-2026-04-2202026-04-2242026-04-22-2026-04-2222026-04-2222026-04-22P2026-04-2222026-04-2202026-04-2222026-04-2262026-04-22-2026-04-2202026-04-2242026-04-22-2026-04-2222026-04-2222026-04-22r2026-04-2222026-04-2202026-04-2222026-04-2262026-04-22-2026-04-2202026-04-2242026-04-22-2026-04-2222026-04-2222026-04-22>2026-04-2222026-04-2202026-04-2222026-04-2262026-04-22-2026-04-2202026-04-2242026-04-22-2026-04-2222026-04-2222026-04-22<2026-04-2222026-04-2202026-04-2222026-04-2262026-04-22-2026-04-2202026-04-2242026-04-22-2026-04-2222026-04-2222026-04-22w2026-04-2222026-04-2202026-04-2222026-04-2262026-04-22-2026-04-2202026-04-2242026-04-22-2026-04-2222026-04-2222026-04-22:2026-04-2222026-04-2202026-04-2222026-04-2262026-04-22-2026-04-2202026-04-2242026-04-22-2026-04-2222026-04-2222026-04-22p2026-04-2222026-04-2202026-04-2222026-04-2262026-04-22-2026-04-2202026-04-2242026-04-22-2026-04-2222026-04-2222026-04-22>2026-04-2222026-04-2202026-04-2222026-04-2262026-04-22-2026-04-2202026-04-2242026-04-22-2026-04-2222026-04-2222026-04-22<2026-04-2222026-04-2202026-04-2222026-04-2262026-04-22-2026-04-2202026-04-2242026-04-22-2026-04-2222026-04-2222026-04-22w2026-04-2222026-04-2202026-04-2222026-04-2262026-04-22-2026-04-2202026-04-2242026-04-22-2026-04-2222026-04-2222026-04-22:2026-04-2222026-04-2202026-04-2222026-04-2262026-04-22-2026-04-2202026-04-2242026-04-22-2026-04-2222026-04-2222026-04-22r2026-04-2222026-04-2202026-04-2222026-04-2262026-04-22-2026-04-2202026-04-2242026-04-22-2026-04-2222026-04-2222026-04-22>2026-04-2222026-04-2202026-04-2222026-04-2262026-04-22-2026-04-2202026-04-2242026-04-22-2026-04-2222026-04-2222026-04-22<2026-04-2222026-04-2202026-04-2222026-04-2262026-04-22-2026-04-2202026-04-2242026-04-22-2026-04-2222026-04-2222026-04-22w2026-04-2222026-04-2202026-04-2222026-04-2262026-04-22-2026-04-2202026-04-2242026-04-22-2026-04-2222026-04-2222026-04-22:2026-04-2222026-04-2202026-04-2222026-04-2262026-04-22-2026-04-2202026-04-2242026-04-22-2026-04-2222026-04-2222026-04-22t2026-04-2222026-04-2202026-04-2222026-04-2262026-04-22-2026-04-2202026-04-2242026-04-22-2026-04-2222026-04-2222026-04-22>2026-04-2222026-04-2202026-04-2222026-04-2262026-04-22-2026-04-2202026-04-2242026-04-22-2026-04-2222026-04-2222026-04-22{2026-04-2222026-04-2202026-04-2222026-04-2262026-04-22-2026-04-2202026-04-2242026-04-22-2026-04-2222026-04-2222026-04-22{2026-04-2222026-04-2202026-04-2222026-04-2262026-04-22-2026-04-2202026-04-2242026-04-22-2026-04-2222026-04-2222026-04-22R2026-04-2222026-04-2202026-04-2222026-04-2262026-04-22-2026-04-2202026-04-2242026-04-22-2026-04-2222026-04-2222026-04-22O2026-04-2222026-04-2202026-04-2222026-04-2262026-04-22-2026-04-2202026-04-2242026-04-22-2026-04-2222026-04-2222026-04-22W2026-04-2222026-04-2202026-04-2222026-04-2262026-04-22-2026-04-2202026-04-2242026-04-22-2026-04-2222026-04-2222026-04-2252026-04-2222026-04-2202026-04-2222026-04-2262026-04-22-2026-04-2202026-04-2242026-04-22-2026-04-2222026-04-2222026-04-22_2026-04-2222026-04-2202026-04-2222026-04-2262026-04-22-2026-04-2202026-04-2242026-04-22-2026-04-2222026-04-2222026-04-22N2026-04-2222026-04-2202026-04-2222026-04-2262026-04-22-2026-04-2202026-04-2242026-04-22-2026-04-2222026-04-2222026-04-22U2026-04-2222026-04-2202026-04-2222026-04-2262026-04-22-2026-04-2202026-04-2242026-04-22-2026-04-2222026-04-2222026-04-22M2026-04-2222026-04-2202026-04-2222026-04-2262026-04-22-2026-04-2202026-04-2242026-04-22-2026-04-2222026-04-2222026-04-22}2026-04-2222026-04-2202026-04-2222026-04-2262026-04-22-2026-04-2202026-04-2242026-04-22-2026-04-2222026-04-2222026-04-22}2026-04-2222026-04-2202026-04-2222026-04-2262026-04-22-2026-04-2202026-04-2242026-04-22-2026-04-2222026-04-2222026-04-22<2026-04-2222026-04-2202026-04-2222026-04-2262026-04-22-2026-04-2202026-04-2242026-04-22-2026-04-2222026-04-2222026-04-22/2026-04-2222026-04-2202026-04-2222026-04-2262026-04-22-2026-04-2202026-04-2242026-04-22-2026-04-2222026-04-2222026-04-22w2026-04-2222026-04-2202026-04-2222026-04-2262026-04-22-2026-04-2202026-04-2242026-04-22-2026-04-2222026-04-2222026-04-22:2026-04-2222026-04-2202026-04-2222026-04-2262026-04-22-2026-04-2202026-04-2242026-04-22-2026-04-2222026-04-2222026-04-22t2026-04-2222026-04-2202026-04-2222026-04-2262026-04-22-2026-04-2202026-04-2242026-04-22-2026-04-2222026-04-2222026-04-22>2026-04-2222026-04-2202026-04-2222026-04-2262026-04-22-2026-04-2202026-04-2242026-04-22-2026-04-2222026-04-2222026-04-22<2026-04-2222026-04-2202026-04-2222026-04-2262026-04-22-2026-04-2202026-04-2242026-04-22-2026-04-2222026-04-2222026-04-22/2026-04-2222026-04-2202026-04-2222026-04-2262026-04-22-2026-04-2202026-04-2242026-04-22-2026-04-2222026-04-2222026-04-22w2026-04-2222026-04-2202026-04-2222026-04-2262026-04-22-2026-04-2202026-04-2242026-04-22-2026-04-2222026-04-2222026-04-22:2026-04-2222026-04-2202026-04-2222026-04-2262026-04-22-2026-04-2202026-04-2242026-04-22-2026-04-2222026-04-2222026-04-22r2026-04-2222026-04-2202026-04-2222026-04-2262026-04-22-2026-04-2202026-04-2242026-04-22-2026-04-2222026-04-2222026-04-22>2026-04-2222026-04-2202026-04-2222026-04-2262026-04-22-2026-04-2202026-04-2242026-04-22-2026-04-2222026-04-2222026-04-22<2026-04-2222026-04-2202026-04-2222026-04-2262026-04-22-2026-04-2202026-04-2242026-04-22-2026-04-2222026-04-2222026-04-22/2026-04-2222026-04-2202026-04-2222026-04-2262026-04-22-2026-04-2202026-04-2242026-04-22-2026-04-2222026-04-2222026-04-22w2026-04-2222026-04-2202026-04-2222026-04-2262026-04-22-2026-04-2202026-04-2242026-04-22-2026-04-2222026-04-2222026-04-22:2026-04-2222026-04-2202026-04-2222026-04-2262026-04-22-2026-04-2202026-04-2242026-04-22-2026-04-2222026-04-2222026-04-22p2026-04-2222026-04-2202026-04-2222026-04-2262026-04-22-2026-04-2202026-04-2242026-04-22-2026-04-2222026-04-2222026-04-22>2026-04-2222026-04-2202026-04-2222026-04-2262026-04-22-2026-04-2202026-04-2242026-04-22-2026-04-2222026-04-2222026-04-22<2026-04-2222026-04-2202026-04-2222026-04-2262026-04-22-2026-04-2202026-04-2242026-04-22-2026-04-2222026-04-2222026-04-22/2026-04-2222026-04-2202026-04-2222026-04-2262026-04-22-2026-04-2202026-04-2242026-04-22-2026-04-2222026-04-2222026-04-22w2026-04-2222026-04-2202026-04-2222026-04-2262026-04-22-2026-04-2202026-04-2242026-04-22-2026-04-2222026-04-2222026-04-22:2026-04-2222026-04-2202026-04-2222026-04-2262026-04-22-2026-04-2202026-04-2242026-04-22-2026-04-2222026-04-2222026-04-22t2026-04-2222026-04-2202026-04-2222026-04-2262026-04-22-2026-04-2202026-04-2242026-04-22-2026-04-2222026-04-2222026-04-22c2026-04-2222026-04-2202026-04-2222026-04-2262026-04-22-2026-04-2202026-04-2242026-04-22-2026-04-2222026-04-2222026-04-22>2026-04-2222026-04-2202026-04-2222026-04-2262026-04-22-2026-04-2202026-04-2242026-04-22-2026-04-2222026-04-2222026-04-22<2026-04-2222026-04-2202026-04-2222026-04-2262026-04-22-2026-04-2202026-04-2242026-04-22-2026-04-2222026-04-2222026-04-22w2026-04-2222026-04-2202026-04-2222026-04-2262026-04-22-2026-04-2202026-04-2242026-04-22-2026-04-2222026-04-2222026-04-22:2026-04-2222026-04-2202026-04-2222026-04-2262026-04-22-2026-04-2202026-04-2242026-04-22-2026-04-2222026-04-2222026-04-22t2026-04-2222026-04-2202026-04-2222026-04-2262026-04-22-2026-04-2202026-04-2242026-04-22-2026-04-2222026-04-2222026-04-22c2026-04-2222026-04-2202026-04-2222026-04-2262026-04-22-2026-04-2202026-04-2242026-04-22-2026-04-2222026-04-2222026-04-22>2026-04-2222026-04-2202026-04-2222026-04-2262026-04-22-2026-04-2202026-04-2242026-04-22-2026-04-2222026-04-2222026-04-22<2026-04-2222026-04-2202026-04-2222026-04-2262026-04-22-2026-04-2202026-04-2242026-04-22-2026-04-2222026-04-2222026-04-22w2026-04-2222026-04-2202026-04-2222026-04-2262026-04-22-2026-04-2202026-04-2242026-04-22-2026-04-2222026-04-2222026-04-22:2026-04-2222026-04-2202026-04-2222026-04-2262026-04-22-2026-04-2202026-04-2242026-04-22-2026-04-2222026-04-2222026-04-22t2026-04-2222026-04-2202026-04-2222026-04-2262026-04-22-2026-04-2202026-04-2242026-04-22-2026-04-2222026-04-2222026-04-22c2026-04-2222026-04-2202026-04-2222026-04-2262026-04-22-2026-04-2202026-04-2242026-04-22-2026-04-2222026-04-2222026-04-22P2026-04-2222026-04-2202026-04-2222026-04-2262026-04-22-2026-04-2202026-04-2242026-04-22-2026-04-2222026-04-2222026-04-22r2026-04-2222026-04-2202026-04-2222026-04-2262026-04-22-2026-04-2202026-04-2242026-04-22-2026-04-2222026-04-2222026-04-22>2026-04-2222026-04-2202026-04-2222026-04-2262026-04-22-2026-04-2202026-04-2242026-04-22-2026-04-2222026-04-2222026-04-22<2026-04-2222026-04-2202026-04-2222026-04-2262026-04-22-2026-04-2202026-04-2242026-04-22-2026-04-2222026-04-2222026-04-22w2026-04-2222026-04-2202026-04-2222026-04-2262026-04-22-2026-04-2202026-04-2242026-04-22-2026-04-2222026-04-2222026-04-22:2026-04-2222026-04-2202026-04-2222026-04-2262026-04-22-2026-04-2202026-04-2242026-04-22-2026-04-2222026-04-2222026-04-22t2026-04-2222026-04-2202026-04-2222026-04-2262026-04-22-2026-04-2202026-04-2242026-04-22-2026-04-2222026-04-2222026-04-22c2026-04-2222026-04-2202026-04-2222026-04-2262026-04-22-2026-04-2202026-04-2242026-04-22-2026-04-2222026-04-2222026-04-22W2026-04-2222026-04-2202026-04-2222026-04-2262026-04-22-2026-04-2202026-04-2242026-04-22-2026-04-2222026-04-2222026-04-22 2026-04-2222026-04-2202026-04-2222026-04-2262026-04-22-2026-04-2202026-04-2242026-04-22-2026-04-2222026-04-2222026-04-22w2026-04-2222026-04-2202026-04-2222026-04-2262026-04-22-2026-04-2202026-04-2242026-04-22-2026-04-2222026-04-2222026-04-22:2026-04-2222026-04-2202026-04-2222026-04-2262026-04-22-2026-04-2202026-04-2242026-04-22-2026-04-2222026-04-2222026-04-22t2026-04-2222026-04-2202026-04-2222026-04-2262026-04-22-2026-04-2202026-04-2242026-04-22-2026-04-2222026-04-2222026-04-22y2026-04-2222026-04-2202026-04-2222026-04-2262026-04-22-2026-04-2202026-04-2242026-04-22-2026-04-2222026-04-2222026-04-22p2026-04-2222026-04-2202026-04-2222026-04-2262026-04-22-2026-04-2202026-04-2242026-04-22-2026-04-2222026-04-2222026-04-22e2026-04-2222026-04-2202026-04-2222026-04-2262026-04-22-2026-04-2202026-04-2242026-04-22-2026-04-2222026-04-2222026-04-22=2026-04-2222026-04-2202026-04-2222026-04-2262026-04-22-2026-04-2202026-04-2242026-04-22-2026-04-2222026-04-2222026-04-22"2026-04-2222026-04-2202026-04-2222026-04-2262026-04-22-2026-04-2202026-04-2242026-04-22-2026-04-2222026-04-2222026-04-22d2026-04-2222026-04-2202026-04-2222026-04-2262026-04-22-2026-04-2202026-04-2242026-04-22-2026-04-2222026-04-2222026-04-22x2026-04-2222026-04-2202026-04-2222026-04-2262026-04-22-2026-04-2202026-04-2242026-04-22-2026-04-2222026-04-2222026-04-22a2026-04-2222026-04-2202026-04-2222026-04-2262026-04-22-2026-04-2202026-04-2242026-04-22-2026-04-2222026-04-2222026-04-22"2026-04-2222026-04-2202026-04-2222026-04-2262026-04-22-2026-04-2202026-04-2242026-04-22-2026-04-2222026-04-2222026-04-22 2026-04-2222026-04-2202026-04-2222026-04-2262026-04-22-2026-04-2202026-04-2242026-04-22-2026-04-2222026-04-2222026-04-22w2026-04-2222026-04-2202026-04-2222026-04-2262026-04-22-2026-04-2202026-04-2242026-04-22-2026-04-2222026-04-2222026-04-22:2026-04-2222026-04-2202026-04-2222026-04-2262026-04-22-2026-04-2202026-04-2242026-04-22-2026-04-2222026-04-2222026-04-22w2026-04-2222026-04-2202026-04-2222026-04-2262026-04-22-2026-04-2202026-04-2242026-04-22-2026-04-2222026-04-2222026-04-22=2026-04-2222026-04-2202026-04-2222026-04-2262026-04-22-2026-04-2202026-04-2242026-04-22-2026-04-2222026-04-2222026-04-22"2026-04-2222026-04-2202026-04-2222026-04-2262026-04-22-2026-04-2202026-04-2242026-04-22-2026-04-2222026-04-2222026-04-2222026-04-2222026-04-2202026-04-2222026-04-2262026-04-22-2026-04-2202026-04-2242026-04-22-2026-04-2222026-04-2222026-04-2282026-04-2222026-04-2202026-04-2222026-04-2262026-04-22-2026-04-2202026-04-2242026-04-22-2026-04-2222026-04-2222026-04-2282026-04-2222026-04-2202026-04-2222026-04-2262026-04-22-2026-04-2202026-04-2242026-04-22-2026-04-2222026-04-2222026-04-2202026-04-2222026-04-2202026-04-2222026-04-2262026-04-22-2026-04-2202026-04-2242026-04-22-2026-04-2222026-04-2222026-04-22"2026-04-2222026-04-2202026-04-2222026-04-2262026-04-22-2026-04-2202026-04-2242026-04-22-2026-04-2222026-04-2222026-04-22/2026-04-2222026-04-2202026-04-2222026-04-2262026-04-22-2026-04-2202026-04-2242026-04-22-2026-04-2222026-04-2222026-04-22>2026-04-2222026-04-2202026-04-2222026-04-2262026-04-22-2026-04-2202026-04-2242026-04-22-2026-04-2222026-04-2222026-04-22<2026-04-2222026-04-2202026-04-2222026-04-2262026-04-22-2026-04-2202026-04-2242026-04-22-2026-04-2222026-04-2222026-04-22/2026-04-2222026-04-2202026-04-2222026-04-2262026-04-22-2026-04-2202026-04-2242026-04-22-2026-04-2222026-04-2222026-04-22w2026-04-2222026-04-2202026-04-2222026-04-2262026-04-22-2026-04-2202026-04-2242026-04-22-2026-04-2222026-04-2222026-04-22:2026-04-2222026-04-2202026-04-2222026-04-2262026-04-22-2026-04-2202026-04-2242026-04-22-2026-04-2222026-04-2222026-04-22t2026-04-2222026-04-2202026-04-2222026-04-2262026-04-22-2026-04-2202026-04-2242026-04-22-2026-04-2222026-04-2222026-04-22c2026-04-2222026-04-2202026-04-2222026-04-2262026-04-22-2026-04-2202026-04-2242026-04-22-2026-04-2222026-04-2222026-04-22P2026-04-2222026-04-2202026-04-2222026-04-2262026-04-22-2026-04-2202026-04-2242026-04-22-2026-04-2222026-04-2222026-04-22r2026-04-2222026-04-2202026-04-2222026-04-2262026-04-22-2026-04-2202026-04-2242026-04-22-2026-04-2222026-04-2222026-04-22>2026-04-2222026-04-2202026-04-2222026-04-2262026-04-22-2026-04-2202026-04-2242026-04-22-2026-04-2222026-04-2222026-04-22<2026-04-2222026-04-2202026-04-2222026-04-2262026-04-22-2026-04-2202026-04-2242026-04-22-2026-04-2222026-04-2222026-04-22w2026-04-2222026-04-2202026-04-2222026-04-2262026-04-22-2026-04-2202026-04-2242026-04-22-2026-04-2222026-04-2222026-04-22:2026-04-2222026-04-2202026-04-2222026-04-2262026-04-22-2026-04-2202026-04-2242026-04-22-2026-04-2222026-04-2222026-04-22p2026-04-2222026-04-2202026-04-2222026-04-2262026-04-22-2026-04-2202026-04-2242026-04-22-2026-04-2222026-04-2222026-04-22>2026-04-2222026-04-2202026-04-2222026-04-2262026-04-22-2026-04-2202026-04-2242026-04-22-2026-04-2222026-04-2222026-04-22<2026-04-2222026-04-2202026-04-2222026-04-2262026-04-22-2026-04-2202026-04-2242026-04-22-2026-04-2222026-04-2222026-04-22w2026-04-2222026-04-2202026-04-2222026-04-2262026-04-22-2026-04-2202026-04-2242026-04-22-2026-04-2222026-04-2222026-04-22:2026-04-2222026-04-2202026-04-2222026-04-2262026-04-22-2026-04-2202026-04-2242026-04-22-2026-04-2222026-04-2222026-04-22r2026-04-2222026-04-2202026-04-2222026-04-2262026-04-22-2026-04-2202026-04-2242026-04-22-2026-04-2222026-04-2222026-04-22>2026-04-2222026-04-2202026-04-2222026-04-2262026-04-22-2026-04-2202026-04-2242026-04-22-2026-04-2222026-04-2222026-04-22<2026-04-2222026-04-2202026-04-2222026-04-2262026-04-22-2026-04-2202026-04-2242026-04-22-2026-04-2222026-04-2222026-04-22w2026-04-2222026-04-2202026-04-2222026-04-2262026-04-22-2026-04-2202026-04-2242026-04-22-2026-04-2222026-04-2222026-04-22:2026-04-2222026-04-2202026-04-2222026-04-2262026-04-22-2026-04-2202026-04-2242026-04-22-2026-04-2222026-04-2222026-04-22t2026-04-2222026-04-2202026-04-2222026-04-2262026-04-22-2026-04-2202026-04-2242026-04-22-2026-04-2222026-04-2222026-04-22>2026-04-2222026-04-2202026-04-2222026-04-2262026-04-22-2026-04-2202026-04-2242026-04-22-2026-04-2222026-04-2222026-04-22{2026-04-2222026-04-2202026-04-2222026-04-2262026-04-22-2026-04-2202026-04-2242026-04-22-2026-04-2222026-04-2222026-04-22{2026-04-2222026-04-2202026-04-2222026-04-2262026-04-22-2026-04-2202026-04-2242026-04-22-2026-04-2222026-04-2222026-04-22R2026-04-2222026-04-2202026-04-2222026-04-2262026-04-22-2026-04-2202026-04-2242026-04-22-2026-04-2222026-04-2222026-04-22O2026-04-2222026-04-2202026-04-2222026-04-2262026-04-22-2026-04-2202026-04-2242026-04-22-2026-04-2222026-04-2222026-04-22W2026-04-2222026-04-2202026-04-2222026-04-2262026-04-22-2026-04-2202026-04-2242026-04-22-2026-04-2222026-04-2222026-04-2252026-04-2222026-04-2202026-04-2222026-04-2262026-04-22-2026-04-2202026-04-2242026-04-22-2026-04-2222026-04-2222026-04-22_2026-04-2222026-04-2202026-04-2222026-04-2262026-04-22-2026-04-2202026-04-2242026-04-22-2026-04-2222026-04-2222026-04-22K2026-04-2222026-04-2202026-04-2222026-04-2262026-04-22-2026-04-2202026-04-2242026-04-22-2026-04-2222026-04-2222026-04-22E2026-04-2222026-04-2202026-04-2222026-04-2262026-04-22-2026-04-2202026-04-2242026-04-22-2026-04-2222026-04-2222026-04-22Y2026-04-2222026-04-2202026-04-2222026-04-2262026-04-22-2026-04-2202026-04-2242026-04-22-2026-04-2222026-04-2222026-04-22W2026-04-2222026-04-2202026-04-2222026-04-2262026-04-22-2026-04-2202026-04-2242026-04-22-2026-04-2222026-04-2222026-04-22O2026-04-2222026-04-2202026-04-2222026-04-2262026-04-22-2026-04-2202026-04-2242026-04-22-2026-04-2222026-04-2222026-04-22R2026-04-2222026-04-2202026-04-2222026-04-2262026-04-22-2026-04-2202026-04-2242026-04-22-2026-04-2222026-04-2222026-04-22D2026-04-2222026-04-2202026-04-2222026-04-2262026-04-22-2026-04-2202026-04-2242026-04-22-2026-04-2222026-04-2222026-04-22}2026-04-2222026-04-2202026-04-2222026-04-2262026-04-22-2026-04-2202026-04-2242026-04-22-2026-04-2222026-04-2222026-04-22}2026-04-2222026-04-2202026-04-2222026-04-2262026-04-22-2026-04-2202026-04-2242026-04-22-2026-04-2222026-04-2222026-04-22<2026-04-2222026-04-2202026-04-2222026-04-2262026-04-22-2026-04-2202026-04-2242026-04-22-2026-04-2222026-04-2222026-04-22/2026-04-2222026-04-2202026-04-2222026-04-2262026-04-22-2026-04-2202026-04-2242026-04-22-2026-04-2222026-04-2222026-04-22w2026-04-2222026-04-2202026-04-2222026-04-2262026-04-22-2026-04-2202026-04-2242026-04-22-2026-04-2222026-04-2222026-04-22:2026-04-2222026-04-2202026-04-2222026-04-2262026-04-22-2026-04-2202026-04-2242026-04-22-2026-04-2222026-04-2222026-04-22t2026-04-2222026-04-2202026-04-2222026-04-2262026-04-22-2026-04-2202026-04-2242026-04-22-2026-04-2222026-04-2222026-04-22>2026-04-2222026-04-2202026-04-2222026-04-2262026-04-22-2026-04-2202026-04-2242026-04-22-2026-04-2222026-04-2222026-04-22<2026-04-2222026-04-2202026-04-2222026-04-2262026-04-22-2026-04-2202026-04-2242026-04-22-2026-04-2222026-04-2222026-04-22/2026-04-2222026-04-2202026-04-2222026-04-2262026-04-22-2026-04-2202026-04-2242026-04-22-2026-04-2222026-04-2222026-04-22w2026-04-2222026-04-2202026-04-2222026-04-2262026-04-22-2026-04-2202026-04-2242026-04-22-2026-04-2222026-04-2222026-04-22:2026-04-2222026-04-2202026-04-2222026-04-2262026-04-22-2026-04-2202026-04-2242026-04-22-2026-04-2222026-04-2222026-04-22r2026-04-2222026-04-2202026-04-2222026-04-2262026-04-22-2026-04-2202026-04-2242026-04-22-2026-04-2222026-04-2222026-04-22>2026-04-2222026-04-2202026-04-2222026-04-2262026-04-22-2026-04-2202026-04-2242026-04-22-2026-04-2222026-04-2222026-04-22<2026-04-2222026-04-2202026-04-2222026-04-2262026-04-22-2026-04-2202026-04-2242026-04-22-2026-04-2222026-04-2222026-04-22/2026-04-2222026-04-2202026-04-2222026-04-2262026-04-22-2026-04-2202026-04-2242026-04-22-2026-04-2222026-04-2222026-04-22w2026-04-2222026-04-2202026-04-2222026-04-2262026-04-22-2026-04-2202026-04-2242026-04-22-2026-04-2222026-04-2222026-04-22:2026-04-2222026-04-2202026-04-2222026-04-2262026-04-22-2026-04-2202026-04-2242026-04-22-2026-04-2222026-04-2222026-04-22p2026-04-2222026-04-2202026-04-2222026-04-2262026-04-22-2026-04-2202026-04-2242026-04-22-2026-04-2222026-04-2222026-04-22>2026-04-2222026-04-2202026-04-2222026-04-2262026-04-22-2026-04-2202026-04-2242026-04-22-2026-04-2222026-04-2222026-04-22<2026-04-2222026-04-2202026-04-2222026-04-2262026-04-22-2026-04-2202026-04-2242026-04-22-2026-04-2222026-04-2222026-04-22/2026-04-2222026-04-2202026-04-2222026-04-2262026-04-22-2026-04-2202026-04-2242026-04-22-2026-04-2222026-04-2222026-04-22w2026-04-2222026-04-2202026-04-2222026-04-2262026-04-22-2026-04-2202026-04-2242026-04-22-2026-04-2222026-04-2222026-04-22:2026-04-2222026-04-2202026-04-2222026-04-2262026-04-22-2026-04-2202026-04-2242026-04-22-2026-04-2222026-04-2222026-04-22t2026-04-2222026-04-2202026-04-2222026-04-2262026-04-22-2026-04-2202026-04-2242026-04-22-2026-04-2222026-04-2222026-04-22c2026-04-2222026-04-2202026-04-2222026-04-2262026-04-22-2026-04-2202026-04-2242026-04-22-2026-04-2222026-04-2222026-04-22>2026-04-2222026-04-2202026-04-2222026-04-2262026-04-22-2026-04-2202026-04-2242026-04-22-2026-04-2222026-04-2222026-04-22<2026-04-2222026-04-2202026-04-2222026-04-2262026-04-22-2026-04-2202026-04-2242026-04-22-2026-04-2222026-04-2222026-04-22w2026-04-2222026-04-2202026-04-2222026-04-2262026-04-22-2026-04-2202026-04-2242026-04-22-2026-04-2222026-04-2222026-04-22:2026-04-2222026-04-2202026-04-2222026-04-2262026-04-22-2026-04-2202026-04-2242026-04-22-2026-04-2222026-04-2222026-04-22t2026-04-2222026-04-2202026-04-2222026-04-2262026-04-22-2026-04-2202026-04-2242026-04-22-2026-04-2222026-04-2222026-04-22c2026-04-2222026-04-2202026-04-2222026-04-2262026-04-22-2026-04-2202026-04-2242026-04-22-2026-04-2222026-04-2222026-04-22>2026-04-2222026-04-2202026-04-2222026-04-2262026-04-22-2026-04-2202026-04-2242026-04-22-2026-04-2222026-04-2222026-04-22<2026-04-2222026-04-2202026-04-2222026-04-2262026-04-22-2026-04-2202026-04-2242026-04-22-2026-04-2222026-04-2222026-04-22w2026-04-2222026-04-2202026-04-2222026-04-2262026-04-22-2026-04-2202026-04-2242026-04-22-2026-04-2222026-04-2222026-04-22:2026-04-2222026-04-2202026-04-2222026-04-2262026-04-22-2026-04-2202026-04-2242026-04-22-2026-04-2222026-04-2222026-04-22t2026-04-2222026-04-2202026-04-2222026-04-2262026-04-22-2026-04-2202026-04-2242026-04-22-2026-04-2222026-04-2222026-04-22c2026-04-2222026-04-2202026-04-2222026-04-2262026-04-22-2026-04-2202026-04-2242026-04-22-2026-04-2222026-04-2222026-04-22P2026-04-2222026-04-2202026-04-2222026-04-2262026-04-22-2026-04-2202026-04-2242026-04-22-2026-04-2222026-04-2222026-04-22r2026-04-2222026-04-2202026-04-2222026-04-2262026-04-22-2026-04-2202026-04-2242026-04-22-2026-04-2222026-04-2222026-04-22>2026-04-2222026-04-2202026-04-2222026-04-2262026-04-22-2026-04-2202026-04-2242026-04-22-2026-04-2222026-04-2222026-04-22<2026-04-2222026-04-2202026-04-2222026-04-2262026-04-22-2026-04-2202026-04-2242026-04-22-2026-04-2222026-04-2222026-04-22w2026-04-2222026-04-2202026-04-2222026-04-2262026-04-22-2026-04-2202026-04-2242026-04-22-2026-04-2222026-04-2222026-04-22:2026-04-2222026-04-2202026-04-2222026-04-2262026-04-22-2026-04-2202026-04-2242026-04-22-2026-04-2222026-04-2222026-04-22t2026-04-2222026-04-2202026-04-2222026-04-2262026-04-22-2026-04-2202026-04-2242026-04-22-2026-04-2222026-04-2222026-04-22c2026-04-2222026-04-2202026-04-2222026-04-2262026-04-22-2026-04-2202026-04-2242026-04-22-2026-04-2222026-04-2222026-04-22W2026-04-2222026-04-2202026-04-2222026-04-2262026-04-22-2026-04-2202026-04-2242026-04-22-2026-04-2222026-04-2222026-04-22 2026-04-2222026-04-2202026-04-2222026-04-2262026-04-22-2026-04-2202026-04-2242026-04-22-2026-04-2222026-04-2222026-04-22w2026-04-2222026-04-2202026-04-2222026-04-2262026-04-22-2026-04-2202026-04-2242026-04-22-2026-04-2222026-04-2222026-04-22:2026-04-2222026-04-2202026-04-2222026-04-2262026-04-22-2026-04-2202026-04-2242026-04-22-2026-04-2222026-04-2222026-04-22t2026-04-2222026-04-2202026-04-2222026-04-2262026-04-22-2026-04-2202026-04-2242026-04-22-2026-04-2222026-04-2222026-04-22y2026-04-2222026-04-2202026-04-2222026-04-2262026-04-22-2026-04-2202026-04-2242026-04-22-2026-04-2222026-04-2222026-04-22p2026-04-2222026-04-2202026-04-2222026-04-2262026-04-22-2026-04-2202026-04-2242026-04-22-2026-04-2222026-04-2222026-04-22e2026-04-2222026-04-2202026-04-2222026-04-2262026-04-22-2026-04-2202026-04-2242026-04-22-2026-04-2222026-04-2222026-04-22=2026-04-2222026-04-2202026-04-2222026-04-2262026-04-22-2026-04-2202026-04-2242026-04-22-2026-04-2222026-04-2222026-04-22"2026-04-2222026-04-2202026-04-2222026-04-2262026-04-22-2026-04-2202026-04-2242026-04-22-2026-04-2222026-04-2222026-04-22d2026-04-2222026-04-2202026-04-2222026-04-2262026-04-22-2026-04-2202026-04-2242026-04-22-2026-04-2222026-04-2222026-04-22x2026-04-2222026-04-2202026-04-2222026-04-2262026-04-22-2026-04-2202026-04-2242026-04-22-2026-04-2222026-04-2222026-04-22a2026-04-2222026-04-2202026-04-2222026-04-2262026-04-22-2026-04-2202026-04-2242026-04-22-2026-04-2222026-04-2222026-04-22"2026-04-2222026-04-2202026-04-2222026-04-2262026-04-22-2026-04-2202026-04-2242026-04-22-2026-04-2222026-04-2222026-04-22 2026-04-2222026-04-2202026-04-2222026-04-2262026-04-22-2026-04-2202026-04-2242026-04-22-2026-04-2222026-04-2222026-04-22w2026-04-2222026-04-2202026-04-2222026-04-2262026-04-22-2026-04-2202026-04-2242026-04-22-2026-04-2222026-04-2222026-04-22:2026-04-2222026-04-2202026-04-2222026-04-2262026-04-22-2026-04-2202026-04-2242026-04-22-2026-04-2222026-04-2222026-04-22w2026-04-2222026-04-2202026-04-2222026-04-2262026-04-22-2026-04-2202026-04-2242026-04-22-2026-04-2222026-04-2222026-04-22=2026-04-2222026-04-2202026-04-2222026-04-2262026-04-22-2026-04-2202026-04-2242026-04-22-2026-04-2222026-04-2222026-04-22"2026-04-2222026-04-2202026-04-2222026-04-2262026-04-22-2026-04-2202026-04-2242026-04-22-2026-04-2222026-04-2222026-04-2222026-04-2222026-04-2202026-04-2222026-04-2262026-04-22-2026-04-2202026-04-2242026-04-22-2026-04-2222026-04-2222026-04-2282026-04-2222026-04-2202026-04-2222026-04-2262026-04-22-2026-04-2202026-04-2242026-04-22-2026-04-2222026-04-2222026-04-2282026-04-2222026-04-2202026-04-2222026-04-2262026-04-22-2026-04-2202026-04-2242026-04-22-2026-04-2222026-04-2222026-04-2202026-04-2222026-04-2202026-04-2222026-04-2262026-04-22-2026-04-2202026-04-2242026-04-22-2026-04-2222026-04-2222026-04-22"2026-04-2222026-04-2202026-04-2222026-04-2262026-04-22-2026-04-2202026-04-2242026-04-22-2026-04-2222026-04-2222026-04-22/2026-04-2222026-04-2202026-04-2222026-04-2262026-04-22-2026-04-2202026-04-2242026-04-22-2026-04-2222026-04-2222026-04-22>2026-04-2222026-04-2202026-04-2222026-04-2262026-04-22-2026-04-2202026-04-2242026-04-22-2026-04-2222026-04-2222026-04-22<2026-04-2222026-04-2202026-04-2222026-04-2262026-04-22-2026-04-2202026-04-2242026-04-22-2026-04-2222026-04-2222026-04-22/2026-04-2222026-04-2202026-04-2222026-04-2262026-04-22-2026-04-2202026-04-2242026-04-22-2026-04-2222026-04-2222026-04-22w2026-04-2222026-04-2202026-04-2222026-04-2262026-04-22-2026-04-2202026-04-2242026-04-22-2026-04-2222026-04-2222026-04-22:2026-04-2222026-04-2202026-04-2222026-04-2262026-04-22-2026-04-2202026-04-2242026-04-22-2026-04-2222026-04-2222026-04-22t2026-04-2222026-04-2202026-04-2222026-04-2262026-04-22-2026-04-2202026-04-2242026-04-22-2026-04-2222026-04-2222026-04-22c2026-04-2222026-04-2202026-04-2222026-04-2262026-04-22-2026-04-2202026-04-2242026-04-22-2026-04-2222026-04-2222026-04-22P2026-04-2222026-04-2202026-04-2222026-04-2262026-04-22-2026-04-2202026-04-2242026-04-22-2026-04-2222026-04-2222026-04-22r2026-04-2222026-04-2202026-04-2222026-04-2262026-04-22-2026-04-2202026-04-2242026-04-22-2026-04-2222026-04-2222026-04-22>2026-04-2222026-04-2202026-04-2222026-04-2262026-04-22-2026-04-2202026-04-2242026-04-22-2026-04-2222026-04-2222026-04-22<2026-04-2222026-04-2202026-04-2222026-04-2262026-04-22-2026-04-2202026-04-2242026-04-22-2026-04-2222026-04-2222026-04-22w2026-04-2222026-04-2202026-04-2222026-04-2262026-04-22-2026-04-2202026-04-2242026-04-22-2026-04-2222026-04-2222026-04-22:2026-04-2222026-04-2202026-04-2222026-04-2262026-04-22-2026-04-2202026-04-2242026-04-22-2026-04-2222026-04-2222026-04-22p2026-04-2222026-04-2202026-04-2222026-04-2262026-04-22-2026-04-2202026-04-2242026-04-22-2026-04-2222026-04-2222026-04-22>2026-04-2222026-04-2202026-04-2222026-04-2262026-04-22-2026-04-2202026-04-2242026-04-22-2026-04-2222026-04-2222026-04-22<2026-04-2222026-04-2202026-04-2222026-04-2262026-04-22-2026-04-2202026-04-2242026-04-22-2026-04-2222026-04-2222026-04-22w2026-04-2222026-04-2202026-04-2222026-04-2262026-04-22-2026-04-2202026-04-2242026-04-22-2026-04-2222026-04-2222026-04-22:2026-04-2222026-04-2202026-04-2222026-04-2262026-04-22-2026-04-2202026-04-2242026-04-22-2026-04-2222026-04-2222026-04-22r2026-04-2222026-04-2202026-04-2222026-04-2262026-04-22-2026-04-2202026-04-2242026-04-22-2026-04-2222026-04-2222026-04-22>2026-04-2222026-04-2202026-04-2222026-04-2262026-04-22-2026-04-2202026-04-2242026-04-22-2026-04-2222026-04-2222026-04-22<2026-04-2222026-04-2202026-04-2222026-04-2262026-04-22-2026-04-2202026-04-2242026-04-22-2026-04-2222026-04-2222026-04-22w2026-04-2222026-04-2202026-04-2222026-04-2262026-04-22-2026-04-2202026-04-2242026-04-22-2026-04-2222026-04-2222026-04-22:2026-04-2222026-04-2202026-04-2222026-04-2262026-04-22-2026-04-2202026-04-2242026-04-22-2026-04-2222026-04-2222026-04-22t2026-04-2222026-04-2202026-04-2222026-04-2262026-04-22-2026-04-2202026-04-2242026-04-22-2026-04-2222026-04-2222026-04-22>2026-04-2222026-04-2202026-04-2222026-04-2262026-04-22-2026-04-2202026-04-2242026-04-22-2026-04-2222026-04-2222026-04-22{2026-04-2222026-04-2202026-04-2222026-04-2262026-04-22-2026-04-2202026-04-2242026-04-22-2026-04-2222026-04-2222026-04-22{2026-04-2222026-04-2202026-04-2222026-04-2262026-04-22-2026-04-2202026-04-2242026-04-22-2026-04-2222026-04-2222026-04-22R2026-04-2222026-04-2202026-04-2222026-04-2262026-04-22-2026-04-2202026-04-2242026-04-22-2026-04-2222026-04-2222026-04-22O2026-04-2222026-04-2202026-04-2222026-04-2262026-04-22-2026-04-2202026-04-2242026-04-22-2026-04-2222026-04-2222026-04-22W2026-04-2222026-04-2202026-04-2222026-04-2262026-04-22-2026-04-2202026-04-2242026-04-22-2026-04-2222026-04-2222026-04-2252026-04-2222026-04-2202026-04-2222026-04-2262026-04-22-2026-04-2202026-04-2242026-04-22-2026-04-2222026-04-2222026-04-22_2026-04-2222026-04-2202026-04-2222026-04-2262026-04-22-2026-04-2202026-04-2242026-04-22-2026-04-2222026-04-2222026-04-22R2026-04-2222026-04-2202026-04-2222026-04-2262026-04-22-2026-04-2202026-04-2242026-04-22-2026-04-2222026-04-2222026-04-22E2026-04-2222026-04-2202026-04-2222026-04-2262026-04-22-2026-04-2202026-04-2242026-04-22-2026-04-2222026-04-2222026-04-22S2026-04-2222026-04-2202026-04-2222026-04-2262026-04-22-2026-04-2202026-04-2242026-04-22-2026-04-2222026-04-2222026-04-22U2026-04-2222026-04-2202026-04-2222026-04-2262026-04-22-2026-04-2202026-04-2242026-04-22-2026-04-2222026-04-2222026-04-22L2026-04-2222026-04-2202026-04-2222026-04-2262026-04-22-2026-04-2202026-04-2242026-04-22-2026-04-2222026-04-2222026-04-22T2026-04-2222026-04-2202026-04-2222026-04-2262026-04-22-2026-04-2202026-04-2242026-04-22-2026-04-2222026-04-2222026-04-22}2026-04-2222026-04-2202026-04-2222026-04-2262026-04-22-2026-04-2202026-04-2242026-04-22-2026-04-2222026-04-2222026-04-22}2026-04-2222026-04-2202026-04-2222026-04-2262026-04-22-2026-04-2202026-04-2242026-04-22-2026-04-2222026-04-2222026-04-22<2026-04-2222026-04-2202026-04-2222026-04-2262026-04-22-2026-04-2202026-04-2242026-04-22-2026-04-2222026-04-2222026-04-22/2026-04-2222026-04-2202026-04-2222026-04-2262026-04-22-2026-04-2202026-04-2242026-04-22-2026-04-2222026-04-2222026-04-22w2026-04-2222026-04-2202026-04-2222026-04-2262026-04-22-2026-04-2202026-04-2242026-04-22-2026-04-2222026-04-2222026-04-22:2026-04-2222026-04-2202026-04-2222026-04-2262026-04-22-2026-04-2202026-04-2242026-04-22-2026-04-2222026-04-2222026-04-22t2026-04-2222026-04-2202026-04-2222026-04-2262026-04-22-2026-04-2202026-04-2242026-04-22-2026-04-2222026-04-2222026-04-22>2026-04-2222026-04-2202026-04-2222026-04-2262026-04-22-2026-04-2202026-04-2242026-04-22-2026-04-2222026-04-2222026-04-22<2026-04-2222026-04-2202026-04-2222026-04-2262026-04-22-2026-04-2202026-04-2242026-04-22-2026-04-2222026-04-2222026-04-22/2026-04-2222026-04-2202026-04-2222026-04-2262026-04-22-2026-04-2202026-04-2242026-04-22-2026-04-2222026-04-2222026-04-22w2026-04-2222026-04-2202026-04-2222026-04-2262026-04-22-2026-04-2202026-04-2242026-04-22-2026-04-2222026-04-2222026-04-22:2026-04-2222026-04-2202026-04-2222026-04-2262026-04-22-2026-04-2202026-04-2242026-04-22-2026-04-2222026-04-2222026-04-22r2026-04-2222026-04-2202026-04-2222026-04-2262026-04-22-2026-04-2202026-04-2242026-04-22-2026-04-2222026-04-2222026-04-22>2026-04-2222026-04-2202026-04-2222026-04-2262026-04-22-2026-04-2202026-04-2242026-04-22-2026-04-2222026-04-2222026-04-22<2026-04-2222026-04-2202026-04-2222026-04-2262026-04-22-2026-04-2202026-04-2242026-04-22-2026-04-2222026-04-2222026-04-22/2026-04-2222026-04-2202026-04-2222026-04-2262026-04-22-2026-04-2202026-04-2242026-04-22-2026-04-2222026-04-2222026-04-22w2026-04-2222026-04-2202026-04-2222026-04-2262026-04-22-2026-04-2202026-04-2242026-04-22-2026-04-2222026-04-2222026-04-22:2026-04-2222026-04-2202026-04-2222026-04-2262026-04-22-2026-04-2202026-04-2242026-04-22-2026-04-2222026-04-2222026-04-22p2026-04-2222026-04-2202026-04-2222026-04-2262026-04-22-2026-04-2202026-04-2242026-04-22-2026-04-2222026-04-2222026-04-22>2026-04-2222026-04-2202026-04-2222026-04-2262026-04-22-2026-04-2202026-04-2242026-04-22-2026-04-2222026-04-2222026-04-22<2026-04-2222026-04-2202026-04-2222026-04-2262026-04-22-2026-04-2202026-04-2242026-04-22-2026-04-2222026-04-2222026-04-22/2026-04-2222026-04-2202026-04-2222026-04-2262026-04-22-2026-04-2202026-04-2242026-04-22-2026-04-2222026-04-2222026-04-22w2026-04-2222026-04-2202026-04-2222026-04-2262026-04-22-2026-04-2202026-04-2242026-04-22-2026-04-2222026-04-2222026-04-22:2026-04-2222026-04-2202026-04-2222026-04-2262026-04-22-2026-04-2202026-04-2242026-04-22-2026-04-2222026-04-2222026-04-22t2026-04-2222026-04-2202026-04-2222026-04-2262026-04-22-2026-04-2202026-04-2242026-04-22-2026-04-2222026-04-2222026-04-22c2026-04-2222026-04-2202026-04-2222026-04-2262026-04-22-2026-04-2202026-04-2242026-04-22-2026-04-2222026-04-2222026-04-22>2026-04-2222026-04-2202026-04-2222026-04-2262026-04-22-2026-04-2202026-04-2242026-04-22-2026-04-2222026-04-2222026-04-22<2026-04-2222026-04-2202026-04-2222026-04-2262026-04-22-2026-04-2202026-04-2242026-04-22-2026-04-2222026-04-2222026-04-22/2026-04-2222026-04-2202026-04-2222026-04-2262026-04-22-2026-04-2202026-04-2242026-04-22-2026-04-2222026-04-2222026-04-22w2026-04-2222026-04-2202026-04-2222026-04-2262026-04-22-2026-04-2202026-04-2242026-04-22-2026-04-2222026-04-2222026-04-22:2026-04-2222026-04-2202026-04-2222026-04-2262026-04-22-2026-04-2202026-04-2242026-04-22-2026-04-2222026-04-2222026-04-22t2026-04-2222026-04-2202026-04-2222026-04-2262026-04-22-2026-04-2202026-04-2242026-04-22-2026-04-2222026-04-2222026-04-22r2026-04-2222026-04-2202026-04-2222026-04-2262026-04-22-2026-04-2202026-04-2242026-04-22-2026-04-2222026-04-2222026-04-22>2026-04-2222026-04-2202026-04-2222026-04-2262026-04-22-2026-04-2202026-04-2242026-04-22-2026-04-2222026-04-2222026-04-22<2026-04-2222026-04-2202026-04-2222026-04-2262026-04-22-2026-04-2202026-04-2242026-04-22-2026-04-2222026-04-2222026-04-22/2026-04-2222026-04-2202026-04-2222026-04-2262026-04-22-2026-04-2202026-04-2242026-04-22-2026-04-2222026-04-2222026-04-22w2026-04-2222026-04-2202026-04-2222026-04-2262026-04-22-2026-04-2202026-04-2242026-04-22-2026-04-2222026-04-2222026-04-22:2026-04-2222026-04-2202026-04-2222026-04-2262026-04-22-2026-04-2202026-04-2242026-04-22-2026-04-2222026-04-2222026-04-22t2026-04-2222026-04-2202026-04-2222026-04-2262026-04-22-2026-04-2202026-04-2242026-04-22-2026-04-2222026-04-2222026-04-22b2026-04-2222026-04-2202026-04-2222026-04-2262026-04-22-2026-04-2202026-04-2242026-04-22-2026-04-2222026-04-2222026-04-22l2026-04-2222026-04-2202026-04-2222026-04-2262026-04-22-2026-04-2202026-04-2242026-04-22-2026-04-2222026-04-2222026-04-22>2026-04-2222026-04-2202026-04-2222026-04-2262026-04-22-2026-04-2202026-04-2242026-04-22-2026-04-2222026-04-2222026-04-22<2026-04-2222026-04-2202026-04-2222026-04-2262026-04-22-2026-04-2202026-04-2242026-04-22-2026-04-2222026-04-2222026-04-22w2026-04-2222026-04-2202026-04-2222026-04-2262026-04-22-2026-04-2202026-04-2242026-04-22-2026-04-2222026-04-2222026-04-22:2026-04-2222026-04-2202026-04-2222026-04-2262026-04-22-2026-04-2202026-04-2242026-04-22-2026-04-2222026-04-2222026-04-22p2026-04-2222026-04-2202026-04-2222026-04-2262026-04-22-2026-04-2202026-04-2242026-04-22-2026-04-2222026-04-2222026-04-22/2026-04-2222026-04-2202026-04-2222026-04-2262026-04-22-2026-04-2202026-04-2242026-04-22-2026-04-2222026-04-2222026-04-22>2026-04-2222026-04-2202026-04-2222026-04-2262026-04-22-2026-04-2202026-04-2242026-04-22-2026-04-2222026-04-2222026-04-22<2026-04-2222026-04-2202026-04-2222026-04-2262026-04-22-2026-04-2202026-04-2242026-04-22-2026-04-2222026-04-2222026-04-22w2026-04-2222026-04-2202026-04-2222026-04-2262026-04-22-2026-04-2202026-04-2242026-04-22-2026-04-2222026-04-2222026-04-22:2026-04-2222026-04-2202026-04-2222026-04-2262026-04-22-2026-04-2202026-04-2242026-04-22-2026-04-2222026-04-2222026-04-22p2026-04-2222026-04-2202026-04-2222026-04-2262026-04-22-2026-04-2202026-04-2242026-04-22-2026-04-2222026-04-2222026-04-22>2026-04-2222026-04-2202026-04-2222026-04-2262026-04-22-2026-04-2202026-04-2242026-04-22-2026-04-2222026-04-2222026-04-22<2026-04-2222026-04-2202026-04-2222026-04-2262026-04-22-2026-04-2202026-04-2242026-04-22-2026-04-2222026-04-2222026-04-22w2026-04-2222026-04-2202026-04-2222026-04-2262026-04-22-2026-04-2202026-04-2242026-04-22-2026-04-2222026-04-2222026-04-22:2026-04-2222026-04-2202026-04-2222026-04-2262026-04-22-2026-04-2202026-04-2242026-04-22-2026-04-2222026-04-2222026-04-22r2026-04-2222026-04-2202026-04-2222026-04-2262026-04-22-2026-04-2202026-04-2242026-04-22-2026-04-2222026-04-2222026-04-22>2026-04-2222026-04-2202026-04-2222026-04-2262026-04-22-2026-04-2202026-04-2242026-04-22-2026-04-2222026-04-2222026-04-22<2026-04-2222026-04-2202026-04-2222026-04-2262026-04-22-2026-04-2202026-04-2242026-04-22-2026-04-2222026-04-2222026-04-22w2026-04-2222026-04-2202026-04-2222026-04-2262026-04-22-2026-04-2202026-04-2242026-04-22-2026-04-2222026-04-2222026-04-22:2026-04-2222026-04-2202026-04-2222026-04-2262026-04-22-2026-04-2202026-04-2242026-04-22-2026-04-2222026-04-2222026-04-22t2026-04-2222026-04-2202026-04-2222026-04-2262026-04-22-2026-04-2202026-04-2242026-04-22-2026-04-2222026-04-2222026-04-22>2026-04-2222026-04-2202026-04-2222026-04-2262026-04-22-2026-04-2202026-04-2242026-04-22-2026-04-2222026-04-2222026-04-22总2026-04-2222026-04-2202026-04-2222026-04-2262026-04-22-2026-04-2202026-04-2242026-04-22-2026-04-2222026-04-2222026-04-22结2026-04-2222026-04-2202026-04-2222026-04-2262026-04-22-2026-04-2202026-04-2242026-04-22-2026-04-2222026-04-2222026-04-22：2026-04-2222026-04-2202026-04-2222026-04-2262026-04-22-2026-04-2202026-04-2242026-04-22-2026-04-2222026-04-2222026-04-22共2026-04-2222026-04-2202026-04-2222026-04-2262026-04-22-2026-04-2202026-04-2242026-04-22-2026-04-2222026-04-2222026-04-22查2026-04-2222026-04-2202026-04-2222026-04-2262026-04-22-2026-04-2202026-04-2242026-04-22-2026-04-2222026-04-2222026-04-22询2026-04-2222026-04-2202026-04-2222026-04-2262026-04-22-2026-04-2202026-04-2242026-04-22-2026-04-2222026-04-2222026-04-22 2026-04-2222026-04-2202026-04-2222026-04-2262026-04-22-2026-04-2202026-04-2242026-04-22-2026-04-2222026-04-2222026-04-22{2026-04-2222026-04-2202026-04-2222026-04-2262026-04-22-2026-04-2202026-04-2242026-04-22-2026-04-2222026-04-2222026-04-22{2026-04-2222026-04-2202026-04-2222026-04-2262026-04-22-2026-04-2202026-04-2242026-04-22-2026-04-2222026-04-2222026-04-22T2026-04-2222026-04-2202026-04-2222026-04-2262026-04-22-2026-04-2202026-04-2242026-04-22-2026-04-2222026-04-2222026-04-22O2026-04-2222026-04-2202026-04-2222026-04-2262026-04-22-2026-04-2202026-04-2242026-04-22-2026-04-2222026-04-2222026-04-22T2026-04-2222026-04-2202026-04-2222026-04-2262026-04-22-2026-04-2202026-04-2242026-04-22-2026-04-2222026-04-2222026-04-22A2026-04-2222026-04-2202026-04-2222026-04-2262026-04-22-2026-04-2202026-04-2242026-04-22-2026-04-2222026-04-2222026-04-22L2026-04-2222026-04-2202026-04-2222026-04-2262026-04-22-2026-04-2202026-04-2242026-04-22-2026-04-2222026-04-2222026-04-22}2026-04-2222026-04-2202026-04-2222026-04-2262026-04-22-2026-04-2202026-04-2242026-04-22-2026-04-2222026-04-2222026-04-22}2026-04-2222026-04-2202026-04-2222026-04-2262026-04-22-2026-04-2202026-04-2242026-04-22-2026-04-2222026-04-2222026-04-22 2026-04-2222026-04-2202026-04-2222026-04-2262026-04-22-2026-04-2202026-04-2242026-04-22-2026-04-2222026-04-2222026-04-22条2026-04-2222026-04-2202026-04-2222026-04-2262026-04-22-2026-04-2202026-04-2242026-04-22-2026-04-2222026-04-2222026-04-22数2026-04-2222026-04-2202026-04-2222026-04-2262026-04-22-2026-04-2202026-04-2242026-04-22-2026-04-2222026-04-2222026-04-22据2026-04-2222026-04-2202026-04-2222026-04-2262026-04-22-2026-04-2202026-04-2242026-04-22-2026-04-2222026-04-2222026-04-22。2026-04-2222026-04-2202026-04-2222026-04-2262026-04-22-2026-04-2202026-04-2242026-04-22-2026-04-2222026-04-2222026-04-22<2026-04-2222026-04-2202026-04-2222026-04-2262026-04-22-2026-04-2202026-04-2242026-04-22-2026-04-2222026-04-2222026-04-22/2026-04-2222026-04-2202026-04-2222026-04-2262026-04-22-2026-04-2202026-04-2242026-04-22-2026-04-2222026-04-2222026-04-22w2026-04-2222026-04-2202026-04-2222026-04-2262026-04-22-2026-04-2202026-04-2242026-04-22-2026-04-2222026-04-2222026-04-22:2026-04-2222026-04-2202026-04-2222026-04-2262026-04-22-2026-04-2202026-04-2242026-04-22-2026-04-2222026-04-2222026-04-22t2026-04-2222026-04-2202026-04-2222026-04-2262026-04-22-2026-04-2202026-04-2242026-04-22-2026-04-2222026-04-2222026-04-22>2026-04-2222026-04-2202026-04-2222026-04-2262026-04-22-2026-04-2202026-04-2242026-04-22-2026-04-2222026-04-2222026-04-22<2026-04-2222026-04-2202026-04-2222026-04-2262026-04-22-2026-04-2202026-04-2242026-04-22-2026-04-2222026-04-2222026-04-22/2026-04-2222026-04-2202026-04-2222026-04-2262026-04-22-2026-04-2202026-04-2242026-04-22-2026-04-2222026-04-2222026-04-22w2026-04-2222026-04-2202026-04-2222026-04-2262026-04-22-2026-04-2202026-04-2242026-04-22-2026-04-2222026-04-2222026-04-22:2026-04-2222026-04-2202026-04-2222026-04-2262026-04-22-2026-04-2202026-04-2242026-04-22-2026-04-2222026-04-2222026-04-22r2026-04-2222026-04-2202026-04-2222026-04-2262026-04-22-2026-04-2202026-04-2242026-04-22-2026-04-2222026-04-2222026-04-22>2026-04-2222026-04-2202026-04-2222026-04-2262026-04-22-2026-04-2202026-04-2242026-04-22-2026-04-2222026-04-2222026-04-22<2026-04-2222026-04-2202026-04-2222026-04-2262026-04-22-2026-04-2202026-04-2242026-04-22-2026-04-2222026-04-2222026-04-22/2026-04-2222026-04-2202026-04-2222026-04-2262026-04-22-2026-04-2202026-04-2242026-04-22-2026-04-2222026-04-2222026-04-22w2026-04-2222026-04-2202026-04-2222026-04-2262026-04-22-2026-04-2202026-04-2242026-04-22-2026-04-2222026-04-2222026-04-22:2026-04-2222026-04-2202026-04-2222026-04-2262026-04-22-2026-04-2202026-04-2242026-04-22-2026-04-2222026-04-2222026-04-22p2026-04-2222026-04-2202026-04-2222026-04-2262026-04-22-2026-04-2202026-04-2242026-04-22-2026-04-2222026-04-2222026-04-22>2026-04-2222026-04-2202026-04-2222026-04-2262026-04-22-2026-04-2202026-04-2242026-04-22-2026-04-2222026-04-2222026-04-22<2026-04-2222026-04-2202026-04-2222026-04-2262026-04-22-2026-04-2202026-04-2242026-04-22-2026-04-2222026-04-2222026-04-22w2026-04-2222026-04-2202026-04-2222026-04-2262026-04-22-2026-04-2202026-04-2242026-04-22-2026-04-2222026-04-2222026-04-22:2026-04-2222026-04-2202026-04-2222026-04-2262026-04-22-2026-04-2202026-04-2242026-04-22-2026-04-2222026-04-2222026-04-22s2026-04-2222026-04-2202026-04-2222026-04-2262026-04-22-2026-04-2202026-04-2242026-04-22-2026-04-2222026-04-2222026-04-22e2026-04-2222026-04-2202026-04-2222026-04-2262026-04-22-2026-04-2202026-04-2242026-04-22-2026-04-2222026-04-2222026-04-22c2026-04-2222026-04-2202026-04-2222026-04-2262026-04-22-2026-04-2202026-04-2242026-04-22-2026-04-2222026-04-2222026-04-22t2026-04-2222026-04-2202026-04-2222026-04-2262026-04-22-2026-04-2202026-04-2242026-04-22-2026-04-2222026-04-2222026-04-22P2026-04-2222026-04-2202026-04-2222026-04-2262026-04-22-2026-04-2202026-04-2242026-04-22-2026-04-2222026-04-2222026-04-22r2026-04-2222026-04-2202026-04-2222026-04-2262026-04-22-2026-04-2202026-04-2242026-04-22-2026-04-2222026-04-2222026-04-22 2026-04-2222026-04-2202026-04-2222026-04-2262026-04-22-2026-04-2202026-04-2242026-04-22-2026-04-2222026-04-2222026-04-22w2026-04-2222026-04-2202026-04-2222026-04-2262026-04-22-2026-04-2202026-04-2242026-04-22-2026-04-2222026-04-2222026-04-22:2026-04-2222026-04-2202026-04-2222026-04-2262026-04-22-2026-04-2202026-04-2242026-04-22-2026-04-2222026-04-2222026-04-22r2026-04-2222026-04-2202026-04-2222026-04-2262026-04-22-2026-04-2202026-04-2242026-04-22-2026-04-2222026-04-2222026-04-22s2026-04-2222026-04-2202026-04-2222026-04-2262026-04-22-2026-04-2202026-04-2242026-04-22-2026-04-2222026-04-2222026-04-22i2026-04-2222026-04-2202026-04-2222026-04-2262026-04-22-2026-04-2202026-04-2242026-04-22-2026-04-2222026-04-2222026-04-22d2026-04-2222026-04-2202026-04-2222026-04-2262026-04-22-2026-04-2202026-04-2242026-04-22-2026-04-2222026-04-2222026-04-22R2026-04-2222026-04-2202026-04-2222026-04-2262026-04-22-2026-04-2202026-04-2242026-04-22-2026-04-2222026-04-2222026-04-22=2026-04-2222026-04-2202026-04-2222026-04-2262026-04-22-2026-04-2202026-04-2242026-04-22-2026-04-2222026-04-2222026-04-22"2026-04-2222026-04-2202026-04-2222026-04-2262026-04-22-2026-04-2202026-04-2242026-04-22-2026-04-2222026-04-2222026-04-2202026-04-2222026-04-2202026-04-2222026-04-2262026-04-22-2026-04-2202026-04-2242026-04-22-2026-04-2222026-04-2222026-04-2202026-04-2222026-04-2202026-04-2222026-04-2262026-04-22-2026-04-2202026-04-2242026-04-22-2026-04-2222026-04-2222026-04-22F2026-04-2222026-04-2202026-04-2222026-04-2262026-04-22-2026-04-2202026-04-2242026-04-22-2026-04-2222026-04-2222026-04-22C2026-04-2222026-04-2202026-04-2222026-04-2262026-04-22-2026-04-2202026-04-2242026-04-22-2026-04-2222026-04-2222026-04-2262026-04-2222026-04-2202026-04-2222026-04-2262026-04-22-2026-04-2202026-04-2242026-04-22-2026-04-2222026-04-2222026-04-2292026-04-2222026-04-2202026-04-2222026-04-2262026-04-22-2026-04-2202026-04-2242026-04-22-2026-04-2222026-04-2222026-04-2232026-04-2222026-04-2202026-04-2222026-04-2262026-04-22-2026-04-2202026-04-2242026-04-22-2026-04-2222026-04-2222026-04-22F2026-04-2222026-04-2202026-04-2222026-04-2262026-04-22-2026-04-2202026-04-2242026-04-22-2026-04-2222026-04-2222026-04-22"2026-04-2222026-04-2202026-04-2222026-04-2262026-04-22-2026-04-2202026-04-2242026-04-22-2026-04-2222026-04-2222026-04-22 2026-04-2222026-04-2202026-04-2222026-04-2262026-04-22-2026-04-2202026-04-2242026-04-22-2026-04-2222026-04-2222026-04-22w2026-04-2222026-04-2202026-04-2222026-04-2262026-04-22-2026-04-2202026-04-2242026-04-22-2026-04-2222026-04-2222026-04-22:2026-04-2222026-04-2202026-04-2222026-04-2262026-04-22-2026-04-2202026-04-2242026-04-22-2026-04-2222026-04-2222026-04-22r2026-04-2222026-04-2202026-04-2222026-04-2262026-04-22-2026-04-2202026-04-2242026-04-22-2026-04-2222026-04-2222026-04-22s2026-04-2222026-04-2202026-04-2222026-04-2262026-04-22-2026-04-2202026-04-2242026-04-22-2026-04-2222026-04-2222026-04-22i2026-04-2222026-04-2202026-04-2222026-04-2262026-04-22-2026-04-2202026-04-2242026-04-22-2026-04-2222026-04-2222026-04-22d2026-04-2222026-04-2202026-04-2222026-04-2262026-04-22-2026-04-2202026-04-2242026-04-22-2026-04-2222026-04-2222026-04-22R2026-04-2222026-04-2202026-04-2222026-04-2262026-04-22-2026-04-2202026-04-2242026-04-22-2026-04-2222026-04-2222026-04-22P2026-04-2222026-04-2202026-04-2222026-04-2262026-04-22-2026-04-2202026-04-2242026-04-22-2026-04-2222026-04-2222026-04-22r2026-04-2222026-04-2202026-04-2222026-04-2262026-04-22-2026-04-2202026-04-2242026-04-22-2026-04-2222026-04-2222026-04-22=2026-04-2222026-04-2202026-04-2222026-04-2262026-04-22-2026-04-2202026-04-2242026-04-22-2026-04-2222026-04-2222026-04-22"2026-04-2222026-04-2202026-04-2222026-04-2262026-04-22-2026-04-2202026-04-2242026-04-22-2026-04-2222026-04-2222026-04-2202026-04-2222026-04-2202026-04-2222026-04-2262026-04-22-2026-04-2202026-04-2242026-04-22-2026-04-2222026-04-2222026-04-2202026-04-2222026-04-2202026-04-2222026-04-2262026-04-22-2026-04-2202026-04-2242026-04-22-2026-04-2222026-04-2222026-04-2202026-04-2222026-04-2202026-04-2222026-04-2262026-04-22-2026-04-2202026-04-2242026-04-22-2026-04-2222026-04-2222026-04-2262026-04-2222026-04-2202026-04-2222026-04-2262026-04-22-2026-04-2202026-04-2242026-04-22-2026-04-2222026-04-2222026-04-2202026-04-2222026-04-2202026-04-2222026-04-2262026-04-22-2026-04-2202026-04-2242026-04-22-2026-04-2222026-04-2222026-04-2262026-04-2222026-04-2202026-04-2222026-04-2262026-04-22-2026-04-2202026-04-2242026-04-22-2026-04-2222026-04-2222026-04-2232026-04-2222026-04-2202026-04-2222026-04-2262026-04-22-2026-04-2202026-04-2242026-04-22-2026-04-2222026-04-2222026-04-22C2026-04-2222026-04-2202026-04-2222026-04-2262026-04-22-2026-04-2202026-04-2242026-04-22-2026-04-2222026-04-2222026-04-22"2026-04-2222026-04-2202026-04-2222026-04-2262026-04-22-2026-04-2202026-04-2242026-04-22-2026-04-2222026-04-2222026-04-22 2026-04-2222026-04-2202026-04-2222026-04-2262026-04-22-2026-04-2202026-04-2242026-04-22-2026-04-2222026-04-2222026-04-22w2026-04-2222026-04-2202026-04-2222026-04-2262026-04-22-2026-04-2202026-04-2242026-04-22-2026-04-2222026-04-2222026-04-22:2026-04-2222026-04-2202026-04-2222026-04-2262026-04-22-2026-04-2202026-04-2242026-04-22-2026-04-2222026-04-2222026-04-22r2026-04-2222026-04-2202026-04-2222026-04-2262026-04-22-2026-04-2202026-04-2242026-04-22-2026-04-2222026-04-2222026-04-22s2026-04-2222026-04-2202026-04-2222026-04-2262026-04-22-2026-04-2202026-04-2242026-04-22-2026-04-2222026-04-2222026-04-22i2026-04-2222026-04-2202026-04-2222026-04-2262026-04-22-2026-04-2202026-04-2242026-04-22-2026-04-2222026-04-2222026-04-22d2026-04-2222026-04-2202026-04-2222026-04-2262026-04-22-2026-04-2202026-04-2242026-04-22-2026-04-2222026-04-2222026-04-22S2026-04-2222026-04-2202026-04-2222026-04-2262026-04-22-2026-04-2202026-04-2242026-04-22-2026-04-2222026-04-2222026-04-22e2026-04-2222026-04-2202026-04-2222026-04-2262026-04-22-2026-04-2202026-04-2242026-04-22-2026-04-2222026-04-2222026-04-22c2026-04-2222026-04-2202026-04-2222026-04-2262026-04-22-2026-04-2202026-04-2242026-04-22-2026-04-2222026-04-2222026-04-22t2026-04-2222026-04-2202026-04-2222026-04-2262026-04-22-2026-04-2202026-04-2242026-04-22-2026-04-2222026-04-2222026-04-22=2026-04-2222026-04-2202026-04-2222026-04-2262026-04-22-2026-04-2202026-04-2242026-04-22-2026-04-2222026-04-2222026-04-22"2026-04-2222026-04-2202026-04-2222026-04-2262026-04-22-2026-04-2202026-04-2242026-04-22-2026-04-2222026-04-2222026-04-2202026-04-2222026-04-2202026-04-2222026-04-2262026-04-22-2026-04-2202026-04-2242026-04-22-2026-04-2222026-04-2222026-04-2202026-04-2222026-04-2202026-04-2222026-04-2262026-04-22-2026-04-2202026-04-2242026-04-22-2026-04-2222026-04-2222026-04-2202026-04-2222026-04-2202026-04-2222026-04-2262026-04-22-2026-04-2202026-04-2242026-04-22-2026-04-2222026-04-2222026-04-2232026-04-2222026-04-2202026-04-2222026-04-2262026-04-22-2026-04-2202026-04-2242026-04-22-2026-04-2222026-04-2222026-04-2242026-04-2222026-04-2202026-04-2222026-04-2262026-04-22-2026-04-2202026-04-2242026-04-22-2026-04-2222026-04-2222026-04-2262026-04-2222026-04-2202026-04-2222026-04-2262026-04-22-2026-04-2202026-04-2242026-04-22-2026-04-2222026-04-2222026-04-2212026-04-2222026-04-2202026-04-2222026-04-2262026-04-22-2026-04-2202026-04-2242026-04-22-2026-04-2222026-04-2222026-04-2262026-04-2222026-04-2202026-04-2222026-04-2262026-04-22-2026-04-2202026-04-2242026-04-22-2026-04-2222026-04-2222026-04-22"2026-04-2222026-04-2202026-04-2222026-04-2262026-04-22-2026-04-2202026-04-2242026-04-22-2026-04-2222026-04-2222026-04-22>2026-04-2222026-04-2202026-04-2222026-04-2262026-04-22-2026-04-2202026-04-2242026-04-22-2026-04-2222026-04-2222026-04-22<2026-04-2222026-04-2202026-04-2222026-04-2262026-04-22-2026-04-2202026-04-2242026-04-22-2026-04-2222026-04-2222026-04-22w2026-04-2222026-04-2202026-04-2222026-04-2262026-04-22-2026-04-2202026-04-2242026-04-22-2026-04-2222026-04-2222026-04-22:2026-04-2222026-04-2202026-04-2222026-04-2262026-04-22-2026-04-2202026-04-2242026-04-22-2026-04-2222026-04-2222026-04-22p2026-04-2222026-04-2202026-04-2222026-04-2262026-04-22-2026-04-2202026-04-2242026-04-22-2026-04-2222026-04-2222026-04-22g2026-04-2222026-04-2202026-04-2222026-04-2262026-04-22-2026-04-2202026-04-2242026-04-22-2026-04-2222026-04-2222026-04-22S2026-04-2222026-04-2202026-04-2222026-04-2262026-04-22-2026-04-2202026-04-2242026-04-22-2026-04-2222026-04-2222026-04-22z2026-04-2222026-04-2202026-04-2222026-04-2262026-04-22-2026-04-2202026-04-2242026-04-22-2026-04-2222026-04-2222026-04-22 2026-04-2222026-04-2202026-04-2222026-04-2262026-04-22-2026-04-2202026-04-2242026-04-22-2026-04-2222026-04-2222026-04-22w2026-04-2222026-04-2202026-04-2222026-04-2262026-04-22-2026-04-2202026-04-2242026-04-22-2026-04-2222026-04-2222026-04-22:2026-04-2222026-04-2202026-04-2222026-04-2262026-04-22-2026-04-2202026-04-2242026-04-22-2026-04-2222026-04-2222026-04-22w2026-04-2222026-04-2202026-04-2222026-04-2262026-04-22-2026-04-2202026-04-2242026-04-22-2026-04-2222026-04-2222026-04-22=2026-04-2222026-04-2202026-04-2222026-04-2262026-04-22-2026-04-2202026-04-2242026-04-22-2026-04-2222026-04-2222026-04-22"2026-04-2222026-04-2202026-04-2222026-04-2262026-04-22-2026-04-2202026-04-2242026-04-22-2026-04-2222026-04-2222026-04-2212026-04-2222026-04-2202026-04-2222026-04-2262026-04-22-2026-04-2202026-04-2242026-04-22-2026-04-2222026-04-2222026-04-2222026-04-2222026-04-2202026-04-2222026-04-2262026-04-22-2026-04-2202026-04-2242026-04-22-2026-04-2222026-04-2222026-04-2222026-04-2222026-04-2202026-04-2222026-04-2262026-04-22-2026-04-2202026-04-2242026-04-22-2026-04-2222026-04-2222026-04-2242026-04-2222026-04-2202026-04-2222026-04-2262026-04-22-2026-04-2202026-04-2242026-04-22-2026-04-2222026-04-2222026-04-2202026-04-2222026-04-2202026-04-2222026-04-2262026-04-22-2026-04-2202026-04-2242026-04-22-2026-04-2222026-04-2222026-04-22"2026-04-2222026-04-2202026-04-2222026-04-2262026-04-22-2026-04-2202026-04-2242026-04-22-2026-04-2222026-04-2222026-04-22 2026-04-2222026-04-2202026-04-2222026-04-2262026-04-22-2026-04-2202026-04-2242026-04-22-2026-04-2222026-04-2222026-04-22w2026-04-2222026-04-2202026-04-2222026-04-2262026-04-22-2026-04-2202026-04-2242026-04-22-2026-04-2222026-04-2222026-04-22:2026-04-2222026-04-2202026-04-2222026-04-2262026-04-22-2026-04-2202026-04-2242026-04-22-2026-04-2222026-04-2222026-04-22h2026-04-2222026-04-2202026-04-2222026-04-2262026-04-22-2026-04-2202026-04-2242026-04-22-2026-04-2222026-04-2222026-04-22=2026-04-2222026-04-2202026-04-2222026-04-2262026-04-22-2026-04-2202026-04-2242026-04-22-2026-04-2222026-04-2222026-04-22"2026-04-2222026-04-2202026-04-2222026-04-2262026-04-22-2026-04-2202026-04-2242026-04-22-2026-04-2222026-04-2222026-04-2212026-04-2222026-04-2202026-04-2222026-04-2262026-04-22-2026-04-2202026-04-2242026-04-22-2026-04-2222026-04-2222026-04-2252026-04-2222026-04-2202026-04-2222026-04-2262026-04-22-2026-04-2202026-04-2242026-04-22-2026-04-2222026-04-2222026-04-2282026-04-2222026-04-2202026-04-2222026-04-2262026-04-22-2026-04-2202026-04-2242026-04-22-2026-04-2222026-04-2222026-04-2242026-04-2222026-04-2202026-04-2222026-04-2262026-04-22-2026-04-2202026-04-2242026-04-22-2026-04-2222026-04-2222026-04-2202026-04-2222026-04-2202026-04-2222026-04-2262026-04-22-2026-04-2202026-04-2242026-04-22-2026-04-2222026-04-2222026-04-22"2026-04-2222026-04-2202026-04-2222026-04-2262026-04-22-2026-04-2202026-04-2242026-04-22-2026-04-2222026-04-2222026-04-22/2026-04-2222026-04-2202026-04-2222026-04-2262026-04-22-2026-04-2202026-04-2242026-04-22-2026-04-2222026-04-2222026-04-22>2026-04-2222026-04-2202026-04-2222026-04-2262026-04-22-2026-04-2202026-04-2242026-04-22-2026-04-2222026-04-2222026-04-22<2026-04-2222026-04-2202026-04-2222026-04-2262026-04-22-2026-04-2202026-04-2242026-04-22-2026-04-2222026-04-2222026-04-22w2026-04-2222026-04-2202026-04-2222026-04-2262026-04-22-2026-04-2202026-04-2242026-04-22-2026-04-2222026-04-2222026-04-22:2026-04-2222026-04-2202026-04-2222026-04-2262026-04-22-2026-04-2202026-04-2242026-04-22-2026-04-2222026-04-2222026-04-22p2026-04-2222026-04-2202026-04-2222026-04-2262026-04-22-2026-04-2202026-04-2242026-04-22-2026-04-2222026-04-2222026-04-22g2026-04-2222026-04-2202026-04-2222026-04-2262026-04-22-2026-04-2202026-04-2242026-04-22-2026-04-2222026-04-2222026-04-22M2026-04-2222026-04-2202026-04-2222026-04-2262026-04-22-2026-04-2202026-04-2242026-04-22-2026-04-2222026-04-2222026-04-22a2026-04-2222026-04-2202026-04-2222026-04-2262026-04-22-2026-04-2202026-04-2242026-04-22-2026-04-2222026-04-2222026-04-22r2026-04-2222026-04-2202026-04-2222026-04-2262026-04-22-2026-04-2202026-04-2242026-04-22-2026-04-2222026-04-2222026-04-22 2026-04-2222026-04-2202026-04-2222026-04-2262026-04-22-2026-04-2202026-04-2242026-04-22-2026-04-2222026-04-2222026-04-22w2026-04-2222026-04-2202026-04-2222026-04-2262026-04-22-2026-04-2202026-04-2242026-04-22-2026-04-2222026-04-2222026-04-22:2026-04-2222026-04-2202026-04-2222026-04-2262026-04-22-2026-04-2202026-04-2242026-04-22-2026-04-2222026-04-2222026-04-22t2026-04-2222026-04-2202026-04-2222026-04-2262026-04-22-2026-04-2202026-04-2242026-04-22-2026-04-2222026-04-2222026-04-22o2026-04-2222026-04-2202026-04-2222026-04-2262026-04-22-2026-04-2202026-04-2242026-04-22-2026-04-2222026-04-2222026-04-22p2026-04-2222026-04-2202026-04-2222026-04-2262026-04-22-2026-04-2202026-04-2242026-04-22-2026-04-2222026-04-2222026-04-22=2026-04-2222026-04-2202026-04-2222026-04-2262026-04-22-2026-04-2202026-04-2242026-04-22-2026-04-2222026-04-2222026-04-22"2026-04-2222026-04-2202026-04-2222026-04-2262026-04-22-2026-04-2202026-04-2242026-04-22-2026-04-2222026-04-2222026-04-2212026-04-2222026-04-2202026-04-2222026-04-2262026-04-22-2026-04-2202026-04-2242026-04-22-2026-04-2222026-04-2222026-04-2242026-04-2222026-04-2202026-04-2222026-04-2262026-04-22-2026-04-2202026-04-2242026-04-22-2026-04-2222026-04-2222026-04-2242026-04-2222026-04-2202026-04-2222026-04-2262026-04-22-2026-04-2202026-04-2242026-04-22-2026-04-2222026-04-2222026-04-2202026-04-2222026-04-2202026-04-2222026-04-2262026-04-22-2026-04-2202026-04-2242026-04-22-2026-04-2222026-04-2222026-04-22"2026-04-2222026-04-2202026-04-2222026-04-2262026-04-22-2026-04-2202026-04-2242026-04-22-2026-04-2222026-04-2222026-04-22 2026-04-2222026-04-2202026-04-2222026-04-2262026-04-22-2026-04-2202026-04-2242026-04-22-2026-04-2222026-04-2222026-04-22w2026-04-2222026-04-2202026-04-2222026-04-2262026-04-22-2026-04-2202026-04-2242026-04-22-2026-04-2222026-04-2222026-04-22:2026-04-2222026-04-2202026-04-2222026-04-2262026-04-22-2026-04-2202026-04-2242026-04-22-2026-04-2222026-04-2222026-04-22r2026-04-2222026-04-2202026-04-2222026-04-2262026-04-22-2026-04-2202026-04-2242026-04-22-2026-04-2222026-04-2222026-04-22i2026-04-2222026-04-2202026-04-2222026-04-2262026-04-22-2026-04-2202026-04-2242026-04-22-2026-04-2222026-04-2222026-04-22g2026-04-2222026-04-2202026-04-2222026-04-2262026-04-22-2026-04-2202026-04-2242026-04-22-2026-04-2222026-04-2222026-04-22h2026-04-2222026-04-2202026-04-2222026-04-2262026-04-22-2026-04-2202026-04-2242026-04-22-2026-04-2222026-04-2222026-04-22t2026-04-2222026-04-2202026-04-2222026-04-2262026-04-22-2026-04-2202026-04-2242026-04-22-2026-04-2222026-04-2222026-04-22=2026-04-2222026-04-2202026-04-2222026-04-2262026-04-22-2026-04-2202026-04-2242026-04-22-2026-04-2222026-04-2222026-04-22"2026-04-2222026-04-2202026-04-2222026-04-2262026-04-22-2026-04-2202026-04-2242026-04-22-2026-04-2222026-04-2222026-04-2212026-04-2222026-04-2202026-04-2222026-04-2262026-04-22-2026-04-2202026-04-2242026-04-22-2026-04-2222026-04-2222026-04-2282026-04-2222026-04-2202026-04-2222026-04-2262026-04-22-2026-04-2202026-04-2242026-04-22-2026-04-2222026-04-2222026-04-2202026-04-2222026-04-2202026-04-2222026-04-2262026-04-22-2026-04-2202026-04-2242026-04-22-2026-04-2222026-04-2222026-04-2202026-04-2222026-04-2202026-04-2222026-04-2262026-04-22-2026-04-2202026-04-2242026-04-22-2026-04-2222026-04-2222026-04-22"2026-04-2222026-04-2202026-04-2222026-04-2262026-04-22-2026-04-2202026-04-2242026-04-22-2026-04-2222026-04-2222026-04-22 2026-04-2222026-04-2202026-04-2222026-04-2262026-04-22-2026-04-2202026-04-2242026-04-22-2026-04-2222026-04-2222026-04-22w2026-04-2222026-04-2202026-04-2222026-04-2262026-04-22-2026-04-2202026-04-2242026-04-22-2026-04-2222026-04-2222026-04-22:2026-04-2222026-04-2202026-04-2222026-04-2262026-04-22-2026-04-2202026-04-2242026-04-22-2026-04-2222026-04-2222026-04-22b2026-04-2222026-04-2202026-04-2222026-04-2262026-04-22-2026-04-2202026-04-2242026-04-22-2026-04-2222026-04-2222026-04-22o2026-04-2222026-04-2202026-04-2222026-04-2262026-04-22-2026-04-2202026-04-2242026-04-22-2026-04-2222026-04-2222026-04-22t2026-04-2222026-04-2202026-04-2222026-04-2262026-04-22-2026-04-2202026-04-2242026-04-22-2026-04-2222026-04-2222026-04-22t2026-04-2222026-04-2202026-04-2222026-04-2262026-04-22-2026-04-2202026-04-2242026-04-22-2026-04-2222026-04-2222026-04-22o2026-04-2222026-04-2202026-04-2222026-04-2262026-04-22-2026-04-2202026-04-2242026-04-22-2026-04-2222026-04-2222026-04-22m2026-04-2222026-04-2202026-04-2222026-04-2262026-04-22-2026-04-2202026-04-2242026-04-22-2026-04-2222026-04-2222026-04-22=2026-04-2222026-04-2202026-04-2222026-04-2262026-04-22-2026-04-2202026-04-2242026-04-22-2026-04-2222026-04-2222026-04-22"2026-04-2222026-04-2202026-04-2222026-04-2262026-04-22-2026-04-2202026-04-2242026-04-22-2026-04-2222026-04-2222026-04-2212026-04-2222026-04-2202026-04-2222026-04-2262026-04-22-2026-04-2202026-04-2242026-04-22-2026-04-2222026-04-2222026-04-2242026-04-2222026-04-2202026-04-2222026-04-2262026-04-22-2026-04-2202026-04-2242026-04-22-2026-04-2222026-04-2222026-04-2242026-04-2222026-04-2202026-04-2222026-04-2262026-04-22-2026-04-2202026-04-2242026-04-22-2026-04-2222026-04-2222026-04-2202026-04-2222026-04-2202026-04-2222026-04-2262026-04-22-2026-04-2202026-04-2242026-04-22-2026-04-2222026-04-2222026-04-22"2026-04-2222026-04-2202026-04-2222026-04-2262026-04-22-2026-04-2202026-04-2242026-04-22-2026-04-2222026-04-2222026-04-22 2026-04-2222026-04-2202026-04-2222026-04-2262026-04-22-2026-04-2202026-04-2242026-04-22-2026-04-2222026-04-2222026-04-22w2026-04-2222026-04-2202026-04-2222026-04-2262026-04-22-2026-04-2202026-04-2242026-04-22-2026-04-2222026-04-2222026-04-22:2026-04-2222026-04-2202026-04-2222026-04-2262026-04-22-2026-04-2202026-04-2242026-04-22-2026-04-2222026-04-2222026-04-22l2026-04-2222026-04-2202026-04-2222026-04-2262026-04-22-2026-04-2202026-04-2242026-04-22-2026-04-2222026-04-2222026-04-22e2026-04-2222026-04-2202026-04-2222026-04-2262026-04-22-2026-04-2202026-04-2242026-04-22-2026-04-2222026-04-2222026-04-22f2026-04-2222026-04-2202026-04-2222026-04-2262026-04-22-2026-04-2202026-04-2242026-04-22-2026-04-2222026-04-2222026-04-22t2026-04-2222026-04-2202026-04-2222026-04-2262026-04-22-2026-04-2202026-04-2242026-04-22-2026-04-2222026-04-2222026-04-22=2026-04-2222026-04-2202026-04-2222026-04-2262026-04-22-2026-04-2202026-04-2242026-04-22-2026-04-2222026-04-2222026-04-22"2026-04-2222026-04-2202026-04-2222026-04-2262026-04-22-2026-04-2202026-04-2242026-04-22-2026-04-2222026-04-2222026-04-2212026-04-2222026-04-2202026-04-2222026-04-2262026-04-22-2026-04-2202026-04-2242026-04-22-2026-04-2222026-04-2222026-04-2282026-04-2222026-04-2202026-04-2222026-04-2262026-04-22-2026-04-2202026-04-2242026-04-22-2026-04-2222026-04-2222026-04-2202026-04-2222026-04-2202026-04-2222026-04-2262026-04-22-2026-04-2202026-04-2242026-04-22-2026-04-2222026-04-2222026-04-2202026-04-2222026-04-2202026-04-2222026-04-2262026-04-22-2026-04-2202026-04-2242026-04-22-2026-04-2222026-04-2222026-04-22"2026-04-2222026-04-2202026-04-2222026-04-2262026-04-22-2026-04-2202026-04-2242026-04-22-2026-04-2222026-04-2222026-04-22 2026-04-2222026-04-2202026-04-2222026-04-2262026-04-22-2026-04-2202026-04-2242026-04-22-2026-04-2222026-04-2222026-04-22w2026-04-2222026-04-2202026-04-2222026-04-2262026-04-22-2026-04-2202026-04-2242026-04-22-2026-04-2222026-04-2222026-04-22:2026-04-2222026-04-2202026-04-2222026-04-2262026-04-22-2026-04-2202026-04-2242026-04-22-2026-04-2222026-04-2222026-04-22h2026-04-2222026-04-2202026-04-2222026-04-2262026-04-22-2026-04-2202026-04-2242026-04-22-2026-04-2222026-04-2222026-04-22e2026-04-2222026-04-2202026-04-2222026-04-2262026-04-22-2026-04-2202026-04-2242026-04-22-2026-04-2222026-04-2222026-04-22a2026-04-2222026-04-2202026-04-2222026-04-2262026-04-22-2026-04-2202026-04-2242026-04-22-2026-04-2222026-04-2222026-04-22d2026-04-2222026-04-2202026-04-2222026-04-2262026-04-22-2026-04-2202026-04-2242026-04-22-2026-04-2222026-04-2222026-04-22e2026-04-2222026-04-2202026-04-2222026-04-2262026-04-22-2026-04-2202026-04-2242026-04-22-2026-04-2222026-04-2222026-04-22r2026-04-2222026-04-2202026-04-2222026-04-2262026-04-22-2026-04-2202026-04-2242026-04-22-2026-04-2222026-04-2222026-04-22=2026-04-2222026-04-2202026-04-2222026-04-2262026-04-22-2026-04-2202026-04-2242026-04-22-2026-04-2222026-04-2222026-04-22"2026-04-2222026-04-2202026-04-2222026-04-2262026-04-22-2026-04-2202026-04-2242026-04-22-2026-04-2222026-04-2222026-04-2272026-04-2222026-04-2202026-04-2222026-04-2262026-04-22-2026-04-2202026-04-2242026-04-22-2026-04-2222026-04-2222026-04-2222026-04-2222026-04-2202026-04-2222026-04-2262026-04-22-2026-04-2202026-04-2242026-04-22-2026-04-2222026-04-2222026-04-2202026-04-2222026-04-2202026-04-2222026-04-2262026-04-22-2026-04-2202026-04-2242026-04-22-2026-04-2222026-04-2222026-04-22"2026-04-2222026-04-2202026-04-2222026-04-2262026-04-22-2026-04-2202026-04-2242026-04-22-2026-04-2222026-04-2222026-04-22 2026-04-2222026-04-2202026-04-2222026-04-2262026-04-22-2026-04-2202026-04-2242026-04-22-2026-04-2222026-04-2222026-04-22w2026-04-2222026-04-2202026-04-2222026-04-2262026-04-22-2026-04-2202026-04-2242026-04-22-2026-04-2222026-04-2222026-04-22:2026-04-2222026-04-2202026-04-2222026-04-2262026-04-22-2026-04-2202026-04-2242026-04-22-2026-04-2222026-04-2222026-04-22f2026-04-2222026-04-2202026-04-2222026-04-2262026-04-22-2026-04-2202026-04-2242026-04-22-2026-04-2222026-04-2222026-04-22o2026-04-2222026-04-2202026-04-2222026-04-2262026-04-22-2026-04-2202026-04-2242026-04-22-2026-04-2222026-04-2222026-04-22o2026-04-2222026-04-2202026-04-2222026-04-2262026-04-22-2026-04-2202026-04-2242026-04-22-2026-04-2222026-04-2222026-04-22t2026-04-2222026-04-2202026-04-2222026-04-2262026-04-22-2026-04-2202026-04-2242026-04-22-2026-04-2222026-04-2222026-04-22e2026-04-2222026-04-2202026-04-2222026-04-2262026-04-22-2026-04-2202026-04-2242026-04-22-2026-04-2222026-04-2222026-04-22r2026-04-2222026-04-2202026-04-2222026-04-2262026-04-22-2026-04-2202026-04-2242026-04-22-2026-04-2222026-04-2222026-04-22=2026-04-2222026-04-2202026-04-2222026-04-2262026-04-22-2026-04-2202026-04-2242026-04-22-2026-04-2222026-04-2222026-04-22"2026-04-2222026-04-2202026-04-2222026-04-2262026-04-22-2026-04-2202026-04-2242026-04-22-2026-04-2222026-04-2222026-04-2272026-04-2222026-04-2202026-04-2222026-04-2262026-04-22-2026-04-2202026-04-2242026-04-22-2026-04-2222026-04-2222026-04-2222026-04-2222026-04-2202026-04-2222026-04-2262026-04-22-2026-04-2202026-04-2242026-04-22-2026-04-2222026-04-2222026-04-2202026-04-2222026-04-2202026-04-2222026-04-2262026-04-22-2026-04-2202026-04-2242026-04-22-2026-04-2222026-04-2222026-04-22"2026-04-2222026-04-2202026-04-2222026-04-2262026-04-22-2026-04-2202026-04-2242026-04-22-2026-04-2222026-04-2222026-04-22 2026-04-2222026-04-2202026-04-2222026-04-2262026-04-22-2026-04-2202026-04-2242026-04-22-2026-04-2222026-04-2222026-04-22w2026-04-2222026-04-2202026-04-2222026-04-2262026-04-22-2026-04-2202026-04-2242026-04-22-2026-04-2222026-04-2222026-04-22:2026-04-2222026-04-2202026-04-2222026-04-2262026-04-22-2026-04-2202026-04-2242026-04-22-2026-04-2222026-04-2222026-04-22g2026-04-2222026-04-2202026-04-2222026-04-2262026-04-22-2026-04-2202026-04-2242026-04-22-2026-04-2222026-04-2222026-04-22u2026-04-2222026-04-2202026-04-2222026-04-2262026-04-22-2026-04-2202026-04-2242026-04-22-2026-04-2222026-04-2222026-04-22t2026-04-2222026-04-2202026-04-2222026-04-2262026-04-22-2026-04-2202026-04-2242026-04-22-2026-04-2222026-04-2222026-04-22t2026-04-2222026-04-2202026-04-2222026-04-2262026-04-22-2026-04-2202026-04-2242026-04-22-2026-04-2222026-04-2222026-04-22e2026-04-2222026-04-2202026-04-2222026-04-2262026-04-22-2026-04-2202026-04-2242026-04-22-2026-04-2222026-04-2222026-04-22r2026-04-2222026-04-2202026-04-2222026-04-2262026-04-22-2026-04-2202026-04-2242026-04-22-2026-04-2222026-04-2222026-04-22=2026-04-2222026-04-2202026-04-2222026-04-2262026-04-22-2026-04-2202026-04-2242026-04-22-2026-04-2222026-04-2222026-04-22"2026-04-2222026-04-2202026-04-2222026-04-2262026-04-22-2026-04-2202026-04-2242026-04-22-2026-04-2222026-04-2222026-04-2202026-04-2222026-04-2202026-04-2222026-04-2262026-04-22-2026-04-2202026-04-2242026-04-22-2026-04-2222026-04-2222026-04-22"2026-04-2222026-04-2202026-04-2222026-04-2262026-04-22-2026-04-2202026-04-2242026-04-22-2026-04-2222026-04-2222026-04-22/2026-04-2222026-04-2202026-04-2222026-04-2262026-04-22-2026-04-2202026-04-2242026-04-22-2026-04-2222026-04-2222026-04-22>2026-04-2222026-04-2202026-04-2222026-04-2262026-04-22-2026-04-2202026-04-2242026-04-22-2026-04-2222026-04-2222026-04-22<2026-04-2222026-04-2202026-04-2222026-04-2262026-04-22-2026-04-2202026-04-2242026-04-22-2026-04-2222026-04-2222026-04-22w2026-04-2222026-04-2202026-04-2222026-04-2262026-04-22-2026-04-2202026-04-2242026-04-22-2026-04-2222026-04-2222026-04-22:2026-04-2222026-04-2202026-04-2222026-04-2262026-04-22-2026-04-2202026-04-2242026-04-22-2026-04-2222026-04-2222026-04-22c2026-04-2222026-04-2202026-04-2222026-04-2262026-04-22-2026-04-2202026-04-2242026-04-22-2026-04-2222026-04-2222026-04-22o2026-04-2222026-04-2202026-04-2222026-04-2262026-04-22-2026-04-2202026-04-2242026-04-22-2026-04-2222026-04-2222026-04-22l2026-04-2222026-04-2202026-04-2222026-04-2262026-04-22-2026-04-2202026-04-2242026-04-22-2026-04-2222026-04-2222026-04-22s2026-04-2222026-04-2202026-04-2222026-04-2262026-04-22-2026-04-2202026-04-2242026-04-22-2026-04-2222026-04-2222026-04-22 2026-04-2222026-04-2202026-04-2222026-04-2262026-04-22-2026-04-2202026-04-2242026-04-22-2026-04-2222026-04-2222026-04-22w2026-04-2222026-04-2202026-04-2222026-04-2262026-04-22-2026-04-2202026-04-2242026-04-22-2026-04-2222026-04-2222026-04-22:2026-04-2222026-04-2202026-04-2222026-04-2262026-04-22-2026-04-2202026-04-2242026-04-22-2026-04-2222026-04-2222026-04-22s2026-04-2222026-04-2202026-04-2222026-04-2262026-04-22-2026-04-2202026-04-2242026-04-22-2026-04-2222026-04-2222026-04-22p2026-04-2222026-04-2202026-04-2222026-04-2262026-04-22-2026-04-2202026-04-2242026-04-22-2026-04-2222026-04-2222026-04-22a2026-04-2222026-04-2202026-04-2222026-04-2262026-04-22-2026-04-2202026-04-2242026-04-22-2026-04-2222026-04-2222026-04-22c2026-04-2222026-04-2202026-04-2222026-04-2262026-04-22-2026-04-2202026-04-2242026-04-22-2026-04-2222026-04-2222026-04-22e2026-04-2222026-04-2202026-04-2222026-04-2262026-04-22-2026-04-2202026-04-2242026-04-22-2026-04-2222026-04-2222026-04-22=2026-04-2222026-04-2202026-04-2222026-04-2262026-04-22-2026-04-2202026-04-2242026-04-22-2026-04-2222026-04-2222026-04-22"2026-04-2222026-04-2202026-04-2222026-04-2262026-04-22-2026-04-2202026-04-2242026-04-22-2026-04-2222026-04-2222026-04-2272026-04-2222026-04-2202026-04-2222026-04-2262026-04-22-2026-04-2202026-04-2242026-04-22-2026-04-2222026-04-2222026-04-2222026-04-2222026-04-2202026-04-2222026-04-2262026-04-22-2026-04-2202026-04-2242026-04-22-2026-04-2222026-04-2222026-04-2202026-04-2222026-04-2202026-04-2222026-04-2262026-04-22-2026-04-2202026-04-2242026-04-22-2026-04-2222026-04-2222026-04-22"2026-04-2222026-04-2202026-04-2222026-04-2262026-04-22-2026-04-2202026-04-2242026-04-22-2026-04-2222026-04-2222026-04-22/2026-04-2222026-04-2202026-04-2222026-04-2262026-04-22-2026-04-2202026-04-2242026-04-22-2026-04-2222026-04-2222026-04-22>2026-04-2222026-04-2202026-04-2222026-04-2262026-04-22-2026-04-2202026-04-2242026-04-22-2026-04-2222026-04-2222026-04-22<2026-04-2222026-04-2202026-04-2222026-04-2262026-04-22-2026-04-2202026-04-2242026-04-22-2026-04-2222026-04-2222026-04-22w2026-04-2222026-04-2202026-04-2222026-04-2262026-04-22-2026-04-2202026-04-2242026-04-22-2026-04-2222026-04-2222026-04-22:2026-04-2222026-04-2202026-04-2222026-04-2262026-04-22-2026-04-2202026-04-2242026-04-22-2026-04-2222026-04-2222026-04-22d2026-04-2222026-04-2202026-04-2222026-04-2262026-04-22-2026-04-2202026-04-2242026-04-22-2026-04-2222026-04-2222026-04-22o2026-04-2222026-04-2202026-04-2222026-04-2262026-04-22-2026-04-2202026-04-2242026-04-22-2026-04-2222026-04-2222026-04-22c2026-04-2222026-04-2202026-04-2222026-04-2262026-04-22-2026-04-2202026-04-2242026-04-22-2026-04-2222026-04-2222026-04-22G2026-04-2222026-04-2202026-04-2222026-04-2262026-04-22-2026-04-2202026-04-2242026-04-22-2026-04-2222026-04-2222026-04-22r2026-04-2222026-04-2202026-04-2222026-04-2262026-04-22-2026-04-2202026-04-2242026-04-22-2026-04-2222026-04-2222026-04-22i2026-04-2222026-04-2202026-04-2222026-04-2262026-04-22-2026-04-2202026-04-2242026-04-22-2026-04-2222026-04-2222026-04-22d2026-04-2222026-04-2202026-04-2222026-04-2262026-04-22-2026-04-2202026-04-2242026-04-22-2026-04-2222026-04-2222026-04-22 2026-04-2222026-04-2202026-04-2222026-04-2262026-04-22-2026-04-2202026-04-2242026-04-22-2026-04-2222026-04-2222026-04-22w2026-04-2222026-04-2202026-04-2222026-04-2262026-04-22-2026-04-2202026-04-2242026-04-22-2026-04-2222026-04-2222026-04-22:2026-04-2222026-04-2202026-04-2222026-04-2262026-04-22-2026-04-2202026-04-2242026-04-22-2026-04-2222026-04-2222026-04-22l2026-04-2222026-04-2202026-04-2222026-04-2262026-04-22-2026-04-2202026-04-2242026-04-22-2026-04-2222026-04-2222026-04-22i2026-04-2222026-04-2202026-04-2222026-04-2262026-04-22-2026-04-2202026-04-2242026-04-22-2026-04-2222026-04-2222026-04-22n2026-04-2222026-04-2202026-04-2222026-04-2262026-04-22-2026-04-2202026-04-2242026-04-22-2026-04-2222026-04-2222026-04-22e2026-04-2222026-04-2202026-04-2222026-04-2262026-04-22-2026-04-2202026-04-2242026-04-22-2026-04-2222026-04-2222026-04-22P2026-04-2222026-04-2202026-04-2222026-04-2262026-04-22-2026-04-2202026-04-2242026-04-22-2026-04-2222026-04-2222026-04-22i2026-04-2222026-04-2202026-04-2222026-04-2262026-04-22-2026-04-2202026-04-2242026-04-22-2026-04-2222026-04-2222026-04-22t2026-04-2222026-04-2202026-04-2222026-04-2262026-04-22-2026-04-2202026-04-2242026-04-22-2026-04-2222026-04-2222026-04-22c2026-04-2222026-04-2202026-04-2222026-04-2262026-04-22-2026-04-2202026-04-2242026-04-22-2026-04-2222026-04-2222026-04-22h2026-04-2222026-04-2202026-04-2222026-04-2262026-04-22-2026-04-2202026-04-2242026-04-22-2026-04-2222026-04-2222026-04-22=2026-04-2222026-04-2202026-04-2222026-04-2262026-04-22-2026-04-2202026-04-2242026-04-22-2026-04-2222026-04-2222026-04-22"2026-04-2222026-04-2202026-04-2222026-04-2262026-04-22-2026-04-2202026-04-2242026-04-22-2026-04-2222026-04-2222026-04-2232026-04-2222026-04-2202026-04-2222026-04-2262026-04-22-2026-04-2202026-04-2242026-04-22-2026-04-2222026-04-2222026-04-2262026-04-2222026-04-2202026-04-2222026-04-2262026-04-22-2026-04-2202026-04-2242026-04-22-2026-04-2222026-04-2222026-04-2202026-04-2222026-04-2202026-04-2222026-04-2262026-04-22-2026-04-2202026-04-2242026-04-22-2026-04-2222026-04-2222026-04-22"2026-04-2222026-04-2202026-04-2222026-04-2262026-04-22-2026-04-2202026-04-2242026-04-22-2026-04-2222026-04-2222026-04-22/2026-04-2222026-04-2202026-04-2222026-04-2262026-04-22-2026-04-2202026-04-2242026-04-22-2026-04-2222026-04-2222026-04-22>2026-04-2222026-04-2202026-04-2222026-04-2262026-04-22-2026-04-2202026-04-2242026-04-22-2026-04-2222026-04-2222026-04-22<2026-04-2222026-04-2202026-04-2222026-04-2262026-04-22-2026-04-2202026-04-2242026-04-22-2026-04-2222026-04-2222026-04-22/2026-04-2222026-04-2202026-04-2222026-04-2262026-04-22-2026-04-2202026-04-2242026-04-22-2026-04-2222026-04-2222026-04-22w2026-04-2222026-04-2202026-04-2222026-04-2262026-04-22-2026-04-2202026-04-2242026-04-22-2026-04-2222026-04-2222026-04-22:2026-04-2222026-04-2202026-04-2222026-04-2262026-04-22-2026-04-2202026-04-2242026-04-22-2026-04-2222026-04-2222026-04-22s2026-04-2222026-04-2202026-04-2222026-04-2262026-04-22-2026-04-2202026-04-2242026-04-22-2026-04-2222026-04-2222026-04-22e2026-04-2222026-04-2202026-04-2222026-04-2262026-04-22-2026-04-2202026-04-2242026-04-22-2026-04-2222026-04-2222026-04-22c2026-04-2222026-04-2202026-04-2222026-04-2262026-04-22-2026-04-2202026-04-2242026-04-22-2026-04-2222026-04-2222026-04-22t2026-04-2222026-04-2202026-04-2222026-04-2262026-04-22-2026-04-2202026-04-2242026-04-22-2026-04-2222026-04-2222026-04-22P2026-04-2222026-04-2202026-04-2222026-04-2262026-04-22-2026-04-2202026-04-2242026-04-22-2026-04-2222026-04-2222026-04-22r2026-04-2222026-04-2202026-04-2222026-04-2262026-04-22-2026-04-2202026-04-2242026-04-22-2026-04-2222026-04-2222026-04-22>2026-04-2222026-04-2202026-04-2222026-04-2262026-04-22-2026-04-2202026-04-2242026-04-22-2026-04-2222026-04-2222026-04-22<2026-04-2222026-04-2202026-04-2222026-04-2262026-04-22-2026-04-2202026-04-2242026-04-22-2026-04-2222026-04-2222026-04-22/2026-04-2222026-04-2202026-04-2222026-04-2262026-04-22-2026-04-2202026-04-2242026-04-22-2026-04-2222026-04-2222026-04-22w2026-04-2222026-04-2202026-04-2222026-04-2262026-04-22-2026-04-2202026-04-2242026-04-22-2026-04-2222026-04-2222026-04-22:2026-04-2222026-04-2202026-04-2222026-04-2262026-04-22-2026-04-2202026-04-2242026-04-22-2026-04-2222026-04-2222026-04-22b2026-04-2222026-04-2202026-04-2222026-04-2262026-04-22-2026-04-2202026-04-2242026-04-22-2026-04-2222026-04-2222026-04-22o2026-04-2222026-04-2202026-04-2222026-04-2262026-04-22-2026-04-2202026-04-2242026-04-22-2026-04-2222026-04-2222026-04-22d2026-04-2222026-04-2202026-04-2222026-04-2262026-04-22-2026-04-2202026-04-2242026-04-22-2026-04-2222026-04-2222026-04-22y2026-04-2222026-04-2202026-04-2222026-04-2262026-04-22-2026-04-2202026-04-2242026-04-22-2026-04-2222026-04-2222026-04-22>2026-04-2222026-04-2202026-04-2222026-04-2262026-04-22-2026-04-2202026-04-2242026-04-22-2026-04-2222026-04-2222026-04-22<2026-04-2222026-04-2202026-04-2222026-04-2262026-04-22-2026-04-2202026-04-2242026-04-22-2026-04-2222026-04-2222026-04-22/2026-04-2222026-04-2202026-04-2222026-04-2262026-04-22-2026-04-2202026-04-2242026-04-22-2026-04-2222026-04-2222026-04-22w2026-04-2222026-04-2202026-04-2222026-04-2262026-04-22-2026-04-2202026-04-2242026-04-22-2026-04-2222026-04-2222026-04-22:2026-04-2222026-04-2202026-04-2222026-04-2262026-04-22-2026-04-2202026-04-2242026-04-22-2026-04-2222026-04-2222026-04-22d2026-04-2222026-04-2202026-04-2222026-04-2262026-04-22-2026-04-2202026-04-2242026-04-22-2026-04-2222026-04-2222026-04-22o2026-04-2222026-04-2202026-04-2222026-04-2262026-04-22-2026-04-2202026-04-2242026-04-22-2026-04-2222026-04-2222026-04-22c2026-04-2222026-04-2202026-04-2222026-04-2262026-04-22-2026-04-2202026-04-2242026-04-22-2026-04-2222026-04-2222026-04-22u2026-04-2222026-04-2202026-04-2222026-04-2262026-04-22-2026-04-2202026-04-2242026-04-22-2026-04-2222026-04-2222026-04-22m2026-04-2222026-04-2202026-04-2222026-04-2262026-04-22-2026-04-2202026-04-2242026-04-22-2026-04-2222026-04-2222026-04-22e2026-04-2222026-04-2202026-04-2222026-04-2262026-04-22-2026-04-2202026-04-2242026-04-22-2026-04-2222026-04-2222026-04-22n2026-04-2222026-04-2202026-04-2222026-04-2262026-04-22-2026-04-2202026-04-2242026-04-22-2026-04-2222026-04-2222026-04-22t2026-04-2222026-04-2202026-04-2222026-04-2262026-04-22-2026-04-2202026-04-2242026-04-22-2026-04-2222026-04-2222026-04-22>2026-04-2222026-04-2202026-04-2222026-04-2262026-04-22-2026-04-2202026-04-2242026-04-22-2026-04-2222026-04-2222026-04-22
+<file path=word/document.xml><?xml version="1.0" encoding="utf-8"?>
+<w:document xmlns:wpc="http://schemas.microsoft.com/office/word/2010/wordprocessingCanvas" xmlns:mo="http://schemas.microsoft.com/office/mac/office/2008/main" xmlns:mc="http://schemas.openxmlformats.org/markup-compatibility/2006" xmlns:mv="urn:schemas-microsoft-com:mac:vml" xmlns:o="urn:schemas-microsoft-com:office:office" xmlns:r="http://schemas.openxmlformats.org/officeDocument/2006/relationships" xmlns:m="http://schemas.openxmlformats.org/officeDocument/2006/math" xmlns:v="urn:schemas-microsoft-com:vml" xmlns:wp14="http://schemas.microsoft.com/office/word/2010/wordprocessingDrawing" xmlns:wp="http://schemas.openxmlformats.org/drawingml/2006/wordprocessingDrawing" xmlns:w10="urn:schemas-microsoft-com:office:word" xmlns:w="http://schemas.openxmlformats.org/wordprocessingml/2006/main" xmlns:w14="http://schemas.microsoft.com/office/word/2010/wordml" xmlns:wpg="http://schemas.microsoft.com/office/word/2010/wordprocessingGroup" xmlns:wpi="http://schemas.microsoft.com/office/word/2010/wordprocessingInk" xmlns:wne="http://schemas.microsoft.com/office/word/2006/wordml" xmlns:wps="http://schemas.microsoft.com/office/word/2010/wordprocessingShape" mc:Ignorable="w14 wp14">
+  <w:body>
+    <w:p>
+      <w:pPr>
+        <w:pStyle w:val="Heading1"/>
+      </w:pPr>
+      <w:r>
+        <w:t>自动化查询报告</w:t>
+      </w:r>
+    </w:p>
+    <w:p>
+      <w:r>
+        <w:t>报告生成日期：2026-04-22</w:t>
+      </w:r>
+    </w:p>
+    <w:p/>
+    <w:tbl>
+      <w:tblPr>
+        <w:tblStyle w:val="TableGrid"/>
+        <w:tblW w:type="auto" w:w="0"/>
+        <w:tblLook w:firstColumn="1" w:firstRow="1" w:lastColumn="0" w:lastRow="0" w:noHBand="0" w:noVBand="1" w:val="04A0"/>
+      </w:tblPr>
+      <w:tblGrid>
+        <w:gridCol w:w="2880"/>
+        <w:gridCol w:w="2880"/>
+        <w:gridCol w:w="2880"/>
+      </w:tblGrid>
+      <w:tr>
+        <w:tc>
+          <w:tcPr>
+            <w:tcW w:type="dxa" w:w="2880"/>
+          </w:tcPr>
+          <w:p>
+            <w:r>
+              <w:t>序号</w:t>
+            </w:r>
+          </w:p>
+        </w:tc>
+        <w:tc>
+          <w:tcPr>
+            <w:tcW w:type="dxa" w:w="2880"/>
+          </w:tcPr>
+          <w:p>
+            <w:r>
+              <w:t>查询关键词</w:t>
+            </w:r>
+          </w:p>
+        </w:tc>
+        <w:tc>
+          <w:tcPr>
+            <w:tcW w:type="dxa" w:w="2880"/>
+          </w:tcPr>
+          <w:p>
+            <w:r>
+              <w:t>查询结果</w:t>
+            </w:r>
+          </w:p>
+        </w:tc>
+      </w:tr>
+      <w:tr>
+        <w:tc>
+          <w:tcPr>
+            <w:tcW w:type="dxa" w:w="2880"/>
+          </w:tcPr>
+          <w:p>
+            <w:r>
+              <w:t>{{ROW1_NUM}}</w:t>
+            </w:r>
+          </w:p>
+        </w:tc>
+        <w:tc>
+          <w:tcPr>
+            <w:tcW w:type="dxa" w:w="2880"/>
+          </w:tcPr>
+          <w:p>
+            <w:r>
+              <w:t>{{ROW1_KEYWORD}}</w:t>
+            </w:r>
+          </w:p>
+        </w:tc>
+        <w:tc>
+          <w:tcPr>
+            <w:tcW w:type="dxa" w:w="2880"/>
+          </w:tcPr>
+          <w:p>
+            <w:r>
+              <w:t>{{ROW1_RESULT}}</w:t>
+            </w:r>
+          </w:p>
+        </w:tc>
+      </w:tr>
+      <w:tr>
+        <w:tc>
+          <w:tcPr>
+            <w:tcW w:type="dxa" w:w="2880"/>
+          </w:tcPr>
+          <w:p>
+            <w:r>
+              <w:t>{{ROW2_NUM}}</w:t>
+            </w:r>
+          </w:p>
+        </w:tc>
+        <w:tc>
+          <w:tcPr>
+            <w:tcW w:type="dxa" w:w="2880"/>
+          </w:tcPr>
+          <w:p>
+            <w:r>
+              <w:t>{{ROW2_KEYWORD}}</w:t>
+            </w:r>
+          </w:p>
+        </w:tc>
+        <w:tc>
+          <w:tcPr>
+            <w:tcW w:type="dxa" w:w="2880"/>
+          </w:tcPr>
+          <w:p>
+            <w:r>
+              <w:t>{{ROW2_RESULT}}</w:t>
+            </w:r>
+          </w:p>
+        </w:tc>
+      </w:tr>
+      <w:tr>
+        <w:tc>
+          <w:tcPr>
+            <w:tcW w:type="dxa" w:w="2880"/>
+          </w:tcPr>
+          <w:p>
+            <w:r>
+              <w:t>{{ROW3_NUM}}</w:t>
+            </w:r>
+          </w:p>
+        </w:tc>
+        <w:tc>
+          <w:tcPr>
+            <w:tcW w:type="dxa" w:w="2880"/>
+          </w:tcPr>
+          <w:p>
+            <w:r>
+              <w:t>{{ROW3_KEYWORD}}</w:t>
+            </w:r>
+          </w:p>
+        </w:tc>
+        <w:tc>
+          <w:tcPr>
+            <w:tcW w:type="dxa" w:w="2880"/>
+          </w:tcPr>
+          <w:p>
+            <w:r>
+              <w:t>{{ROW3_RESULT}}</w:t>
+            </w:r>
+          </w:p>
+        </w:tc>
+      </w:tr>
+      <w:tr>
+        <w:tc>
+          <w:tcPr>
+            <w:tcW w:type="dxa" w:w="2880"/>
+          </w:tcPr>
+          <w:p>
+            <w:r>
+              <w:t>{{ROW4_NUM}}</w:t>
+            </w:r>
+          </w:p>
+        </w:tc>
+        <w:tc>
+          <w:tcPr>
+            <w:tcW w:type="dxa" w:w="2880"/>
+          </w:tcPr>
+          <w:p>
+            <w:r>
+              <w:t>{{ROW4_KEYWORD}}</w:t>
+            </w:r>
+          </w:p>
+        </w:tc>
+        <w:tc>
+          <w:tcPr>
+            <w:tcW w:type="dxa" w:w="2880"/>
+          </w:tcPr>
+          <w:p>
+            <w:r>
+              <w:t>{{ROW4_RESULT}}</w:t>
+            </w:r>
+          </w:p>
+        </w:tc>
+      </w:tr>
+      <w:tr>
+        <w:tc>
+          <w:tcPr>
+            <w:tcW w:type="dxa" w:w="2880"/>
+          </w:tcPr>
+          <w:p>
+            <w:r>
+              <w:t>{{ROW5_NUM}}</w:t>
+            </w:r>
+          </w:p>
+        </w:tc>
+        <w:tc>
+          <w:tcPr>
+            <w:tcW w:type="dxa" w:w="2880"/>
+          </w:tcPr>
+          <w:p>
+            <w:r>
+              <w:t>{{ROW5_KEYWORD}}</w:t>
+            </w:r>
+          </w:p>
+        </w:tc>
+        <w:tc>
+          <w:tcPr>
+            <w:tcW w:type="dxa" w:w="2880"/>
+          </w:tcPr>
+          <w:p>
+            <w:r>
+              <w:t>{{ROW5_RESULT}}</w:t>
+            </w:r>
+          </w:p>
+        </w:tc>
+      </w:tr>
+    </w:tbl>
+    <w:p/>
+    <w:p>
+      <w:r>
+        <w:t>总结：共查询 {{TOTAL}} 条数据。</w:t>
+      </w:r>
+    </w:p>
+    <w:sectPr>
+      <w:pgSz w:w="12240" w:h="15840"/>
+      <w:pgMar w:top="1440" w:right="1800" w:bottom="1440" w:left="1800" w:header="720" w:footer="720" w:gutter="0"/>
+      <w:cols w:space="720"/>
+      <w:docGrid w:linePitch="360"/>
+    </w:sectPr>
+  </w:body>
+</w:document>
 </file>
 
 <file path=word/numbering.xml><?xml version="1.0" encoding="utf-8"?>
